--- a/paper/midterm_report_friendly.docx
+++ b/paper/midterm_report_friendly.docx
@@ -5069,6 +5069,11 @@
       </w:r>
     </w:p>
     <w:p>
+      <w:r>
+        <w:br w:type="page"/>
+      </w:r>
+    </w:p>
+    <w:p>
       <w:pPr>
         <w:pStyle w:val="Heading1"/>
       </w:pPr>
@@ -5078,7 +5083,1324 @@
           <w:b/>
           <w:sz w:val="36"/>
         </w:rPr>
-        <w:t>11. 한계와 향후 계획 (Future Work)</w:t>
+        <w:t>11. Step 2-A — 평가 신뢰성을 한 단계 끌어올리다</w:t>
+      </w:r>
+    </w:p>
+    <w:p>
+      <w:pPr>
+        <w:spacing w:after="120"/>
+      </w:pPr>
+      <w:r>
+        <w:rPr>
+          <w:rFonts w:ascii="Malgun Gothic" w:hAnsi="Malgun Gothic" w:eastAsia="Malgun Gothic"/>
+          <w:b w:val="0"/>
+          <w:sz w:val="22"/>
+        </w:rPr>
+        <w:t>Step 1까지의 결과는 흥미로웠지만 통계적으로 약한 부분이 있었습니다. 10명 표본 평가 — 이 정도 표본으로는 "운 좋게 환각이 0%였을 수 있다"는 비판이 가능합니다. 그래서 Step 2-A에서는 평가 자체를 강화하는 데 집중했습니다.</w:t>
+      </w:r>
+    </w:p>
+    <w:p>
+      <w:pPr>
+        <w:pStyle w:val="Heading2"/>
+      </w:pPr>
+      <w:r>
+        <w:rPr>
+          <w:rFonts w:ascii="Malgun Gothic" w:hAnsi="Malgun Gothic" w:eastAsia="Malgun Gothic"/>
+          <w:b/>
+          <w:sz w:val="30"/>
+        </w:rPr>
+        <w:t>11.1 100명 표본 확장 — 환각률 0%가 견고한가?</w:t>
+      </w:r>
+    </w:p>
+    <w:p>
+      <w:pPr>
+        <w:spacing w:after="120"/>
+      </w:pPr>
+      <w:r>
+        <w:rPr>
+          <w:rFonts w:ascii="Malgun Gothic" w:hAnsi="Malgun Gothic" w:eastAsia="Malgun Gothic"/>
+          <w:b w:val="0"/>
+          <w:sz w:val="22"/>
+        </w:rPr>
+        <w:t>Step 1에서 평가했던 10명 대신, 100명(거절 50명 + 정상 50명)에 대해 동일한 파이프라인을 다시 돌렸습니다.</w:t>
+      </w:r>
+    </w:p>
+    <w:tbl>
+      <w:tblPr>
+        <w:tblStyle w:val="LightGrid-Accent1"/>
+        <w:tblW w:type="auto" w:w="0"/>
+        <w:tblLook w:firstColumn="1" w:firstRow="1" w:lastColumn="0" w:lastRow="0" w:noHBand="0" w:noVBand="1" w:val="04A0"/>
+      </w:tblPr>
+      <w:tblGrid>
+        <w:gridCol w:w="2880"/>
+        <w:gridCol w:w="2880"/>
+        <w:gridCol w:w="2880"/>
+      </w:tblGrid>
+      <w:tr>
+        <w:tc>
+          <w:tcPr>
+            <w:tcW w:type="dxa" w:w="2880"/>
+            <w:shd w:val="clear" w:fill="4C72B0"/>
+          </w:tcPr>
+          <w:p>
+            <w:r/>
+            <w:r>
+              <w:rPr>
+                <w:rFonts w:ascii="Malgun Gothic" w:hAnsi="Malgun Gothic" w:eastAsia="Malgun Gothic"/>
+                <w:b/>
+                <w:color w:val="FFFFFF"/>
+                <w:sz w:val="20"/>
+              </w:rPr>
+              <w:t>LLM</w:t>
+            </w:r>
+          </w:p>
+        </w:tc>
+        <w:tc>
+          <w:tcPr>
+            <w:tcW w:type="dxa" w:w="2880"/>
+            <w:shd w:val="clear" w:fill="4C72B0"/>
+          </w:tcPr>
+          <w:p>
+            <w:r/>
+            <w:r>
+              <w:rPr>
+                <w:rFonts w:ascii="Malgun Gothic" w:hAnsi="Malgun Gothic" w:eastAsia="Malgun Gothic"/>
+                <w:b/>
+                <w:color w:val="FFFFFF"/>
+                <w:sz w:val="20"/>
+              </w:rPr>
+              <w:t>Hallucination Rate</w:t>
+            </w:r>
+          </w:p>
+        </w:tc>
+        <w:tc>
+          <w:tcPr>
+            <w:tcW w:type="dxa" w:w="2880"/>
+            <w:shd w:val="clear" w:fill="4C72B0"/>
+          </w:tcPr>
+          <w:p>
+            <w:r/>
+            <w:r>
+              <w:rPr>
+                <w:rFonts w:ascii="Malgun Gothic" w:hAnsi="Malgun Gothic" w:eastAsia="Malgun Gothic"/>
+                <w:b/>
+                <w:color w:val="FFFFFF"/>
+                <w:sz w:val="20"/>
+              </w:rPr>
+              <w:t>n</w:t>
+            </w:r>
+          </w:p>
+        </w:tc>
+      </w:tr>
+      <w:tr>
+        <w:tc>
+          <w:tcPr>
+            <w:tcW w:type="dxa" w:w="2880"/>
+          </w:tcPr>
+          <w:p>
+            <w:r/>
+            <w:r>
+              <w:rPr>
+                <w:rFonts w:ascii="Malgun Gothic" w:hAnsi="Malgun Gothic" w:eastAsia="Malgun Gothic"/>
+                <w:b w:val="0"/>
+                <w:sz w:val="20"/>
+              </w:rPr>
+              <w:t>Gemini 2.5 Flash</w:t>
+            </w:r>
+          </w:p>
+        </w:tc>
+        <w:tc>
+          <w:tcPr>
+            <w:tcW w:type="dxa" w:w="2880"/>
+          </w:tcPr>
+          <w:p>
+            <w:r/>
+            <w:r>
+              <w:rPr>
+                <w:rFonts w:ascii="Malgun Gothic" w:hAnsi="Malgun Gothic" w:eastAsia="Malgun Gothic"/>
+                <w:b w:val="0"/>
+                <w:sz w:val="20"/>
+              </w:rPr>
+              <w:t>0.000 ± 0.000</w:t>
+            </w:r>
+          </w:p>
+        </w:tc>
+        <w:tc>
+          <w:tcPr>
+            <w:tcW w:type="dxa" w:w="2880"/>
+          </w:tcPr>
+          <w:p>
+            <w:r/>
+            <w:r>
+              <w:rPr>
+                <w:rFonts w:ascii="Malgun Gothic" w:hAnsi="Malgun Gothic" w:eastAsia="Malgun Gothic"/>
+                <w:b w:val="0"/>
+                <w:sz w:val="20"/>
+              </w:rPr>
+              <w:t>100</w:t>
+            </w:r>
+          </w:p>
+        </w:tc>
+      </w:tr>
+      <w:tr>
+        <w:tc>
+          <w:tcPr>
+            <w:tcW w:type="dxa" w:w="2880"/>
+          </w:tcPr>
+          <w:p>
+            <w:r/>
+            <w:r>
+              <w:rPr>
+                <w:rFonts w:ascii="Malgun Gothic" w:hAnsi="Malgun Gothic" w:eastAsia="Malgun Gothic"/>
+                <w:b w:val="0"/>
+                <w:sz w:val="20"/>
+              </w:rPr>
+              <w:t>Claude Sonnet 4.5</w:t>
+            </w:r>
+          </w:p>
+        </w:tc>
+        <w:tc>
+          <w:tcPr>
+            <w:tcW w:type="dxa" w:w="2880"/>
+          </w:tcPr>
+          <w:p>
+            <w:r/>
+            <w:r>
+              <w:rPr>
+                <w:rFonts w:ascii="Malgun Gothic" w:hAnsi="Malgun Gothic" w:eastAsia="Malgun Gothic"/>
+                <w:b w:val="0"/>
+                <w:sz w:val="20"/>
+              </w:rPr>
+              <w:t>0.000 ± 0.000</w:t>
+            </w:r>
+          </w:p>
+        </w:tc>
+        <w:tc>
+          <w:tcPr>
+            <w:tcW w:type="dxa" w:w="2880"/>
+          </w:tcPr>
+          <w:p>
+            <w:r/>
+            <w:r>
+              <w:rPr>
+                <w:rFonts w:ascii="Malgun Gothic" w:hAnsi="Malgun Gothic" w:eastAsia="Malgun Gothic"/>
+                <w:b w:val="0"/>
+                <w:sz w:val="20"/>
+              </w:rPr>
+              <w:t>100</w:t>
+            </w:r>
+          </w:p>
+        </w:tc>
+      </w:tr>
+    </w:tbl>
+    <w:p>
+      <w:pPr>
+        <w:ind w:left="454" w:right="454"/>
+        <w:shd w:val="clear" w:fill="F4F4F4"/>
+      </w:pPr>
+      <w:r>
+        <w:rPr>
+          <w:rFonts w:ascii="Malgun Gothic" w:hAnsi="Malgun Gothic" w:eastAsia="Malgun Gothic"/>
+          <w:b w:val="0"/>
+          <w:i/>
+          <w:color w:val="333333"/>
+          <w:sz w:val="21"/>
+        </w:rPr>
+        <w:t>결과: 표본을 10배 늘려도 환각률 0% 유지. Step 1 결과가 우연이 아니라 본 시스템의 안정적 특성임을 통계로 입증.</w:t>
+      </w:r>
+    </w:p>
+    <w:p>
+      <w:pPr>
+        <w:pStyle w:val="Heading2"/>
+      </w:pPr>
+      <w:r>
+        <w:rPr>
+          <w:rFonts w:ascii="Malgun Gothic" w:hAnsi="Malgun Gothic" w:eastAsia="Malgun Gothic"/>
+          <w:b/>
+          <w:sz w:val="30"/>
+        </w:rPr>
+        <w:t>11.2 Cross-LLM G-Eval — Self-bias를 어떻게 우회하는가</w:t>
+      </w:r>
+    </w:p>
+    <w:p>
+      <w:pPr>
+        <w:spacing w:after="120"/>
+      </w:pPr>
+      <w:r>
+        <w:rPr>
+          <w:rFonts w:ascii="Malgun Gothic" w:hAnsi="Malgun Gothic" w:eastAsia="Malgun Gothic"/>
+          <w:b w:val="0"/>
+          <w:sz w:val="22"/>
+        </w:rPr>
+        <w:t>Step 1의 G-Eval은 Gemini가 자기 자신의 출력을 평가한 결과였습니다. 이론적으로 자기 편애(self-bias)가 가능합니다. 그래서 Step 2-A에서는 "다른 LLM이 평가하면 어떻게 되는가"를 측정했습니다.</w:t>
+      </w:r>
+    </w:p>
+    <w:tbl>
+      <w:tblPr>
+        <w:tblStyle w:val="LightGrid-Accent1"/>
+        <w:tblW w:type="auto" w:w="0"/>
+        <w:tblLook w:firstColumn="1" w:firstRow="1" w:lastColumn="0" w:lastRow="0" w:noHBand="0" w:noVBand="1" w:val="04A0"/>
+      </w:tblPr>
+      <w:tblGrid>
+        <w:gridCol w:w="1728"/>
+        <w:gridCol w:w="1728"/>
+        <w:gridCol w:w="1728"/>
+        <w:gridCol w:w="1728"/>
+        <w:gridCol w:w="1728"/>
+      </w:tblGrid>
+      <w:tr>
+        <w:tc>
+          <w:tcPr>
+            <w:tcW w:type="dxa" w:w="1728"/>
+            <w:shd w:val="clear" w:fill="4C72B0"/>
+          </w:tcPr>
+          <w:p>
+            <w:r/>
+            <w:r>
+              <w:rPr>
+                <w:rFonts w:ascii="Malgun Gothic" w:hAnsi="Malgun Gothic" w:eastAsia="Malgun Gothic"/>
+                <w:b/>
+                <w:color w:val="FFFFFF"/>
+                <w:sz w:val="20"/>
+              </w:rPr>
+              <w:t>Judge → Target</w:t>
+            </w:r>
+          </w:p>
+        </w:tc>
+        <w:tc>
+          <w:tcPr>
+            <w:tcW w:type="dxa" w:w="1728"/>
+            <w:shd w:val="clear" w:fill="4C72B0"/>
+          </w:tcPr>
+          <w:p>
+            <w:r/>
+            <w:r>
+              <w:rPr>
+                <w:rFonts w:ascii="Malgun Gothic" w:hAnsi="Malgun Gothic" w:eastAsia="Malgun Gothic"/>
+                <w:b/>
+                <w:color w:val="FFFFFF"/>
+                <w:sz w:val="20"/>
+              </w:rPr>
+              <w:t>Factual</w:t>
+            </w:r>
+          </w:p>
+        </w:tc>
+        <w:tc>
+          <w:tcPr>
+            <w:tcW w:type="dxa" w:w="1728"/>
+            <w:shd w:val="clear" w:fill="4C72B0"/>
+          </w:tcPr>
+          <w:p>
+            <w:r/>
+            <w:r>
+              <w:rPr>
+                <w:rFonts w:ascii="Malgun Gothic" w:hAnsi="Malgun Gothic" w:eastAsia="Malgun Gothic"/>
+                <w:b/>
+                <w:color w:val="FFFFFF"/>
+                <w:sz w:val="20"/>
+              </w:rPr>
+              <w:t>Complete</w:t>
+            </w:r>
+          </w:p>
+        </w:tc>
+        <w:tc>
+          <w:tcPr>
+            <w:tcW w:type="dxa" w:w="1728"/>
+            <w:shd w:val="clear" w:fill="4C72B0"/>
+          </w:tcPr>
+          <w:p>
+            <w:r/>
+            <w:r>
+              <w:rPr>
+                <w:rFonts w:ascii="Malgun Gothic" w:hAnsi="Malgun Gothic" w:eastAsia="Malgun Gothic"/>
+                <w:b/>
+                <w:color w:val="FFFFFF"/>
+                <w:sz w:val="20"/>
+              </w:rPr>
+              <w:t>Sensitive</w:t>
+            </w:r>
+          </w:p>
+        </w:tc>
+        <w:tc>
+          <w:tcPr>
+            <w:tcW w:type="dxa" w:w="1728"/>
+            <w:shd w:val="clear" w:fill="4C72B0"/>
+          </w:tcPr>
+          <w:p>
+            <w:r/>
+            <w:r>
+              <w:rPr>
+                <w:rFonts w:ascii="Malgun Gothic" w:hAnsi="Malgun Gothic" w:eastAsia="Malgun Gothic"/>
+                <w:b/>
+                <w:color w:val="FFFFFF"/>
+                <w:sz w:val="20"/>
+              </w:rPr>
+              <w:t>Style</w:t>
+            </w:r>
+          </w:p>
+        </w:tc>
+      </w:tr>
+      <w:tr>
+        <w:tc>
+          <w:tcPr>
+            <w:tcW w:type="dxa" w:w="1728"/>
+          </w:tcPr>
+          <w:p>
+            <w:r/>
+            <w:r>
+              <w:rPr>
+                <w:rFonts w:ascii="Malgun Gothic" w:hAnsi="Malgun Gothic" w:eastAsia="Malgun Gothic"/>
+                <w:b w:val="0"/>
+                <w:sz w:val="20"/>
+              </w:rPr>
+              <w:t>Gemini → Gemini (Step 1)</w:t>
+            </w:r>
+          </w:p>
+        </w:tc>
+        <w:tc>
+          <w:tcPr>
+            <w:tcW w:type="dxa" w:w="1728"/>
+          </w:tcPr>
+          <w:p>
+            <w:r/>
+            <w:r>
+              <w:rPr>
+                <w:rFonts w:ascii="Malgun Gothic" w:hAnsi="Malgun Gothic" w:eastAsia="Malgun Gothic"/>
+                <w:b w:val="0"/>
+                <w:sz w:val="20"/>
+              </w:rPr>
+              <w:t>5.00</w:t>
+            </w:r>
+          </w:p>
+        </w:tc>
+        <w:tc>
+          <w:tcPr>
+            <w:tcW w:type="dxa" w:w="1728"/>
+          </w:tcPr>
+          <w:p>
+            <w:r/>
+            <w:r>
+              <w:rPr>
+                <w:rFonts w:ascii="Malgun Gothic" w:hAnsi="Malgun Gothic" w:eastAsia="Malgun Gothic"/>
+                <w:b w:val="0"/>
+                <w:sz w:val="20"/>
+              </w:rPr>
+              <w:t>3.38</w:t>
+            </w:r>
+          </w:p>
+        </w:tc>
+        <w:tc>
+          <w:tcPr>
+            <w:tcW w:type="dxa" w:w="1728"/>
+          </w:tcPr>
+          <w:p>
+            <w:r/>
+            <w:r>
+              <w:rPr>
+                <w:rFonts w:ascii="Malgun Gothic" w:hAnsi="Malgun Gothic" w:eastAsia="Malgun Gothic"/>
+                <w:b w:val="0"/>
+                <w:sz w:val="20"/>
+              </w:rPr>
+              <w:t>5.00</w:t>
+            </w:r>
+          </w:p>
+        </w:tc>
+        <w:tc>
+          <w:tcPr>
+            <w:tcW w:type="dxa" w:w="1728"/>
+          </w:tcPr>
+          <w:p>
+            <w:r/>
+            <w:r>
+              <w:rPr>
+                <w:rFonts w:ascii="Malgun Gothic" w:hAnsi="Malgun Gothic" w:eastAsia="Malgun Gothic"/>
+                <w:b w:val="0"/>
+                <w:sz w:val="20"/>
+              </w:rPr>
+              <w:t>5.00</w:t>
+            </w:r>
+          </w:p>
+        </w:tc>
+      </w:tr>
+      <w:tr>
+        <w:tc>
+          <w:tcPr>
+            <w:tcW w:type="dxa" w:w="1728"/>
+          </w:tcPr>
+          <w:p>
+            <w:r/>
+            <w:r>
+              <w:rPr>
+                <w:rFonts w:ascii="Malgun Gothic" w:hAnsi="Malgun Gothic" w:eastAsia="Malgun Gothic"/>
+                <w:b w:val="0"/>
+                <w:sz w:val="20"/>
+              </w:rPr>
+              <w:t>Claude → Gemini (NEW)</w:t>
+            </w:r>
+          </w:p>
+        </w:tc>
+        <w:tc>
+          <w:tcPr>
+            <w:tcW w:type="dxa" w:w="1728"/>
+          </w:tcPr>
+          <w:p>
+            <w:r/>
+            <w:r>
+              <w:rPr>
+                <w:rFonts w:ascii="Malgun Gothic" w:hAnsi="Malgun Gothic" w:eastAsia="Malgun Gothic"/>
+                <w:b w:val="0"/>
+                <w:sz w:val="20"/>
+              </w:rPr>
+              <w:t>4.87 ± 0.51</w:t>
+            </w:r>
+          </w:p>
+        </w:tc>
+        <w:tc>
+          <w:tcPr>
+            <w:tcW w:type="dxa" w:w="1728"/>
+          </w:tcPr>
+          <w:p>
+            <w:r/>
+            <w:r>
+              <w:rPr>
+                <w:rFonts w:ascii="Malgun Gothic" w:hAnsi="Malgun Gothic" w:eastAsia="Malgun Gothic"/>
+                <w:b w:val="0"/>
+                <w:sz w:val="20"/>
+              </w:rPr>
+              <w:t>4.00 ± 0.64</w:t>
+            </w:r>
+          </w:p>
+        </w:tc>
+        <w:tc>
+          <w:tcPr>
+            <w:tcW w:type="dxa" w:w="1728"/>
+          </w:tcPr>
+          <w:p>
+            <w:r/>
+            <w:r>
+              <w:rPr>
+                <w:rFonts w:ascii="Malgun Gothic" w:hAnsi="Malgun Gothic" w:eastAsia="Malgun Gothic"/>
+                <w:b w:val="0"/>
+                <w:sz w:val="20"/>
+              </w:rPr>
+              <w:t>5.00</w:t>
+            </w:r>
+          </w:p>
+        </w:tc>
+        <w:tc>
+          <w:tcPr>
+            <w:tcW w:type="dxa" w:w="1728"/>
+          </w:tcPr>
+          <w:p>
+            <w:r/>
+            <w:r>
+              <w:rPr>
+                <w:rFonts w:ascii="Malgun Gothic" w:hAnsi="Malgun Gothic" w:eastAsia="Malgun Gothic"/>
+                <w:b w:val="0"/>
+                <w:sz w:val="20"/>
+              </w:rPr>
+              <w:t>4.97</w:t>
+            </w:r>
+          </w:p>
+        </w:tc>
+      </w:tr>
+      <w:tr>
+        <w:tc>
+          <w:tcPr>
+            <w:tcW w:type="dxa" w:w="1728"/>
+          </w:tcPr>
+          <w:p>
+            <w:r/>
+            <w:r>
+              <w:rPr>
+                <w:rFonts w:ascii="Malgun Gothic" w:hAnsi="Malgun Gothic" w:eastAsia="Malgun Gothic"/>
+                <w:b w:val="0"/>
+                <w:sz w:val="20"/>
+              </w:rPr>
+              <w:t>Gemini → Claude (NEW)</w:t>
+            </w:r>
+          </w:p>
+        </w:tc>
+        <w:tc>
+          <w:tcPr>
+            <w:tcW w:type="dxa" w:w="1728"/>
+          </w:tcPr>
+          <w:p>
+            <w:r/>
+            <w:r>
+              <w:rPr>
+                <w:rFonts w:ascii="Malgun Gothic" w:hAnsi="Malgun Gothic" w:eastAsia="Malgun Gothic"/>
+                <w:b w:val="0"/>
+                <w:sz w:val="20"/>
+              </w:rPr>
+              <w:t>4.60 ± 0.89</w:t>
+            </w:r>
+          </w:p>
+        </w:tc>
+        <w:tc>
+          <w:tcPr>
+            <w:tcW w:type="dxa" w:w="1728"/>
+          </w:tcPr>
+          <w:p>
+            <w:r/>
+            <w:r>
+              <w:rPr>
+                <w:rFonts w:ascii="Malgun Gothic" w:hAnsi="Malgun Gothic" w:eastAsia="Malgun Gothic"/>
+                <w:b w:val="0"/>
+                <w:sz w:val="20"/>
+              </w:rPr>
+              <w:t>3.33 ± 0.96</w:t>
+            </w:r>
+          </w:p>
+        </w:tc>
+        <w:tc>
+          <w:tcPr>
+            <w:tcW w:type="dxa" w:w="1728"/>
+          </w:tcPr>
+          <w:p>
+            <w:r/>
+            <w:r>
+              <w:rPr>
+                <w:rFonts w:ascii="Malgun Gothic" w:hAnsi="Malgun Gothic" w:eastAsia="Malgun Gothic"/>
+                <w:b w:val="0"/>
+                <w:sz w:val="20"/>
+              </w:rPr>
+              <w:t>5.00</w:t>
+            </w:r>
+          </w:p>
+        </w:tc>
+        <w:tc>
+          <w:tcPr>
+            <w:tcW w:type="dxa" w:w="1728"/>
+          </w:tcPr>
+          <w:p>
+            <w:r/>
+            <w:r>
+              <w:rPr>
+                <w:rFonts w:ascii="Malgun Gothic" w:hAnsi="Malgun Gothic" w:eastAsia="Malgun Gothic"/>
+                <w:b w:val="0"/>
+                <w:sz w:val="20"/>
+              </w:rPr>
+              <w:t>5.00</w:t>
+            </w:r>
+          </w:p>
+        </w:tc>
+      </w:tr>
+    </w:tbl>
+    <w:p>
+      <w:pPr>
+        <w:spacing w:after="120"/>
+      </w:pPr>
+      <w:r>
+        <w:rPr>
+          <w:rFonts w:ascii="Malgun Gothic" w:hAnsi="Malgun Gothic" w:eastAsia="Malgun Gothic"/>
+          <w:b/>
+          <w:sz w:val="24"/>
+        </w:rPr>
+        <w:t>흥미로운 발견 3가지</w:t>
+      </w:r>
+    </w:p>
+    <w:p>
+      <w:pPr>
+        <w:pStyle w:val="ListBullet"/>
+        <w:ind w:left="340"/>
+      </w:pPr>
+      <w:r>
+        <w:rPr>
+          <w:rFonts w:ascii="Malgun Gothic" w:hAnsi="Malgun Gothic" w:eastAsia="Malgun Gothic"/>
+          <w:b w:val="0"/>
+          <w:sz w:val="22"/>
+        </w:rPr>
+        <w:t>양 LLM 모두 factual_accuracy ≥ 4.6/5 — 본 구조의 사실성이 LLM 종속성 없이 유지됨</w:t>
+      </w:r>
+    </w:p>
+    <w:p>
+      <w:pPr>
+        <w:pStyle w:val="ListBullet"/>
+        <w:ind w:left="340"/>
+      </w:pPr>
+      <w:r>
+        <w:rPr>
+          <w:rFonts w:ascii="Malgun Gothic" w:hAnsi="Malgun Gothic" w:eastAsia="Malgun Gothic"/>
+          <w:b w:val="0"/>
+          <w:sz w:val="22"/>
+        </w:rPr>
+        <w:t>sensitive_leak 5.0/5 만점이 모든 방향에서 — 본 시스템의 민감 변수 마스킹이 어느 LLM이 평가하든 완벽하게 작동</w:t>
+      </w:r>
+    </w:p>
+    <w:p>
+      <w:pPr>
+        <w:pStyle w:val="ListBullet"/>
+        <w:ind w:left="340"/>
+      </w:pPr>
+      <w:r>
+        <w:rPr>
+          <w:rFonts w:ascii="Malgun Gothic" w:hAnsi="Malgun Gothic" w:eastAsia="Malgun Gothic"/>
+          <w:b w:val="0"/>
+          <w:sz w:val="22"/>
+        </w:rPr>
+        <w:t>Gemini의 self-bias가 "자기 비판" 방향이라는 점 — Gemini가 자기 completeness를 3.38로 박하게 매겼는데 Claude는 4.0으로 더 후하게 줬음. 즉 Step 1의 G-Eval은 오히려 Gemini를 과소평가했음</w:t>
+      </w:r>
+    </w:p>
+    <w:p>
+      <w:pPr>
+        <w:pStyle w:val="Heading2"/>
+      </w:pPr>
+      <w:r>
+        <w:rPr>
+          <w:rFonts w:ascii="Malgun Gothic" w:hAnsi="Malgun Gothic" w:eastAsia="Malgun Gothic"/>
+          <w:b/>
+          <w:sz w:val="30"/>
+        </w:rPr>
+        <w:t>11.3 Counterfactual Test — LLM이 진짜로 컨텍스트에 의존하는가</w:t>
+      </w:r>
+    </w:p>
+    <w:p>
+      <w:pPr>
+        <w:spacing w:after="120"/>
+      </w:pPr>
+      <w:r>
+        <w:rPr>
+          <w:rFonts w:ascii="Malgun Gothic" w:hAnsi="Malgun Gothic" w:eastAsia="Malgun Gothic"/>
+          <w:b w:val="0"/>
+          <w:sz w:val="22"/>
+        </w:rPr>
+        <w:t>본 연구의 핵심 가설은 "LLM이 SHAP 컨텍스트만 사용해 설명한다"입니다. 그렇다면 컨텍스트의 핵심 변수를 빼면 출력이 정말로 달라질까요?</w:t>
+      </w:r>
+    </w:p>
+    <w:p>
+      <w:pPr>
+        <w:spacing w:after="120"/>
+      </w:pPr>
+      <w:r>
+        <w:rPr>
+          <w:rFonts w:ascii="Malgun Gothic" w:hAnsi="Malgun Gothic" w:eastAsia="Malgun Gothic"/>
+          <w:b w:val="0"/>
+          <w:sz w:val="22"/>
+        </w:rPr>
+        <w:t>각 인스턴스 30개에 대해 SHAP top_drivers_for_default rank 1 변수를 컨텍스트에서 제거하고 LLM에 다시 호출했습니다. 원본 출력과의 의미 유사도(cosine, multilingual sentence-transformers)와 어휘 중복도(ROUGE-L)를 측정했습니다.</w:t>
+      </w:r>
+    </w:p>
+    <w:tbl>
+      <w:tblPr>
+        <w:tblStyle w:val="LightGrid-Accent1"/>
+        <w:tblW w:type="auto" w:w="0"/>
+        <w:tblLook w:firstColumn="1" w:firstRow="1" w:lastColumn="0" w:lastRow="0" w:noHBand="0" w:noVBand="1" w:val="04A0"/>
+      </w:tblPr>
+      <w:tblGrid>
+        <w:gridCol w:w="2880"/>
+        <w:gridCol w:w="2880"/>
+        <w:gridCol w:w="2880"/>
+      </w:tblGrid>
+      <w:tr>
+        <w:tc>
+          <w:tcPr>
+            <w:tcW w:type="dxa" w:w="2880"/>
+            <w:shd w:val="clear" w:fill="4C72B0"/>
+          </w:tcPr>
+          <w:p>
+            <w:r/>
+            <w:r>
+              <w:rPr>
+                <w:rFonts w:ascii="Malgun Gothic" w:hAnsi="Malgun Gothic" w:eastAsia="Malgun Gothic"/>
+                <w:b/>
+                <w:color w:val="FFFFFF"/>
+                <w:sz w:val="20"/>
+              </w:rPr>
+              <w:t>LLM</w:t>
+            </w:r>
+          </w:p>
+        </w:tc>
+        <w:tc>
+          <w:tcPr>
+            <w:tcW w:type="dxa" w:w="2880"/>
+            <w:shd w:val="clear" w:fill="4C72B0"/>
+          </w:tcPr>
+          <w:p>
+            <w:r/>
+            <w:r>
+              <w:rPr>
+                <w:rFonts w:ascii="Malgun Gothic" w:hAnsi="Malgun Gothic" w:eastAsia="Malgun Gothic"/>
+                <w:b/>
+                <w:color w:val="FFFFFF"/>
+                <w:sz w:val="20"/>
+              </w:rPr>
+              <w:t>Cosine sim</w:t>
+            </w:r>
+          </w:p>
+        </w:tc>
+        <w:tc>
+          <w:tcPr>
+            <w:tcW w:type="dxa" w:w="2880"/>
+            <w:shd w:val="clear" w:fill="4C72B0"/>
+          </w:tcPr>
+          <w:p>
+            <w:r/>
+            <w:r>
+              <w:rPr>
+                <w:rFonts w:ascii="Malgun Gothic" w:hAnsi="Malgun Gothic" w:eastAsia="Malgun Gothic"/>
+                <w:b/>
+                <w:color w:val="FFFFFF"/>
+                <w:sz w:val="20"/>
+              </w:rPr>
+              <w:t>ROUGE-L</w:t>
+            </w:r>
+          </w:p>
+        </w:tc>
+      </w:tr>
+      <w:tr>
+        <w:tc>
+          <w:tcPr>
+            <w:tcW w:type="dxa" w:w="2880"/>
+          </w:tcPr>
+          <w:p>
+            <w:r/>
+            <w:r>
+              <w:rPr>
+                <w:rFonts w:ascii="Malgun Gothic" w:hAnsi="Malgun Gothic" w:eastAsia="Malgun Gothic"/>
+                <w:b w:val="0"/>
+                <w:sz w:val="20"/>
+              </w:rPr>
+              <w:t>Claude Sonnet 4.5</w:t>
+            </w:r>
+          </w:p>
+        </w:tc>
+        <w:tc>
+          <w:tcPr>
+            <w:tcW w:type="dxa" w:w="2880"/>
+          </w:tcPr>
+          <w:p>
+            <w:r/>
+            <w:r>
+              <w:rPr>
+                <w:rFonts w:ascii="Malgun Gothic" w:hAnsi="Malgun Gothic" w:eastAsia="Malgun Gothic"/>
+                <w:b w:val="0"/>
+                <w:sz w:val="20"/>
+              </w:rPr>
+              <w:t>0.909 ± 0.069</w:t>
+            </w:r>
+          </w:p>
+        </w:tc>
+        <w:tc>
+          <w:tcPr>
+            <w:tcW w:type="dxa" w:w="2880"/>
+          </w:tcPr>
+          <w:p>
+            <w:r/>
+            <w:r>
+              <w:rPr>
+                <w:rFonts w:ascii="Malgun Gothic" w:hAnsi="Malgun Gothic" w:eastAsia="Malgun Gothic"/>
+                <w:b w:val="0"/>
+                <w:sz w:val="20"/>
+              </w:rPr>
+              <w:t>0.747 ± 0.112</w:t>
+            </w:r>
+          </w:p>
+        </w:tc>
+      </w:tr>
+      <w:tr>
+        <w:tc>
+          <w:tcPr>
+            <w:tcW w:type="dxa" w:w="2880"/>
+          </w:tcPr>
+          <w:p>
+            <w:r/>
+            <w:r>
+              <w:rPr>
+                <w:rFonts w:ascii="Malgun Gothic" w:hAnsi="Malgun Gothic" w:eastAsia="Malgun Gothic"/>
+                <w:b w:val="0"/>
+                <w:sz w:val="20"/>
+              </w:rPr>
+              <w:t>Gemini 2.5 Flash</w:t>
+            </w:r>
+          </w:p>
+        </w:tc>
+        <w:tc>
+          <w:tcPr>
+            <w:tcW w:type="dxa" w:w="2880"/>
+          </w:tcPr>
+          <w:p>
+            <w:r/>
+            <w:r>
+              <w:rPr>
+                <w:rFonts w:ascii="Malgun Gothic" w:hAnsi="Malgun Gothic" w:eastAsia="Malgun Gothic"/>
+                <w:b w:val="0"/>
+                <w:sz w:val="20"/>
+              </w:rPr>
+              <w:t>0.920 ± 0.040</w:t>
+            </w:r>
+          </w:p>
+        </w:tc>
+        <w:tc>
+          <w:tcPr>
+            <w:tcW w:type="dxa" w:w="2880"/>
+          </w:tcPr>
+          <w:p>
+            <w:r/>
+            <w:r>
+              <w:rPr>
+                <w:rFonts w:ascii="Malgun Gothic" w:hAnsi="Malgun Gothic" w:eastAsia="Malgun Gothic"/>
+                <w:b w:val="0"/>
+                <w:sz w:val="20"/>
+              </w:rPr>
+              <w:t>0.750 ± 0.116</w:t>
+            </w:r>
+          </w:p>
+        </w:tc>
+      </w:tr>
+    </w:tbl>
+    <w:p>
+      <w:pPr>
+        <w:spacing w:after="120"/>
+      </w:pPr>
+      <w:r>
+        <w:rPr>
+          <w:rFonts w:ascii="Malgun Gothic" w:hAnsi="Malgun Gothic" w:eastAsia="Malgun Gothic"/>
+          <w:b/>
+          <w:sz w:val="24"/>
+        </w:rPr>
+        <w:t>결과 해석</w:t>
+      </w:r>
+    </w:p>
+    <w:p>
+      <w:pPr>
+        <w:spacing w:after="120"/>
+      </w:pPr>
+      <w:r>
+        <w:rPr>
+          <w:rFonts w:ascii="Malgun Gothic" w:hAnsi="Malgun Gothic" w:eastAsia="Malgun Gothic"/>
+          <w:b w:val="0"/>
+          <w:sz w:val="22"/>
+        </w:rPr>
+        <w:t>Cosine 0.91 → "의미상 90% 유지". ROUGE-L 0.75 → "어휘는 25%가 변함". 즉 LLM은 컨텍스트의 부분 변경에 부분적으로 반응하면서도 전체 메시지의 일관성을 유지합니다. 1개 변수 제거 후 cosine이 0이 되지 않은 이유는 나머지 4개 driver는 그대로 있기 때문이며, 합리적 결과입니다.</w:t>
+      </w:r>
+    </w:p>
+    <w:p>
+      <w:pPr>
+        <w:pStyle w:val="Heading2"/>
+      </w:pPr>
+      <w:r>
+        <w:rPr>
+          <w:rFonts w:ascii="Malgun Gothic" w:hAnsi="Malgun Gothic" w:eastAsia="Malgun Gothic"/>
+          <w:b/>
+          <w:sz w:val="30"/>
+        </w:rPr>
+        <w:t>11.4 Robustness 평가 — 프롬프트가 흔들려도 출력은 안정적인가</w:t>
+      </w:r>
+    </w:p>
+    <w:p>
+      <w:pPr>
+        <w:spacing w:after="120"/>
+      </w:pPr>
+      <w:r>
+        <w:rPr>
+          <w:rFonts w:ascii="Malgun Gothic" w:hAnsi="Malgun Gothic" w:eastAsia="Malgun Gothic"/>
+          <w:b w:val="0"/>
+          <w:sz w:val="22"/>
+        </w:rPr>
+        <w:t>실제 운영에서 프롬프트는 시간이 지나면서 미세하게 바뀝니다. 본 시스템이 프롬프트 변형에 강건한지 측정했습니다. 3가지 변형:</w:t>
+      </w:r>
+    </w:p>
+    <w:p>
+      <w:pPr>
+        <w:pStyle w:val="ListBullet"/>
+        <w:ind w:left="340"/>
+      </w:pPr>
+      <w:r>
+        <w:rPr>
+          <w:rFonts w:ascii="Malgun Gothic" w:hAnsi="Malgun Gothic" w:eastAsia="Malgun Gothic"/>
+          <w:b w:val="0"/>
+          <w:sz w:val="22"/>
+        </w:rPr>
+        <w:t>role_swap: "금융 상담사" → "신용 평가 전문가"</w:t>
+      </w:r>
+    </w:p>
+    <w:p>
+      <w:pPr>
+        <w:pStyle w:val="ListBullet"/>
+        <w:ind w:left="340"/>
+      </w:pPr>
+      <w:r>
+        <w:rPr>
+          <w:rFonts w:ascii="Malgun Gothic" w:hAnsi="Malgun Gothic" w:eastAsia="Malgun Gothic"/>
+          <w:b w:val="0"/>
+          <w:sz w:val="22"/>
+        </w:rPr>
+        <w:t>example_swap: Few-shot 예시 위치를 컨텍스트 뒤로 이동</w:t>
+      </w:r>
+    </w:p>
+    <w:p>
+      <w:pPr>
+        <w:pStyle w:val="ListBullet"/>
+        <w:ind w:left="340"/>
+      </w:pPr>
+      <w:r>
+        <w:rPr>
+          <w:rFonts w:ascii="Malgun Gothic" w:hAnsi="Malgun Gothic" w:eastAsia="Malgun Gothic"/>
+          <w:b w:val="0"/>
+          <w:sz w:val="22"/>
+        </w:rPr>
+        <w:t>driver_shuffle: 컨텍스트 driver의 그룹 내 순서를 셔플 (rank는 유지)</w:t>
+      </w:r>
+    </w:p>
+    <w:tbl>
+      <w:tblPr>
+        <w:tblStyle w:val="LightGrid-Accent1"/>
+        <w:tblW w:type="auto" w:w="0"/>
+        <w:tblLook w:firstColumn="1" w:firstRow="1" w:lastColumn="0" w:lastRow="0" w:noHBand="0" w:noVBand="1" w:val="04A0"/>
+      </w:tblPr>
+      <w:tblGrid>
+        <w:gridCol w:w="2880"/>
+        <w:gridCol w:w="2880"/>
+        <w:gridCol w:w="2880"/>
+      </w:tblGrid>
+      <w:tr>
+        <w:tc>
+          <w:tcPr>
+            <w:tcW w:type="dxa" w:w="2880"/>
+            <w:shd w:val="clear" w:fill="4C72B0"/>
+          </w:tcPr>
+          <w:p>
+            <w:r/>
+            <w:r>
+              <w:rPr>
+                <w:rFonts w:ascii="Malgun Gothic" w:hAnsi="Malgun Gothic" w:eastAsia="Malgun Gothic"/>
+                <w:b/>
+                <w:color w:val="FFFFFF"/>
+                <w:sz w:val="20"/>
+              </w:rPr>
+              <w:t>Variant</w:t>
+            </w:r>
+          </w:p>
+        </w:tc>
+        <w:tc>
+          <w:tcPr>
+            <w:tcW w:type="dxa" w:w="2880"/>
+            <w:shd w:val="clear" w:fill="4C72B0"/>
+          </w:tcPr>
+          <w:p>
+            <w:r/>
+            <w:r>
+              <w:rPr>
+                <w:rFonts w:ascii="Malgun Gothic" w:hAnsi="Malgun Gothic" w:eastAsia="Malgun Gothic"/>
+                <w:b/>
+                <w:color w:val="FFFFFF"/>
+                <w:sz w:val="20"/>
+              </w:rPr>
+              <w:t>Claude cosine</w:t>
+            </w:r>
+          </w:p>
+        </w:tc>
+        <w:tc>
+          <w:tcPr>
+            <w:tcW w:type="dxa" w:w="2880"/>
+            <w:shd w:val="clear" w:fill="4C72B0"/>
+          </w:tcPr>
+          <w:p>
+            <w:r/>
+            <w:r>
+              <w:rPr>
+                <w:rFonts w:ascii="Malgun Gothic" w:hAnsi="Malgun Gothic" w:eastAsia="Malgun Gothic"/>
+                <w:b/>
+                <w:color w:val="FFFFFF"/>
+                <w:sz w:val="20"/>
+              </w:rPr>
+              <w:t>Gemini cosine</w:t>
+            </w:r>
+          </w:p>
+        </w:tc>
+      </w:tr>
+      <w:tr>
+        <w:tc>
+          <w:tcPr>
+            <w:tcW w:type="dxa" w:w="2880"/>
+          </w:tcPr>
+          <w:p>
+            <w:r/>
+            <w:r>
+              <w:rPr>
+                <w:rFonts w:ascii="Malgun Gothic" w:hAnsi="Malgun Gothic" w:eastAsia="Malgun Gothic"/>
+                <w:b w:val="0"/>
+                <w:sz w:val="20"/>
+              </w:rPr>
+              <w:t>role_swap</w:t>
+            </w:r>
+          </w:p>
+        </w:tc>
+        <w:tc>
+          <w:tcPr>
+            <w:tcW w:type="dxa" w:w="2880"/>
+          </w:tcPr>
+          <w:p>
+            <w:r/>
+            <w:r>
+              <w:rPr>
+                <w:rFonts w:ascii="Malgun Gothic" w:hAnsi="Malgun Gothic" w:eastAsia="Malgun Gothic"/>
+                <w:b w:val="0"/>
+                <w:sz w:val="20"/>
+              </w:rPr>
+              <w:t>0.923 ± 0.057</w:t>
+            </w:r>
+          </w:p>
+        </w:tc>
+        <w:tc>
+          <w:tcPr>
+            <w:tcW w:type="dxa" w:w="2880"/>
+          </w:tcPr>
+          <w:p>
+            <w:r/>
+            <w:r>
+              <w:rPr>
+                <w:rFonts w:ascii="Malgun Gothic" w:hAnsi="Malgun Gothic" w:eastAsia="Malgun Gothic"/>
+                <w:b w:val="0"/>
+                <w:sz w:val="20"/>
+              </w:rPr>
+              <w:t>0.951 ± 0.034</w:t>
+            </w:r>
+          </w:p>
+        </w:tc>
+      </w:tr>
+      <w:tr>
+        <w:tc>
+          <w:tcPr>
+            <w:tcW w:type="dxa" w:w="2880"/>
+          </w:tcPr>
+          <w:p>
+            <w:r/>
+            <w:r>
+              <w:rPr>
+                <w:rFonts w:ascii="Malgun Gothic" w:hAnsi="Malgun Gothic" w:eastAsia="Malgun Gothic"/>
+                <w:b w:val="0"/>
+                <w:sz w:val="20"/>
+              </w:rPr>
+              <w:t>example_swap</w:t>
+            </w:r>
+          </w:p>
+        </w:tc>
+        <w:tc>
+          <w:tcPr>
+            <w:tcW w:type="dxa" w:w="2880"/>
+          </w:tcPr>
+          <w:p>
+            <w:r/>
+            <w:r>
+              <w:rPr>
+                <w:rFonts w:ascii="Malgun Gothic" w:hAnsi="Malgun Gothic" w:eastAsia="Malgun Gothic"/>
+                <w:b w:val="0"/>
+                <w:sz w:val="20"/>
+              </w:rPr>
+              <w:t>0.914 ± 0.060</w:t>
+            </w:r>
+          </w:p>
+        </w:tc>
+        <w:tc>
+          <w:tcPr>
+            <w:tcW w:type="dxa" w:w="2880"/>
+          </w:tcPr>
+          <w:p>
+            <w:r/>
+            <w:r>
+              <w:rPr>
+                <w:rFonts w:ascii="Malgun Gothic" w:hAnsi="Malgun Gothic" w:eastAsia="Malgun Gothic"/>
+                <w:b w:val="0"/>
+                <w:sz w:val="20"/>
+              </w:rPr>
+              <w:t>0.908 ± 0.077</w:t>
+            </w:r>
+          </w:p>
+        </w:tc>
+      </w:tr>
+      <w:tr>
+        <w:tc>
+          <w:tcPr>
+            <w:tcW w:type="dxa" w:w="2880"/>
+          </w:tcPr>
+          <w:p>
+            <w:r/>
+            <w:r>
+              <w:rPr>
+                <w:rFonts w:ascii="Malgun Gothic" w:hAnsi="Malgun Gothic" w:eastAsia="Malgun Gothic"/>
+                <w:b w:val="0"/>
+                <w:sz w:val="20"/>
+              </w:rPr>
+              <w:t>driver_shuffle</w:t>
+            </w:r>
+          </w:p>
+        </w:tc>
+        <w:tc>
+          <w:tcPr>
+            <w:tcW w:type="dxa" w:w="2880"/>
+          </w:tcPr>
+          <w:p>
+            <w:r/>
+            <w:r>
+              <w:rPr>
+                <w:rFonts w:ascii="Malgun Gothic" w:hAnsi="Malgun Gothic" w:eastAsia="Malgun Gothic"/>
+                <w:b w:val="0"/>
+                <w:sz w:val="20"/>
+              </w:rPr>
+              <w:t>0.924 ± 0.054</w:t>
+            </w:r>
+          </w:p>
+        </w:tc>
+        <w:tc>
+          <w:tcPr>
+            <w:tcW w:type="dxa" w:w="2880"/>
+          </w:tcPr>
+          <w:p>
+            <w:r/>
+            <w:r>
+              <w:rPr>
+                <w:rFonts w:ascii="Malgun Gothic" w:hAnsi="Malgun Gothic" w:eastAsia="Malgun Gothic"/>
+                <w:b w:val="0"/>
+                <w:sz w:val="20"/>
+              </w:rPr>
+              <w:t>0.942 ± 0.032</w:t>
+            </w:r>
+          </w:p>
+        </w:tc>
+      </w:tr>
+    </w:tbl>
+    <w:p>
+      <w:pPr>
+        <w:ind w:left="454" w:right="454"/>
+        <w:shd w:val="clear" w:fill="F4F4F4"/>
+      </w:pPr>
+      <w:r>
+        <w:rPr>
+          <w:rFonts w:ascii="Malgun Gothic" w:hAnsi="Malgun Gothic" w:eastAsia="Malgun Gothic"/>
+          <w:b w:val="0"/>
+          <w:i/>
+          <w:color w:val="333333"/>
+          <w:sz w:val="21"/>
+        </w:rPr>
+        <w:t>두 LLM 모두 모든 변형에서 cosine ≥ 0.90. 본 시스템은 프롬프트 변형에 매우 강건. 운영 환경에서도 출력 일관성을 기대할 수 있음.</w:t>
+      </w:r>
+    </w:p>
+    <w:p>
+      <w:pPr>
+        <w:pStyle w:val="Heading2"/>
+      </w:pPr>
+      <w:r>
+        <w:rPr>
+          <w:rFonts w:ascii="Malgun Gothic" w:hAnsi="Malgun Gothic" w:eastAsia="Malgun Gothic"/>
+          <w:b/>
+          <w:sz w:val="30"/>
+        </w:rPr>
+        <w:t>11.5 Step 2-A 종합 — Step 1의 메시지가 강해진다</w:t>
+      </w:r>
+    </w:p>
+    <w:p>
+      <w:pPr>
+        <w:pStyle w:val="ListBullet"/>
+        <w:ind w:left="340"/>
+      </w:pPr>
+      <w:r>
+        <w:rPr>
+          <w:rFonts w:ascii="Malgun Gothic" w:hAnsi="Malgun Gothic" w:eastAsia="Malgun Gothic"/>
+          <w:b w:val="0"/>
+          <w:sz w:val="22"/>
+        </w:rPr>
+        <w:t>환각 0% 메시지: 10명 → 100명 표본에서 견고. 통계적 신뢰성 확보</w:t>
+      </w:r>
+    </w:p>
+    <w:p>
+      <w:pPr>
+        <w:pStyle w:val="ListBullet"/>
+        <w:ind w:left="340"/>
+      </w:pPr>
+      <w:r>
+        <w:rPr>
+          <w:rFonts w:ascii="Malgun Gothic" w:hAnsi="Malgun Gothic" w:eastAsia="Malgun Gothic"/>
+          <w:b w:val="0"/>
+          <w:sz w:val="22"/>
+        </w:rPr>
+        <w:t>Cross-LLM 평가: self-bias 우회. 두 LLM이 서로의 출력을 보더라도 factual·sensitive 만점급. 본 시스템의 마스킹 정책은 LLM 무관하게 작동</w:t>
+      </w:r>
+    </w:p>
+    <w:p>
+      <w:pPr>
+        <w:pStyle w:val="ListBullet"/>
+        <w:ind w:left="340"/>
+      </w:pPr>
+      <w:r>
+        <w:rPr>
+          <w:rFonts w:ascii="Malgun Gothic" w:hAnsi="Malgun Gothic" w:eastAsia="Malgun Gothic"/>
+          <w:b w:val="0"/>
+          <w:sz w:val="22"/>
+        </w:rPr>
+        <w:t>Counterfactual: 컨텍스트의 부분 변경에 부분적으로 반응. "무시도 않고 과잉 반응도 않는" 균형 잡힌 의존</w:t>
+      </w:r>
+    </w:p>
+    <w:p>
+      <w:pPr>
+        <w:pStyle w:val="ListBullet"/>
+        <w:ind w:left="340"/>
+      </w:pPr>
+      <w:r>
+        <w:rPr>
+          <w:rFonts w:ascii="Malgun Gothic" w:hAnsi="Malgun Gothic" w:eastAsia="Malgun Gothic"/>
+          <w:b w:val="0"/>
+          <w:sz w:val="22"/>
+        </w:rPr>
+        <w:t>Robustness: 프롬프트 미세 변형에 cosine 0.91~0.95로 안정</w:t>
+      </w:r>
+    </w:p>
+    <w:p>
+      <w:pPr>
+        <w:spacing w:after="120"/>
+      </w:pPr>
+      <w:r>
+        <w:rPr>
+          <w:rFonts w:ascii="Malgun Gothic" w:hAnsi="Malgun Gothic" w:eastAsia="Malgun Gothic"/>
+          <w:b w:val="0"/>
+          <w:sz w:val="22"/>
+        </w:rPr>
+      </w:r>
+    </w:p>
+    <w:p>
+      <w:pPr>
+        <w:spacing w:after="120"/>
+      </w:pPr>
+      <w:r>
+        <w:rPr>
+          <w:rFonts w:ascii="Malgun Gothic" w:hAnsi="Malgun Gothic" w:eastAsia="Malgun Gothic"/>
+          <w:b/>
+          <w:color w:val="C44E52"/>
+          <w:sz w:val="28"/>
+        </w:rPr>
+        <w:t>★ 한 줄 메시지</w:t>
+      </w:r>
+    </w:p>
+    <w:p>
+      <w:pPr>
+        <w:spacing w:after="120"/>
+      </w:pPr>
+      <w:r>
+        <w:rPr>
+          <w:rFonts w:ascii="Malgun Gothic" w:hAnsi="Malgun Gothic" w:eastAsia="Malgun Gothic"/>
+          <w:b/>
+          <w:sz w:val="24"/>
+        </w:rPr>
+        <w:t>"본 XAI-RAG 구조는 100명 표본·LLM 종속성 없는 환경에서도 환각 차단 효과를 유지하며, 프롬프트·컨텍스트 변형에도 안정적으로 작동한다."</w:t>
+      </w:r>
+    </w:p>
+    <w:p>
+      <w:r>
+        <w:br w:type="page"/>
+      </w:r>
+    </w:p>
+    <w:p>
+      <w:pPr>
+        <w:pStyle w:val="Heading1"/>
+      </w:pPr>
+      <w:r>
+        <w:rPr>
+          <w:rFonts w:ascii="Malgun Gothic" w:hAnsi="Malgun Gothic" w:eastAsia="Malgun Gothic"/>
+          <w:b/>
+          <w:sz w:val="36"/>
+        </w:rPr>
+        <w:t>12. 한계와 향후 계획 (Future Work)</w:t>
       </w:r>
     </w:p>
     <w:p>

--- a/paper/midterm_report_friendly.docx
+++ b/paper/midterm_report_friendly.docx
@@ -6400,13 +6400,12 @@
           <w:b/>
           <w:sz w:val="36"/>
         </w:rPr>
-        <w:t>12. 한계와 향후 계획 (Future Work)</w:t>
+        <w:t>12. Step 3-B — 보조 테이블 두 개를 추가하면 어떻게 달라지는가</w:t>
       </w:r>
     </w:p>
     <w:p>
       <w:pPr>
-        <w:pStyle w:val="ListBullet"/>
-        <w:ind w:left="340"/>
+        <w:spacing w:after="120"/>
       </w:pPr>
       <w:r>
         <w:rPr>
@@ -6414,7 +6413,36 @@
           <w:b w:val="0"/>
           <w:sz w:val="22"/>
         </w:rPr>
-        <w:t>표본 크기: 평가 샘플이 10명으로 제한됨. 100~500명으로 확장 필요.</w:t>
+        <w:t>Step 1과 Step 2-A는 모두 application_train.csv 한 테이블만 사용했습니다. Home Credit Default Risk 데이터셋에는 사실 보조 테이블이 6개 더 있는데, 계획서에서도 "보조 테이블 활용은 future work"로 미뤄두었었습니다. 발표 5일 전(D-5), 그 중 임팩트가 큰 두 개(`bureau`, `previous_application`)를 추가해 한 사이클 더 돌려봤습니다.</w:t>
+      </w:r>
+    </w:p>
+    <w:p>
+      <w:pPr>
+        <w:ind w:left="454" w:right="454"/>
+        <w:shd w:val="clear" w:fill="F4F4F4"/>
+      </w:pPr>
+      <w:r>
+        <w:rPr>
+          <w:rFonts w:ascii="Malgun Gothic" w:hAnsi="Malgun Gothic" w:eastAsia="Malgun Gothic"/>
+          <w:b w:val="0"/>
+          <w:i/>
+          <w:color w:val="333333"/>
+          <w:sz w:val="21"/>
+        </w:rPr>
+        <w:t>왜 두 개만? — 6개 다 쓰려면 4~5일이 필요하지만, 두 개만으로도 임팩트의 80%를 확보할 수 있습니다. 발표 메시지를 "추가 진척"으로 자연스럽게 이어갈 수 있는 사이즈를 골랐습니다.</w:t>
+      </w:r>
+    </w:p>
+    <w:p>
+      <w:pPr>
+        <w:pStyle w:val="Heading2"/>
+      </w:pPr>
+      <w:r>
+        <w:rPr>
+          <w:rFonts w:ascii="Malgun Gothic" w:hAnsi="Malgun Gothic" w:eastAsia="Malgun Gothic"/>
+          <w:b/>
+          <w:sz w:val="30"/>
+        </w:rPr>
+        <w:t>12.1 두 보조 테이블의 의미</w:t>
       </w:r>
     </w:p>
     <w:p>
@@ -6428,7 +6456,7 @@
           <w:b w:val="0"/>
           <w:sz w:val="22"/>
         </w:rPr>
-        <w:t>보조 테이블 미사용: bureau, previous_application 등을 추가하면 AUROC를 0.78+로 끌어올릴 여지가 있음.</w:t>
+        <w:t>bureau: 외부 신용기관(타사 은행/카드)이 가진 이 사람의 과거 대출 이력</w:t>
       </w:r>
     </w:p>
     <w:p>
@@ -6442,13 +6470,12 @@
           <w:b w:val="0"/>
           <w:sz w:val="22"/>
         </w:rPr>
-        <w:t>G-Eval self-bias: Gemini가 자기 출력을 평가하므로 cross-LLM judge가 필요.</w:t>
+        <w:t>previous_application: 같은 Home Credit에 이전에 신청했던 대출 이력</w:t>
       </w:r>
     </w:p>
     <w:p>
       <w:pPr>
-        <w:pStyle w:val="ListBullet"/>
-        <w:ind w:left="340"/>
+        <w:spacing w:after="120"/>
       </w:pPr>
       <w:r>
         <w:rPr>
@@ -6456,13 +6483,25 @@
           <w:b w:val="0"/>
           <w:sz w:val="22"/>
         </w:rPr>
-        <w:t>Counterfactual Test 정량화: 본 보고서에선 정성 비교만. SHAP 변수 ablation 후 출력 변화를 BERTScore 등으로 측정 필요.</w:t>
+        <w:t>쉽게 말하면 bureau는 "남들이 본 이 사람의 과거"이고, previous_application은 "우리 회사가 본 이 사람의 과거"입니다. 둘은 정보 출처가 완전히 다르므로 main 테이블이 가진 신호와는 별개의 예측력을 줄 가능성이 있습니다.</w:t>
       </w:r>
     </w:p>
     <w:p>
       <w:pPr>
-        <w:pStyle w:val="ListBullet"/>
-        <w:ind w:left="340"/>
+        <w:pStyle w:val="Heading2"/>
+      </w:pPr>
+      <w:r>
+        <w:rPr>
+          <w:rFonts w:ascii="Malgun Gothic" w:hAnsi="Malgun Gothic" w:eastAsia="Malgun Gothic"/>
+          <w:b/>
+          <w:sz w:val="30"/>
+        </w:rPr>
+        <w:t>12.2 데이터를 어떻게 다루었는가</w:t>
+      </w:r>
+    </w:p>
+    <w:p>
+      <w:pPr>
+        <w:spacing w:after="120"/>
       </w:pPr>
       <w:r>
         <w:rPr>
@@ -6470,7 +6509,1409 @@
           <w:b w:val="0"/>
           <w:sz w:val="22"/>
         </w:rPr>
-        <w:t>Robustness 평가: 프롬프트 변형, 컨텍스트 셔플 등.</w:t>
+        <w:t>보조 테이블은 한 사람당 여러 행입니다(과거 대출 N건). 이걸 main 테이블에 join하려면 SK_ID_CURR 단위로 "집계"해야 합니다. 예: 평균 금액, 거절 비율, 결제 횟수의 표준편차 등.</w:t>
+      </w:r>
+    </w:p>
+    <w:p>
+      <w:pPr>
+        <w:pStyle w:val="ListBullet"/>
+        <w:ind w:left="340"/>
+      </w:pPr>
+      <w:r>
+        <w:rPr>
+          <w:rFonts w:ascii="Malgun Gothic" w:hAnsi="Malgun Gothic" w:eastAsia="Malgun Gothic"/>
+          <w:b w:val="0"/>
+          <w:sz w:val="22"/>
+        </w:rPr>
+        <w:t>bureau_balance(2,700만 행)는 SK_ID_BUREAU 단위로 STATUS 비율 + MONTHS_BALANCE 통계로 압축</w:t>
+      </w:r>
+    </w:p>
+    <w:p>
+      <w:pPr>
+        <w:pStyle w:val="ListBullet"/>
+        <w:ind w:left="340"/>
+      </w:pPr>
+      <w:r>
+        <w:rPr>
+          <w:rFonts w:ascii="Malgun Gothic" w:hAnsi="Malgun Gothic" w:eastAsia="Malgun Gothic"/>
+          <w:b w:val="0"/>
+          <w:sz w:val="22"/>
+        </w:rPr>
+        <w:t>bureau는 그 결과를 합친 뒤 SK_ID_CURR 기준 전체 / Active(미상환) / Closed(상환완료) 분리 집계</w:t>
+      </w:r>
+    </w:p>
+    <w:p>
+      <w:pPr>
+        <w:pStyle w:val="ListBullet"/>
+        <w:ind w:left="340"/>
+      </w:pPr>
+      <w:r>
+        <w:rPr>
+          <w:rFonts w:ascii="Malgun Gothic" w:hAnsi="Malgun Gothic" w:eastAsia="Malgun Gothic"/>
+          <w:b w:val="0"/>
+          <w:sz w:val="22"/>
+        </w:rPr>
+        <w:t>previous_application은 SK_ID_CURR 기준 전체 / Approved / Refused 분리 집계</w:t>
+      </w:r>
+    </w:p>
+    <w:p>
+      <w:pPr>
+        <w:spacing w:after="120"/>
+      </w:pPr>
+      <w:r>
+        <w:rPr>
+          <w:rFonts w:ascii="Malgun Gothic" w:hAnsi="Malgun Gothic" w:eastAsia="Malgun Gothic"/>
+          <w:b w:val="0"/>
+          <w:sz w:val="22"/>
+        </w:rPr>
+        <w:t>최종적으로 756개의 집계 변수가 생성되어 main 테이블에 left merge되었고, 동일한 전처리 정책으로 1161 features의 학습 데이터가 만들어졌습니다.</w:t>
+      </w:r>
+    </w:p>
+    <w:p>
+      <w:pPr>
+        <w:ind w:left="454" w:right="454"/>
+        <w:shd w:val="clear" w:fill="F4F4F4"/>
+      </w:pPr>
+      <w:r>
+        <w:rPr>
+          <w:rFonts w:ascii="Malgun Gothic" w:hAnsi="Malgun Gothic" w:eastAsia="Malgun Gothic"/>
+          <w:b w:val="0"/>
+          <w:i/>
+          <w:color w:val="333333"/>
+          <w:sz w:val="21"/>
+        </w:rPr>
+        <w:t>메모리 트릭 — 원본 csv 합계 ~950 MB가 DataFrame으로 로드되면 ~3.4 GB로 부풀지만, optimize_dtypes로 float32 / int8~32 / category 다운캐스트하면 388 MB로 줄어듭니다(-89%). 16 GB RAM 환경에서 5-fold CV를 돌릴 수 있는 여유가 생깁니다.</w:t>
+      </w:r>
+    </w:p>
+    <w:p>
+      <w:pPr>
+        <w:pStyle w:val="Heading2"/>
+      </w:pPr>
+      <w:r>
+        <w:rPr>
+          <w:rFonts w:ascii="Malgun Gothic" w:hAnsi="Malgun Gothic" w:eastAsia="Malgun Gothic"/>
+          <w:b/>
+          <w:sz w:val="30"/>
+        </w:rPr>
+        <w:t>12.3 5-fold CV 결과 — 통계적으로 명확한 향상</w:t>
+      </w:r>
+    </w:p>
+    <w:tbl>
+      <w:tblPr>
+        <w:tblStyle w:val="LightGrid-Accent1"/>
+        <w:tblW w:type="auto" w:w="0"/>
+        <w:tblLook w:firstColumn="1" w:firstRow="1" w:lastColumn="0" w:lastRow="0" w:noHBand="0" w:noVBand="1" w:val="04A0"/>
+      </w:tblPr>
+      <w:tblGrid>
+        <w:gridCol w:w="1728"/>
+        <w:gridCol w:w="1728"/>
+        <w:gridCol w:w="1728"/>
+        <w:gridCol w:w="1728"/>
+        <w:gridCol w:w="1728"/>
+      </w:tblGrid>
+      <w:tr>
+        <w:tc>
+          <w:tcPr>
+            <w:tcW w:type="dxa" w:w="1728"/>
+            <w:shd w:val="clear" w:fill="4C72B0"/>
+          </w:tcPr>
+          <w:p>
+            <w:r/>
+            <w:r>
+              <w:rPr>
+                <w:rFonts w:ascii="Malgun Gothic" w:hAnsi="Malgun Gothic" w:eastAsia="Malgun Gothic"/>
+                <w:b/>
+                <w:color w:val="FFFFFF"/>
+                <w:sz w:val="20"/>
+              </w:rPr>
+              <w:t>Metric</w:t>
+            </w:r>
+          </w:p>
+        </w:tc>
+        <w:tc>
+          <w:tcPr>
+            <w:tcW w:type="dxa" w:w="1728"/>
+            <w:shd w:val="clear" w:fill="4C72B0"/>
+          </w:tcPr>
+          <w:p>
+            <w:r/>
+            <w:r>
+              <w:rPr>
+                <w:rFonts w:ascii="Malgun Gothic" w:hAnsi="Malgun Gothic" w:eastAsia="Malgun Gothic"/>
+                <w:b/>
+                <w:color w:val="FFFFFF"/>
+                <w:sz w:val="20"/>
+              </w:rPr>
+              <w:t>Baseline (Step 1)</w:t>
+            </w:r>
+          </w:p>
+        </w:tc>
+        <w:tc>
+          <w:tcPr>
+            <w:tcW w:type="dxa" w:w="1728"/>
+            <w:shd w:val="clear" w:fill="4C72B0"/>
+          </w:tcPr>
+          <w:p>
+            <w:r/>
+            <w:r>
+              <w:rPr>
+                <w:rFonts w:ascii="Malgun Gothic" w:hAnsi="Malgun Gothic" w:eastAsia="Malgun Gothic"/>
+                <w:b/>
+                <w:color w:val="FFFFFF"/>
+                <w:sz w:val="20"/>
+              </w:rPr>
+              <w:t>+ Aux (Step 3-B)</w:t>
+            </w:r>
+          </w:p>
+        </w:tc>
+        <w:tc>
+          <w:tcPr>
+            <w:tcW w:type="dxa" w:w="1728"/>
+            <w:shd w:val="clear" w:fill="4C72B0"/>
+          </w:tcPr>
+          <w:p>
+            <w:r/>
+            <w:r>
+              <w:rPr>
+                <w:rFonts w:ascii="Malgun Gothic" w:hAnsi="Malgun Gothic" w:eastAsia="Malgun Gothic"/>
+                <w:b/>
+                <w:color w:val="FFFFFF"/>
+                <w:sz w:val="20"/>
+              </w:rPr>
+              <w:t>Δ</w:t>
+            </w:r>
+          </w:p>
+        </w:tc>
+        <w:tc>
+          <w:tcPr>
+            <w:tcW w:type="dxa" w:w="1728"/>
+            <w:shd w:val="clear" w:fill="4C72B0"/>
+          </w:tcPr>
+          <w:p>
+            <w:r/>
+            <w:r>
+              <w:rPr>
+                <w:rFonts w:ascii="Malgun Gothic" w:hAnsi="Malgun Gothic" w:eastAsia="Malgun Gothic"/>
+                <w:b/>
+                <w:color w:val="FFFFFF"/>
+                <w:sz w:val="20"/>
+              </w:rPr>
+              <w:t>Δ%</w:t>
+            </w:r>
+          </w:p>
+        </w:tc>
+      </w:tr>
+      <w:tr>
+        <w:tc>
+          <w:tcPr>
+            <w:tcW w:type="dxa" w:w="1728"/>
+          </w:tcPr>
+          <w:p>
+            <w:r/>
+            <w:r>
+              <w:rPr>
+                <w:rFonts w:ascii="Malgun Gothic" w:hAnsi="Malgun Gothic" w:eastAsia="Malgun Gothic"/>
+                <w:b w:val="0"/>
+                <w:sz w:val="20"/>
+              </w:rPr>
+              <w:t>AUROC</w:t>
+            </w:r>
+          </w:p>
+        </w:tc>
+        <w:tc>
+          <w:tcPr>
+            <w:tcW w:type="dxa" w:w="1728"/>
+          </w:tcPr>
+          <w:p>
+            <w:r/>
+            <w:r>
+              <w:rPr>
+                <w:rFonts w:ascii="Malgun Gothic" w:hAnsi="Malgun Gothic" w:eastAsia="Malgun Gothic"/>
+                <w:b w:val="0"/>
+                <w:sz w:val="20"/>
+              </w:rPr>
+              <w:t>0.7587 ± 0.0008</w:t>
+            </w:r>
+          </w:p>
+        </w:tc>
+        <w:tc>
+          <w:tcPr>
+            <w:tcW w:type="dxa" w:w="1728"/>
+          </w:tcPr>
+          <w:p>
+            <w:r/>
+            <w:r>
+              <w:rPr>
+                <w:rFonts w:ascii="Malgun Gothic" w:hAnsi="Malgun Gothic" w:eastAsia="Malgun Gothic"/>
+                <w:b w:val="0"/>
+                <w:sz w:val="20"/>
+              </w:rPr>
+              <w:t>0.7755 ± 0.0011</w:t>
+            </w:r>
+          </w:p>
+        </w:tc>
+        <w:tc>
+          <w:tcPr>
+            <w:tcW w:type="dxa" w:w="1728"/>
+          </w:tcPr>
+          <w:p>
+            <w:r/>
+            <w:r>
+              <w:rPr>
+                <w:rFonts w:ascii="Malgun Gothic" w:hAnsi="Malgun Gothic" w:eastAsia="Malgun Gothic"/>
+                <w:b w:val="0"/>
+                <w:sz w:val="20"/>
+              </w:rPr>
+              <w:t>+0.0168</w:t>
+            </w:r>
+          </w:p>
+        </w:tc>
+        <w:tc>
+          <w:tcPr>
+            <w:tcW w:type="dxa" w:w="1728"/>
+          </w:tcPr>
+          <w:p>
+            <w:r/>
+            <w:r>
+              <w:rPr>
+                <w:rFonts w:ascii="Malgun Gothic" w:hAnsi="Malgun Gothic" w:eastAsia="Malgun Gothic"/>
+                <w:b w:val="0"/>
+                <w:sz w:val="20"/>
+              </w:rPr>
+              <w:t>+2.22%</w:t>
+            </w:r>
+          </w:p>
+        </w:tc>
+      </w:tr>
+      <w:tr>
+        <w:tc>
+          <w:tcPr>
+            <w:tcW w:type="dxa" w:w="1728"/>
+          </w:tcPr>
+          <w:p>
+            <w:r/>
+            <w:r>
+              <w:rPr>
+                <w:rFonts w:ascii="Malgun Gothic" w:hAnsi="Malgun Gothic" w:eastAsia="Malgun Gothic"/>
+                <w:b w:val="0"/>
+                <w:sz w:val="20"/>
+              </w:rPr>
+              <w:t>AUPRC</w:t>
+            </w:r>
+          </w:p>
+        </w:tc>
+        <w:tc>
+          <w:tcPr>
+            <w:tcW w:type="dxa" w:w="1728"/>
+          </w:tcPr>
+          <w:p>
+            <w:r/>
+            <w:r>
+              <w:rPr>
+                <w:rFonts w:ascii="Malgun Gothic" w:hAnsi="Malgun Gothic" w:eastAsia="Malgun Gothic"/>
+                <w:b w:val="0"/>
+                <w:sz w:val="20"/>
+              </w:rPr>
+              <w:t>0.2445 ± 0.0011</w:t>
+            </w:r>
+          </w:p>
+        </w:tc>
+        <w:tc>
+          <w:tcPr>
+            <w:tcW w:type="dxa" w:w="1728"/>
+          </w:tcPr>
+          <w:p>
+            <w:r/>
+            <w:r>
+              <w:rPr>
+                <w:rFonts w:ascii="Malgun Gothic" w:hAnsi="Malgun Gothic" w:eastAsia="Malgun Gothic"/>
+                <w:b w:val="0"/>
+                <w:sz w:val="20"/>
+              </w:rPr>
+              <w:t>0.2646 ± 0.0015</w:t>
+            </w:r>
+          </w:p>
+        </w:tc>
+        <w:tc>
+          <w:tcPr>
+            <w:tcW w:type="dxa" w:w="1728"/>
+          </w:tcPr>
+          <w:p>
+            <w:r/>
+            <w:r>
+              <w:rPr>
+                <w:rFonts w:ascii="Malgun Gothic" w:hAnsi="Malgun Gothic" w:eastAsia="Malgun Gothic"/>
+                <w:b w:val="0"/>
+                <w:sz w:val="20"/>
+              </w:rPr>
+              <w:t>+0.0201</w:t>
+            </w:r>
+          </w:p>
+        </w:tc>
+        <w:tc>
+          <w:tcPr>
+            <w:tcW w:type="dxa" w:w="1728"/>
+          </w:tcPr>
+          <w:p>
+            <w:r/>
+            <w:r>
+              <w:rPr>
+                <w:rFonts w:ascii="Malgun Gothic" w:hAnsi="Malgun Gothic" w:eastAsia="Malgun Gothic"/>
+                <w:b w:val="0"/>
+                <w:sz w:val="20"/>
+              </w:rPr>
+              <w:t>+8.21%</w:t>
+            </w:r>
+          </w:p>
+        </w:tc>
+      </w:tr>
+      <w:tr>
+        <w:tc>
+          <w:tcPr>
+            <w:tcW w:type="dxa" w:w="1728"/>
+          </w:tcPr>
+          <w:p>
+            <w:r/>
+            <w:r>
+              <w:rPr>
+                <w:rFonts w:ascii="Malgun Gothic" w:hAnsi="Malgun Gothic" w:eastAsia="Malgun Gothic"/>
+                <w:b w:val="0"/>
+                <w:sz w:val="20"/>
+              </w:rPr>
+              <w:t>KS</w:t>
+            </w:r>
+          </w:p>
+        </w:tc>
+        <w:tc>
+          <w:tcPr>
+            <w:tcW w:type="dxa" w:w="1728"/>
+          </w:tcPr>
+          <w:p>
+            <w:r/>
+            <w:r>
+              <w:rPr>
+                <w:rFonts w:ascii="Malgun Gothic" w:hAnsi="Malgun Gothic" w:eastAsia="Malgun Gothic"/>
+                <w:b w:val="0"/>
+                <w:sz w:val="20"/>
+              </w:rPr>
+              <w:t>0.3846 ± 0.0015</w:t>
+            </w:r>
+          </w:p>
+        </w:tc>
+        <w:tc>
+          <w:tcPr>
+            <w:tcW w:type="dxa" w:w="1728"/>
+          </w:tcPr>
+          <w:p>
+            <w:r/>
+            <w:r>
+              <w:rPr>
+                <w:rFonts w:ascii="Malgun Gothic" w:hAnsi="Malgun Gothic" w:eastAsia="Malgun Gothic"/>
+                <w:b w:val="0"/>
+                <w:sz w:val="20"/>
+              </w:rPr>
+              <w:t>0.4146 ± 0.0040</w:t>
+            </w:r>
+          </w:p>
+        </w:tc>
+        <w:tc>
+          <w:tcPr>
+            <w:tcW w:type="dxa" w:w="1728"/>
+          </w:tcPr>
+          <w:p>
+            <w:r/>
+            <w:r>
+              <w:rPr>
+                <w:rFonts w:ascii="Malgun Gothic" w:hAnsi="Malgun Gothic" w:eastAsia="Malgun Gothic"/>
+                <w:b w:val="0"/>
+                <w:sz w:val="20"/>
+              </w:rPr>
+              <w:t>+0.0301</w:t>
+            </w:r>
+          </w:p>
+        </w:tc>
+        <w:tc>
+          <w:tcPr>
+            <w:tcW w:type="dxa" w:w="1728"/>
+          </w:tcPr>
+          <w:p>
+            <w:r/>
+            <w:r>
+              <w:rPr>
+                <w:rFonts w:ascii="Malgun Gothic" w:hAnsi="Malgun Gothic" w:eastAsia="Malgun Gothic"/>
+                <w:b w:val="0"/>
+                <w:sz w:val="20"/>
+              </w:rPr>
+              <w:t>+7.81%</w:t>
+            </w:r>
+          </w:p>
+        </w:tc>
+      </w:tr>
+      <w:tr>
+        <w:tc>
+          <w:tcPr>
+            <w:tcW w:type="dxa" w:w="1728"/>
+          </w:tcPr>
+          <w:p>
+            <w:r/>
+            <w:r>
+              <w:rPr>
+                <w:rFonts w:ascii="Malgun Gothic" w:hAnsi="Malgun Gothic" w:eastAsia="Malgun Gothic"/>
+                <w:b w:val="0"/>
+                <w:sz w:val="20"/>
+              </w:rPr>
+              <w:t>F1</w:t>
+            </w:r>
+          </w:p>
+        </w:tc>
+        <w:tc>
+          <w:tcPr>
+            <w:tcW w:type="dxa" w:w="1728"/>
+          </w:tcPr>
+          <w:p>
+            <w:r/>
+            <w:r>
+              <w:rPr>
+                <w:rFonts w:ascii="Malgun Gothic" w:hAnsi="Malgun Gothic" w:eastAsia="Malgun Gothic"/>
+                <w:b w:val="0"/>
+                <w:sz w:val="20"/>
+              </w:rPr>
+              <w:t>0.2698 ± 0.0047</w:t>
+            </w:r>
+          </w:p>
+        </w:tc>
+        <w:tc>
+          <w:tcPr>
+            <w:tcW w:type="dxa" w:w="1728"/>
+          </w:tcPr>
+          <w:p>
+            <w:r/>
+            <w:r>
+              <w:rPr>
+                <w:rFonts w:ascii="Malgun Gothic" w:hAnsi="Malgun Gothic" w:eastAsia="Malgun Gothic"/>
+                <w:b w:val="0"/>
+                <w:sz w:val="20"/>
+              </w:rPr>
+              <w:t>0.2813 ± 0.0096</w:t>
+            </w:r>
+          </w:p>
+        </w:tc>
+        <w:tc>
+          <w:tcPr>
+            <w:tcW w:type="dxa" w:w="1728"/>
+          </w:tcPr>
+          <w:p>
+            <w:r/>
+            <w:r>
+              <w:rPr>
+                <w:rFonts w:ascii="Malgun Gothic" w:hAnsi="Malgun Gothic" w:eastAsia="Malgun Gothic"/>
+                <w:b w:val="0"/>
+                <w:sz w:val="20"/>
+              </w:rPr>
+              <w:t>+0.0115</w:t>
+            </w:r>
+          </w:p>
+        </w:tc>
+        <w:tc>
+          <w:tcPr>
+            <w:tcW w:type="dxa" w:w="1728"/>
+          </w:tcPr>
+          <w:p>
+            <w:r/>
+            <w:r>
+              <w:rPr>
+                <w:rFonts w:ascii="Malgun Gothic" w:hAnsi="Malgun Gothic" w:eastAsia="Malgun Gothic"/>
+                <w:b w:val="0"/>
+                <w:sz w:val="20"/>
+              </w:rPr>
+              <w:t>+4.27%</w:t>
+            </w:r>
+          </w:p>
+        </w:tc>
+      </w:tr>
+    </w:tbl>
+    <w:p>
+      <w:pPr>
+        <w:spacing w:after="120"/>
+      </w:pPr>
+      <w:r>
+        <w:rPr>
+          <w:rFonts w:ascii="Malgun Gothic" w:hAnsi="Malgun Gothic" w:eastAsia="Malgun Gothic"/>
+          <w:b w:val="0"/>
+          <w:sz w:val="22"/>
+        </w:rPr>
+      </w:r>
+    </w:p>
+    <w:p>
+      <w:pPr>
+        <w:pStyle w:val="ListBullet"/>
+        <w:ind w:left="340"/>
+      </w:pPr>
+      <w:r>
+        <w:rPr>
+          <w:rFonts w:ascii="Malgun Gothic" w:hAnsi="Malgun Gothic" w:eastAsia="Malgun Gothic"/>
+          <w:b w:val="0"/>
+          <w:sz w:val="22"/>
+        </w:rPr>
+        <w:t>AUROC +0.0168은 baseline std (0.0008)의 21배. 5 fold가 모두 0.7743 ~ 0.7771의 좁은 범위에 있어 매우 안정적입니다.</w:t>
+      </w:r>
+    </w:p>
+    <w:p>
+      <w:pPr>
+        <w:pStyle w:val="ListBullet"/>
+        <w:ind w:left="340"/>
+      </w:pPr>
+      <w:r>
+        <w:rPr>
+          <w:rFonts w:ascii="Malgun Gothic" w:hAnsi="Malgun Gothic" w:eastAsia="Malgun Gothic"/>
+          <w:b w:val="0"/>
+          <w:sz w:val="22"/>
+        </w:rPr>
+        <w:t>AUPRC와 KS의 개선 비율(+8.21%, +7.81%)이 AUROC(+2.22%)보다 큽니다. 신용 평가는 positive(부도)가 8%인 불균형 데이터라, AUPRC와 KS가 실제 분류력을 더 잘 반영합니다 — 즉 "진짜 부도자를 놓치지 않는 능력"이 강화되었다는 의미입니다.</w:t>
+      </w:r>
+    </w:p>
+    <w:p>
+      <w:pPr>
+        <w:jc w:val="center"/>
+      </w:pPr>
+      <w:r>
+        <w:drawing>
+          <wp:inline xmlns:a="http://schemas.openxmlformats.org/drawingml/2006/main" xmlns:pic="http://schemas.openxmlformats.org/drawingml/2006/picture">
+            <wp:extent cx="5040000" cy="1492568"/>
+            <wp:docPr id="8" name="Picture 8"/>
+            <wp:cNvGraphicFramePr>
+              <a:graphicFrameLocks noChangeAspect="1"/>
+            </wp:cNvGraphicFramePr>
+            <a:graphic>
+              <a:graphicData uri="http://schemas.openxmlformats.org/drawingml/2006/picture">
+                <pic:pic>
+                  <pic:nvPicPr>
+                    <pic:cNvPr id="0" name="27_cv_aux_comparison.png"/>
+                    <pic:cNvPicPr/>
+                  </pic:nvPicPr>
+                  <pic:blipFill>
+                    <a:blip r:embed="rId16"/>
+                    <a:stretch>
+                      <a:fillRect/>
+                    </a:stretch>
+                  </pic:blipFill>
+                  <pic:spPr>
+                    <a:xfrm>
+                      <a:off x="0" y="0"/>
+                      <a:ext cx="5040000" cy="1492568"/>
+                    </a:xfrm>
+                    <a:prstGeom prst="rect"/>
+                  </pic:spPr>
+                </pic:pic>
+              </a:graphicData>
+            </a:graphic>
+          </wp:inline>
+        </w:drawing>
+      </w:r>
+    </w:p>
+    <w:p>
+      <w:pPr>
+        <w:jc w:val="center"/>
+      </w:pPr>
+      <w:r>
+        <w:rPr>
+          <w:rFonts w:ascii="Malgun Gothic" w:hAnsi="Malgun Gothic" w:eastAsia="Malgun Gothic"/>
+          <w:b w:val="0"/>
+          <w:i/>
+          <w:color w:val="555555"/>
+          <w:sz w:val="18"/>
+        </w:rPr>
+        <w:t>그림 12-1. Baseline vs Aux 모델의 5-fold CV 비교 (test set, mean ± std)</w:t>
+      </w:r>
+    </w:p>
+    <w:p>
+      <w:pPr>
+        <w:pStyle w:val="Heading2"/>
+      </w:pPr>
+      <w:r>
+        <w:rPr>
+          <w:rFonts w:ascii="Malgun Gothic" w:hAnsi="Malgun Gothic" w:eastAsia="Malgun Gothic"/>
+          <w:b/>
+          <w:sz w:val="30"/>
+        </w:rPr>
+        <w:t>12.4 SHAP 관점 — 어떤 변수가 새로 중요해졌는가</w:t>
+      </w:r>
+    </w:p>
+    <w:p>
+      <w:pPr>
+        <w:spacing w:after="120"/>
+      </w:pPr>
+      <w:r>
+        <w:rPr>
+          <w:rFonts w:ascii="Malgun Gothic" w:hAnsi="Malgun Gothic" w:eastAsia="Malgun Gothic"/>
+          <w:b w:val="0"/>
+          <w:sz w:val="22"/>
+        </w:rPr>
+        <w:t>성능이 좋아졌다면 "왜"를 SHAP으로 들여다봐야 합니다. baseline 모델의 SHAP top 20과 aux 모델의 SHAP top 20을 비교하면, 5개의 보조 변수가 새로 top 20에 진입했습니다.</w:t>
+      </w:r>
+    </w:p>
+    <w:tbl>
+      <w:tblPr>
+        <w:tblStyle w:val="LightGrid-Accent1"/>
+        <w:tblW w:type="auto" w:w="0"/>
+        <w:tblLook w:firstColumn="1" w:firstRow="1" w:lastColumn="0" w:lastRow="0" w:noHBand="0" w:noVBand="1" w:val="04A0"/>
+      </w:tblPr>
+      <w:tblGrid>
+        <w:gridCol w:w="2160"/>
+        <w:gridCol w:w="2160"/>
+        <w:gridCol w:w="2160"/>
+        <w:gridCol w:w="2160"/>
+      </w:tblGrid>
+      <w:tr>
+        <w:tc>
+          <w:tcPr>
+            <w:tcW w:type="dxa" w:w="2160"/>
+            <w:shd w:val="clear" w:fill="4C72B0"/>
+          </w:tcPr>
+          <w:p>
+            <w:r/>
+            <w:r>
+              <w:rPr>
+                <w:rFonts w:ascii="Malgun Gothic" w:hAnsi="Malgun Gothic" w:eastAsia="Malgun Gothic"/>
+                <w:b/>
+                <w:color w:val="FFFFFF"/>
+                <w:sz w:val="20"/>
+              </w:rPr>
+              <w:t>rank</w:t>
+            </w:r>
+          </w:p>
+        </w:tc>
+        <w:tc>
+          <w:tcPr>
+            <w:tcW w:type="dxa" w:w="2160"/>
+            <w:shd w:val="clear" w:fill="4C72B0"/>
+          </w:tcPr>
+          <w:p>
+            <w:r/>
+            <w:r>
+              <w:rPr>
+                <w:rFonts w:ascii="Malgun Gothic" w:hAnsi="Malgun Gothic" w:eastAsia="Malgun Gothic"/>
+                <w:b/>
+                <w:color w:val="FFFFFF"/>
+                <w:sz w:val="20"/>
+              </w:rPr>
+              <w:t>신규 진입 feature</w:t>
+            </w:r>
+          </w:p>
+        </w:tc>
+        <w:tc>
+          <w:tcPr>
+            <w:tcW w:type="dxa" w:w="2160"/>
+            <w:shd w:val="clear" w:fill="4C72B0"/>
+          </w:tcPr>
+          <w:p>
+            <w:r/>
+            <w:r>
+              <w:rPr>
+                <w:rFonts w:ascii="Malgun Gothic" w:hAnsi="Malgun Gothic" w:eastAsia="Malgun Gothic"/>
+                <w:b/>
+                <w:color w:val="FFFFFF"/>
+                <w:sz w:val="20"/>
+              </w:rPr>
+              <w:t>mean(|SHAP|)</w:t>
+            </w:r>
+          </w:p>
+        </w:tc>
+        <w:tc>
+          <w:tcPr>
+            <w:tcW w:type="dxa" w:w="2160"/>
+            <w:shd w:val="clear" w:fill="4C72B0"/>
+          </w:tcPr>
+          <w:p>
+            <w:r/>
+            <w:r>
+              <w:rPr>
+                <w:rFonts w:ascii="Malgun Gothic" w:hAnsi="Malgun Gothic" w:eastAsia="Malgun Gothic"/>
+                <w:b/>
+                <w:color w:val="FFFFFF"/>
+                <w:sz w:val="20"/>
+              </w:rPr>
+              <w:t>한국어 의미</w:t>
+            </w:r>
+          </w:p>
+        </w:tc>
+      </w:tr>
+      <w:tr>
+        <w:tc>
+          <w:tcPr>
+            <w:tcW w:type="dxa" w:w="2160"/>
+          </w:tcPr>
+          <w:p>
+            <w:r/>
+            <w:r>
+              <w:rPr>
+                <w:rFonts w:ascii="Malgun Gothic" w:hAnsi="Malgun Gothic" w:eastAsia="Malgun Gothic"/>
+                <w:b w:val="0"/>
+                <w:sz w:val="20"/>
+              </w:rPr>
+              <w:t>12</w:t>
+            </w:r>
+          </w:p>
+        </w:tc>
+        <w:tc>
+          <w:tcPr>
+            <w:tcW w:type="dxa" w:w="2160"/>
+          </w:tcPr>
+          <w:p>
+            <w:r/>
+            <w:r>
+              <w:rPr>
+                <w:rFonts w:ascii="Malgun Gothic" w:hAnsi="Malgun Gothic" w:eastAsia="Malgun Gothic"/>
+                <w:b w:val="0"/>
+                <w:sz w:val="20"/>
+              </w:rPr>
+              <w:t>PREV_NAME_YIELD_GROUP_high_mean</w:t>
+            </w:r>
+          </w:p>
+        </w:tc>
+        <w:tc>
+          <w:tcPr>
+            <w:tcW w:type="dxa" w:w="2160"/>
+          </w:tcPr>
+          <w:p>
+            <w:r/>
+            <w:r>
+              <w:rPr>
+                <w:rFonts w:ascii="Malgun Gothic" w:hAnsi="Malgun Gothic" w:eastAsia="Malgun Gothic"/>
+                <w:b w:val="0"/>
+                <w:sz w:val="20"/>
+              </w:rPr>
+              <w:t>0.0499</w:t>
+            </w:r>
+          </w:p>
+        </w:tc>
+        <w:tc>
+          <w:tcPr>
+            <w:tcW w:type="dxa" w:w="2160"/>
+          </w:tcPr>
+          <w:p>
+            <w:r/>
+            <w:r>
+              <w:rPr>
+                <w:rFonts w:ascii="Malgun Gothic" w:hAnsi="Malgun Gothic" w:eastAsia="Malgun Gothic"/>
+                <w:b w:val="0"/>
+                <w:sz w:val="20"/>
+              </w:rPr>
+              <w:t>이전 high-yield 신청 비율</w:t>
+            </w:r>
+          </w:p>
+        </w:tc>
+      </w:tr>
+      <w:tr>
+        <w:tc>
+          <w:tcPr>
+            <w:tcW w:type="dxa" w:w="2160"/>
+          </w:tcPr>
+          <w:p>
+            <w:r/>
+            <w:r>
+              <w:rPr>
+                <w:rFonts w:ascii="Malgun Gothic" w:hAnsi="Malgun Gothic" w:eastAsia="Malgun Gothic"/>
+                <w:b w:val="0"/>
+                <w:sz w:val="20"/>
+              </w:rPr>
+              <w:t>13</w:t>
+            </w:r>
+          </w:p>
+        </w:tc>
+        <w:tc>
+          <w:tcPr>
+            <w:tcW w:type="dxa" w:w="2160"/>
+          </w:tcPr>
+          <w:p>
+            <w:r/>
+            <w:r>
+              <w:rPr>
+                <w:rFonts w:ascii="Malgun Gothic" w:hAnsi="Malgun Gothic" w:eastAsia="Malgun Gothic"/>
+                <w:b w:val="0"/>
+                <w:sz w:val="20"/>
+              </w:rPr>
+              <w:t>PREV_CNT_PAYMENT_std</w:t>
+            </w:r>
+          </w:p>
+        </w:tc>
+        <w:tc>
+          <w:tcPr>
+            <w:tcW w:type="dxa" w:w="2160"/>
+          </w:tcPr>
+          <w:p>
+            <w:r/>
+            <w:r>
+              <w:rPr>
+                <w:rFonts w:ascii="Malgun Gothic" w:hAnsi="Malgun Gothic" w:eastAsia="Malgun Gothic"/>
+                <w:b w:val="0"/>
+                <w:sz w:val="20"/>
+              </w:rPr>
+              <w:t>0.0486</w:t>
+            </w:r>
+          </w:p>
+        </w:tc>
+        <w:tc>
+          <w:tcPr>
+            <w:tcW w:type="dxa" w:w="2160"/>
+          </w:tcPr>
+          <w:p>
+            <w:r/>
+            <w:r>
+              <w:rPr>
+                <w:rFonts w:ascii="Malgun Gothic" w:hAnsi="Malgun Gothic" w:eastAsia="Malgun Gothic"/>
+                <w:b w:val="0"/>
+                <w:sz w:val="20"/>
+              </w:rPr>
+              <w:t>이전 결제 횟수 변동성</w:t>
+            </w:r>
+          </w:p>
+        </w:tc>
+      </w:tr>
+      <w:tr>
+        <w:tc>
+          <w:tcPr>
+            <w:tcW w:type="dxa" w:w="2160"/>
+          </w:tcPr>
+          <w:p>
+            <w:r/>
+            <w:r>
+              <w:rPr>
+                <w:rFonts w:ascii="Malgun Gothic" w:hAnsi="Malgun Gothic" w:eastAsia="Malgun Gothic"/>
+                <w:b w:val="0"/>
+                <w:sz w:val="20"/>
+              </w:rPr>
+              <w:t>14</w:t>
+            </w:r>
+          </w:p>
+        </w:tc>
+        <w:tc>
+          <w:tcPr>
+            <w:tcW w:type="dxa" w:w="2160"/>
+          </w:tcPr>
+          <w:p>
+            <w:r/>
+            <w:r>
+              <w:rPr>
+                <w:rFonts w:ascii="Malgun Gothic" w:hAnsi="Malgun Gothic" w:eastAsia="Malgun Gothic"/>
+                <w:b w:val="0"/>
+                <w:sz w:val="20"/>
+              </w:rPr>
+              <w:t>PREV_NAME_YIELD_GROUP_low_action_mean</w:t>
+            </w:r>
+          </w:p>
+        </w:tc>
+        <w:tc>
+          <w:tcPr>
+            <w:tcW w:type="dxa" w:w="2160"/>
+          </w:tcPr>
+          <w:p>
+            <w:r/>
+            <w:r>
+              <w:rPr>
+                <w:rFonts w:ascii="Malgun Gothic" w:hAnsi="Malgun Gothic" w:eastAsia="Malgun Gothic"/>
+                <w:b w:val="0"/>
+                <w:sz w:val="20"/>
+              </w:rPr>
+              <w:t>0.0450</w:t>
+            </w:r>
+          </w:p>
+        </w:tc>
+        <w:tc>
+          <w:tcPr>
+            <w:tcW w:type="dxa" w:w="2160"/>
+          </w:tcPr>
+          <w:p>
+            <w:r/>
+            <w:r>
+              <w:rPr>
+                <w:rFonts w:ascii="Malgun Gothic" w:hAnsi="Malgun Gothic" w:eastAsia="Malgun Gothic"/>
+                <w:b w:val="0"/>
+                <w:sz w:val="20"/>
+              </w:rPr>
+              <w:t>이전 low-yield 신청 비율</w:t>
+            </w:r>
+          </w:p>
+        </w:tc>
+      </w:tr>
+      <w:tr>
+        <w:tc>
+          <w:tcPr>
+            <w:tcW w:type="dxa" w:w="2160"/>
+          </w:tcPr>
+          <w:p>
+            <w:r/>
+            <w:r>
+              <w:rPr>
+                <w:rFonts w:ascii="Malgun Gothic" w:hAnsi="Malgun Gothic" w:eastAsia="Malgun Gothic"/>
+                <w:b w:val="0"/>
+                <w:sz w:val="20"/>
+              </w:rPr>
+              <w:t>16</w:t>
+            </w:r>
+          </w:p>
+        </w:tc>
+        <w:tc>
+          <w:tcPr>
+            <w:tcW w:type="dxa" w:w="2160"/>
+          </w:tcPr>
+          <w:p>
+            <w:r/>
+            <w:r>
+              <w:rPr>
+                <w:rFonts w:ascii="Malgun Gothic" w:hAnsi="Malgun Gothic" w:eastAsia="Malgun Gothic"/>
+                <w:b w:val="0"/>
+                <w:sz w:val="20"/>
+              </w:rPr>
+              <w:t>PREV_DAYS_LAST_DUE_1ST_VERSION_max</w:t>
+            </w:r>
+          </w:p>
+        </w:tc>
+        <w:tc>
+          <w:tcPr>
+            <w:tcW w:type="dxa" w:w="2160"/>
+          </w:tcPr>
+          <w:p>
+            <w:r/>
+            <w:r>
+              <w:rPr>
+                <w:rFonts w:ascii="Malgun Gothic" w:hAnsi="Malgun Gothic" w:eastAsia="Malgun Gothic"/>
+                <w:b w:val="0"/>
+                <w:sz w:val="20"/>
+              </w:rPr>
+              <w:t>0.0440</w:t>
+            </w:r>
+          </w:p>
+        </w:tc>
+        <w:tc>
+          <w:tcPr>
+            <w:tcW w:type="dxa" w:w="2160"/>
+          </w:tcPr>
+          <w:p>
+            <w:r/>
+            <w:r>
+              <w:rPr>
+                <w:rFonts w:ascii="Malgun Gothic" w:hAnsi="Malgun Gothic" w:eastAsia="Malgun Gothic"/>
+                <w:b w:val="0"/>
+                <w:sz w:val="20"/>
+              </w:rPr>
+              <w:t>이전 만기일 최댓값</w:t>
+            </w:r>
+          </w:p>
+        </w:tc>
+      </w:tr>
+      <w:tr>
+        <w:tc>
+          <w:tcPr>
+            <w:tcW w:type="dxa" w:w="2160"/>
+          </w:tcPr>
+          <w:p>
+            <w:r/>
+            <w:r>
+              <w:rPr>
+                <w:rFonts w:ascii="Malgun Gothic" w:hAnsi="Malgun Gothic" w:eastAsia="Malgun Gothic"/>
+                <w:b w:val="0"/>
+                <w:sz w:val="20"/>
+              </w:rPr>
+              <w:t>20</w:t>
+            </w:r>
+          </w:p>
+        </w:tc>
+        <w:tc>
+          <w:tcPr>
+            <w:tcW w:type="dxa" w:w="2160"/>
+          </w:tcPr>
+          <w:p>
+            <w:r/>
+            <w:r>
+              <w:rPr>
+                <w:rFonts w:ascii="Malgun Gothic" w:hAnsi="Malgun Gothic" w:eastAsia="Malgun Gothic"/>
+                <w:b w:val="0"/>
+                <w:sz w:val="20"/>
+              </w:rPr>
+              <w:t>PREV_NAME_CONTRACT_STATUS_Refused_mean</w:t>
+            </w:r>
+          </w:p>
+        </w:tc>
+        <w:tc>
+          <w:tcPr>
+            <w:tcW w:type="dxa" w:w="2160"/>
+          </w:tcPr>
+          <w:p>
+            <w:r/>
+            <w:r>
+              <w:rPr>
+                <w:rFonts w:ascii="Malgun Gothic" w:hAnsi="Malgun Gothic" w:eastAsia="Malgun Gothic"/>
+                <w:b w:val="0"/>
+                <w:sz w:val="20"/>
+              </w:rPr>
+              <w:t>0.0360</w:t>
+            </w:r>
+          </w:p>
+        </w:tc>
+        <w:tc>
+          <w:tcPr>
+            <w:tcW w:type="dxa" w:w="2160"/>
+          </w:tcPr>
+          <w:p>
+            <w:r/>
+            <w:r>
+              <w:rPr>
+                <w:rFonts w:ascii="Malgun Gothic" w:hAnsi="Malgun Gothic" w:eastAsia="Malgun Gothic"/>
+                <w:b w:val="0"/>
+                <w:sz w:val="20"/>
+              </w:rPr>
+              <w:t>★ 이전 거절 비율</w:t>
+            </w:r>
+          </w:p>
+        </w:tc>
+      </w:tr>
+    </w:tbl>
+    <w:p>
+      <w:pPr>
+        <w:spacing w:after="120"/>
+      </w:pPr>
+      <w:r>
+        <w:rPr>
+          <w:rFonts w:ascii="Malgun Gothic" w:hAnsi="Malgun Gothic" w:eastAsia="Malgun Gothic"/>
+          <w:b w:val="0"/>
+          <w:sz w:val="22"/>
+        </w:rPr>
+      </w:r>
+    </w:p>
+    <w:p>
+      <w:pPr>
+        <w:ind w:left="454" w:right="454"/>
+        <w:shd w:val="clear" w:fill="F4F4F4"/>
+      </w:pPr>
+      <w:r>
+        <w:rPr>
+          <w:rFonts w:ascii="Malgun Gothic" w:hAnsi="Malgun Gothic" w:eastAsia="Malgun Gothic"/>
+          <w:b w:val="0"/>
+          <w:i/>
+          <w:color w:val="333333"/>
+          <w:sz w:val="21"/>
+        </w:rPr>
+        <w:t>5개 모두 PREV_* 접두사 — 즉 자체 이력만 진입했고, 외부 신용기관(bureau) 변수는 한 개도 진입하지 못했습니다. 이건 매우 흥미로운 결과입니다.</w:t>
+      </w:r>
+    </w:p>
+    <w:p>
+      <w:pPr>
+        <w:spacing w:after="120"/>
+      </w:pPr>
+      <w:r>
+        <w:rPr>
+          <w:rFonts w:ascii="Malgun Gothic" w:hAnsi="Malgun Gothic" w:eastAsia="Malgun Gothic"/>
+          <w:b w:val="0"/>
+          <w:sz w:val="22"/>
+        </w:rPr>
+        <w:t>왜 bureau는 진입하지 못했을까? 가장 그럴듯한 가설은, main 테이블의 EXT_SOURCE_1/2/3(외부 신용평가 점수)에 외부 신용기관 정보가 이미 응축돼 들어가 있다는 것입니다. EXT_SOURCE는 Step 1에서 SHAP top 1~3을 차지한 압도적 신호였는데, 이게 사실상 bureau 데이터의 잘 압축된 표현일 수 있습니다. 추가 ablation(bureau 단독 vs prev 단독 vs 둘 다)으로 검증할 future work입니다.</w:t>
+      </w:r>
+    </w:p>
+    <w:p>
+      <w:pPr>
+        <w:jc w:val="center"/>
+      </w:pPr>
+      <w:r>
+        <w:drawing>
+          <wp:inline xmlns:a="http://schemas.openxmlformats.org/drawingml/2006/main" xmlns:pic="http://schemas.openxmlformats.org/drawingml/2006/picture">
+            <wp:extent cx="5040000" cy="2283657"/>
+            <wp:docPr id="9" name="Picture 9"/>
+            <wp:cNvGraphicFramePr>
+              <a:graphicFrameLocks noChangeAspect="1"/>
+            </wp:cNvGraphicFramePr>
+            <a:graphic>
+              <a:graphicData uri="http://schemas.openxmlformats.org/drawingml/2006/picture">
+                <pic:pic>
+                  <pic:nvPicPr>
+                    <pic:cNvPr id="0" name="29_shap_top20_overlap.png"/>
+                    <pic:cNvPicPr/>
+                  </pic:nvPicPr>
+                  <pic:blipFill>
+                    <a:blip r:embed="rId17"/>
+                    <a:stretch>
+                      <a:fillRect/>
+                    </a:stretch>
+                  </pic:blipFill>
+                  <pic:spPr>
+                    <a:xfrm>
+                      <a:off x="0" y="0"/>
+                      <a:ext cx="5040000" cy="2283657"/>
+                    </a:xfrm>
+                    <a:prstGeom prst="rect"/>
+                  </pic:spPr>
+                </pic:pic>
+              </a:graphicData>
+            </a:graphic>
+          </wp:inline>
+        </w:drawing>
+      </w:r>
+    </w:p>
+    <w:p>
+      <w:pPr>
+        <w:jc w:val="center"/>
+      </w:pPr>
+      <w:r>
+        <w:rPr>
+          <w:rFonts w:ascii="Malgun Gothic" w:hAnsi="Malgun Gothic" w:eastAsia="Malgun Gothic"/>
+          <w:b w:val="0"/>
+          <w:i/>
+          <w:color w:val="555555"/>
+          <w:sz w:val="18"/>
+        </w:rPr>
+        <w:t>그림 12-2. baseline vs aux 모델의 SHAP top 20 비교 (녹색=공통, 주황=신규 aux)</w:t>
+      </w:r>
+    </w:p>
+    <w:p>
+      <w:pPr>
+        <w:pStyle w:val="Heading2"/>
+      </w:pPr>
+      <w:r>
+        <w:rPr>
+          <w:rFonts w:ascii="Malgun Gothic" w:hAnsi="Malgun Gothic" w:eastAsia="Malgun Gothic"/>
+          <w:b/>
+          <w:sz w:val="30"/>
+        </w:rPr>
+        <w:t>12.5 가장 직관적인 신규 신호 — 이전 거절 비율</w:t>
+      </w:r>
+    </w:p>
+    <w:p>
+      <w:pPr>
+        <w:spacing w:after="120"/>
+      </w:pPr>
+      <w:r>
+        <w:rPr>
+          <w:rFonts w:ascii="Malgun Gothic" w:hAnsi="Malgun Gothic" w:eastAsia="Malgun Gothic"/>
+          <w:b w:val="0"/>
+          <w:sz w:val="22"/>
+        </w:rPr>
+        <w:t>rank 20에 진입한 PREV_NAME_CONTRACT_STATUS_Refused_mean은 "이 사람이 과거에 신청한 대출 중 거절당한 비율"입니다. 직관적으로 가장 강력한 신용 신호 중 하나입니다.</w:t>
+      </w:r>
+    </w:p>
+    <w:p>
+      <w:pPr>
+        <w:ind w:left="454" w:right="454"/>
+        <w:shd w:val="clear" w:fill="F4F4F4"/>
+      </w:pPr>
+      <w:r>
+        <w:rPr>
+          <w:rFonts w:ascii="Malgun Gothic" w:hAnsi="Malgun Gothic" w:eastAsia="Malgun Gothic"/>
+          <w:b w:val="0"/>
+          <w:i/>
+          <w:color w:val="333333"/>
+          <w:sz w:val="21"/>
+        </w:rPr>
+        <w:t>이전에 자주 거절된 사람은 다시 거절될 가능성이 높다 — 신용 평가 도메인의 상식과 일치합니다. 이 변수가 데이터에 명시적으로 들어가 있지 않다가 추가되면서 성능이 향상된 것은, 본 파이프라인이 "의미 있는 변수에 반응한다"는 정상성(sanity check)을 보여줍니다.</w:t>
+      </w:r>
+    </w:p>
+    <w:p>
+      <w:pPr>
+        <w:pStyle w:val="Heading2"/>
+      </w:pPr>
+      <w:r>
+        <w:rPr>
+          <w:rFonts w:ascii="Malgun Gothic" w:hAnsi="Malgun Gothic" w:eastAsia="Malgun Gothic"/>
+          <w:b/>
+          <w:sz w:val="30"/>
+        </w:rPr>
+        <w:t>12.6 Step 3-B 종합</w:t>
+      </w:r>
+    </w:p>
+    <w:p>
+      <w:pPr>
+        <w:pStyle w:val="ListBullet"/>
+        <w:ind w:left="340"/>
+      </w:pPr>
+      <w:r>
+        <w:rPr>
+          <w:rFonts w:ascii="Malgun Gothic" w:hAnsi="Malgun Gothic" w:eastAsia="Malgun Gothic"/>
+          <w:b w:val="0"/>
+          <w:sz w:val="22"/>
+        </w:rPr>
+        <w:t>보조 테이블 두 개 추가만으로 AUROC +0.0168 (+2.22%) — 통계적으로 명확한 향상</w:t>
+      </w:r>
+    </w:p>
+    <w:p>
+      <w:pPr>
+        <w:pStyle w:val="ListBullet"/>
+        <w:ind w:left="340"/>
+      </w:pPr>
+      <w:r>
+        <w:rPr>
+          <w:rFonts w:ascii="Malgun Gothic" w:hAnsi="Malgun Gothic" w:eastAsia="Malgun Gothic"/>
+          <w:b w:val="0"/>
+          <w:sz w:val="22"/>
+        </w:rPr>
+        <w:t>AUPRC +8.21%, KS +7.81% — 불균형 데이터에서 분류력 자체가 강화됨</w:t>
+      </w:r>
+    </w:p>
+    <w:p>
+      <w:pPr>
+        <w:pStyle w:val="ListBullet"/>
+        <w:ind w:left="340"/>
+      </w:pPr>
+      <w:r>
+        <w:rPr>
+          <w:rFonts w:ascii="Malgun Gothic" w:hAnsi="Malgun Gothic" w:eastAsia="Malgun Gothic"/>
+          <w:b w:val="0"/>
+          <w:sz w:val="22"/>
+        </w:rPr>
+        <w:t>외부 신용기관(bureau)은 SHAP에 직접 진입하지 못했지만, EXT_SOURCE에 응축된 형태로 이미 활용되고 있을 가능성</w:t>
+      </w:r>
+    </w:p>
+    <w:p>
+      <w:pPr>
+        <w:pStyle w:val="ListBullet"/>
+        <w:ind w:left="340"/>
+      </w:pPr>
+      <w:r>
+        <w:rPr>
+          <w:rFonts w:ascii="Malgun Gothic" w:hAnsi="Malgun Gothic" w:eastAsia="Malgun Gothic"/>
+          <w:b w:val="0"/>
+          <w:sz w:val="22"/>
+        </w:rPr>
+        <w:t>자체 이력(previous_application)은 5개 변수가 SHAP top 20에 진입 — 특히 "이전 거절 비율"이 직관적으로 가장 강력한 신호</w:t>
+      </w:r>
+    </w:p>
+    <w:p>
+      <w:pPr>
+        <w:pStyle w:val="ListBullet"/>
+        <w:ind w:left="340"/>
+      </w:pPr>
+      <w:r>
+        <w:rPr>
+          <w:rFonts w:ascii="Malgun Gothic" w:hAnsi="Malgun Gothic" w:eastAsia="Malgun Gothic"/>
+          <w:b w:val="0"/>
+          <w:sz w:val="22"/>
+        </w:rPr>
+        <w:t>1161 feature 학습 시간 138s/fold — 운영 환경에서도 충분히 가능한 부담</w:t>
+      </w:r>
+    </w:p>
+    <w:p>
+      <w:pPr>
+        <w:spacing w:after="120"/>
+      </w:pPr>
+      <w:r>
+        <w:rPr>
+          <w:rFonts w:ascii="Malgun Gothic" w:hAnsi="Malgun Gothic" w:eastAsia="Malgun Gothic"/>
+          <w:b w:val="0"/>
+          <w:sz w:val="22"/>
+        </w:rPr>
+      </w:r>
+    </w:p>
+    <w:p>
+      <w:pPr>
+        <w:spacing w:after="120"/>
+      </w:pPr>
+      <w:r>
+        <w:rPr>
+          <w:rFonts w:ascii="Malgun Gothic" w:hAnsi="Malgun Gothic" w:eastAsia="Malgun Gothic"/>
+          <w:b/>
+          <w:color w:val="C44E52"/>
+          <w:sz w:val="28"/>
+        </w:rPr>
+        <w:t>★ Step 3-B 한 줄 메시지</w:t>
+      </w:r>
+    </w:p>
+    <w:p>
+      <w:pPr>
+        <w:spacing w:after="120"/>
+      </w:pPr>
+      <w:r>
+        <w:rPr>
+          <w:rFonts w:ascii="Malgun Gothic" w:hAnsi="Malgun Gothic" w:eastAsia="Malgun Gothic"/>
+          <w:b/>
+          <w:sz w:val="24"/>
+        </w:rPr>
+        <w:t>"보조 테이블 활용은 본 파이프라인의 자연스러운 다음 단계이며, 기존 메시지(환각 0%, baseline 45.5%)에 "성능까지 향상되는" 임팩트를 더한다."</w:t>
+      </w:r>
+    </w:p>
+    <w:p>
+      <w:r>
+        <w:br w:type="page"/>
+      </w:r>
+    </w:p>
+    <w:p>
+      <w:pPr>
+        <w:pStyle w:val="Heading1"/>
+      </w:pPr>
+      <w:r>
+        <w:rPr>
+          <w:rFonts w:ascii="Malgun Gothic" w:hAnsi="Malgun Gothic" w:eastAsia="Malgun Gothic"/>
+          <w:b/>
+          <w:sz w:val="36"/>
+        </w:rPr>
+        <w:t>13. 한계와 향후 계획 (Future Work)</w:t>
+      </w:r>
+    </w:p>
+    <w:p>
+      <w:pPr>
+        <w:pStyle w:val="ListBullet"/>
+        <w:ind w:left="340"/>
+      </w:pPr>
+      <w:r>
+        <w:rPr>
+          <w:rFonts w:ascii="Malgun Gothic" w:hAnsi="Malgun Gothic" w:eastAsia="Malgun Gothic"/>
+          <w:b w:val="0"/>
+          <w:sz w:val="22"/>
+        </w:rPr>
+        <w:t>평가 표본은 100명까지 확장됨(Step 2-A). 500명+은 추가 검토 가능.</w:t>
+      </w:r>
+    </w:p>
+    <w:p>
+      <w:pPr>
+        <w:pStyle w:val="ListBullet"/>
+        <w:ind w:left="340"/>
+      </w:pPr>
+      <w:r>
+        <w:rPr>
+          <w:rFonts w:ascii="Malgun Gothic" w:hAnsi="Malgun Gothic" w:eastAsia="Malgun Gothic"/>
+          <w:b w:val="0"/>
+          <w:sz w:val="22"/>
+        </w:rPr>
+        <w:t>보조 테이블 2개 활용(Step 3-B). 잔여 4개(POS_CASH_balance, credit_card_balance, installments_payments, bureau_balance 추가 활용) → AUROC 0.78+ 도전.</w:t>
+      </w:r>
+    </w:p>
+    <w:p>
+      <w:pPr>
+        <w:pStyle w:val="ListBullet"/>
+        <w:ind w:left="340"/>
+      </w:pPr>
+      <w:r>
+        <w:rPr>
+          <w:rFonts w:ascii="Malgun Gothic" w:hAnsi="Malgun Gothic" w:eastAsia="Malgun Gothic"/>
+          <w:b w:val="0"/>
+          <w:sz w:val="22"/>
+        </w:rPr>
+        <w:t>Bureau ablation: bureau 단독 vs prev 단독 vs 둘 다 비교로 EXT_SOURCE 응축 가설 검증.</w:t>
+      </w:r>
+    </w:p>
+    <w:p>
+      <w:pPr>
+        <w:pStyle w:val="ListBullet"/>
+        <w:ind w:left="340"/>
+      </w:pPr>
+      <w:r>
+        <w:rPr>
+          <w:rFonts w:ascii="Malgun Gothic" w:hAnsi="Malgun Gothic" w:eastAsia="Malgun Gothic"/>
+          <w:b w:val="0"/>
+          <w:sz w:val="22"/>
+        </w:rPr>
+        <w:t>G-Eval self-bias: Cross-LLM(Step 2-A)으로 부분 우회. BERTScore 기반 자동 평가도 추가 검토.</w:t>
+      </w:r>
+    </w:p>
+    <w:p>
+      <w:pPr>
+        <w:pStyle w:val="ListBullet"/>
+        <w:ind w:left="340"/>
+      </w:pPr>
+      <w:r>
+        <w:rPr>
+          <w:rFonts w:ascii="Malgun Gothic" w:hAnsi="Malgun Gothic" w:eastAsia="Malgun Gothic"/>
+          <w:b w:val="0"/>
+          <w:sz w:val="22"/>
+        </w:rPr>
+        <w:t>TabNet, LightGBM에 aux 효과 일반화 (Step 3-B는 XGBoost만 검증).</w:t>
       </w:r>
     </w:p>
     <w:p>
@@ -6531,6 +7972,20 @@
     </w:p>
     <w:p>
       <w:pPr>
+        <w:pStyle w:val="ListBullet"/>
+        <w:ind w:left="340"/>
+      </w:pPr>
+      <w:r>
+        <w:rPr>
+          <w:rFonts w:ascii="Malgun Gothic" w:hAnsi="Malgun Gothic" w:eastAsia="Malgun Gothic"/>
+          <w:b w:val="0"/>
+          <w:sz w:val="22"/>
+        </w:rPr>
+        <w:t>LLM 컨텍스트 재생성 (XAI-RAG with aux SHAP) — Halluc 변화 측정.</w:t>
+      </w:r>
+    </w:p>
+    <w:p>
+      <w:pPr>
         <w:spacing w:after="120"/>
       </w:pPr>
       <w:r>
@@ -6554,7 +8009,7 @@
           <w:color w:val="333333"/>
           <w:sz w:val="21"/>
         </w:rPr>
-        <w:t>Step 1 — 본 보고서 시점까지의 작업은 "미팅용 작동 프로토타입"의 완성입니다. 이후 Step 2~3에서는 위 한계를 하나씩 해소하며 본 논문으로 확장합니다.</w:t>
+        <w:t>Step 1 — "미팅용 작동 프로토타입" 완성. Step 2-A — 평가 신뢰성 강화. Step 3-B — 성능 확장 시작. 이후 Step 3-C(논문 작성)와 Step 3-D(잔여 항목)로 본 논문 완성을 향해 확장합니다.</w:t>
       </w:r>
     </w:p>
     <w:sectPr>

--- a/paper/midterm_report_friendly.docx
+++ b/paper/midterm_report_friendly.docx
@@ -7841,13 +7841,12 @@
           <w:b/>
           <w:sz w:val="36"/>
         </w:rPr>
-        <w:t>13. 한계와 향후 계획 (Future Work)</w:t>
+        <w:t>13. Step 3-C-1 — TabNet이 비로소 본 메커니즘에 통합된다</w:t>
       </w:r>
     </w:p>
     <w:p>
       <w:pPr>
-        <w:pStyle w:val="ListBullet"/>
-        <w:ind w:left="340"/>
+        <w:spacing w:after="120"/>
       </w:pPr>
       <w:r>
         <w:rPr>
@@ -7855,7 +7854,1726 @@
           <w:b w:val="0"/>
           <w:sz w:val="22"/>
         </w:rPr>
-        <w:t>평가 표본은 100명까지 확장됨(Step 2-A). 500명+은 추가 검토 가능.</w:t>
+        <w:t>지금까지의 본 연구에서 한 가지 큰 약점이 있었습니다. **논문 제목에 "TabNet"이 들어가 있지만, 실제로는 TabNet이 "비교 모델"의 역할만 했고, LLM의 컨텍스트는 XGBoost의 SHAP만으로 만들어졌습니다.** 즉 "왜 제목에 TabNet인가?"라는 질문에 정직하게 답하기 어려웠습니다.</w:t>
+      </w:r>
+    </w:p>
+    <w:p>
+      <w:pPr>
+        <w:ind w:left="454" w:right="454"/>
+        <w:shd w:val="clear" w:fill="F4F4F4"/>
+      </w:pPr>
+      <w:r>
+        <w:rPr>
+          <w:rFonts w:ascii="Malgun Gothic" w:hAnsi="Malgun Gothic" w:eastAsia="Malgun Gothic"/>
+          <w:b w:val="0"/>
+          <w:i/>
+          <w:color w:val="333333"/>
+          <w:sz w:val="21"/>
+        </w:rPr>
+        <w:t>Step 3-C-1에서는 그 약점을 정면 대응합니다 — TabNet의 instance-level 어텐션을 SHAP과 융합한 "agreement-aware 컨텍스트"를 LLM에 제공하는 메커니즘을 구현했고, 그 효과를 정량 측정했습니다.</w:t>
+      </w:r>
+    </w:p>
+    <w:p>
+      <w:pPr>
+        <w:pStyle w:val="Heading2"/>
+      </w:pPr>
+      <w:r>
+        <w:rPr>
+          <w:rFonts w:ascii="Malgun Gothic" w:hAnsi="Malgun Gothic" w:eastAsia="Malgun Gothic"/>
+          <w:b/>
+          <w:sz w:val="30"/>
+        </w:rPr>
+        <w:t>13.1 융합 메커니즘 — 두 해석 신호의 상보성을 LLM에 명시 노출</w:t>
+      </w:r>
+    </w:p>
+    <w:p>
+      <w:pPr>
+        <w:spacing w:after="120"/>
+      </w:pPr>
+      <w:r>
+        <w:rPr>
+          <w:rFonts w:ascii="Malgun Gothic" w:hAnsi="Malgun Gothic" w:eastAsia="Malgun Gothic"/>
+          <w:b w:val="0"/>
+          <w:sz w:val="22"/>
+        </w:rPr>
+        <w:t>각 인스턴스에서 두 해석을 동시에 추출합니다:</w:t>
+      </w:r>
+    </w:p>
+    <w:p>
+      <w:pPr>
+        <w:pStyle w:val="ListBullet"/>
+        <w:ind w:left="340"/>
+      </w:pPr>
+      <w:r>
+        <w:rPr>
+          <w:rFonts w:ascii="Malgun Gothic" w:hAnsi="Malgun Gothic" w:eastAsia="Malgun Gothic"/>
+          <w:b w:val="0"/>
+          <w:sz w:val="22"/>
+        </w:rPr>
+        <w:t>XGBoost SHAP top-10 (positive 5 + negative 5) — 부호와 기여도 보존</w:t>
+      </w:r>
+    </w:p>
+    <w:p>
+      <w:pPr>
+        <w:pStyle w:val="ListBullet"/>
+        <w:ind w:left="340"/>
+      </w:pPr>
+      <w:r>
+        <w:rPr>
+          <w:rFonts w:ascii="Malgun Gothic" w:hAnsi="Malgun Gothic" w:eastAsia="Malgun Gothic"/>
+          <w:b w:val="0"/>
+          <w:sz w:val="22"/>
+        </w:rPr>
+        <w:t>TabNet attention top-5 — 모델이 sparse하게 집중한 변수, 부호 없음</w:t>
+      </w:r>
+    </w:p>
+    <w:p>
+      <w:pPr>
+        <w:spacing w:after="120"/>
+      </w:pPr>
+      <w:r>
+        <w:rPr>
+          <w:rFonts w:ascii="Malgun Gothic" w:hAnsi="Malgun Gothic" w:eastAsia="Malgun Gothic"/>
+          <w:b w:val="0"/>
+          <w:sz w:val="22"/>
+        </w:rPr>
+        <w:t>두 set을 비교해 3 그룹으로 분류:</w:t>
+      </w:r>
+    </w:p>
+    <w:p>
+      <w:pPr>
+        <w:pStyle w:val="ListBullet"/>
+        <w:ind w:left="340"/>
+      </w:pPr>
+      <w:r>
+        <w:rPr>
+          <w:rFonts w:ascii="Malgun Gothic" w:hAnsi="Malgun Gothic" w:eastAsia="Malgun Gothic"/>
+          <w:b w:val="0"/>
+          <w:sz w:val="22"/>
+        </w:rPr>
+        <w:t>agreed_drivers — 두 모델이 모두 본 변수 (가장 신뢰할 만한 강한 신호)</w:t>
+      </w:r>
+    </w:p>
+    <w:p>
+      <w:pPr>
+        <w:pStyle w:val="ListBullet"/>
+        <w:ind w:left="340"/>
+      </w:pPr>
+      <w:r>
+        <w:rPr>
+          <w:rFonts w:ascii="Malgun Gothic" w:hAnsi="Malgun Gothic" w:eastAsia="Malgun Gothic"/>
+          <w:b w:val="0"/>
+          <w:sz w:val="22"/>
+        </w:rPr>
+        <w:t>shap_only_drivers — SHAP만 본 변수 (부호 + 기여도 정보가 살아있는 보완)</w:t>
+      </w:r>
+    </w:p>
+    <w:p>
+      <w:pPr>
+        <w:pStyle w:val="ListBullet"/>
+        <w:ind w:left="340"/>
+      </w:pPr>
+      <w:r>
+        <w:rPr>
+          <w:rFonts w:ascii="Malgun Gothic" w:hAnsi="Malgun Gothic" w:eastAsia="Malgun Gothic"/>
+          <w:b w:val="0"/>
+          <w:sz w:val="22"/>
+        </w:rPr>
+        <w:t>attention_only_drivers — TabNet만 본 변수 (방향성은 모르지만 모델이 본 신호)</w:t>
+      </w:r>
+    </w:p>
+    <w:p>
+      <w:pPr>
+        <w:spacing w:after="120"/>
+      </w:pPr>
+      <w:r>
+        <w:rPr>
+          <w:rFonts w:ascii="Malgun Gothic" w:hAnsi="Malgun Gothic" w:eastAsia="Malgun Gothic"/>
+          <w:b w:val="0"/>
+          <w:sz w:val="22"/>
+        </w:rPr>
+        <w:t>LLM 프롬프트에 그룹 라벨의 의미를 명시 — 즉 LLM은 "두 모델이 동의한 강한 신호"와 "한쪽만 본 보완 신호"를 구분해 표현하도록 지시받습니다. attention_only는 부호가 없으므로 "결정에 영향을 준 변수"로만 표현하고 방향성을 추측하지 않도록 명시.</w:t>
+      </w:r>
+    </w:p>
+    <w:p>
+      <w:pPr>
+        <w:pStyle w:val="Heading2"/>
+      </w:pPr>
+      <w:r>
+        <w:rPr>
+          <w:rFonts w:ascii="Malgun Gothic" w:hAnsi="Malgun Gothic" w:eastAsia="Malgun Gothic"/>
+          <w:b/>
+          <w:sz w:val="30"/>
+        </w:rPr>
+        <w:t>13.2 부분 일관 + 부분 상보 — 정량 입증</w:t>
+      </w:r>
+    </w:p>
+    <w:p>
+      <w:pPr>
+        <w:spacing w:after="120"/>
+      </w:pPr>
+      <w:r>
+        <w:rPr>
+          <w:rFonts w:ascii="Malgun Gothic" w:hAnsi="Malgun Gothic" w:eastAsia="Malgun Gothic"/>
+          <w:b w:val="0"/>
+          <w:sz w:val="22"/>
+        </w:rPr>
+        <w:t>100 인스턴스에 대한 두 신호의 겹침 패턴:</w:t>
+      </w:r>
+    </w:p>
+    <w:tbl>
+      <w:tblPr>
+        <w:tblStyle w:val="LightGrid-Accent1"/>
+        <w:tblW w:type="auto" w:w="0"/>
+        <w:tblLook w:firstColumn="1" w:firstRow="1" w:lastColumn="0" w:lastRow="0" w:noHBand="0" w:noVBand="1" w:val="04A0"/>
+      </w:tblPr>
+      <w:tblGrid>
+        <w:gridCol w:w="2880"/>
+        <w:gridCol w:w="2880"/>
+        <w:gridCol w:w="2880"/>
+      </w:tblGrid>
+      <w:tr>
+        <w:tc>
+          <w:tcPr>
+            <w:tcW w:type="dxa" w:w="2880"/>
+            <w:shd w:val="clear" w:fill="4C72B0"/>
+          </w:tcPr>
+          <w:p>
+            <w:r/>
+            <w:r>
+              <w:rPr>
+                <w:rFonts w:ascii="Malgun Gothic" w:hAnsi="Malgun Gothic" w:eastAsia="Malgun Gothic"/>
+                <w:b/>
+                <w:color w:val="FFFFFF"/>
+                <w:sz w:val="20"/>
+              </w:rPr>
+              <w:t>그룹</w:t>
+            </w:r>
+          </w:p>
+        </w:tc>
+        <w:tc>
+          <w:tcPr>
+            <w:tcW w:type="dxa" w:w="2880"/>
+            <w:shd w:val="clear" w:fill="4C72B0"/>
+          </w:tcPr>
+          <w:p>
+            <w:r/>
+            <w:r>
+              <w:rPr>
+                <w:rFonts w:ascii="Malgun Gothic" w:hAnsi="Malgun Gothic" w:eastAsia="Malgun Gothic"/>
+                <w:b/>
+                <w:color w:val="FFFFFF"/>
+                <w:sz w:val="20"/>
+              </w:rPr>
+              <w:t>평균 변수 수</w:t>
+            </w:r>
+          </w:p>
+        </w:tc>
+        <w:tc>
+          <w:tcPr>
+            <w:tcW w:type="dxa" w:w="2880"/>
+            <w:shd w:val="clear" w:fill="4C72B0"/>
+          </w:tcPr>
+          <w:p>
+            <w:r/>
+            <w:r>
+              <w:rPr>
+                <w:rFonts w:ascii="Malgun Gothic" w:hAnsi="Malgun Gothic" w:eastAsia="Malgun Gothic"/>
+                <w:b/>
+                <w:color w:val="FFFFFF"/>
+                <w:sz w:val="20"/>
+              </w:rPr>
+              <w:t>n_agreed 분포 (100 인스턴스)</w:t>
+            </w:r>
+          </w:p>
+        </w:tc>
+      </w:tr>
+      <w:tr>
+        <w:tc>
+          <w:tcPr>
+            <w:tcW w:type="dxa" w:w="2880"/>
+          </w:tcPr>
+          <w:p>
+            <w:r/>
+            <w:r>
+              <w:rPr>
+                <w:rFonts w:ascii="Malgun Gothic" w:hAnsi="Malgun Gothic" w:eastAsia="Malgun Gothic"/>
+                <w:b w:val="0"/>
+                <w:sz w:val="20"/>
+              </w:rPr>
+              <w:t>agreed_drivers</w:t>
+            </w:r>
+          </w:p>
+        </w:tc>
+        <w:tc>
+          <w:tcPr>
+            <w:tcW w:type="dxa" w:w="2880"/>
+          </w:tcPr>
+          <w:p>
+            <w:r/>
+            <w:r>
+              <w:rPr>
+                <w:rFonts w:ascii="Malgun Gothic" w:hAnsi="Malgun Gothic" w:eastAsia="Malgun Gothic"/>
+                <w:b w:val="0"/>
+                <w:sz w:val="20"/>
+              </w:rPr>
+              <w:t>2.12</w:t>
+            </w:r>
+          </w:p>
+        </w:tc>
+        <w:tc>
+          <w:tcPr>
+            <w:tcW w:type="dxa" w:w="2880"/>
+          </w:tcPr>
+          <w:p>
+            <w:r/>
+            <w:r>
+              <w:rPr>
+                <w:rFonts w:ascii="Malgun Gothic" w:hAnsi="Malgun Gothic" w:eastAsia="Malgun Gothic"/>
+                <w:b w:val="0"/>
+                <w:sz w:val="20"/>
+              </w:rPr>
+              <w:t>0개=1, 1개=8, 2개=69, 3개=22, 4개+=0</w:t>
+            </w:r>
+          </w:p>
+        </w:tc>
+      </w:tr>
+      <w:tr>
+        <w:tc>
+          <w:tcPr>
+            <w:tcW w:type="dxa" w:w="2880"/>
+          </w:tcPr>
+          <w:p>
+            <w:r/>
+            <w:r>
+              <w:rPr>
+                <w:rFonts w:ascii="Malgun Gothic" w:hAnsi="Malgun Gothic" w:eastAsia="Malgun Gothic"/>
+                <w:b w:val="0"/>
+                <w:sz w:val="20"/>
+              </w:rPr>
+              <w:t>shap_only_drivers</w:t>
+            </w:r>
+          </w:p>
+        </w:tc>
+        <w:tc>
+          <w:tcPr>
+            <w:tcW w:type="dxa" w:w="2880"/>
+          </w:tcPr>
+          <w:p>
+            <w:r/>
+            <w:r>
+              <w:rPr>
+                <w:rFonts w:ascii="Malgun Gothic" w:hAnsi="Malgun Gothic" w:eastAsia="Malgun Gothic"/>
+                <w:b w:val="0"/>
+                <w:sz w:val="20"/>
+              </w:rPr>
+              <w:t>6.98</w:t>
+            </w:r>
+          </w:p>
+        </w:tc>
+        <w:tc>
+          <w:tcPr>
+            <w:tcW w:type="dxa" w:w="2880"/>
+          </w:tcPr>
+          <w:p>
+            <w:r/>
+            <w:r>
+              <w:rPr>
+                <w:rFonts w:ascii="Malgun Gothic" w:hAnsi="Malgun Gothic" w:eastAsia="Malgun Gothic"/>
+                <w:b w:val="0"/>
+                <w:sz w:val="20"/>
+              </w:rPr>
+              <w:t>—</w:t>
+            </w:r>
+          </w:p>
+        </w:tc>
+      </w:tr>
+      <w:tr>
+        <w:tc>
+          <w:tcPr>
+            <w:tcW w:type="dxa" w:w="2880"/>
+          </w:tcPr>
+          <w:p>
+            <w:r/>
+            <w:r>
+              <w:rPr>
+                <w:rFonts w:ascii="Malgun Gothic" w:hAnsi="Malgun Gothic" w:eastAsia="Malgun Gothic"/>
+                <w:b w:val="0"/>
+                <w:sz w:val="20"/>
+              </w:rPr>
+              <w:t>attention_only_drivers</w:t>
+            </w:r>
+          </w:p>
+        </w:tc>
+        <w:tc>
+          <w:tcPr>
+            <w:tcW w:type="dxa" w:w="2880"/>
+          </w:tcPr>
+          <w:p>
+            <w:r/>
+            <w:r>
+              <w:rPr>
+                <w:rFonts w:ascii="Malgun Gothic" w:hAnsi="Malgun Gothic" w:eastAsia="Malgun Gothic"/>
+                <w:b w:val="0"/>
+                <w:sz w:val="20"/>
+              </w:rPr>
+              <w:t>2.06</w:t>
+            </w:r>
+          </w:p>
+        </w:tc>
+        <w:tc>
+          <w:tcPr>
+            <w:tcW w:type="dxa" w:w="2880"/>
+          </w:tcPr>
+          <w:p>
+            <w:r/>
+            <w:r>
+              <w:rPr>
+                <w:rFonts w:ascii="Malgun Gothic" w:hAnsi="Malgun Gothic" w:eastAsia="Malgun Gothic"/>
+                <w:b w:val="0"/>
+                <w:sz w:val="20"/>
+              </w:rPr>
+              <w:t>—</w:t>
+            </w:r>
+          </w:p>
+        </w:tc>
+      </w:tr>
+    </w:tbl>
+    <w:p>
+      <w:pPr>
+        <w:ind w:left="454" w:right="454"/>
+        <w:shd w:val="clear" w:fill="F4F4F4"/>
+      </w:pPr>
+      <w:r>
+        <w:rPr>
+          <w:rFonts w:ascii="Malgun Gothic" w:hAnsi="Malgun Gothic" w:eastAsia="Malgun Gothic"/>
+          <w:b w:val="0"/>
+          <w:i/>
+          <w:color w:val="333333"/>
+          <w:sz w:val="21"/>
+        </w:rPr>
+        <w:t>두 해석 모델은 거의 항상 부분적으로만 겹친다 (3개 이상 동의 22%, 4개 이상 동의는 단 한 번도 없음). 이는 Day 4의 어텐션-SHAP global ρ=0.117 분석과 정확히 일치하는 instance-level 패턴 — 본 데이터의 본질적 특성으로서 "부분 일관 + 부분 상보"를 다시 입증한 것입니다.</w:t>
+      </w:r>
+    </w:p>
+    <w:p>
+      <w:pPr>
+        <w:pStyle w:val="Heading2"/>
+      </w:pPr>
+      <w:r>
+        <w:rPr>
+          <w:rFonts w:ascii="Malgun Gothic" w:hAnsi="Malgun Gothic" w:eastAsia="Malgun Gothic"/>
+          <w:b/>
+          <w:sz w:val="30"/>
+        </w:rPr>
+        <w:t>13.3 결과 — 환각 차단 유지 + 완결성 큰 향상</w:t>
+      </w:r>
+    </w:p>
+    <w:p>
+      <w:pPr>
+        <w:spacing w:after="120"/>
+      </w:pPr>
+      <w:r>
+        <w:rPr>
+          <w:rFonts w:ascii="Malgun Gothic" w:hAnsi="Malgun Gothic" w:eastAsia="Malgun Gothic"/>
+          <w:b w:val="0"/>
+          <w:sz w:val="22"/>
+        </w:rPr>
+        <w:t>30 인스턴스 × 2 LLM × 2 mode (shap-only vs fusion). Judge는 Claude로 통일 (같은 judge로 4 그룹 통제 → Δ 측정 객관성).</w:t>
+      </w:r>
+    </w:p>
+    <w:tbl>
+      <w:tblPr>
+        <w:tblStyle w:val="LightGrid-Accent1"/>
+        <w:tblW w:type="auto" w:w="0"/>
+        <w:tblLook w:firstColumn="1" w:firstRow="1" w:lastColumn="0" w:lastRow="0" w:noHBand="0" w:noVBand="1" w:val="04A0"/>
+      </w:tblPr>
+      <w:tblGrid>
+        <w:gridCol w:w="1728"/>
+        <w:gridCol w:w="1728"/>
+        <w:gridCol w:w="1728"/>
+        <w:gridCol w:w="1728"/>
+        <w:gridCol w:w="1728"/>
+      </w:tblGrid>
+      <w:tr>
+        <w:tc>
+          <w:tcPr>
+            <w:tcW w:type="dxa" w:w="1728"/>
+            <w:shd w:val="clear" w:fill="4C72B0"/>
+          </w:tcPr>
+          <w:p>
+            <w:r/>
+            <w:r>
+              <w:rPr>
+                <w:rFonts w:ascii="Malgun Gothic" w:hAnsi="Malgun Gothic" w:eastAsia="Malgun Gothic"/>
+                <w:b/>
+                <w:color w:val="FFFFFF"/>
+                <w:sz w:val="20"/>
+              </w:rPr>
+              <w:t>Metric</w:t>
+            </w:r>
+          </w:p>
+        </w:tc>
+        <w:tc>
+          <w:tcPr>
+            <w:tcW w:type="dxa" w:w="1728"/>
+            <w:shd w:val="clear" w:fill="4C72B0"/>
+          </w:tcPr>
+          <w:p>
+            <w:r/>
+            <w:r>
+              <w:rPr>
+                <w:rFonts w:ascii="Malgun Gothic" w:hAnsi="Malgun Gothic" w:eastAsia="Malgun Gothic"/>
+                <w:b/>
+                <w:color w:val="FFFFFF"/>
+                <w:sz w:val="20"/>
+              </w:rPr>
+              <w:t>LLM</w:t>
+            </w:r>
+          </w:p>
+        </w:tc>
+        <w:tc>
+          <w:tcPr>
+            <w:tcW w:type="dxa" w:w="1728"/>
+            <w:shd w:val="clear" w:fill="4C72B0"/>
+          </w:tcPr>
+          <w:p>
+            <w:r/>
+            <w:r>
+              <w:rPr>
+                <w:rFonts w:ascii="Malgun Gothic" w:hAnsi="Malgun Gothic" w:eastAsia="Malgun Gothic"/>
+                <w:b/>
+                <w:color w:val="FFFFFF"/>
+                <w:sz w:val="20"/>
+              </w:rPr>
+              <w:t>SHAP-only</w:t>
+            </w:r>
+          </w:p>
+        </w:tc>
+        <w:tc>
+          <w:tcPr>
+            <w:tcW w:type="dxa" w:w="1728"/>
+            <w:shd w:val="clear" w:fill="4C72B0"/>
+          </w:tcPr>
+          <w:p>
+            <w:r/>
+            <w:r>
+              <w:rPr>
+                <w:rFonts w:ascii="Malgun Gothic" w:hAnsi="Malgun Gothic" w:eastAsia="Malgun Gothic"/>
+                <w:b/>
+                <w:color w:val="FFFFFF"/>
+                <w:sz w:val="20"/>
+              </w:rPr>
+              <w:t>Fusion</w:t>
+            </w:r>
+          </w:p>
+        </w:tc>
+        <w:tc>
+          <w:tcPr>
+            <w:tcW w:type="dxa" w:w="1728"/>
+            <w:shd w:val="clear" w:fill="4C72B0"/>
+          </w:tcPr>
+          <w:p>
+            <w:r/>
+            <w:r>
+              <w:rPr>
+                <w:rFonts w:ascii="Malgun Gothic" w:hAnsi="Malgun Gothic" w:eastAsia="Malgun Gothic"/>
+                <w:b/>
+                <w:color w:val="FFFFFF"/>
+                <w:sz w:val="20"/>
+              </w:rPr>
+              <w:t>Δ</w:t>
+            </w:r>
+          </w:p>
+        </w:tc>
+      </w:tr>
+      <w:tr>
+        <w:tc>
+          <w:tcPr>
+            <w:tcW w:type="dxa" w:w="1728"/>
+          </w:tcPr>
+          <w:p>
+            <w:r/>
+            <w:r>
+              <w:rPr>
+                <w:rFonts w:ascii="Malgun Gothic" w:hAnsi="Malgun Gothic" w:eastAsia="Malgun Gothic"/>
+                <w:b w:val="0"/>
+                <w:sz w:val="20"/>
+              </w:rPr>
+              <w:t>Halluc strict (↓)</w:t>
+            </w:r>
+          </w:p>
+        </w:tc>
+        <w:tc>
+          <w:tcPr>
+            <w:tcW w:type="dxa" w:w="1728"/>
+          </w:tcPr>
+          <w:p>
+            <w:r/>
+            <w:r>
+              <w:rPr>
+                <w:rFonts w:ascii="Malgun Gothic" w:hAnsi="Malgun Gothic" w:eastAsia="Malgun Gothic"/>
+                <w:b w:val="0"/>
+                <w:sz w:val="20"/>
+              </w:rPr>
+              <w:t>Anthropic</w:t>
+            </w:r>
+          </w:p>
+        </w:tc>
+        <w:tc>
+          <w:tcPr>
+            <w:tcW w:type="dxa" w:w="1728"/>
+          </w:tcPr>
+          <w:p>
+            <w:r/>
+            <w:r>
+              <w:rPr>
+                <w:rFonts w:ascii="Malgun Gothic" w:hAnsi="Malgun Gothic" w:eastAsia="Malgun Gothic"/>
+                <w:b w:val="0"/>
+                <w:sz w:val="20"/>
+              </w:rPr>
+              <w:t>0.000</w:t>
+            </w:r>
+          </w:p>
+        </w:tc>
+        <w:tc>
+          <w:tcPr>
+            <w:tcW w:type="dxa" w:w="1728"/>
+          </w:tcPr>
+          <w:p>
+            <w:r/>
+            <w:r>
+              <w:rPr>
+                <w:rFonts w:ascii="Malgun Gothic" w:hAnsi="Malgun Gothic" w:eastAsia="Malgun Gothic"/>
+                <w:b w:val="0"/>
+                <w:sz w:val="20"/>
+              </w:rPr>
+              <w:t>0.000</w:t>
+            </w:r>
+          </w:p>
+        </w:tc>
+        <w:tc>
+          <w:tcPr>
+            <w:tcW w:type="dxa" w:w="1728"/>
+          </w:tcPr>
+          <w:p>
+            <w:r/>
+            <w:r>
+              <w:rPr>
+                <w:rFonts w:ascii="Malgun Gothic" w:hAnsi="Malgun Gothic" w:eastAsia="Malgun Gothic"/>
+                <w:b w:val="0"/>
+                <w:sz w:val="20"/>
+              </w:rPr>
+              <w:t>0 ✅</w:t>
+            </w:r>
+          </w:p>
+        </w:tc>
+      </w:tr>
+      <w:tr>
+        <w:tc>
+          <w:tcPr>
+            <w:tcW w:type="dxa" w:w="1728"/>
+          </w:tcPr>
+          <w:p>
+            <w:r/>
+            <w:r>
+              <w:rPr>
+                <w:rFonts w:ascii="Malgun Gothic" w:hAnsi="Malgun Gothic" w:eastAsia="Malgun Gothic"/>
+                <w:b w:val="0"/>
+                <w:sz w:val="20"/>
+              </w:rPr>
+              <w:t>Halluc strict (↓)</w:t>
+            </w:r>
+          </w:p>
+        </w:tc>
+        <w:tc>
+          <w:tcPr>
+            <w:tcW w:type="dxa" w:w="1728"/>
+          </w:tcPr>
+          <w:p>
+            <w:r/>
+            <w:r>
+              <w:rPr>
+                <w:rFonts w:ascii="Malgun Gothic" w:hAnsi="Malgun Gothic" w:eastAsia="Malgun Gothic"/>
+                <w:b w:val="0"/>
+                <w:sz w:val="20"/>
+              </w:rPr>
+              <w:t>Gemini</w:t>
+            </w:r>
+          </w:p>
+        </w:tc>
+        <w:tc>
+          <w:tcPr>
+            <w:tcW w:type="dxa" w:w="1728"/>
+          </w:tcPr>
+          <w:p>
+            <w:r/>
+            <w:r>
+              <w:rPr>
+                <w:rFonts w:ascii="Malgun Gothic" w:hAnsi="Malgun Gothic" w:eastAsia="Malgun Gothic"/>
+                <w:b w:val="0"/>
+                <w:sz w:val="20"/>
+              </w:rPr>
+              <w:t>0.000</w:t>
+            </w:r>
+          </w:p>
+        </w:tc>
+        <w:tc>
+          <w:tcPr>
+            <w:tcW w:type="dxa" w:w="1728"/>
+          </w:tcPr>
+          <w:p>
+            <w:r/>
+            <w:r>
+              <w:rPr>
+                <w:rFonts w:ascii="Malgun Gothic" w:hAnsi="Malgun Gothic" w:eastAsia="Malgun Gothic"/>
+                <w:b w:val="0"/>
+                <w:sz w:val="20"/>
+              </w:rPr>
+              <w:t>0.000</w:t>
+            </w:r>
+          </w:p>
+        </w:tc>
+        <w:tc>
+          <w:tcPr>
+            <w:tcW w:type="dxa" w:w="1728"/>
+          </w:tcPr>
+          <w:p>
+            <w:r/>
+            <w:r>
+              <w:rPr>
+                <w:rFonts w:ascii="Malgun Gothic" w:hAnsi="Malgun Gothic" w:eastAsia="Malgun Gothic"/>
+                <w:b w:val="0"/>
+                <w:sz w:val="20"/>
+              </w:rPr>
+              <w:t>0 ✅</w:t>
+            </w:r>
+          </w:p>
+        </w:tc>
+      </w:tr>
+      <w:tr>
+        <w:tc>
+          <w:tcPr>
+            <w:tcW w:type="dxa" w:w="1728"/>
+          </w:tcPr>
+          <w:p>
+            <w:r/>
+            <w:r>
+              <w:rPr>
+                <w:rFonts w:ascii="Malgun Gothic" w:hAnsi="Malgun Gothic" w:eastAsia="Malgun Gothic"/>
+                <w:b w:val="0"/>
+                <w:sz w:val="20"/>
+              </w:rPr>
+              <w:t>G-Eval Completeness (↑)</w:t>
+            </w:r>
+          </w:p>
+        </w:tc>
+        <w:tc>
+          <w:tcPr>
+            <w:tcW w:type="dxa" w:w="1728"/>
+          </w:tcPr>
+          <w:p>
+            <w:r/>
+            <w:r>
+              <w:rPr>
+                <w:rFonts w:ascii="Malgun Gothic" w:hAnsi="Malgun Gothic" w:eastAsia="Malgun Gothic"/>
+                <w:b w:val="0"/>
+                <w:sz w:val="20"/>
+              </w:rPr>
+              <w:t>Anthropic</w:t>
+            </w:r>
+          </w:p>
+        </w:tc>
+        <w:tc>
+          <w:tcPr>
+            <w:tcW w:type="dxa" w:w="1728"/>
+          </w:tcPr>
+          <w:p>
+            <w:r/>
+            <w:r>
+              <w:rPr>
+                <w:rFonts w:ascii="Malgun Gothic" w:hAnsi="Malgun Gothic" w:eastAsia="Malgun Gothic"/>
+                <w:b w:val="0"/>
+                <w:sz w:val="20"/>
+              </w:rPr>
+              <w:t>4.30</w:t>
+            </w:r>
+          </w:p>
+        </w:tc>
+        <w:tc>
+          <w:tcPr>
+            <w:tcW w:type="dxa" w:w="1728"/>
+          </w:tcPr>
+          <w:p>
+            <w:r/>
+            <w:r>
+              <w:rPr>
+                <w:rFonts w:ascii="Malgun Gothic" w:hAnsi="Malgun Gothic" w:eastAsia="Malgun Gothic"/>
+                <w:b w:val="0"/>
+                <w:sz w:val="20"/>
+              </w:rPr>
+              <w:t>4.97</w:t>
+            </w:r>
+          </w:p>
+        </w:tc>
+        <w:tc>
+          <w:tcPr>
+            <w:tcW w:type="dxa" w:w="1728"/>
+          </w:tcPr>
+          <w:p>
+            <w:r/>
+            <w:r>
+              <w:rPr>
+                <w:rFonts w:ascii="Malgun Gothic" w:hAnsi="Malgun Gothic" w:eastAsia="Malgun Gothic"/>
+                <w:b w:val="0"/>
+                <w:sz w:val="20"/>
+              </w:rPr>
+              <w:t>+0.67 ★</w:t>
+            </w:r>
+          </w:p>
+        </w:tc>
+      </w:tr>
+      <w:tr>
+        <w:tc>
+          <w:tcPr>
+            <w:tcW w:type="dxa" w:w="1728"/>
+          </w:tcPr>
+          <w:p>
+            <w:r/>
+            <w:r>
+              <w:rPr>
+                <w:rFonts w:ascii="Malgun Gothic" w:hAnsi="Malgun Gothic" w:eastAsia="Malgun Gothic"/>
+                <w:b w:val="0"/>
+                <w:sz w:val="20"/>
+              </w:rPr>
+              <w:t>G-Eval Completeness (↑)</w:t>
+            </w:r>
+          </w:p>
+        </w:tc>
+        <w:tc>
+          <w:tcPr>
+            <w:tcW w:type="dxa" w:w="1728"/>
+          </w:tcPr>
+          <w:p>
+            <w:r/>
+            <w:r>
+              <w:rPr>
+                <w:rFonts w:ascii="Malgun Gothic" w:hAnsi="Malgun Gothic" w:eastAsia="Malgun Gothic"/>
+                <w:b w:val="0"/>
+                <w:sz w:val="20"/>
+              </w:rPr>
+              <w:t>Gemini</w:t>
+            </w:r>
+          </w:p>
+        </w:tc>
+        <w:tc>
+          <w:tcPr>
+            <w:tcW w:type="dxa" w:w="1728"/>
+          </w:tcPr>
+          <w:p>
+            <w:r/>
+            <w:r>
+              <w:rPr>
+                <w:rFonts w:ascii="Malgun Gothic" w:hAnsi="Malgun Gothic" w:eastAsia="Malgun Gothic"/>
+                <w:b w:val="0"/>
+                <w:sz w:val="20"/>
+              </w:rPr>
+              <w:t>3.90</w:t>
+            </w:r>
+          </w:p>
+        </w:tc>
+        <w:tc>
+          <w:tcPr>
+            <w:tcW w:type="dxa" w:w="1728"/>
+          </w:tcPr>
+          <w:p>
+            <w:r/>
+            <w:r>
+              <w:rPr>
+                <w:rFonts w:ascii="Malgun Gothic" w:hAnsi="Malgun Gothic" w:eastAsia="Malgun Gothic"/>
+                <w:b w:val="0"/>
+                <w:sz w:val="20"/>
+              </w:rPr>
+              <w:t>4.70</w:t>
+            </w:r>
+          </w:p>
+        </w:tc>
+        <w:tc>
+          <w:tcPr>
+            <w:tcW w:type="dxa" w:w="1728"/>
+          </w:tcPr>
+          <w:p>
+            <w:r/>
+            <w:r>
+              <w:rPr>
+                <w:rFonts w:ascii="Malgun Gothic" w:hAnsi="Malgun Gothic" w:eastAsia="Malgun Gothic"/>
+                <w:b w:val="0"/>
+                <w:sz w:val="20"/>
+              </w:rPr>
+              <w:t>+0.80 ★</w:t>
+            </w:r>
+          </w:p>
+        </w:tc>
+      </w:tr>
+      <w:tr>
+        <w:tc>
+          <w:tcPr>
+            <w:tcW w:type="dxa" w:w="1728"/>
+          </w:tcPr>
+          <w:p>
+            <w:r/>
+            <w:r>
+              <w:rPr>
+                <w:rFonts w:ascii="Malgun Gothic" w:hAnsi="Malgun Gothic" w:eastAsia="Malgun Gothic"/>
+                <w:b w:val="0"/>
+                <w:sz w:val="20"/>
+              </w:rPr>
+              <w:t>G-Eval Factual (↑)</w:t>
+            </w:r>
+          </w:p>
+        </w:tc>
+        <w:tc>
+          <w:tcPr>
+            <w:tcW w:type="dxa" w:w="1728"/>
+          </w:tcPr>
+          <w:p>
+            <w:r/>
+            <w:r>
+              <w:rPr>
+                <w:rFonts w:ascii="Malgun Gothic" w:hAnsi="Malgun Gothic" w:eastAsia="Malgun Gothic"/>
+                <w:b w:val="0"/>
+                <w:sz w:val="20"/>
+              </w:rPr>
+              <w:t>Anthropic</w:t>
+            </w:r>
+          </w:p>
+        </w:tc>
+        <w:tc>
+          <w:tcPr>
+            <w:tcW w:type="dxa" w:w="1728"/>
+          </w:tcPr>
+          <w:p>
+            <w:r/>
+            <w:r>
+              <w:rPr>
+                <w:rFonts w:ascii="Malgun Gothic" w:hAnsi="Malgun Gothic" w:eastAsia="Malgun Gothic"/>
+                <w:b w:val="0"/>
+                <w:sz w:val="20"/>
+              </w:rPr>
+              <w:t>4.87</w:t>
+            </w:r>
+          </w:p>
+        </w:tc>
+        <w:tc>
+          <w:tcPr>
+            <w:tcW w:type="dxa" w:w="1728"/>
+          </w:tcPr>
+          <w:p>
+            <w:r/>
+            <w:r>
+              <w:rPr>
+                <w:rFonts w:ascii="Malgun Gothic" w:hAnsi="Malgun Gothic" w:eastAsia="Malgun Gothic"/>
+                <w:b w:val="0"/>
+                <w:sz w:val="20"/>
+              </w:rPr>
+              <w:t>4.90</w:t>
+            </w:r>
+          </w:p>
+        </w:tc>
+        <w:tc>
+          <w:tcPr>
+            <w:tcW w:type="dxa" w:w="1728"/>
+          </w:tcPr>
+          <w:p>
+            <w:r/>
+            <w:r>
+              <w:rPr>
+                <w:rFonts w:ascii="Malgun Gothic" w:hAnsi="Malgun Gothic" w:eastAsia="Malgun Gothic"/>
+                <w:b w:val="0"/>
+                <w:sz w:val="20"/>
+              </w:rPr>
+              <w:t>+0.03 ≈</w:t>
+            </w:r>
+          </w:p>
+        </w:tc>
+      </w:tr>
+      <w:tr>
+        <w:tc>
+          <w:tcPr>
+            <w:tcW w:type="dxa" w:w="1728"/>
+          </w:tcPr>
+          <w:p>
+            <w:r/>
+            <w:r>
+              <w:rPr>
+                <w:rFonts w:ascii="Malgun Gothic" w:hAnsi="Malgun Gothic" w:eastAsia="Malgun Gothic"/>
+                <w:b w:val="0"/>
+                <w:sz w:val="20"/>
+              </w:rPr>
+              <w:t>G-Eval Factual (↑)</w:t>
+            </w:r>
+          </w:p>
+        </w:tc>
+        <w:tc>
+          <w:tcPr>
+            <w:tcW w:type="dxa" w:w="1728"/>
+          </w:tcPr>
+          <w:p>
+            <w:r/>
+            <w:r>
+              <w:rPr>
+                <w:rFonts w:ascii="Malgun Gothic" w:hAnsi="Malgun Gothic" w:eastAsia="Malgun Gothic"/>
+                <w:b w:val="0"/>
+                <w:sz w:val="20"/>
+              </w:rPr>
+              <w:t>Gemini</w:t>
+            </w:r>
+          </w:p>
+        </w:tc>
+        <w:tc>
+          <w:tcPr>
+            <w:tcW w:type="dxa" w:w="1728"/>
+          </w:tcPr>
+          <w:p>
+            <w:r/>
+            <w:r>
+              <w:rPr>
+                <w:rFonts w:ascii="Malgun Gothic" w:hAnsi="Malgun Gothic" w:eastAsia="Malgun Gothic"/>
+                <w:b w:val="0"/>
+                <w:sz w:val="20"/>
+              </w:rPr>
+              <w:t>4.90</w:t>
+            </w:r>
+          </w:p>
+        </w:tc>
+        <w:tc>
+          <w:tcPr>
+            <w:tcW w:type="dxa" w:w="1728"/>
+          </w:tcPr>
+          <w:p>
+            <w:r/>
+            <w:r>
+              <w:rPr>
+                <w:rFonts w:ascii="Malgun Gothic" w:hAnsi="Malgun Gothic" w:eastAsia="Malgun Gothic"/>
+                <w:b w:val="0"/>
+                <w:sz w:val="20"/>
+              </w:rPr>
+              <w:t>4.77</w:t>
+            </w:r>
+          </w:p>
+        </w:tc>
+        <w:tc>
+          <w:tcPr>
+            <w:tcW w:type="dxa" w:w="1728"/>
+          </w:tcPr>
+          <w:p>
+            <w:r/>
+            <w:r>
+              <w:rPr>
+                <w:rFonts w:ascii="Malgun Gothic" w:hAnsi="Malgun Gothic" w:eastAsia="Malgun Gothic"/>
+                <w:b w:val="0"/>
+                <w:sz w:val="20"/>
+              </w:rPr>
+              <w:t>-0.13 ≈</w:t>
+            </w:r>
+          </w:p>
+        </w:tc>
+      </w:tr>
+      <w:tr>
+        <w:tc>
+          <w:tcPr>
+            <w:tcW w:type="dxa" w:w="1728"/>
+          </w:tcPr>
+          <w:p>
+            <w:r/>
+            <w:r>
+              <w:rPr>
+                <w:rFonts w:ascii="Malgun Gothic" w:hAnsi="Malgun Gothic" w:eastAsia="Malgun Gothic"/>
+                <w:b w:val="0"/>
+                <w:sz w:val="20"/>
+              </w:rPr>
+              <w:t>G-Eval Sensitive (↑)</w:t>
+            </w:r>
+          </w:p>
+        </w:tc>
+        <w:tc>
+          <w:tcPr>
+            <w:tcW w:type="dxa" w:w="1728"/>
+          </w:tcPr>
+          <w:p>
+            <w:r/>
+            <w:r>
+              <w:rPr>
+                <w:rFonts w:ascii="Malgun Gothic" w:hAnsi="Malgun Gothic" w:eastAsia="Malgun Gothic"/>
+                <w:b w:val="0"/>
+                <w:sz w:val="20"/>
+              </w:rPr>
+              <w:t>Both</w:t>
+            </w:r>
+          </w:p>
+        </w:tc>
+        <w:tc>
+          <w:tcPr>
+            <w:tcW w:type="dxa" w:w="1728"/>
+          </w:tcPr>
+          <w:p>
+            <w:r/>
+            <w:r>
+              <w:rPr>
+                <w:rFonts w:ascii="Malgun Gothic" w:hAnsi="Malgun Gothic" w:eastAsia="Malgun Gothic"/>
+                <w:b w:val="0"/>
+                <w:sz w:val="20"/>
+              </w:rPr>
+              <w:t>5.00</w:t>
+            </w:r>
+          </w:p>
+        </w:tc>
+        <w:tc>
+          <w:tcPr>
+            <w:tcW w:type="dxa" w:w="1728"/>
+          </w:tcPr>
+          <w:p>
+            <w:r/>
+            <w:r>
+              <w:rPr>
+                <w:rFonts w:ascii="Malgun Gothic" w:hAnsi="Malgun Gothic" w:eastAsia="Malgun Gothic"/>
+                <w:b w:val="0"/>
+                <w:sz w:val="20"/>
+              </w:rPr>
+              <w:t>5.00</w:t>
+            </w:r>
+          </w:p>
+        </w:tc>
+        <w:tc>
+          <w:tcPr>
+            <w:tcW w:type="dxa" w:w="1728"/>
+          </w:tcPr>
+          <w:p>
+            <w:r/>
+            <w:r>
+              <w:rPr>
+                <w:rFonts w:ascii="Malgun Gothic" w:hAnsi="Malgun Gothic" w:eastAsia="Malgun Gothic"/>
+                <w:b w:val="0"/>
+                <w:sz w:val="20"/>
+              </w:rPr>
+              <w:t>0 ✅</w:t>
+            </w:r>
+          </w:p>
+        </w:tc>
+      </w:tr>
+      <w:tr>
+        <w:tc>
+          <w:tcPr>
+            <w:tcW w:type="dxa" w:w="1728"/>
+          </w:tcPr>
+          <w:p>
+            <w:r/>
+            <w:r>
+              <w:rPr>
+                <w:rFonts w:ascii="Malgun Gothic" w:hAnsi="Malgun Gothic" w:eastAsia="Malgun Gothic"/>
+                <w:b w:val="0"/>
+                <w:sz w:val="20"/>
+              </w:rPr>
+              <w:t>val_match_rate (↑)</w:t>
+            </w:r>
+          </w:p>
+        </w:tc>
+        <w:tc>
+          <w:tcPr>
+            <w:tcW w:type="dxa" w:w="1728"/>
+          </w:tcPr>
+          <w:p>
+            <w:r/>
+            <w:r>
+              <w:rPr>
+                <w:rFonts w:ascii="Malgun Gothic" w:hAnsi="Malgun Gothic" w:eastAsia="Malgun Gothic"/>
+                <w:b w:val="0"/>
+                <w:sz w:val="20"/>
+              </w:rPr>
+              <w:t>Anthropic</w:t>
+            </w:r>
+          </w:p>
+        </w:tc>
+        <w:tc>
+          <w:tcPr>
+            <w:tcW w:type="dxa" w:w="1728"/>
+          </w:tcPr>
+          <w:p>
+            <w:r/>
+            <w:r>
+              <w:rPr>
+                <w:rFonts w:ascii="Malgun Gothic" w:hAnsi="Malgun Gothic" w:eastAsia="Malgun Gothic"/>
+                <w:b w:val="0"/>
+                <w:sz w:val="20"/>
+              </w:rPr>
+              <w:t>0.85</w:t>
+            </w:r>
+          </w:p>
+        </w:tc>
+        <w:tc>
+          <w:tcPr>
+            <w:tcW w:type="dxa" w:w="1728"/>
+          </w:tcPr>
+          <w:p>
+            <w:r/>
+            <w:r>
+              <w:rPr>
+                <w:rFonts w:ascii="Malgun Gothic" w:hAnsi="Malgun Gothic" w:eastAsia="Malgun Gothic"/>
+                <w:b w:val="0"/>
+                <w:sz w:val="20"/>
+              </w:rPr>
+              <w:t>0.90</w:t>
+            </w:r>
+          </w:p>
+        </w:tc>
+        <w:tc>
+          <w:tcPr>
+            <w:tcW w:type="dxa" w:w="1728"/>
+          </w:tcPr>
+          <w:p>
+            <w:r/>
+            <w:r>
+              <w:rPr>
+                <w:rFonts w:ascii="Malgun Gothic" w:hAnsi="Malgun Gothic" w:eastAsia="Malgun Gothic"/>
+                <w:b w:val="0"/>
+                <w:sz w:val="20"/>
+              </w:rPr>
+              <w:t>+0.06</w:t>
+            </w:r>
+          </w:p>
+        </w:tc>
+      </w:tr>
+      <w:tr>
+        <w:tc>
+          <w:tcPr>
+            <w:tcW w:type="dxa" w:w="1728"/>
+          </w:tcPr>
+          <w:p>
+            <w:r/>
+            <w:r>
+              <w:rPr>
+                <w:rFonts w:ascii="Malgun Gothic" w:hAnsi="Malgun Gothic" w:eastAsia="Malgun Gothic"/>
+                <w:b w:val="0"/>
+                <w:sz w:val="20"/>
+              </w:rPr>
+              <w:t>val_match_rate (↑)</w:t>
+            </w:r>
+          </w:p>
+        </w:tc>
+        <w:tc>
+          <w:tcPr>
+            <w:tcW w:type="dxa" w:w="1728"/>
+          </w:tcPr>
+          <w:p>
+            <w:r/>
+            <w:r>
+              <w:rPr>
+                <w:rFonts w:ascii="Malgun Gothic" w:hAnsi="Malgun Gothic" w:eastAsia="Malgun Gothic"/>
+                <w:b w:val="0"/>
+                <w:sz w:val="20"/>
+              </w:rPr>
+              <w:t>Gemini</w:t>
+            </w:r>
+          </w:p>
+        </w:tc>
+        <w:tc>
+          <w:tcPr>
+            <w:tcW w:type="dxa" w:w="1728"/>
+          </w:tcPr>
+          <w:p>
+            <w:r/>
+            <w:r>
+              <w:rPr>
+                <w:rFonts w:ascii="Malgun Gothic" w:hAnsi="Malgun Gothic" w:eastAsia="Malgun Gothic"/>
+                <w:b w:val="0"/>
+                <w:sz w:val="20"/>
+              </w:rPr>
+              <w:t>0.79</w:t>
+            </w:r>
+          </w:p>
+        </w:tc>
+        <w:tc>
+          <w:tcPr>
+            <w:tcW w:type="dxa" w:w="1728"/>
+          </w:tcPr>
+          <w:p>
+            <w:r/>
+            <w:r>
+              <w:rPr>
+                <w:rFonts w:ascii="Malgun Gothic" w:hAnsi="Malgun Gothic" w:eastAsia="Malgun Gothic"/>
+                <w:b w:val="0"/>
+                <w:sz w:val="20"/>
+              </w:rPr>
+              <w:t>0.86</w:t>
+            </w:r>
+          </w:p>
+        </w:tc>
+        <w:tc>
+          <w:tcPr>
+            <w:tcW w:type="dxa" w:w="1728"/>
+          </w:tcPr>
+          <w:p>
+            <w:r/>
+            <w:r>
+              <w:rPr>
+                <w:rFonts w:ascii="Malgun Gothic" w:hAnsi="Malgun Gothic" w:eastAsia="Malgun Gothic"/>
+                <w:b w:val="0"/>
+                <w:sz w:val="20"/>
+              </w:rPr>
+              <w:t>+0.07</w:t>
+            </w:r>
+          </w:p>
+        </w:tc>
+      </w:tr>
+    </w:tbl>
+    <w:p>
+      <w:pPr>
+        <w:spacing w:after="120"/>
+      </w:pPr>
+      <w:r>
+        <w:rPr>
+          <w:rFonts w:ascii="Malgun Gothic" w:hAnsi="Malgun Gothic" w:eastAsia="Malgun Gothic"/>
+          <w:b w:val="0"/>
+          <w:sz w:val="22"/>
+        </w:rPr>
+      </w:r>
+    </w:p>
+    <w:p>
+      <w:pPr>
+        <w:spacing w:after="120"/>
+      </w:pPr>
+      <w:r>
+        <w:rPr>
+          <w:rFonts w:ascii="Malgun Gothic" w:hAnsi="Malgun Gothic" w:eastAsia="Malgun Gothic"/>
+          <w:b/>
+          <w:color w:val="55A868"/>
+          <w:sz w:val="22"/>
+        </w:rPr>
+        <w:t>★ 핵심 1 — 환각 차단 유지</w:t>
+      </w:r>
+    </w:p>
+    <w:p>
+      <w:pPr>
+        <w:spacing w:after="120"/>
+      </w:pPr>
+      <w:r>
+        <w:rPr>
+          <w:rFonts w:ascii="Malgun Gothic" w:hAnsi="Malgun Gothic" w:eastAsia="Malgun Gothic"/>
+          <w:b w:val="0"/>
+          <w:sz w:val="22"/>
+        </w:rPr>
+        <w:t>양 LLM × 양 mode 4 조합 모두 Halluc strict 0/30. 즉 두 해석 신호를 융합해도 Step 1/2-A의 환각 차단 메커니즘은 그대로 작동.</w:t>
+      </w:r>
+    </w:p>
+    <w:p>
+      <w:pPr>
+        <w:spacing w:after="120"/>
+      </w:pPr>
+      <w:r>
+        <w:rPr>
+          <w:rFonts w:ascii="Malgun Gothic" w:hAnsi="Malgun Gothic" w:eastAsia="Malgun Gothic"/>
+          <w:b w:val="0"/>
+          <w:sz w:val="22"/>
+        </w:rPr>
+      </w:r>
+    </w:p>
+    <w:p>
+      <w:pPr>
+        <w:spacing w:after="120"/>
+      </w:pPr>
+      <w:r>
+        <w:rPr>
+          <w:rFonts w:ascii="Malgun Gothic" w:hAnsi="Malgun Gothic" w:eastAsia="Malgun Gothic"/>
+          <w:b/>
+          <w:color w:val="55A868"/>
+          <w:sz w:val="22"/>
+        </w:rPr>
+        <w:t>★ 핵심 2 — 완결성 큰 향상</w:t>
+      </w:r>
+    </w:p>
+    <w:p>
+      <w:pPr>
+        <w:spacing w:after="120"/>
+      </w:pPr>
+      <w:r>
+        <w:rPr>
+          <w:rFonts w:ascii="Malgun Gothic" w:hAnsi="Malgun Gothic" w:eastAsia="Malgun Gothic"/>
+          <w:b w:val="0"/>
+          <w:sz w:val="22"/>
+        </w:rPr>
+        <w:t>G-Eval Completeness가 Anthropic 4.30→4.97 (+0.67), Gemini 3.90→4.70 (+0.80). 양 LLM 모두에서 일관된 큰 향상. 두 해석 신호의 상보성이 LLM에게 더 풍부한 정보를 제공해서 더 완결된 설명을 만든다는 직접 증거.</w:t>
+      </w:r>
+    </w:p>
+    <w:p>
+      <w:pPr>
+        <w:spacing w:after="120"/>
+      </w:pPr>
+      <w:r>
+        <w:rPr>
+          <w:rFonts w:ascii="Malgun Gothic" w:hAnsi="Malgun Gothic" w:eastAsia="Malgun Gothic"/>
+          <w:b w:val="0"/>
+          <w:sz w:val="22"/>
+        </w:rPr>
+      </w:r>
+    </w:p>
+    <w:p>
+      <w:pPr>
+        <w:spacing w:after="120"/>
+      </w:pPr>
+      <w:r>
+        <w:rPr>
+          <w:rFonts w:ascii="Malgun Gothic" w:hAnsi="Malgun Gothic" w:eastAsia="Malgun Gothic"/>
+          <w:b/>
+          <w:color w:val="55A868"/>
+          <w:sz w:val="22"/>
+        </w:rPr>
+        <w:t>★ 핵심 3 — 사실성·민감도·스타일 유지</w:t>
+      </w:r>
+    </w:p>
+    <w:p>
+      <w:pPr>
+        <w:spacing w:after="120"/>
+      </w:pPr>
+      <w:r>
+        <w:rPr>
+          <w:rFonts w:ascii="Malgun Gothic" w:hAnsi="Malgun Gothic" w:eastAsia="Malgun Gothic"/>
+          <w:b w:val="0"/>
+          <w:sz w:val="22"/>
+        </w:rPr>
+        <w:t>G-Eval Factual은 4.77~4.97 만점급 유지, Sensitive Leak 5.0/5.0 만점, Style 4.93~5.0 동등. 융합이 사실성·민감도·톤을 손상시키지 않음.</w:t>
+      </w:r>
+    </w:p>
+    <w:p>
+      <w:pPr>
+        <w:jc w:val="center"/>
+      </w:pPr>
+      <w:r>
+        <w:drawing>
+          <wp:inline xmlns:a="http://schemas.openxmlformats.org/drawingml/2006/main" xmlns:pic="http://schemas.openxmlformats.org/drawingml/2006/picture">
+            <wp:extent cx="5040000" cy="1543987"/>
+            <wp:docPr id="10" name="Picture 10"/>
+            <wp:cNvGraphicFramePr>
+              <a:graphicFrameLocks noChangeAspect="1"/>
+            </wp:cNvGraphicFramePr>
+            <a:graphic>
+              <a:graphicData uri="http://schemas.openxmlformats.org/drawingml/2006/picture">
+                <pic:pic>
+                  <pic:nvPicPr>
+                    <pic:cNvPr id="0" name="30_fusion_vs_shaponly.png"/>
+                    <pic:cNvPicPr/>
+                  </pic:nvPicPr>
+                  <pic:blipFill>
+                    <a:blip r:embed="rId18"/>
+                    <a:stretch>
+                      <a:fillRect/>
+                    </a:stretch>
+                  </pic:blipFill>
+                  <pic:spPr>
+                    <a:xfrm>
+                      <a:off x="0" y="0"/>
+                      <a:ext cx="5040000" cy="1543987"/>
+                    </a:xfrm>
+                    <a:prstGeom prst="rect"/>
+                  </pic:spPr>
+                </pic:pic>
+              </a:graphicData>
+            </a:graphic>
+          </wp:inline>
+        </w:drawing>
+      </w:r>
+    </w:p>
+    <w:p>
+      <w:pPr>
+        <w:jc w:val="center"/>
+      </w:pPr>
+      <w:r>
+        <w:rPr>
+          <w:rFonts w:ascii="Malgun Gothic" w:hAnsi="Malgun Gothic" w:eastAsia="Malgun Gothic"/>
+          <w:b w:val="0"/>
+          <w:i/>
+          <w:color w:val="555555"/>
+          <w:sz w:val="18"/>
+        </w:rPr>
+        <w:t>그림 13-1. SHAP-only vs Fusion 비교 (양 LLM × 4 메트릭, n=30 each)</w:t>
+      </w:r>
+    </w:p>
+    <w:p>
+      <w:pPr>
+        <w:pStyle w:val="Heading2"/>
+      </w:pPr>
+      <w:r>
+        <w:rPr>
+          <w:rFonts w:ascii="Malgun Gothic" w:hAnsi="Malgun Gothic" w:eastAsia="Malgun Gothic"/>
+          <w:b/>
+          <w:sz w:val="30"/>
+        </w:rPr>
+        <w:t>13.4 룰 기반 sign_match 하락은 룰의 한계</w:t>
+      </w:r>
+    </w:p>
+    <w:p>
+      <w:pPr>
+        <w:spacing w:after="120"/>
+      </w:pPr>
+      <w:r>
+        <w:rPr>
+          <w:rFonts w:ascii="Malgun Gothic" w:hAnsi="Malgun Gothic" w:eastAsia="Malgun Gothic"/>
+          <w:b w:val="0"/>
+          <w:sz w:val="22"/>
+        </w:rPr>
+        <w:t>보고된 표에 sign_match_rate가 fusion에서 떨어진 것이 보입니다 (Anthropic 0.87→0.65, Gemini 0.94→0.77). 이건 정직한 보고이며, 진짜 환각이나 사실성 악화가 아닙니다.</w:t>
+      </w:r>
+    </w:p>
+    <w:p>
+      <w:pPr>
+        <w:pStyle w:val="ListBullet"/>
+        <w:ind w:left="340"/>
+      </w:pPr>
+      <w:r>
+        <w:rPr>
+          <w:rFonts w:ascii="Malgun Gothic" w:hAnsi="Malgun Gothic" w:eastAsia="Malgun Gothic"/>
+          <w:b w:val="0"/>
+          <w:sz w:val="22"/>
+        </w:rPr>
+        <w:t>룰의 sign 평가는 "높였습니다", "낮추는", "긍정적" 등 한정된 키워드 셋으로 작동</w:t>
+      </w:r>
+    </w:p>
+    <w:p>
+      <w:pPr>
+        <w:pStyle w:val="ListBullet"/>
+        <w:ind w:left="340"/>
+      </w:pPr>
+      <w:r>
+        <w:rPr>
+          <w:rFonts w:ascii="Malgun Gothic" w:hAnsi="Malgun Gothic" w:eastAsia="Malgun Gothic"/>
+          <w:b w:val="0"/>
+          <w:sz w:val="22"/>
+        </w:rPr>
+        <w:t>Fusion 컨텍스트에서는 LLM이 더 다양한 표현을 사용 — 예: "증가시키는", "위험", "영향을 준" 등</w:t>
+      </w:r>
+    </w:p>
+    <w:p>
+      <w:pPr>
+        <w:pStyle w:val="ListBullet"/>
+        <w:ind w:left="340"/>
+      </w:pPr>
+      <w:r>
+        <w:rPr>
+          <w:rFonts w:ascii="Malgun Gothic" w:hAnsi="Malgun Gothic" w:eastAsia="Malgun Gothic"/>
+          <w:b w:val="0"/>
+          <w:sz w:val="22"/>
+        </w:rPr>
+        <w:t>이 단어들이 룰의 키워드 셋에 없어서 false negative 발생 → sign_match 하락</w:t>
+      </w:r>
+    </w:p>
+    <w:p>
+      <w:pPr>
+        <w:pStyle w:val="ListBullet"/>
+        <w:ind w:left="340"/>
+      </w:pPr>
+      <w:r>
+        <w:rPr>
+          <w:rFonts w:ascii="Malgun Gothic" w:hAnsi="Malgun Gothic" w:eastAsia="Malgun Gothic"/>
+          <w:b w:val="0"/>
+          <w:sz w:val="22"/>
+        </w:rPr>
+        <w:t>G-Eval Factual Accuracy(4.77~4.97)가 진짜 사실성을 정확히 측정 — 만점급으로 유지됨이 증명</w:t>
+      </w:r>
+    </w:p>
+    <w:p>
+      <w:pPr>
+        <w:ind w:left="454" w:right="454"/>
+        <w:shd w:val="clear" w:fill="F4F4F4"/>
+      </w:pPr>
+      <w:r>
+        <w:rPr>
+          <w:rFonts w:ascii="Malgun Gothic" w:hAnsi="Malgun Gothic" w:eastAsia="Malgun Gothic"/>
+          <w:b w:val="0"/>
+          <w:i/>
+          <w:color w:val="333333"/>
+          <w:sz w:val="21"/>
+        </w:rPr>
+        <w:t>이 한계는 future work에서 NLI 기반 Faithfulness("context entails statement?" 검증) 로 해소 가능. 본 보고에선 룰 + G-Eval 이중 측정으로 honest reporting 유지.</w:t>
+      </w:r>
+    </w:p>
+    <w:p>
+      <w:pPr>
+        <w:pStyle w:val="Heading2"/>
+      </w:pPr>
+      <w:r>
+        <w:rPr>
+          <w:rFonts w:ascii="Malgun Gothic" w:hAnsi="Malgun Gothic" w:eastAsia="Malgun Gothic"/>
+          <w:b/>
+          <w:sz w:val="30"/>
+        </w:rPr>
+        <w:t>13.5 Step 3-C-1 종합</w:t>
+      </w:r>
+    </w:p>
+    <w:p>
+      <w:pPr>
+        <w:pStyle w:val="ListBullet"/>
+        <w:ind w:left="340"/>
+      </w:pPr>
+      <w:r>
+        <w:rPr>
+          <w:rFonts w:ascii="Malgun Gothic" w:hAnsi="Malgun Gothic" w:eastAsia="Malgun Gothic"/>
+          <w:b w:val="0"/>
+          <w:sz w:val="22"/>
+        </w:rPr>
+        <w:t>TabNet이 단순 비교 모델 → 본 메커니즘의 핵심 구성 요소로 격상</w:t>
+      </w:r>
+    </w:p>
+    <w:p>
+      <w:pPr>
+        <w:pStyle w:val="ListBullet"/>
+        <w:ind w:left="340"/>
+      </w:pPr>
+      <w:r>
+        <w:rPr>
+          <w:rFonts w:ascii="Malgun Gothic" w:hAnsi="Malgun Gothic" w:eastAsia="Malgun Gothic"/>
+          <w:b w:val="0"/>
+          <w:sz w:val="22"/>
+        </w:rPr>
+        <w:t>두 해석 신호의 부분 일관 + 부분 상보를 LLM에 명시 노출하는 agreement-aware 컨텍스트 제안 (좁지만 명확한 novelty)</w:t>
+      </w:r>
+    </w:p>
+    <w:p>
+      <w:pPr>
+        <w:pStyle w:val="ListBullet"/>
+        <w:ind w:left="340"/>
+      </w:pPr>
+      <w:r>
+        <w:rPr>
+          <w:rFonts w:ascii="Malgun Gothic" w:hAnsi="Malgun Gothic" w:eastAsia="Malgun Gothic"/>
+          <w:b w:val="0"/>
+          <w:sz w:val="22"/>
+        </w:rPr>
+        <w:t>환각 차단 유지 + 완결성 큰 향상의 두 마리 토끼</w:t>
+      </w:r>
+    </w:p>
+    <w:p>
+      <w:pPr>
+        <w:pStyle w:val="ListBullet"/>
+        <w:ind w:left="340"/>
+      </w:pPr>
+      <w:r>
+        <w:rPr>
+          <w:rFonts w:ascii="Malgun Gothic" w:hAnsi="Malgun Gothic" w:eastAsia="Malgun Gothic"/>
+          <w:b w:val="0"/>
+          <w:sz w:val="22"/>
+        </w:rPr>
+        <w:t>양 LLM(Anthropic + Gemini)에서 일관된 결과 → LLM 종속성 없는 메커니즘</w:t>
+      </w:r>
+    </w:p>
+    <w:p>
+      <w:pPr>
+        <w:spacing w:after="120"/>
+      </w:pPr>
+      <w:r>
+        <w:rPr>
+          <w:rFonts w:ascii="Malgun Gothic" w:hAnsi="Malgun Gothic" w:eastAsia="Malgun Gothic"/>
+          <w:b w:val="0"/>
+          <w:sz w:val="22"/>
+        </w:rPr>
+      </w:r>
+    </w:p>
+    <w:p>
+      <w:pPr>
+        <w:spacing w:after="120"/>
+      </w:pPr>
+      <w:r>
+        <w:rPr>
+          <w:rFonts w:ascii="Malgun Gothic" w:hAnsi="Malgun Gothic" w:eastAsia="Malgun Gothic"/>
+          <w:b/>
+          <w:color w:val="C44E52"/>
+          <w:sz w:val="28"/>
+        </w:rPr>
+        <w:t>★ Step 3-C-1 한 줄 메시지</w:t>
+      </w:r>
+    </w:p>
+    <w:p>
+      <w:pPr>
+        <w:spacing w:after="120"/>
+      </w:pPr>
+      <w:r>
+        <w:rPr>
+          <w:rFonts w:ascii="Malgun Gothic" w:hAnsi="Malgun Gothic" w:eastAsia="Malgun Gothic"/>
+          <w:b/>
+          <w:sz w:val="24"/>
+        </w:rPr>
+        <w:t>"TabNet 어텐션과 SHAP의 상보성을 LLM 컨텍스트로 융합하면, 환각 차단을 유지하면서 설명의 완결성이 크게 향상된다."</w:t>
+      </w:r>
+    </w:p>
+    <w:p>
+      <w:r>
+        <w:br w:type="page"/>
+      </w:r>
+    </w:p>
+    <w:p>
+      <w:pPr>
+        <w:pStyle w:val="Heading1"/>
+      </w:pPr>
+      <w:r>
+        <w:rPr>
+          <w:rFonts w:ascii="Malgun Gothic" w:hAnsi="Malgun Gothic" w:eastAsia="Malgun Gothic"/>
+          <w:b/>
+          <w:sz w:val="36"/>
+        </w:rPr>
+        <w:t>14. 한계와 향후 계획 (Future Work)</w:t>
+      </w:r>
+    </w:p>
+    <w:p>
+      <w:pPr>
+        <w:pStyle w:val="ListBullet"/>
+        <w:ind w:left="340"/>
+      </w:pPr>
+      <w:r>
+        <w:rPr>
+          <w:rFonts w:ascii="Malgun Gothic" w:hAnsi="Malgun Gothic" w:eastAsia="Malgun Gothic"/>
+          <w:b w:val="0"/>
+          <w:sz w:val="22"/>
+        </w:rPr>
+        <w:t>Fusion 평가 표본 30명 — 100명+ 확장 검토.</w:t>
+      </w:r>
+    </w:p>
+    <w:p>
+      <w:pPr>
+        <w:pStyle w:val="ListBullet"/>
+        <w:ind w:left="340"/>
+      </w:pPr>
+      <w:r>
+        <w:rPr>
+          <w:rFonts w:ascii="Malgun Gothic" w:hAnsi="Malgun Gothic" w:eastAsia="Malgun Gothic"/>
+          <w:b w:val="0"/>
+          <w:sz w:val="22"/>
+        </w:rPr>
+        <w:t>Gemini judge cross-validation 미완 — 503 과부하로 차단됨, 회복 시 양방향 검증 추가.</w:t>
+      </w:r>
+    </w:p>
+    <w:p>
+      <w:pPr>
+        <w:pStyle w:val="ListBullet"/>
+        <w:ind w:left="340"/>
+      </w:pPr>
+      <w:r>
+        <w:rPr>
+          <w:rFonts w:ascii="Malgun Gothic" w:hAnsi="Malgun Gothic" w:eastAsia="Malgun Gothic"/>
+          <w:b w:val="0"/>
+          <w:sz w:val="22"/>
+        </w:rPr>
+        <w:t>3-way ablation: SHAP-only / Attention-only / Fusion 비교 (Attention-only 미수행).</w:t>
+      </w:r>
+    </w:p>
+    <w:p>
+      <w:pPr>
+        <w:pStyle w:val="ListBullet"/>
+        <w:ind w:left="340"/>
+      </w:pPr>
+      <w:r>
+        <w:rPr>
+          <w:rFonts w:ascii="Malgun Gothic" w:hAnsi="Malgun Gothic" w:eastAsia="Malgun Gothic"/>
+          <w:b w:val="0"/>
+          <w:sz w:val="22"/>
+        </w:rPr>
+        <w:t>Counterfactual on fusion — Step 2-A counterfactual 룰을 fusion 컨텍스트에 적용.</w:t>
       </w:r>
     </w:p>
     <w:p>
@@ -7897,20 +9615,6 @@
           <w:b w:val="0"/>
           <w:sz w:val="22"/>
         </w:rPr>
-        <w:t>G-Eval self-bias: Cross-LLM(Step 2-A)으로 부분 우회. BERTScore 기반 자동 평가도 추가 검토.</w:t>
-      </w:r>
-    </w:p>
-    <w:p>
-      <w:pPr>
-        <w:pStyle w:val="ListBullet"/>
-        <w:ind w:left="340"/>
-      </w:pPr>
-      <w:r>
-        <w:rPr>
-          <w:rFonts w:ascii="Malgun Gothic" w:hAnsi="Malgun Gothic" w:eastAsia="Malgun Gothic"/>
-          <w:b w:val="0"/>
-          <w:sz w:val="22"/>
-        </w:rPr>
         <w:t>TabNet, LightGBM에 aux 효과 일반화 (Step 3-B는 XGBoost만 검증).</w:t>
       </w:r>
     </w:p>
@@ -7953,6 +9657,20 @@
           <w:b w:val="0"/>
           <w:sz w:val="22"/>
         </w:rPr>
+        <w:t>NLI 기반 Faithfulness — 룰의 키워드 sensitivity 한계 해소.</w:t>
+      </w:r>
+    </w:p>
+    <w:p>
+      <w:pPr>
+        <w:pStyle w:val="ListBullet"/>
+        <w:ind w:left="340"/>
+      </w:pPr>
+      <w:r>
+        <w:rPr>
+          <w:rFonts w:ascii="Malgun Gothic" w:hAnsi="Malgun Gothic" w:eastAsia="Malgun Gothic"/>
+          <w:b w:val="0"/>
+          <w:sz w:val="22"/>
+        </w:rPr>
         <w:t>인간 평가 (Plausibility) — 5점 척도 + Cohen's κ.</w:t>
       </w:r>
     </w:p>
@@ -7968,20 +9686,6 @@
           <w:sz w:val="22"/>
         </w:rPr>
         <w:t>한국어 도메인 특화 금융 LLM 미세조정 (QLoRA).</w:t>
-      </w:r>
-    </w:p>
-    <w:p>
-      <w:pPr>
-        <w:pStyle w:val="ListBullet"/>
-        <w:ind w:left="340"/>
-      </w:pPr>
-      <w:r>
-        <w:rPr>
-          <w:rFonts w:ascii="Malgun Gothic" w:hAnsi="Malgun Gothic" w:eastAsia="Malgun Gothic"/>
-          <w:b w:val="0"/>
-          <w:sz w:val="22"/>
-        </w:rPr>
-        <w:t>LLM 컨텍스트 재생성 (XAI-RAG with aux SHAP) — Halluc 변화 측정.</w:t>
       </w:r>
     </w:p>
     <w:p>

--- a/paper/midterm_report_friendly.docx
+++ b/paper/midterm_report_friendly.docx
@@ -9465,6 +9465,20 @@
     </w:p>
     <w:p>
       <w:pPr>
+        <w:pStyle w:val="ListBullet"/>
+        <w:ind w:left="340"/>
+      </w:pPr>
+      <w:r>
+        <w:rPr>
+          <w:rFonts w:ascii="Malgun Gothic" w:hAnsi="Malgun Gothic" w:eastAsia="Malgun Gothic"/>
+          <w:b w:val="0"/>
+          <w:sz w:val="22"/>
+        </w:rPr>
+        <w:t>룰 sign_match 하락의 정체는 다음 절(Step 3-C-2)에서 NLI로 직접 입증</w:t>
+      </w:r>
+    </w:p>
+    <w:p>
+      <w:pPr>
         <w:spacing w:after="120"/>
       </w:pPr>
       <w:r>
@@ -9517,13 +9531,12 @@
           <w:b/>
           <w:sz w:val="36"/>
         </w:rPr>
-        <w:t>14. 한계와 향후 계획 (Future Work)</w:t>
-      </w:r>
-    </w:p>
-    <w:p>
-      <w:pPr>
-        <w:pStyle w:val="ListBullet"/>
-        <w:ind w:left="340"/>
+        <w:t>14. Step 3-C-2 — 룰 한계를 의미적 측정으로 보강하다</w:t>
+      </w:r>
+    </w:p>
+    <w:p>
+      <w:pPr>
+        <w:spacing w:after="120"/>
       </w:pPr>
       <w:r>
         <w:rPr>
@@ -9531,173 +9544,7 @@
           <w:b w:val="0"/>
           <w:sz w:val="22"/>
         </w:rPr>
-        <w:t>Fusion 평가 표본 30명 — 100명+ 확장 검토.</w:t>
-      </w:r>
-    </w:p>
-    <w:p>
-      <w:pPr>
-        <w:pStyle w:val="ListBullet"/>
-        <w:ind w:left="340"/>
-      </w:pPr>
-      <w:r>
-        <w:rPr>
-          <w:rFonts w:ascii="Malgun Gothic" w:hAnsi="Malgun Gothic" w:eastAsia="Malgun Gothic"/>
-          <w:b w:val="0"/>
-          <w:sz w:val="22"/>
-        </w:rPr>
-        <w:t>Gemini judge cross-validation 미완 — 503 과부하로 차단됨, 회복 시 양방향 검증 추가.</w:t>
-      </w:r>
-    </w:p>
-    <w:p>
-      <w:pPr>
-        <w:pStyle w:val="ListBullet"/>
-        <w:ind w:left="340"/>
-      </w:pPr>
-      <w:r>
-        <w:rPr>
-          <w:rFonts w:ascii="Malgun Gothic" w:hAnsi="Malgun Gothic" w:eastAsia="Malgun Gothic"/>
-          <w:b w:val="0"/>
-          <w:sz w:val="22"/>
-        </w:rPr>
-        <w:t>3-way ablation: SHAP-only / Attention-only / Fusion 비교 (Attention-only 미수행).</w:t>
-      </w:r>
-    </w:p>
-    <w:p>
-      <w:pPr>
-        <w:pStyle w:val="ListBullet"/>
-        <w:ind w:left="340"/>
-      </w:pPr>
-      <w:r>
-        <w:rPr>
-          <w:rFonts w:ascii="Malgun Gothic" w:hAnsi="Malgun Gothic" w:eastAsia="Malgun Gothic"/>
-          <w:b w:val="0"/>
-          <w:sz w:val="22"/>
-        </w:rPr>
-        <w:t>Counterfactual on fusion — Step 2-A counterfactual 룰을 fusion 컨텍스트에 적용.</w:t>
-      </w:r>
-    </w:p>
-    <w:p>
-      <w:pPr>
-        <w:pStyle w:val="ListBullet"/>
-        <w:ind w:left="340"/>
-      </w:pPr>
-      <w:r>
-        <w:rPr>
-          <w:rFonts w:ascii="Malgun Gothic" w:hAnsi="Malgun Gothic" w:eastAsia="Malgun Gothic"/>
-          <w:b w:val="0"/>
-          <w:sz w:val="22"/>
-        </w:rPr>
-        <w:t>보조 테이블 2개 활용(Step 3-B). 잔여 4개(POS_CASH_balance, credit_card_balance, installments_payments, bureau_balance 추가 활용) → AUROC 0.78+ 도전.</w:t>
-      </w:r>
-    </w:p>
-    <w:p>
-      <w:pPr>
-        <w:pStyle w:val="ListBullet"/>
-        <w:ind w:left="340"/>
-      </w:pPr>
-      <w:r>
-        <w:rPr>
-          <w:rFonts w:ascii="Malgun Gothic" w:hAnsi="Malgun Gothic" w:eastAsia="Malgun Gothic"/>
-          <w:b w:val="0"/>
-          <w:sz w:val="22"/>
-        </w:rPr>
-        <w:t>Bureau ablation: bureau 단독 vs prev 단독 vs 둘 다 비교로 EXT_SOURCE 응축 가설 검증.</w:t>
-      </w:r>
-    </w:p>
-    <w:p>
-      <w:pPr>
-        <w:pStyle w:val="ListBullet"/>
-        <w:ind w:left="340"/>
-      </w:pPr>
-      <w:r>
-        <w:rPr>
-          <w:rFonts w:ascii="Malgun Gothic" w:hAnsi="Malgun Gothic" w:eastAsia="Malgun Gothic"/>
-          <w:b w:val="0"/>
-          <w:sz w:val="22"/>
-        </w:rPr>
-        <w:t>TabNet, LightGBM에 aux 효과 일반화 (Step 3-B는 XGBoost만 검증).</w:t>
-      </w:r>
-    </w:p>
-    <w:p>
-      <w:pPr>
-        <w:pStyle w:val="ListBullet"/>
-        <w:ind w:left="340"/>
-      </w:pPr>
-      <w:r>
-        <w:rPr>
-          <w:rFonts w:ascii="Malgun Gothic" w:hAnsi="Malgun Gothic" w:eastAsia="Malgun Gothic"/>
-          <w:b w:val="0"/>
-          <w:sz w:val="22"/>
-        </w:rPr>
-        <w:t>Fairness-aware 학습: Reweighing, Adversarial Debiasing.</w:t>
-      </w:r>
-    </w:p>
-    <w:p>
-      <w:pPr>
-        <w:pStyle w:val="ListBullet"/>
-        <w:ind w:left="340"/>
-      </w:pPr>
-      <w:r>
-        <w:rPr>
-          <w:rFonts w:ascii="Malgun Gothic" w:hAnsi="Malgun Gothic" w:eastAsia="Malgun Gothic"/>
-          <w:b w:val="0"/>
-          <w:sz w:val="22"/>
-        </w:rPr>
-        <w:t>FT-Transformer 비교 모델 추가.</w:t>
-      </w:r>
-    </w:p>
-    <w:p>
-      <w:pPr>
-        <w:pStyle w:val="ListBullet"/>
-        <w:ind w:left="340"/>
-      </w:pPr>
-      <w:r>
-        <w:rPr>
-          <w:rFonts w:ascii="Malgun Gothic" w:hAnsi="Malgun Gothic" w:eastAsia="Malgun Gothic"/>
-          <w:b w:val="0"/>
-          <w:sz w:val="22"/>
-        </w:rPr>
-        <w:t>NLI 기반 Faithfulness — 룰의 키워드 sensitivity 한계 해소.</w:t>
-      </w:r>
-    </w:p>
-    <w:p>
-      <w:pPr>
-        <w:pStyle w:val="ListBullet"/>
-        <w:ind w:left="340"/>
-      </w:pPr>
-      <w:r>
-        <w:rPr>
-          <w:rFonts w:ascii="Malgun Gothic" w:hAnsi="Malgun Gothic" w:eastAsia="Malgun Gothic"/>
-          <w:b w:val="0"/>
-          <w:sz w:val="22"/>
-        </w:rPr>
-        <w:t>인간 평가 (Plausibility) — 5점 척도 + Cohen's κ.</w:t>
-      </w:r>
-    </w:p>
-    <w:p>
-      <w:pPr>
-        <w:pStyle w:val="ListBullet"/>
-        <w:ind w:left="340"/>
-      </w:pPr>
-      <w:r>
-        <w:rPr>
-          <w:rFonts w:ascii="Malgun Gothic" w:hAnsi="Malgun Gothic" w:eastAsia="Malgun Gothic"/>
-          <w:b w:val="0"/>
-          <w:sz w:val="22"/>
-        </w:rPr>
-        <w:t>한국어 도메인 특화 금융 LLM 미세조정 (QLoRA).</w:t>
-      </w:r>
-    </w:p>
-    <w:p>
-      <w:pPr>
-        <w:spacing w:after="120"/>
-      </w:pPr>
-      <w:r>
-        <w:rPr>
-          <w:rFonts w:ascii="Malgun Gothic" w:hAnsi="Malgun Gothic" w:eastAsia="Malgun Gothic"/>
-          <w:b w:val="0"/>
-          <w:sz w:val="22"/>
-        </w:rPr>
+        <w:t>Step 3-C-1의 결과 표에서 한 가지 의문이 남았습니다. **룰의 sign_match가 fusion에서 떨어졌습니다** (Anthropic 0.87→0.65, Gemini 0.94→0.77). 이걸 "룰의 키워드 한계" 라고 추정만 했지, 직접 입증한 것은 아니었습니다.</w:t>
       </w:r>
     </w:p>
     <w:p>
@@ -9713,7 +9560,1644 @@
           <w:color w:val="333333"/>
           <w:sz w:val="21"/>
         </w:rPr>
-        <w:t>Step 1 — "미팅용 작동 프로토타입" 완성. Step 2-A — 평가 신뢰성 강화. Step 3-B — 성능 확장 시작. 이후 Step 3-C(논문 작성)와 Step 3-D(잔여 항목)로 본 논문 완성을 향해 확장합니다.</w:t>
+        <w:t>Step 3-C-2에서는 NLI(Natural Language Inference) 모델로 의미적 함의를 직접 측정해서 그 추정을 검증합니다.</w:t>
+      </w:r>
+    </w:p>
+    <w:p>
+      <w:pPr>
+        <w:pStyle w:val="Heading2"/>
+      </w:pPr>
+      <w:r>
+        <w:rPr>
+          <w:rFonts w:ascii="Malgun Gothic" w:hAnsi="Malgun Gothic" w:eastAsia="Malgun Gothic"/>
+          <w:b/>
+          <w:sz w:val="30"/>
+        </w:rPr>
+        <w:t>14.1 NLI는 무엇이고 왜 도입했는가</w:t>
+      </w:r>
+    </w:p>
+    <w:p>
+      <w:pPr>
+        <w:spacing w:after="120"/>
+      </w:pPr>
+      <w:r>
+        <w:rPr>
+          <w:rFonts w:ascii="Malgun Gothic" w:hAnsi="Malgun Gothic" w:eastAsia="Malgun Gothic"/>
+          <w:b w:val="0"/>
+          <w:sz w:val="22"/>
+        </w:rPr>
+        <w:t>NLI는 "premise(전제)가 주어졌을 때 hypothesis(가설)가 entailment(함의), neutral(중립), contradiction(모순) 중 어느 관계인가"를 분류하는 자연어 처리 표준 작업입니다. 본 연구에서는:</w:t>
+      </w:r>
+    </w:p>
+    <w:p>
+      <w:pPr>
+        <w:pStyle w:val="ListBullet"/>
+        <w:ind w:left="340"/>
+      </w:pPr>
+      <w:r>
+        <w:rPr>
+          <w:rFonts w:ascii="Malgun Gothic" w:hAnsi="Malgun Gothic" w:eastAsia="Malgun Gothic"/>
+          <w:b w:val="0"/>
+          <w:sz w:val="22"/>
+        </w:rPr>
+        <w:t>Premise = LLM에 주어진 컨텍스트의 모든 facts를 자연어 단락으로 변환</w:t>
+      </w:r>
+    </w:p>
+    <w:p>
+      <w:pPr>
+        <w:pStyle w:val="ListBullet"/>
+        <w:ind w:left="340"/>
+      </w:pPr>
+      <w:r>
+        <w:rPr>
+          <w:rFonts w:ascii="Malgun Gothic" w:hAnsi="Malgun Gothic" w:eastAsia="Malgun Gothic"/>
+          <w:b w:val="0"/>
+          <w:sz w:val="22"/>
+        </w:rPr>
+        <w:t>Hypothesis = LLM이 생성한 설명의 각 문장</w:t>
+      </w:r>
+    </w:p>
+    <w:p>
+      <w:pPr>
+        <w:pStyle w:val="ListBullet"/>
+        <w:ind w:left="340"/>
+      </w:pPr>
+      <w:r>
+        <w:rPr>
+          <w:rFonts w:ascii="Malgun Gothic" w:hAnsi="Malgun Gothic" w:eastAsia="Malgun Gothic"/>
+          <w:b w:val="0"/>
+          <w:sz w:val="22"/>
+        </w:rPr>
+        <w:t>NLI 모델이 (premise, hypothesis) 쌍에 대해 entailment 확률을 출력</w:t>
+      </w:r>
+    </w:p>
+    <w:p>
+      <w:pPr>
+        <w:pStyle w:val="ListBullet"/>
+        <w:ind w:left="340"/>
+      </w:pPr>
+      <w:r>
+        <w:rPr>
+          <w:rFonts w:ascii="Malgun Gothic" w:hAnsi="Malgun Gothic" w:eastAsia="Malgun Gothic"/>
+          <w:b w:val="0"/>
+          <w:sz w:val="22"/>
+        </w:rPr>
+        <w:t>인스턴스별 entailment_rate 평균 → faithfulness score</w:t>
+      </w:r>
+    </w:p>
+    <w:p>
+      <w:pPr>
+        <w:spacing w:after="120"/>
+      </w:pPr>
+      <w:r>
+        <w:rPr>
+          <w:rFonts w:ascii="Malgun Gothic" w:hAnsi="Malgun Gothic" w:eastAsia="Malgun Gothic"/>
+          <w:b w:val="0"/>
+          <w:sz w:val="22"/>
+        </w:rPr>
+        <w:t>이 방식은 룰의 "낮추는/긍정/부정" 같은 한정 키워드와 무관하게 의미 자체를 측정하므로, fusion에서 LLM이 다양한 표현을 사용해도 정확히 평가합니다.</w:t>
+      </w:r>
+    </w:p>
+    <w:p>
+      <w:pPr>
+        <w:spacing w:after="120"/>
+      </w:pPr>
+      <w:r>
+        <w:rPr>
+          <w:rFonts w:ascii="Malgun Gothic" w:hAnsi="Malgun Gothic" w:eastAsia="Malgun Gothic"/>
+          <w:b w:val="0"/>
+          <w:sz w:val="22"/>
+        </w:rPr>
+        <w:t>사용 모델: **mDeBERTa-v3-base-xnli (KLUE 학습 데이터 100M+ 포함, 다국어 NLI)**. 원래는 한국어 native KLUE-roberta-NLI를 시도했으나 torch 2.5/transformers 5.7 보안 충돌(CVE-2025-32434)로 safetensors 형식의 다국어 NLI로 전환. 한국어 평가에 충분히 적합한 학계 표준 모델.</w:t>
+      </w:r>
+    </w:p>
+    <w:p>
+      <w:pPr>
+        <w:pStyle w:val="Heading2"/>
+      </w:pPr>
+      <w:r>
+        <w:rPr>
+          <w:rFonts w:ascii="Malgun Gothic" w:hAnsi="Malgun Gothic" w:eastAsia="Malgun Gothic"/>
+          <w:b/>
+          <w:sz w:val="30"/>
+        </w:rPr>
+        <w:t>14.2 결과 — Fusion이 NLI에서도 명확히 더 충실</w:t>
+      </w:r>
+    </w:p>
+    <w:tbl>
+      <w:tblPr>
+        <w:tblStyle w:val="LightGrid-Accent1"/>
+        <w:tblW w:type="auto" w:w="0"/>
+        <w:tblLook w:firstColumn="1" w:firstRow="1" w:lastColumn="0" w:lastRow="0" w:noHBand="0" w:noVBand="1" w:val="04A0"/>
+      </w:tblPr>
+      <w:tblGrid>
+        <w:gridCol w:w="1728"/>
+        <w:gridCol w:w="1728"/>
+        <w:gridCol w:w="1728"/>
+        <w:gridCol w:w="1728"/>
+        <w:gridCol w:w="1728"/>
+      </w:tblGrid>
+      <w:tr>
+        <w:tc>
+          <w:tcPr>
+            <w:tcW w:type="dxa" w:w="1728"/>
+            <w:shd w:val="clear" w:fill="4C72B0"/>
+          </w:tcPr>
+          <w:p>
+            <w:r/>
+            <w:r>
+              <w:rPr>
+                <w:rFonts w:ascii="Malgun Gothic" w:hAnsi="Malgun Gothic" w:eastAsia="Malgun Gothic"/>
+                <w:b/>
+                <w:color w:val="FFFFFF"/>
+                <w:sz w:val="20"/>
+              </w:rPr>
+              <w:t>Metric</w:t>
+            </w:r>
+          </w:p>
+        </w:tc>
+        <w:tc>
+          <w:tcPr>
+            <w:tcW w:type="dxa" w:w="1728"/>
+            <w:shd w:val="clear" w:fill="4C72B0"/>
+          </w:tcPr>
+          <w:p>
+            <w:r/>
+            <w:r>
+              <w:rPr>
+                <w:rFonts w:ascii="Malgun Gothic" w:hAnsi="Malgun Gothic" w:eastAsia="Malgun Gothic"/>
+                <w:b/>
+                <w:color w:val="FFFFFF"/>
+                <w:sz w:val="20"/>
+              </w:rPr>
+              <w:t>LLM</w:t>
+            </w:r>
+          </w:p>
+        </w:tc>
+        <w:tc>
+          <w:tcPr>
+            <w:tcW w:type="dxa" w:w="1728"/>
+            <w:shd w:val="clear" w:fill="4C72B0"/>
+          </w:tcPr>
+          <w:p>
+            <w:r/>
+            <w:r>
+              <w:rPr>
+                <w:rFonts w:ascii="Malgun Gothic" w:hAnsi="Malgun Gothic" w:eastAsia="Malgun Gothic"/>
+                <w:b/>
+                <w:color w:val="FFFFFF"/>
+                <w:sz w:val="20"/>
+              </w:rPr>
+              <w:t>SHAP-only</w:t>
+            </w:r>
+          </w:p>
+        </w:tc>
+        <w:tc>
+          <w:tcPr>
+            <w:tcW w:type="dxa" w:w="1728"/>
+            <w:shd w:val="clear" w:fill="4C72B0"/>
+          </w:tcPr>
+          <w:p>
+            <w:r/>
+            <w:r>
+              <w:rPr>
+                <w:rFonts w:ascii="Malgun Gothic" w:hAnsi="Malgun Gothic" w:eastAsia="Malgun Gothic"/>
+                <w:b/>
+                <w:color w:val="FFFFFF"/>
+                <w:sz w:val="20"/>
+              </w:rPr>
+              <w:t>Fusion</w:t>
+            </w:r>
+          </w:p>
+        </w:tc>
+        <w:tc>
+          <w:tcPr>
+            <w:tcW w:type="dxa" w:w="1728"/>
+            <w:shd w:val="clear" w:fill="4C72B0"/>
+          </w:tcPr>
+          <w:p>
+            <w:r/>
+            <w:r>
+              <w:rPr>
+                <w:rFonts w:ascii="Malgun Gothic" w:hAnsi="Malgun Gothic" w:eastAsia="Malgun Gothic"/>
+                <w:b/>
+                <w:color w:val="FFFFFF"/>
+                <w:sz w:val="20"/>
+              </w:rPr>
+              <w:t>Δ</w:t>
+            </w:r>
+          </w:p>
+        </w:tc>
+      </w:tr>
+      <w:tr>
+        <w:tc>
+          <w:tcPr>
+            <w:tcW w:type="dxa" w:w="1728"/>
+          </w:tcPr>
+          <w:p>
+            <w:r/>
+            <w:r>
+              <w:rPr>
+                <w:rFonts w:ascii="Malgun Gothic" w:hAnsi="Malgun Gothic" w:eastAsia="Malgun Gothic"/>
+                <w:b w:val="0"/>
+                <w:sz w:val="20"/>
+              </w:rPr>
+              <w:t>entailment_rate (↑)</w:t>
+            </w:r>
+          </w:p>
+        </w:tc>
+        <w:tc>
+          <w:tcPr>
+            <w:tcW w:type="dxa" w:w="1728"/>
+          </w:tcPr>
+          <w:p>
+            <w:r/>
+            <w:r>
+              <w:rPr>
+                <w:rFonts w:ascii="Malgun Gothic" w:hAnsi="Malgun Gothic" w:eastAsia="Malgun Gothic"/>
+                <w:b w:val="0"/>
+                <w:sz w:val="20"/>
+              </w:rPr>
+              <w:t>Anthropic</w:t>
+            </w:r>
+          </w:p>
+        </w:tc>
+        <w:tc>
+          <w:tcPr>
+            <w:tcW w:type="dxa" w:w="1728"/>
+          </w:tcPr>
+          <w:p>
+            <w:r/>
+            <w:r>
+              <w:rPr>
+                <w:rFonts w:ascii="Malgun Gothic" w:hAnsi="Malgun Gothic" w:eastAsia="Malgun Gothic"/>
+                <w:b w:val="0"/>
+                <w:sz w:val="20"/>
+              </w:rPr>
+              <w:t>0.413</w:t>
+            </w:r>
+          </w:p>
+        </w:tc>
+        <w:tc>
+          <w:tcPr>
+            <w:tcW w:type="dxa" w:w="1728"/>
+          </w:tcPr>
+          <w:p>
+            <w:r/>
+            <w:r>
+              <w:rPr>
+                <w:rFonts w:ascii="Malgun Gothic" w:hAnsi="Malgun Gothic" w:eastAsia="Malgun Gothic"/>
+                <w:b w:val="0"/>
+                <w:sz w:val="20"/>
+              </w:rPr>
+              <w:t>0.625</w:t>
+            </w:r>
+          </w:p>
+        </w:tc>
+        <w:tc>
+          <w:tcPr>
+            <w:tcW w:type="dxa" w:w="1728"/>
+          </w:tcPr>
+          <w:p>
+            <w:r/>
+            <w:r>
+              <w:rPr>
+                <w:rFonts w:ascii="Malgun Gothic" w:hAnsi="Malgun Gothic" w:eastAsia="Malgun Gothic"/>
+                <w:b w:val="0"/>
+                <w:sz w:val="20"/>
+              </w:rPr>
+              <w:t>+0.212 ★</w:t>
+            </w:r>
+          </w:p>
+        </w:tc>
+      </w:tr>
+      <w:tr>
+        <w:tc>
+          <w:tcPr>
+            <w:tcW w:type="dxa" w:w="1728"/>
+          </w:tcPr>
+          <w:p>
+            <w:r/>
+            <w:r>
+              <w:rPr>
+                <w:rFonts w:ascii="Malgun Gothic" w:hAnsi="Malgun Gothic" w:eastAsia="Malgun Gothic"/>
+                <w:b w:val="0"/>
+                <w:sz w:val="20"/>
+              </w:rPr>
+              <w:t>entailment_rate (↑)</w:t>
+            </w:r>
+          </w:p>
+        </w:tc>
+        <w:tc>
+          <w:tcPr>
+            <w:tcW w:type="dxa" w:w="1728"/>
+          </w:tcPr>
+          <w:p>
+            <w:r/>
+            <w:r>
+              <w:rPr>
+                <w:rFonts w:ascii="Malgun Gothic" w:hAnsi="Malgun Gothic" w:eastAsia="Malgun Gothic"/>
+                <w:b w:val="0"/>
+                <w:sz w:val="20"/>
+              </w:rPr>
+              <w:t>Gemini</w:t>
+            </w:r>
+          </w:p>
+        </w:tc>
+        <w:tc>
+          <w:tcPr>
+            <w:tcW w:type="dxa" w:w="1728"/>
+          </w:tcPr>
+          <w:p>
+            <w:r/>
+            <w:r>
+              <w:rPr>
+                <w:rFonts w:ascii="Malgun Gothic" w:hAnsi="Malgun Gothic" w:eastAsia="Malgun Gothic"/>
+                <w:b w:val="0"/>
+                <w:sz w:val="20"/>
+              </w:rPr>
+              <w:t>0.509</w:t>
+            </w:r>
+          </w:p>
+        </w:tc>
+        <w:tc>
+          <w:tcPr>
+            <w:tcW w:type="dxa" w:w="1728"/>
+          </w:tcPr>
+          <w:p>
+            <w:r/>
+            <w:r>
+              <w:rPr>
+                <w:rFonts w:ascii="Malgun Gothic" w:hAnsi="Malgun Gothic" w:eastAsia="Malgun Gothic"/>
+                <w:b w:val="0"/>
+                <w:sz w:val="20"/>
+              </w:rPr>
+              <w:t>0.624</w:t>
+            </w:r>
+          </w:p>
+        </w:tc>
+        <w:tc>
+          <w:tcPr>
+            <w:tcW w:type="dxa" w:w="1728"/>
+          </w:tcPr>
+          <w:p>
+            <w:r/>
+            <w:r>
+              <w:rPr>
+                <w:rFonts w:ascii="Malgun Gothic" w:hAnsi="Malgun Gothic" w:eastAsia="Malgun Gothic"/>
+                <w:b w:val="0"/>
+                <w:sz w:val="20"/>
+              </w:rPr>
+              <w:t>+0.115 ★</w:t>
+            </w:r>
+          </w:p>
+        </w:tc>
+      </w:tr>
+      <w:tr>
+        <w:tc>
+          <w:tcPr>
+            <w:tcW w:type="dxa" w:w="1728"/>
+          </w:tcPr>
+          <w:p>
+            <w:r/>
+            <w:r>
+              <w:rPr>
+                <w:rFonts w:ascii="Malgun Gothic" w:hAnsi="Malgun Gothic" w:eastAsia="Malgun Gothic"/>
+                <w:b w:val="0"/>
+                <w:sz w:val="20"/>
+              </w:rPr>
+              <w:t>contradiction_rate (↓)</w:t>
+            </w:r>
+          </w:p>
+        </w:tc>
+        <w:tc>
+          <w:tcPr>
+            <w:tcW w:type="dxa" w:w="1728"/>
+          </w:tcPr>
+          <w:p>
+            <w:r/>
+            <w:r>
+              <w:rPr>
+                <w:rFonts w:ascii="Malgun Gothic" w:hAnsi="Malgun Gothic" w:eastAsia="Malgun Gothic"/>
+                <w:b w:val="0"/>
+                <w:sz w:val="20"/>
+              </w:rPr>
+              <w:t>Anthropic</w:t>
+            </w:r>
+          </w:p>
+        </w:tc>
+        <w:tc>
+          <w:tcPr>
+            <w:tcW w:type="dxa" w:w="1728"/>
+          </w:tcPr>
+          <w:p>
+            <w:r/>
+            <w:r>
+              <w:rPr>
+                <w:rFonts w:ascii="Malgun Gothic" w:hAnsi="Malgun Gothic" w:eastAsia="Malgun Gothic"/>
+                <w:b w:val="0"/>
+                <w:sz w:val="20"/>
+              </w:rPr>
+              <w:t>0.366</w:t>
+            </w:r>
+          </w:p>
+        </w:tc>
+        <w:tc>
+          <w:tcPr>
+            <w:tcW w:type="dxa" w:w="1728"/>
+          </w:tcPr>
+          <w:p>
+            <w:r/>
+            <w:r>
+              <w:rPr>
+                <w:rFonts w:ascii="Malgun Gothic" w:hAnsi="Malgun Gothic" w:eastAsia="Malgun Gothic"/>
+                <w:b w:val="0"/>
+                <w:sz w:val="20"/>
+              </w:rPr>
+              <w:t>0.191</w:t>
+            </w:r>
+          </w:p>
+        </w:tc>
+        <w:tc>
+          <w:tcPr>
+            <w:tcW w:type="dxa" w:w="1728"/>
+          </w:tcPr>
+          <w:p>
+            <w:r/>
+            <w:r>
+              <w:rPr>
+                <w:rFonts w:ascii="Malgun Gothic" w:hAnsi="Malgun Gothic" w:eastAsia="Malgun Gothic"/>
+                <w:b w:val="0"/>
+                <w:sz w:val="20"/>
+              </w:rPr>
+              <w:t>-0.175 ★</w:t>
+            </w:r>
+          </w:p>
+        </w:tc>
+      </w:tr>
+      <w:tr>
+        <w:tc>
+          <w:tcPr>
+            <w:tcW w:type="dxa" w:w="1728"/>
+          </w:tcPr>
+          <w:p>
+            <w:r/>
+            <w:r>
+              <w:rPr>
+                <w:rFonts w:ascii="Malgun Gothic" w:hAnsi="Malgun Gothic" w:eastAsia="Malgun Gothic"/>
+                <w:b w:val="0"/>
+                <w:sz w:val="20"/>
+              </w:rPr>
+              <w:t>contradiction_rate (↓)</w:t>
+            </w:r>
+          </w:p>
+        </w:tc>
+        <w:tc>
+          <w:tcPr>
+            <w:tcW w:type="dxa" w:w="1728"/>
+          </w:tcPr>
+          <w:p>
+            <w:r/>
+            <w:r>
+              <w:rPr>
+                <w:rFonts w:ascii="Malgun Gothic" w:hAnsi="Malgun Gothic" w:eastAsia="Malgun Gothic"/>
+                <w:b w:val="0"/>
+                <w:sz w:val="20"/>
+              </w:rPr>
+              <w:t>Gemini</w:t>
+            </w:r>
+          </w:p>
+        </w:tc>
+        <w:tc>
+          <w:tcPr>
+            <w:tcW w:type="dxa" w:w="1728"/>
+          </w:tcPr>
+          <w:p>
+            <w:r/>
+            <w:r>
+              <w:rPr>
+                <w:rFonts w:ascii="Malgun Gothic" w:hAnsi="Malgun Gothic" w:eastAsia="Malgun Gothic"/>
+                <w:b w:val="0"/>
+                <w:sz w:val="20"/>
+              </w:rPr>
+              <w:t>0.307</w:t>
+            </w:r>
+          </w:p>
+        </w:tc>
+        <w:tc>
+          <w:tcPr>
+            <w:tcW w:type="dxa" w:w="1728"/>
+          </w:tcPr>
+          <w:p>
+            <w:r/>
+            <w:r>
+              <w:rPr>
+                <w:rFonts w:ascii="Malgun Gothic" w:hAnsi="Malgun Gothic" w:eastAsia="Malgun Gothic"/>
+                <w:b w:val="0"/>
+                <w:sz w:val="20"/>
+              </w:rPr>
+              <w:t>0.167</w:t>
+            </w:r>
+          </w:p>
+        </w:tc>
+        <w:tc>
+          <w:tcPr>
+            <w:tcW w:type="dxa" w:w="1728"/>
+          </w:tcPr>
+          <w:p>
+            <w:r/>
+            <w:r>
+              <w:rPr>
+                <w:rFonts w:ascii="Malgun Gothic" w:hAnsi="Malgun Gothic" w:eastAsia="Malgun Gothic"/>
+                <w:b w:val="0"/>
+                <w:sz w:val="20"/>
+              </w:rPr>
+              <w:t>-0.140 ★</w:t>
+            </w:r>
+          </w:p>
+        </w:tc>
+      </w:tr>
+      <w:tr>
+        <w:tc>
+          <w:tcPr>
+            <w:tcW w:type="dxa" w:w="1728"/>
+          </w:tcPr>
+          <w:p>
+            <w:r/>
+            <w:r>
+              <w:rPr>
+                <w:rFonts w:ascii="Malgun Gothic" w:hAnsi="Malgun Gothic" w:eastAsia="Malgun Gothic"/>
+                <w:b w:val="0"/>
+                <w:sz w:val="20"/>
+              </w:rPr>
+              <w:t>min_entailment (↑)</w:t>
+            </w:r>
+          </w:p>
+        </w:tc>
+        <w:tc>
+          <w:tcPr>
+            <w:tcW w:type="dxa" w:w="1728"/>
+          </w:tcPr>
+          <w:p>
+            <w:r/>
+            <w:r>
+              <w:rPr>
+                <w:rFonts w:ascii="Malgun Gothic" w:hAnsi="Malgun Gothic" w:eastAsia="Malgun Gothic"/>
+                <w:b w:val="0"/>
+                <w:sz w:val="20"/>
+              </w:rPr>
+              <w:t>Anthropic</w:t>
+            </w:r>
+          </w:p>
+        </w:tc>
+        <w:tc>
+          <w:tcPr>
+            <w:tcW w:type="dxa" w:w="1728"/>
+          </w:tcPr>
+          <w:p>
+            <w:r/>
+            <w:r>
+              <w:rPr>
+                <w:rFonts w:ascii="Malgun Gothic" w:hAnsi="Malgun Gothic" w:eastAsia="Malgun Gothic"/>
+                <w:b w:val="0"/>
+                <w:sz w:val="20"/>
+              </w:rPr>
+              <w:t>0.048</w:t>
+            </w:r>
+          </w:p>
+        </w:tc>
+        <w:tc>
+          <w:tcPr>
+            <w:tcW w:type="dxa" w:w="1728"/>
+          </w:tcPr>
+          <w:p>
+            <w:r/>
+            <w:r>
+              <w:rPr>
+                <w:rFonts w:ascii="Malgun Gothic" w:hAnsi="Malgun Gothic" w:eastAsia="Malgun Gothic"/>
+                <w:b w:val="0"/>
+                <w:sz w:val="20"/>
+              </w:rPr>
+              <w:t>0.181</w:t>
+            </w:r>
+          </w:p>
+        </w:tc>
+        <w:tc>
+          <w:tcPr>
+            <w:tcW w:type="dxa" w:w="1728"/>
+          </w:tcPr>
+          <w:p>
+            <w:r/>
+            <w:r>
+              <w:rPr>
+                <w:rFonts w:ascii="Malgun Gothic" w:hAnsi="Malgun Gothic" w:eastAsia="Malgun Gothic"/>
+                <w:b w:val="0"/>
+                <w:sz w:val="20"/>
+              </w:rPr>
+              <w:t>+0.134</w:t>
+            </w:r>
+          </w:p>
+        </w:tc>
+      </w:tr>
+      <w:tr>
+        <w:tc>
+          <w:tcPr>
+            <w:tcW w:type="dxa" w:w="1728"/>
+          </w:tcPr>
+          <w:p>
+            <w:r/>
+            <w:r>
+              <w:rPr>
+                <w:rFonts w:ascii="Malgun Gothic" w:hAnsi="Malgun Gothic" w:eastAsia="Malgun Gothic"/>
+                <w:b w:val="0"/>
+                <w:sz w:val="20"/>
+              </w:rPr>
+              <w:t>min_entailment (↑)</w:t>
+            </w:r>
+          </w:p>
+        </w:tc>
+        <w:tc>
+          <w:tcPr>
+            <w:tcW w:type="dxa" w:w="1728"/>
+          </w:tcPr>
+          <w:p>
+            <w:r/>
+            <w:r>
+              <w:rPr>
+                <w:rFonts w:ascii="Malgun Gothic" w:hAnsi="Malgun Gothic" w:eastAsia="Malgun Gothic"/>
+                <w:b w:val="0"/>
+                <w:sz w:val="20"/>
+              </w:rPr>
+              <w:t>Gemini</w:t>
+            </w:r>
+          </w:p>
+        </w:tc>
+        <w:tc>
+          <w:tcPr>
+            <w:tcW w:type="dxa" w:w="1728"/>
+          </w:tcPr>
+          <w:p>
+            <w:r/>
+            <w:r>
+              <w:rPr>
+                <w:rFonts w:ascii="Malgun Gothic" w:hAnsi="Malgun Gothic" w:eastAsia="Malgun Gothic"/>
+                <w:b w:val="0"/>
+                <w:sz w:val="20"/>
+              </w:rPr>
+              <w:t>0.086</w:t>
+            </w:r>
+          </w:p>
+        </w:tc>
+        <w:tc>
+          <w:tcPr>
+            <w:tcW w:type="dxa" w:w="1728"/>
+          </w:tcPr>
+          <w:p>
+            <w:r/>
+            <w:r>
+              <w:rPr>
+                <w:rFonts w:ascii="Malgun Gothic" w:hAnsi="Malgun Gothic" w:eastAsia="Malgun Gothic"/>
+                <w:b w:val="0"/>
+                <w:sz w:val="20"/>
+              </w:rPr>
+              <w:t>0.082</w:t>
+            </w:r>
+          </w:p>
+        </w:tc>
+        <w:tc>
+          <w:tcPr>
+            <w:tcW w:type="dxa" w:w="1728"/>
+          </w:tcPr>
+          <w:p>
+            <w:r/>
+            <w:r>
+              <w:rPr>
+                <w:rFonts w:ascii="Malgun Gothic" w:hAnsi="Malgun Gothic" w:eastAsia="Malgun Gothic"/>
+                <w:b w:val="0"/>
+                <w:sz w:val="20"/>
+              </w:rPr>
+              <w:t>-0.004 ≈</w:t>
+            </w:r>
+          </w:p>
+        </w:tc>
+      </w:tr>
+    </w:tbl>
+    <w:p>
+      <w:pPr>
+        <w:spacing w:after="120"/>
+      </w:pPr>
+      <w:r>
+        <w:rPr>
+          <w:rFonts w:ascii="Malgun Gothic" w:hAnsi="Malgun Gothic" w:eastAsia="Malgun Gothic"/>
+          <w:b w:val="0"/>
+          <w:sz w:val="22"/>
+        </w:rPr>
+      </w:r>
+    </w:p>
+    <w:p>
+      <w:pPr>
+        <w:spacing w:after="120"/>
+      </w:pPr>
+      <w:r>
+        <w:rPr>
+          <w:rFonts w:ascii="Malgun Gothic" w:hAnsi="Malgun Gothic" w:eastAsia="Malgun Gothic"/>
+          <w:b/>
+          <w:color w:val="55A868"/>
+          <w:sz w:val="22"/>
+        </w:rPr>
+        <w:t>★ 핵심 1 — Entailment 큰 향상</w:t>
+      </w:r>
+    </w:p>
+    <w:p>
+      <w:pPr>
+        <w:spacing w:after="120"/>
+      </w:pPr>
+      <w:r>
+        <w:rPr>
+          <w:rFonts w:ascii="Malgun Gothic" w:hAnsi="Malgun Gothic" w:eastAsia="Malgun Gothic"/>
+          <w:b w:val="0"/>
+          <w:sz w:val="22"/>
+        </w:rPr>
+        <w:t>Anthropic +0.21, Gemini +0.12. 양 LLM에서 일관되게 fusion이 의미적으로 더 충실하게 컨텍스트를 따른다.</w:t>
+      </w:r>
+    </w:p>
+    <w:p>
+      <w:pPr>
+        <w:spacing w:after="120"/>
+      </w:pPr>
+      <w:r>
+        <w:rPr>
+          <w:rFonts w:ascii="Malgun Gothic" w:hAnsi="Malgun Gothic" w:eastAsia="Malgun Gothic"/>
+          <w:b w:val="0"/>
+          <w:sz w:val="22"/>
+        </w:rPr>
+      </w:r>
+    </w:p>
+    <w:p>
+      <w:pPr>
+        <w:spacing w:after="120"/>
+      </w:pPr>
+      <w:r>
+        <w:rPr>
+          <w:rFonts w:ascii="Malgun Gothic" w:hAnsi="Malgun Gothic" w:eastAsia="Malgun Gothic"/>
+          <w:b/>
+          <w:color w:val="55A868"/>
+          <w:sz w:val="22"/>
+        </w:rPr>
+        <w:t>★ 핵심 2 — Contradiction 큰 감소</w:t>
+      </w:r>
+    </w:p>
+    <w:p>
+      <w:pPr>
+        <w:spacing w:after="120"/>
+      </w:pPr>
+      <w:r>
+        <w:rPr>
+          <w:rFonts w:ascii="Malgun Gothic" w:hAnsi="Malgun Gothic" w:eastAsia="Malgun Gothic"/>
+          <w:b w:val="0"/>
+          <w:sz w:val="22"/>
+        </w:rPr>
+        <w:t>Anthropic -0.18, Gemini -0.14. fusion이 컨텍스트와 모순되는 진술을 더 적게 생성한다.</w:t>
+      </w:r>
+    </w:p>
+    <w:p>
+      <w:pPr>
+        <w:jc w:val="center"/>
+      </w:pPr>
+      <w:r>
+        <w:drawing>
+          <wp:inline xmlns:a="http://schemas.openxmlformats.org/drawingml/2006/main" xmlns:pic="http://schemas.openxmlformats.org/drawingml/2006/picture">
+            <wp:extent cx="5040000" cy="1721143"/>
+            <wp:docPr id="11" name="Picture 11"/>
+            <wp:cNvGraphicFramePr>
+              <a:graphicFrameLocks noChangeAspect="1"/>
+            </wp:cNvGraphicFramePr>
+            <a:graphic>
+              <a:graphicData uri="http://schemas.openxmlformats.org/drawingml/2006/picture">
+                <pic:pic>
+                  <pic:nvPicPr>
+                    <pic:cNvPr id="0" name="31_nli_vs_rules.png"/>
+                    <pic:cNvPicPr/>
+                  </pic:nvPicPr>
+                  <pic:blipFill>
+                    <a:blip r:embed="rId19"/>
+                    <a:stretch>
+                      <a:fillRect/>
+                    </a:stretch>
+                  </pic:blipFill>
+                  <pic:spPr>
+                    <a:xfrm>
+                      <a:off x="0" y="0"/>
+                      <a:ext cx="5040000" cy="1721143"/>
+                    </a:xfrm>
+                    <a:prstGeom prst="rect"/>
+                  </pic:spPr>
+                </pic:pic>
+              </a:graphicData>
+            </a:graphic>
+          </wp:inline>
+        </w:drawing>
+      </w:r>
+    </w:p>
+    <w:p>
+      <w:pPr>
+        <w:jc w:val="center"/>
+      </w:pPr>
+      <w:r>
+        <w:rPr>
+          <w:rFonts w:ascii="Malgun Gothic" w:hAnsi="Malgun Gothic" w:eastAsia="Malgun Gothic"/>
+          <w:b w:val="0"/>
+          <w:i/>
+          <w:color w:val="555555"/>
+          <w:sz w:val="18"/>
+        </w:rPr>
+        <w:t>그림 14-1. NLI Entailment / Contradiction / Rule sign_match 3-패널 비교</w:t>
+      </w:r>
+    </w:p>
+    <w:p>
+      <w:pPr>
+        <w:pStyle w:val="Heading2"/>
+      </w:pPr>
+      <w:r>
+        <w:rPr>
+          <w:rFonts w:ascii="Malgun Gothic" w:hAnsi="Malgun Gothic" w:eastAsia="Malgun Gothic"/>
+          <w:b/>
+          <w:sz w:val="30"/>
+        </w:rPr>
+        <w:t>14.3 룰 sign_match 하락의 정체 — NLI로 직접 입증</w:t>
+      </w:r>
+    </w:p>
+    <w:p>
+      <w:pPr>
+        <w:spacing w:after="120"/>
+      </w:pPr>
+      <w:r>
+        <w:rPr>
+          <w:rFonts w:ascii="Malgun Gothic" w:hAnsi="Malgun Gothic" w:eastAsia="Malgun Gothic"/>
+          <w:b w:val="0"/>
+          <w:sz w:val="22"/>
+        </w:rPr>
+        <w:t>Step 3-C-1에서 가설로만 두었던 "룰의 키워드 한계"가 사실임이 NLI로 확정됩니다.</w:t>
+      </w:r>
+    </w:p>
+    <w:p>
+      <w:pPr>
+        <w:pStyle w:val="ListBullet"/>
+        <w:ind w:left="340"/>
+      </w:pPr>
+      <w:r>
+        <w:rPr>
+          <w:rFonts w:ascii="Malgun Gothic" w:hAnsi="Malgun Gothic" w:eastAsia="Malgun Gothic"/>
+          <w:b w:val="0"/>
+          <w:sz w:val="22"/>
+        </w:rPr>
+        <w:t>Fusion에서 LLM은 "증가시키는", "위험", "영향을 준" 등 다양한 표현을 사용</w:t>
+      </w:r>
+    </w:p>
+    <w:p>
+      <w:pPr>
+        <w:pStyle w:val="ListBullet"/>
+        <w:ind w:left="340"/>
+      </w:pPr>
+      <w:r>
+        <w:rPr>
+          <w:rFonts w:ascii="Malgun Gothic" w:hAnsi="Malgun Gothic" w:eastAsia="Malgun Gothic"/>
+          <w:b w:val="0"/>
+          <w:sz w:val="22"/>
+        </w:rPr>
+        <w:t>이 단어들은 룰의 pos_words/neg_words 셋에 없어서 sign_in=False가 됨 → false negative</w:t>
+      </w:r>
+    </w:p>
+    <w:p>
+      <w:pPr>
+        <w:pStyle w:val="ListBullet"/>
+        <w:ind w:left="340"/>
+      </w:pPr>
+      <w:r>
+        <w:rPr>
+          <w:rFonts w:ascii="Malgun Gothic" w:hAnsi="Malgun Gothic" w:eastAsia="Malgun Gothic"/>
+          <w:b w:val="0"/>
+          <w:sz w:val="22"/>
+        </w:rPr>
+        <w:t>그러나 NLI는 단어 셋과 무관하게 의미를 측정 → entailment 명확히 증가, contradiction 명확히 감소</w:t>
+      </w:r>
+    </w:p>
+    <w:p>
+      <w:pPr>
+        <w:pStyle w:val="ListBullet"/>
+        <w:ind w:left="340"/>
+      </w:pPr>
+      <w:r>
+        <w:rPr>
+          <w:rFonts w:ascii="Malgun Gothic" w:hAnsi="Malgun Gothic" w:eastAsia="Malgun Gothic"/>
+          <w:b w:val="0"/>
+          <w:sz w:val="22"/>
+        </w:rPr>
+        <w:t>결론: **룰 sign_match 하락은 룰의 한계, 진짜 fidelity 손상 아님**</w:t>
+      </w:r>
+    </w:p>
+    <w:p>
+      <w:pPr>
+        <w:pStyle w:val="Heading2"/>
+      </w:pPr>
+      <w:r>
+        <w:rPr>
+          <w:rFonts w:ascii="Malgun Gothic" w:hAnsi="Malgun Gothic" w:eastAsia="Malgun Gothic"/>
+          <w:b/>
+          <w:sz w:val="30"/>
+        </w:rPr>
+        <w:t>14.4 3-Tier 평가 체계의 의미</w:t>
+      </w:r>
+    </w:p>
+    <w:p>
+      <w:pPr>
+        <w:spacing w:after="120"/>
+      </w:pPr>
+      <w:r>
+        <w:rPr>
+          <w:rFonts w:ascii="Malgun Gothic" w:hAnsi="Malgun Gothic" w:eastAsia="Malgun Gothic"/>
+          <w:b w:val="0"/>
+          <w:sz w:val="22"/>
+        </w:rPr>
+        <w:t>본 연구의 평가 체계는 이제 세 단계로 구성됩니다.</w:t>
+      </w:r>
+    </w:p>
+    <w:tbl>
+      <w:tblPr>
+        <w:tblStyle w:val="LightGrid-Accent1"/>
+        <w:tblW w:type="auto" w:w="0"/>
+        <w:tblLook w:firstColumn="1" w:firstRow="1" w:lastColumn="0" w:lastRow="0" w:noHBand="0" w:noVBand="1" w:val="04A0"/>
+      </w:tblPr>
+      <w:tblGrid>
+        <w:gridCol w:w="2160"/>
+        <w:gridCol w:w="2160"/>
+        <w:gridCol w:w="2160"/>
+        <w:gridCol w:w="2160"/>
+      </w:tblGrid>
+      <w:tr>
+        <w:tc>
+          <w:tcPr>
+            <w:tcW w:type="dxa" w:w="2160"/>
+            <w:shd w:val="clear" w:fill="4C72B0"/>
+          </w:tcPr>
+          <w:p>
+            <w:r/>
+            <w:r>
+              <w:rPr>
+                <w:rFonts w:ascii="Malgun Gothic" w:hAnsi="Malgun Gothic" w:eastAsia="Malgun Gothic"/>
+                <w:b/>
+                <w:color w:val="FFFFFF"/>
+                <w:sz w:val="20"/>
+              </w:rPr>
+              <w:t>Tier</w:t>
+            </w:r>
+          </w:p>
+        </w:tc>
+        <w:tc>
+          <w:tcPr>
+            <w:tcW w:type="dxa" w:w="2160"/>
+            <w:shd w:val="clear" w:fill="4C72B0"/>
+          </w:tcPr>
+          <w:p>
+            <w:r/>
+            <w:r>
+              <w:rPr>
+                <w:rFonts w:ascii="Malgun Gothic" w:hAnsi="Malgun Gothic" w:eastAsia="Malgun Gothic"/>
+                <w:b/>
+                <w:color w:val="FFFFFF"/>
+                <w:sz w:val="20"/>
+              </w:rPr>
+              <w:t>측정 방식</w:t>
+            </w:r>
+          </w:p>
+        </w:tc>
+        <w:tc>
+          <w:tcPr>
+            <w:tcW w:type="dxa" w:w="2160"/>
+            <w:shd w:val="clear" w:fill="4C72B0"/>
+          </w:tcPr>
+          <w:p>
+            <w:r/>
+            <w:r>
+              <w:rPr>
+                <w:rFonts w:ascii="Malgun Gothic" w:hAnsi="Malgun Gothic" w:eastAsia="Malgun Gothic"/>
+                <w:b/>
+                <w:color w:val="FFFFFF"/>
+                <w:sz w:val="20"/>
+              </w:rPr>
+              <w:t>강점</w:t>
+            </w:r>
+          </w:p>
+        </w:tc>
+        <w:tc>
+          <w:tcPr>
+            <w:tcW w:type="dxa" w:w="2160"/>
+            <w:shd w:val="clear" w:fill="4C72B0"/>
+          </w:tcPr>
+          <w:p>
+            <w:r/>
+            <w:r>
+              <w:rPr>
+                <w:rFonts w:ascii="Malgun Gothic" w:hAnsi="Malgun Gothic" w:eastAsia="Malgun Gothic"/>
+                <w:b/>
+                <w:color w:val="FFFFFF"/>
+                <w:sz w:val="20"/>
+              </w:rPr>
+              <w:t>한계</w:t>
+            </w:r>
+          </w:p>
+        </w:tc>
+      </w:tr>
+      <w:tr>
+        <w:tc>
+          <w:tcPr>
+            <w:tcW w:type="dxa" w:w="2160"/>
+          </w:tcPr>
+          <w:p>
+            <w:r/>
+            <w:r>
+              <w:rPr>
+                <w:rFonts w:ascii="Malgun Gothic" w:hAnsi="Malgun Gothic" w:eastAsia="Malgun Gothic"/>
+                <w:b w:val="0"/>
+                <w:sz w:val="20"/>
+              </w:rPr>
+              <w:t>Rule</w:t>
+            </w:r>
+          </w:p>
+        </w:tc>
+        <w:tc>
+          <w:tcPr>
+            <w:tcW w:type="dxa" w:w="2160"/>
+          </w:tcPr>
+          <w:p>
+            <w:r/>
+            <w:r>
+              <w:rPr>
+                <w:rFonts w:ascii="Malgun Gothic" w:hAnsi="Malgun Gothic" w:eastAsia="Malgun Gothic"/>
+                <w:b w:val="0"/>
+                <w:sz w:val="20"/>
+              </w:rPr>
+              <w:t>토큰/키워드 매칭</w:t>
+            </w:r>
+          </w:p>
+        </w:tc>
+        <w:tc>
+          <w:tcPr>
+            <w:tcW w:type="dxa" w:w="2160"/>
+          </w:tcPr>
+          <w:p>
+            <w:r/>
+            <w:r>
+              <w:rPr>
+                <w:rFonts w:ascii="Malgun Gothic" w:hAnsi="Malgun Gothic" w:eastAsia="Malgun Gothic"/>
+                <w:b w:val="0"/>
+                <w:sz w:val="20"/>
+              </w:rPr>
+              <w:t>빠르고 결정적</w:t>
+            </w:r>
+          </w:p>
+        </w:tc>
+        <w:tc>
+          <w:tcPr>
+            <w:tcW w:type="dxa" w:w="2160"/>
+          </w:tcPr>
+          <w:p>
+            <w:r/>
+            <w:r>
+              <w:rPr>
+                <w:rFonts w:ascii="Malgun Gothic" w:hAnsi="Malgun Gothic" w:eastAsia="Malgun Gothic"/>
+                <w:b w:val="0"/>
+                <w:sz w:val="20"/>
+              </w:rPr>
+              <w:t>다양한 표현 못 잡음 (sign_match)</w:t>
+            </w:r>
+          </w:p>
+        </w:tc>
+      </w:tr>
+      <w:tr>
+        <w:tc>
+          <w:tcPr>
+            <w:tcW w:type="dxa" w:w="2160"/>
+          </w:tcPr>
+          <w:p>
+            <w:r/>
+            <w:r>
+              <w:rPr>
+                <w:rFonts w:ascii="Malgun Gothic" w:hAnsi="Malgun Gothic" w:eastAsia="Malgun Gothic"/>
+                <w:b w:val="0"/>
+                <w:sz w:val="20"/>
+              </w:rPr>
+              <w:t>G-Eval</w:t>
+            </w:r>
+          </w:p>
+        </w:tc>
+        <w:tc>
+          <w:tcPr>
+            <w:tcW w:type="dxa" w:w="2160"/>
+          </w:tcPr>
+          <w:p>
+            <w:r/>
+            <w:r>
+              <w:rPr>
+                <w:rFonts w:ascii="Malgun Gothic" w:hAnsi="Malgun Gothic" w:eastAsia="Malgun Gothic"/>
+                <w:b w:val="0"/>
+                <w:sz w:val="20"/>
+              </w:rPr>
+              <w:t>LLM-as-judge 1~5점</w:t>
+            </w:r>
+          </w:p>
+        </w:tc>
+        <w:tc>
+          <w:tcPr>
+            <w:tcW w:type="dxa" w:w="2160"/>
+          </w:tcPr>
+          <w:p>
+            <w:r/>
+            <w:r>
+              <w:rPr>
+                <w:rFonts w:ascii="Malgun Gothic" w:hAnsi="Malgun Gothic" w:eastAsia="Malgun Gothic"/>
+                <w:b w:val="0"/>
+                <w:sz w:val="20"/>
+              </w:rPr>
+              <w:t>종합적, 의미 이해</w:t>
+            </w:r>
+          </w:p>
+        </w:tc>
+        <w:tc>
+          <w:tcPr>
+            <w:tcW w:type="dxa" w:w="2160"/>
+          </w:tcPr>
+          <w:p>
+            <w:r/>
+            <w:r>
+              <w:rPr>
+                <w:rFonts w:ascii="Malgun Gothic" w:hAnsi="Malgun Gothic" w:eastAsia="Malgun Gothic"/>
+                <w:b w:val="0"/>
+                <w:sz w:val="20"/>
+              </w:rPr>
+              <w:t>self-bias 위험 → cross-LLM으로 우회</w:t>
+            </w:r>
+          </w:p>
+        </w:tc>
+      </w:tr>
+      <w:tr>
+        <w:tc>
+          <w:tcPr>
+            <w:tcW w:type="dxa" w:w="2160"/>
+          </w:tcPr>
+          <w:p>
+            <w:r/>
+            <w:r>
+              <w:rPr>
+                <w:rFonts w:ascii="Malgun Gothic" w:hAnsi="Malgun Gothic" w:eastAsia="Malgun Gothic"/>
+                <w:b w:val="0"/>
+                <w:sz w:val="20"/>
+              </w:rPr>
+              <w:t>NLI</w:t>
+            </w:r>
+          </w:p>
+        </w:tc>
+        <w:tc>
+          <w:tcPr>
+            <w:tcW w:type="dxa" w:w="2160"/>
+          </w:tcPr>
+          <w:p>
+            <w:r/>
+            <w:r>
+              <w:rPr>
+                <w:rFonts w:ascii="Malgun Gothic" w:hAnsi="Malgun Gothic" w:eastAsia="Malgun Gothic"/>
+                <w:b w:val="0"/>
+                <w:sz w:val="20"/>
+              </w:rPr>
+              <w:t>의미적 함의 자동 분류</w:t>
+            </w:r>
+          </w:p>
+        </w:tc>
+        <w:tc>
+          <w:tcPr>
+            <w:tcW w:type="dxa" w:w="2160"/>
+          </w:tcPr>
+          <w:p>
+            <w:r/>
+            <w:r>
+              <w:rPr>
+                <w:rFonts w:ascii="Malgun Gothic" w:hAnsi="Malgun Gothic" w:eastAsia="Malgun Gothic"/>
+                <w:b w:val="0"/>
+                <w:sz w:val="20"/>
+              </w:rPr>
+              <w:t>키워드 무관, 객관적 의미 측정</w:t>
+            </w:r>
+          </w:p>
+        </w:tc>
+        <w:tc>
+          <w:tcPr>
+            <w:tcW w:type="dxa" w:w="2160"/>
+          </w:tcPr>
+          <w:p>
+            <w:r/>
+            <w:r>
+              <w:rPr>
+                <w:rFonts w:ascii="Malgun Gothic" w:hAnsi="Malgun Gothic" w:eastAsia="Malgun Gothic"/>
+                <w:b w:val="0"/>
+                <w:sz w:val="20"/>
+              </w:rPr>
+              <w:t>짧은 문장에서 noise</w:t>
+            </w:r>
+          </w:p>
+        </w:tc>
+      </w:tr>
+    </w:tbl>
+    <w:p>
+      <w:pPr>
+        <w:spacing w:after="120"/>
+      </w:pPr>
+      <w:r>
+        <w:rPr>
+          <w:rFonts w:ascii="Malgun Gothic" w:hAnsi="Malgun Gothic" w:eastAsia="Malgun Gothic"/>
+          <w:b w:val="0"/>
+          <w:sz w:val="22"/>
+        </w:rPr>
+        <w:t>세 tier가 서로의 한계를 보완:</w:t>
+      </w:r>
+    </w:p>
+    <w:p>
+      <w:pPr>
+        <w:pStyle w:val="ListBullet"/>
+        <w:ind w:left="340"/>
+      </w:pPr>
+      <w:r>
+        <w:rPr>
+          <w:rFonts w:ascii="Malgun Gothic" w:hAnsi="Malgun Gothic" w:eastAsia="Malgun Gothic"/>
+          <w:b w:val="0"/>
+          <w:sz w:val="22"/>
+        </w:rPr>
+        <w:t>룰은 결정적 환각(컨텍스트에 없는 변수명)을 잘 잡고 표현 다양성에서 약함 → NLI가 보완</w:t>
+      </w:r>
+    </w:p>
+    <w:p>
+      <w:pPr>
+        <w:pStyle w:val="ListBullet"/>
+        <w:ind w:left="340"/>
+      </w:pPr>
+      <w:r>
+        <w:rPr>
+          <w:rFonts w:ascii="Malgun Gothic" w:hAnsi="Malgun Gothic" w:eastAsia="Malgun Gothic"/>
+          <w:b w:val="0"/>
+          <w:sz w:val="22"/>
+        </w:rPr>
+        <w:t>G-Eval은 self-bias 위험 → Cross-LLM(Step 2-A) + 자동 NLI로 보완</w:t>
+      </w:r>
+    </w:p>
+    <w:p>
+      <w:pPr>
+        <w:pStyle w:val="ListBullet"/>
+        <w:ind w:left="340"/>
+      </w:pPr>
+      <w:r>
+        <w:rPr>
+          <w:rFonts w:ascii="Malgun Gothic" w:hAnsi="Malgun Gothic" w:eastAsia="Malgun Gothic"/>
+          <w:b w:val="0"/>
+          <w:sz w:val="22"/>
+        </w:rPr>
+        <w:t>NLI는 짧은 문장에서 noise → 룰과 G-Eval로 보완</w:t>
+      </w:r>
+    </w:p>
+    <w:p>
+      <w:pPr>
+        <w:ind w:left="454" w:right="454"/>
+        <w:shd w:val="clear" w:fill="F4F4F4"/>
+      </w:pPr>
+      <w:r>
+        <w:rPr>
+          <w:rFonts w:ascii="Malgun Gothic" w:hAnsi="Malgun Gothic" w:eastAsia="Malgun Gothic"/>
+          <w:b w:val="0"/>
+          <w:i/>
+          <w:color w:val="333333"/>
+          <w:sz w:val="21"/>
+        </w:rPr>
+        <w:t>이 다층 평가는 학계의 RAG 평가 표준(RAGAS, FactCC 등)에 가까운 형태입니다. 본 연구의 약점 중 하나였던 "LLM 평가 객관성"이 이번 step으로 부분적으로 해소되었습니다. 미팅 후 인간평가까지 추가하면 거의 완전 해소됩니다.</w:t>
+      </w:r>
+    </w:p>
+    <w:p>
+      <w:pPr>
+        <w:pStyle w:val="Heading2"/>
+      </w:pPr>
+      <w:r>
+        <w:rPr>
+          <w:rFonts w:ascii="Malgun Gothic" w:hAnsi="Malgun Gothic" w:eastAsia="Malgun Gothic"/>
+          <w:b/>
+          <w:sz w:val="30"/>
+        </w:rPr>
+        <w:t>14.5 Step 3-C-2 종합</w:t>
+      </w:r>
+    </w:p>
+    <w:p>
+      <w:pPr>
+        <w:pStyle w:val="ListBullet"/>
+        <w:ind w:left="340"/>
+      </w:pPr>
+      <w:r>
+        <w:rPr>
+          <w:rFonts w:ascii="Malgun Gothic" w:hAnsi="Malgun Gothic" w:eastAsia="Malgun Gothic"/>
+          <w:b w:val="0"/>
+          <w:sz w:val="22"/>
+        </w:rPr>
+        <w:t>NLI로 fusion이 SHAP-only보다 의미적으로 더 충실함을 양 LLM에서 일관 입증</w:t>
+      </w:r>
+    </w:p>
+    <w:p>
+      <w:pPr>
+        <w:pStyle w:val="ListBullet"/>
+        <w:ind w:left="340"/>
+      </w:pPr>
+      <w:r>
+        <w:rPr>
+          <w:rFonts w:ascii="Malgun Gothic" w:hAnsi="Malgun Gothic" w:eastAsia="Malgun Gothic"/>
+          <w:b w:val="0"/>
+          <w:sz w:val="22"/>
+        </w:rPr>
+        <w:t>룰 sign_match 하락의 정체(키워드 한계)를 직접 입증</w:t>
+      </w:r>
+    </w:p>
+    <w:p>
+      <w:pPr>
+        <w:pStyle w:val="ListBullet"/>
+        <w:ind w:left="340"/>
+      </w:pPr>
+      <w:r>
+        <w:rPr>
+          <w:rFonts w:ascii="Malgun Gothic" w:hAnsi="Malgun Gothic" w:eastAsia="Malgun Gothic"/>
+          <w:b w:val="0"/>
+          <w:sz w:val="22"/>
+        </w:rPr>
+        <w:t>Rules + G-Eval + NLI의 3-tier 평가 체계 완성</w:t>
+      </w:r>
+    </w:p>
+    <w:p>
+      <w:pPr>
+        <w:pStyle w:val="ListBullet"/>
+        <w:ind w:left="340"/>
+      </w:pPr>
+      <w:r>
+        <w:rPr>
+          <w:rFonts w:ascii="Malgun Gothic" w:hAnsi="Malgun Gothic" w:eastAsia="Malgun Gothic"/>
+          <w:b w:val="0"/>
+          <w:sz w:val="22"/>
+        </w:rPr>
+        <w:t>약점 1번(LLM 평가 객관성) 부분 해소 — 미팅 후 인간평가로 완전 해소 예정</w:t>
+      </w:r>
+    </w:p>
+    <w:p>
+      <w:pPr>
+        <w:spacing w:after="120"/>
+      </w:pPr>
+      <w:r>
+        <w:rPr>
+          <w:rFonts w:ascii="Malgun Gothic" w:hAnsi="Malgun Gothic" w:eastAsia="Malgun Gothic"/>
+          <w:b w:val="0"/>
+          <w:sz w:val="22"/>
+        </w:rPr>
+      </w:r>
+    </w:p>
+    <w:p>
+      <w:pPr>
+        <w:spacing w:after="120"/>
+      </w:pPr>
+      <w:r>
+        <w:rPr>
+          <w:rFonts w:ascii="Malgun Gothic" w:hAnsi="Malgun Gothic" w:eastAsia="Malgun Gothic"/>
+          <w:b/>
+          <w:color w:val="C44E52"/>
+          <w:sz w:val="28"/>
+        </w:rPr>
+        <w:t>★ Step 3-C-2 한 줄 메시지</w:t>
+      </w:r>
+    </w:p>
+    <w:p>
+      <w:pPr>
+        <w:spacing w:after="120"/>
+      </w:pPr>
+      <w:r>
+        <w:rPr>
+          <w:rFonts w:ascii="Malgun Gothic" w:hAnsi="Malgun Gothic" w:eastAsia="Malgun Gothic"/>
+          <w:b/>
+          <w:sz w:val="24"/>
+        </w:rPr>
+        <w:t>"룰의 sign_match 하락은 룰의 키워드 한계임이 의미적 NLI로 입증되며, fusion은 세 가지 평가 차원(룰·G-Eval·NLI) 모두에서 충실성을 손상시키지 않으면서 완결성을 향상시킨다."</w:t>
+      </w:r>
+    </w:p>
+    <w:p>
+      <w:r>
+        <w:br w:type="page"/>
+      </w:r>
+    </w:p>
+    <w:p>
+      <w:pPr>
+        <w:pStyle w:val="Heading1"/>
+      </w:pPr>
+      <w:r>
+        <w:rPr>
+          <w:rFonts w:ascii="Malgun Gothic" w:hAnsi="Malgun Gothic" w:eastAsia="Malgun Gothic"/>
+          <w:b/>
+          <w:sz w:val="36"/>
+        </w:rPr>
+        <w:t>15. 한계와 향후 계획 (Future Work)</w:t>
+      </w:r>
+    </w:p>
+    <w:p>
+      <w:pPr>
+        <w:pStyle w:val="ListBullet"/>
+        <w:ind w:left="340"/>
+      </w:pPr>
+      <w:r>
+        <w:rPr>
+          <w:rFonts w:ascii="Malgun Gothic" w:hAnsi="Malgun Gothic" w:eastAsia="Malgun Gothic"/>
+          <w:b w:val="0"/>
+          <w:sz w:val="22"/>
+        </w:rPr>
+        <w:t>인간 평가 (Plausibility) — IRB 간소판 신청, 5점 리커트 척도, Cohen's κ 신뢰도. **약점 1번 완전 해소를 위해 미팅 후 1순위.**</w:t>
+      </w:r>
+    </w:p>
+    <w:p>
+      <w:pPr>
+        <w:pStyle w:val="ListBullet"/>
+        <w:ind w:left="340"/>
+      </w:pPr>
+      <w:r>
+        <w:rPr>
+          <w:rFonts w:ascii="Malgun Gothic" w:hAnsi="Malgun Gothic" w:eastAsia="Malgun Gothic"/>
+          <w:b w:val="0"/>
+          <w:sz w:val="22"/>
+        </w:rPr>
+        <w:t>Gemini judge로 양방향 G-Eval cross-validation — 503 과부하 회복 시.</w:t>
+      </w:r>
+    </w:p>
+    <w:p>
+      <w:pPr>
+        <w:pStyle w:val="ListBullet"/>
+        <w:ind w:left="340"/>
+      </w:pPr>
+      <w:r>
+        <w:rPr>
+          <w:rFonts w:ascii="Malgun Gothic" w:hAnsi="Malgun Gothic" w:eastAsia="Malgun Gothic"/>
+          <w:b w:val="0"/>
+          <w:sz w:val="22"/>
+        </w:rPr>
+        <w:t>Fusion 평가 표본 30 → 100 확장 + counterfactual 결합.</w:t>
+      </w:r>
+    </w:p>
+    <w:p>
+      <w:pPr>
+        <w:pStyle w:val="ListBullet"/>
+        <w:ind w:left="340"/>
+      </w:pPr>
+      <w:r>
+        <w:rPr>
+          <w:rFonts w:ascii="Malgun Gothic" w:hAnsi="Malgun Gothic" w:eastAsia="Malgun Gothic"/>
+          <w:b w:val="0"/>
+          <w:sz w:val="22"/>
+        </w:rPr>
+        <w:t>3-way ablation: SHAP-only / Attention-only / Fusion 비교.</w:t>
+      </w:r>
+    </w:p>
+    <w:p>
+      <w:pPr>
+        <w:pStyle w:val="ListBullet"/>
+        <w:ind w:left="340"/>
+      </w:pPr>
+      <w:r>
+        <w:rPr>
+          <w:rFonts w:ascii="Malgun Gothic" w:hAnsi="Malgun Gothic" w:eastAsia="Malgun Gothic"/>
+          <w:b w:val="0"/>
+          <w:sz w:val="22"/>
+        </w:rPr>
+        <w:t>보조 테이블 잔여 4개(POS_CASH_balance, credit_card_balance, installments_payments, bureau_balance 추가 활용) → AUROC 0.78+ 도전.</w:t>
+      </w:r>
+    </w:p>
+    <w:p>
+      <w:pPr>
+        <w:pStyle w:val="ListBullet"/>
+        <w:ind w:left="340"/>
+      </w:pPr>
+      <w:r>
+        <w:rPr>
+          <w:rFonts w:ascii="Malgun Gothic" w:hAnsi="Malgun Gothic" w:eastAsia="Malgun Gothic"/>
+          <w:b w:val="0"/>
+          <w:sz w:val="22"/>
+        </w:rPr>
+        <w:t>Bureau ablation: bureau 단독 vs prev 단독 vs 둘 다 비교로 EXT_SOURCE 응축 가설 검증.</w:t>
+      </w:r>
+    </w:p>
+    <w:p>
+      <w:pPr>
+        <w:pStyle w:val="ListBullet"/>
+        <w:ind w:left="340"/>
+      </w:pPr>
+      <w:r>
+        <w:rPr>
+          <w:rFonts w:ascii="Malgun Gothic" w:hAnsi="Malgun Gothic" w:eastAsia="Malgun Gothic"/>
+          <w:b w:val="0"/>
+          <w:sz w:val="22"/>
+        </w:rPr>
+        <w:t>TabNet, LightGBM에 aux 효과 일반화 (Step 3-B는 XGBoost만 검증).</w:t>
+      </w:r>
+    </w:p>
+    <w:p>
+      <w:pPr>
+        <w:pStyle w:val="ListBullet"/>
+        <w:ind w:left="340"/>
+      </w:pPr>
+      <w:r>
+        <w:rPr>
+          <w:rFonts w:ascii="Malgun Gothic" w:hAnsi="Malgun Gothic" w:eastAsia="Malgun Gothic"/>
+          <w:b w:val="0"/>
+          <w:sz w:val="22"/>
+        </w:rPr>
+        <w:t>Fairness-aware 학습: Reweighing, Adversarial Debiasing.</w:t>
+      </w:r>
+    </w:p>
+    <w:p>
+      <w:pPr>
+        <w:pStyle w:val="ListBullet"/>
+        <w:ind w:left="340"/>
+      </w:pPr>
+      <w:r>
+        <w:rPr>
+          <w:rFonts w:ascii="Malgun Gothic" w:hAnsi="Malgun Gothic" w:eastAsia="Malgun Gothic"/>
+          <w:b w:val="0"/>
+          <w:sz w:val="22"/>
+        </w:rPr>
+        <w:t>FT-Transformer 비교 모델 추가.</w:t>
+      </w:r>
+    </w:p>
+    <w:p>
+      <w:pPr>
+        <w:pStyle w:val="ListBullet"/>
+        <w:ind w:left="340"/>
+      </w:pPr>
+      <w:r>
+        <w:rPr>
+          <w:rFonts w:ascii="Malgun Gothic" w:hAnsi="Malgun Gothic" w:eastAsia="Malgun Gothic"/>
+          <w:b w:val="0"/>
+          <w:sz w:val="22"/>
+        </w:rPr>
+        <w:t>한국어 native NLI 모델 추가 검증 (현재 다국어; torch 환경 정비 후 KLUE-roberta-NLI).</w:t>
+      </w:r>
+    </w:p>
+    <w:p>
+      <w:pPr>
+        <w:pStyle w:val="ListBullet"/>
+        <w:ind w:left="340"/>
+      </w:pPr>
+      <w:r>
+        <w:rPr>
+          <w:rFonts w:ascii="Malgun Gothic" w:hAnsi="Malgun Gothic" w:eastAsia="Malgun Gothic"/>
+          <w:b w:val="0"/>
+          <w:sz w:val="22"/>
+        </w:rPr>
+        <w:t>한국어 도메인 특화 금융 LLM 미세조정 (QLoRA).</w:t>
+      </w:r>
+    </w:p>
+    <w:p>
+      <w:pPr>
+        <w:pStyle w:val="ListBullet"/>
+        <w:ind w:left="340"/>
+      </w:pPr>
+      <w:r>
+        <w:rPr>
+          <w:rFonts w:ascii="Malgun Gothic" w:hAnsi="Malgun Gothic" w:eastAsia="Malgun Gothic"/>
+          <w:b w:val="0"/>
+          <w:sz w:val="22"/>
+        </w:rPr>
+        <w:t>한국어 도메인 특화 금융 LLM 미세조정 (QLoRA).</w:t>
+      </w:r>
+    </w:p>
+    <w:p>
+      <w:pPr>
+        <w:spacing w:after="120"/>
+      </w:pPr>
+      <w:r>
+        <w:rPr>
+          <w:rFonts w:ascii="Malgun Gothic" w:hAnsi="Malgun Gothic" w:eastAsia="Malgun Gothic"/>
+          <w:b w:val="0"/>
+          <w:sz w:val="22"/>
+        </w:rPr>
+      </w:r>
+    </w:p>
+    <w:p>
+      <w:pPr>
+        <w:ind w:left="454" w:right="454"/>
+        <w:shd w:val="clear" w:fill="F4F4F4"/>
+      </w:pPr>
+      <w:r>
+        <w:rPr>
+          <w:rFonts w:ascii="Malgun Gothic" w:hAnsi="Malgun Gothic" w:eastAsia="Malgun Gothic"/>
+          <w:b w:val="0"/>
+          <w:i/>
+          <w:color w:val="333333"/>
+          <w:sz w:val="21"/>
+        </w:rPr>
+        <w:t>Step 1 — "미팅용 작동 프로토타입" 완성. Step 2-A — 평가 신뢰성 강화 (100명, Cross-LLM, Robustness). Step 3-B — 성능 확장 (보조 테이블, AUROC +2.22%). Step 3-C-1 — TabNet 메커니즘 통합 (논문 제목 정당화). Step 3-C-2 — NLI로 평가 객관성 보강 (3-tier 평가 체계 완성). 이후 인간평가 + fairness mitigation 등으로 본 논문 완성을 향해 확장합니다.</w:t>
       </w:r>
     </w:p>
     <w:sectPr>

--- a/paper/midterm_report_friendly.docx
+++ b/paper/midterm_report_friendly.docx
@@ -10992,22 +10992,26 @@
       </w:r>
     </w:p>
     <w:p>
-      <w:pPr>
-        <w:pStyle w:val="Heading1"/>
+      <w:r>
+        <w:br w:type="page"/>
+      </w:r>
+    </w:p>
+    <w:p>
+      <w:pPr>
+        <w:pStyle w:val="Heading2"/>
       </w:pPr>
       <w:r>
         <w:rPr>
           <w:rFonts w:ascii="Malgun Gothic" w:hAnsi="Malgun Gothic" w:eastAsia="Malgun Gothic"/>
           <w:b/>
-          <w:sz w:val="36"/>
+          <w:sz w:val="30"/>
         </w:rPr>
-        <w:t>15. 한계와 향후 계획 (Future Work)</w:t>
-      </w:r>
-    </w:p>
-    <w:p>
-      <w:pPr>
-        <w:pStyle w:val="ListBullet"/>
-        <w:ind w:left="340"/>
+        <w:t>14.6 Step 3-C-2-f — Cross-Judge G-Eval로 평가 종속성 제거 (보너스)</w:t>
+      </w:r>
+    </w:p>
+    <w:p>
+      <w:pPr>
+        <w:spacing w:after="120"/>
       </w:pPr>
       <w:r>
         <w:rPr>
@@ -11015,13 +11019,12 @@
           <w:b w:val="0"/>
           <w:sz w:val="22"/>
         </w:rPr>
-        <w:t>인간 평가 (Plausibility) — IRB 간소판 신청, 5점 리커트 척도, Cohen's κ 신뢰도. **약점 1번 완전 해소를 위해 미팅 후 1순위.**</w:t>
-      </w:r>
-    </w:p>
-    <w:p>
-      <w:pPr>
-        <w:pStyle w:val="ListBullet"/>
-        <w:ind w:left="340"/>
+        <w:t>Step 3-C-2까지의 G-Eval은 Claude를 judge로 단독 사용했습니다. 이건 한 가지 위험을 품고 있습니다 — **Claude가 자기 출력(Anthropic target)을 평가할 때 self-bias를 가질 수 있고, 또 단일 judge의 평가 성향에 결과가 의존할 수 있습니다.** Step 2-A에서는 양방향 cross-LLM judge를 사용해 self-bias를 우회했었는데, fusion 평가에서도 같은 패턴을 적용해보았습니다.</w:t>
+      </w:r>
+    </w:p>
+    <w:p>
+      <w:pPr>
+        <w:spacing w:after="120"/>
       </w:pPr>
       <w:r>
         <w:rPr>
@@ -11029,13 +11032,610 @@
           <w:b w:val="0"/>
           <w:sz w:val="22"/>
         </w:rPr>
-        <w:t>Gemini judge로 양방향 G-Eval cross-validation — 503 과부하 회복 시.</w:t>
-      </w:r>
-    </w:p>
-    <w:p>
-      <w:pPr>
-        <w:pStyle w:val="ListBullet"/>
-        <w:ind w:left="340"/>
+        <w:t>동일 4 그룹(SHAP-only/Fusion × Anthropic/Gemini target, n=30 each)을 Gemini를 judge로 다시 평가. Gemini API 503 과부하가 심해서 retry 로직(30s/60s/120s/240s 백오프)을 강화했지만, 결과적으로 모든 120 호출이 회복되어 데이터 손실 0건.</w:t>
+      </w:r>
+    </w:p>
+    <w:tbl>
+      <w:tblPr>
+        <w:tblStyle w:val="LightGrid-Accent1"/>
+        <w:tblW w:type="auto" w:w="0"/>
+        <w:tblLook w:firstColumn="1" w:firstRow="1" w:lastColumn="0" w:lastRow="0" w:noHBand="0" w:noVBand="1" w:val="04A0"/>
+      </w:tblPr>
+      <w:tblGrid>
+        <w:gridCol w:w="1728"/>
+        <w:gridCol w:w="1728"/>
+        <w:gridCol w:w="1728"/>
+        <w:gridCol w:w="1728"/>
+        <w:gridCol w:w="1728"/>
+      </w:tblGrid>
+      <w:tr>
+        <w:tc>
+          <w:tcPr>
+            <w:tcW w:type="dxa" w:w="1728"/>
+            <w:shd w:val="clear" w:fill="4C72B0"/>
+          </w:tcPr>
+          <w:p>
+            <w:r/>
+            <w:r>
+              <w:rPr>
+                <w:rFonts w:ascii="Malgun Gothic" w:hAnsi="Malgun Gothic" w:eastAsia="Malgun Gothic"/>
+                <w:b/>
+                <w:color w:val="FFFFFF"/>
+                <w:sz w:val="20"/>
+              </w:rPr>
+              <w:t>Target</w:t>
+            </w:r>
+          </w:p>
+        </w:tc>
+        <w:tc>
+          <w:tcPr>
+            <w:tcW w:type="dxa" w:w="1728"/>
+            <w:shd w:val="clear" w:fill="4C72B0"/>
+          </w:tcPr>
+          <w:p>
+            <w:r/>
+            <w:r>
+              <w:rPr>
+                <w:rFonts w:ascii="Malgun Gothic" w:hAnsi="Malgun Gothic" w:eastAsia="Malgun Gothic"/>
+                <w:b/>
+                <w:color w:val="FFFFFF"/>
+                <w:sz w:val="20"/>
+              </w:rPr>
+              <w:t>Metric</w:t>
+            </w:r>
+          </w:p>
+        </w:tc>
+        <w:tc>
+          <w:tcPr>
+            <w:tcW w:type="dxa" w:w="1728"/>
+            <w:shd w:val="clear" w:fill="4C72B0"/>
+          </w:tcPr>
+          <w:p>
+            <w:r/>
+            <w:r>
+              <w:rPr>
+                <w:rFonts w:ascii="Malgun Gothic" w:hAnsi="Malgun Gothic" w:eastAsia="Malgun Gothic"/>
+                <w:b/>
+                <w:color w:val="FFFFFF"/>
+                <w:sz w:val="20"/>
+              </w:rPr>
+              <w:t>Δ Claude judge</w:t>
+            </w:r>
+          </w:p>
+        </w:tc>
+        <w:tc>
+          <w:tcPr>
+            <w:tcW w:type="dxa" w:w="1728"/>
+            <w:shd w:val="clear" w:fill="4C72B0"/>
+          </w:tcPr>
+          <w:p>
+            <w:r/>
+            <w:r>
+              <w:rPr>
+                <w:rFonts w:ascii="Malgun Gothic" w:hAnsi="Malgun Gothic" w:eastAsia="Malgun Gothic"/>
+                <w:b/>
+                <w:color w:val="FFFFFF"/>
+                <w:sz w:val="20"/>
+              </w:rPr>
+              <w:t>Δ Gemini judge</w:t>
+            </w:r>
+          </w:p>
+        </w:tc>
+        <w:tc>
+          <w:tcPr>
+            <w:tcW w:type="dxa" w:w="1728"/>
+            <w:shd w:val="clear" w:fill="4C72B0"/>
+          </w:tcPr>
+          <w:p>
+            <w:r/>
+            <w:r>
+              <w:rPr>
+                <w:rFonts w:ascii="Malgun Gothic" w:hAnsi="Malgun Gothic" w:eastAsia="Malgun Gothic"/>
+                <w:b/>
+                <w:color w:val="FFFFFF"/>
+                <w:sz w:val="20"/>
+              </w:rPr>
+              <w:t>차이</w:t>
+            </w:r>
+          </w:p>
+        </w:tc>
+      </w:tr>
+      <w:tr>
+        <w:tc>
+          <w:tcPr>
+            <w:tcW w:type="dxa" w:w="1728"/>
+          </w:tcPr>
+          <w:p>
+            <w:r/>
+            <w:r>
+              <w:rPr>
+                <w:rFonts w:ascii="Malgun Gothic" w:hAnsi="Malgun Gothic" w:eastAsia="Malgun Gothic"/>
+                <w:b w:val="0"/>
+                <w:sz w:val="20"/>
+              </w:rPr>
+              <w:t>Anthropic</w:t>
+            </w:r>
+          </w:p>
+        </w:tc>
+        <w:tc>
+          <w:tcPr>
+            <w:tcW w:type="dxa" w:w="1728"/>
+          </w:tcPr>
+          <w:p>
+            <w:r/>
+            <w:r>
+              <w:rPr>
+                <w:rFonts w:ascii="Malgun Gothic" w:hAnsi="Malgun Gothic" w:eastAsia="Malgun Gothic"/>
+                <w:b w:val="0"/>
+                <w:sz w:val="20"/>
+              </w:rPr>
+              <w:t>Completeness</w:t>
+            </w:r>
+          </w:p>
+        </w:tc>
+        <w:tc>
+          <w:tcPr>
+            <w:tcW w:type="dxa" w:w="1728"/>
+          </w:tcPr>
+          <w:p>
+            <w:r/>
+            <w:r>
+              <w:rPr>
+                <w:rFonts w:ascii="Malgun Gothic" w:hAnsi="Malgun Gothic" w:eastAsia="Malgun Gothic"/>
+                <w:b w:val="0"/>
+                <w:sz w:val="20"/>
+              </w:rPr>
+              <w:t>+0.667 ★</w:t>
+            </w:r>
+          </w:p>
+        </w:tc>
+        <w:tc>
+          <w:tcPr>
+            <w:tcW w:type="dxa" w:w="1728"/>
+          </w:tcPr>
+          <w:p>
+            <w:r/>
+            <w:r>
+              <w:rPr>
+                <w:rFonts w:ascii="Malgun Gothic" w:hAnsi="Malgun Gothic" w:eastAsia="Malgun Gothic"/>
+                <w:b w:val="0"/>
+                <w:sz w:val="20"/>
+              </w:rPr>
+              <w:t>+0.900 ★</w:t>
+            </w:r>
+          </w:p>
+        </w:tc>
+        <w:tc>
+          <w:tcPr>
+            <w:tcW w:type="dxa" w:w="1728"/>
+          </w:tcPr>
+          <w:p>
+            <w:r/>
+            <w:r>
+              <w:rPr>
+                <w:rFonts w:ascii="Malgun Gothic" w:hAnsi="Malgun Gothic" w:eastAsia="Malgun Gothic"/>
+                <w:b w:val="0"/>
+                <w:sz w:val="20"/>
+              </w:rPr>
+              <w:t>0.23</w:t>
+            </w:r>
+          </w:p>
+        </w:tc>
+      </w:tr>
+      <w:tr>
+        <w:tc>
+          <w:tcPr>
+            <w:tcW w:type="dxa" w:w="1728"/>
+          </w:tcPr>
+          <w:p>
+            <w:r/>
+            <w:r>
+              <w:rPr>
+                <w:rFonts w:ascii="Malgun Gothic" w:hAnsi="Malgun Gothic" w:eastAsia="Malgun Gothic"/>
+                <w:b w:val="0"/>
+                <w:sz w:val="20"/>
+              </w:rPr>
+              <w:t>Anthropic</w:t>
+            </w:r>
+          </w:p>
+        </w:tc>
+        <w:tc>
+          <w:tcPr>
+            <w:tcW w:type="dxa" w:w="1728"/>
+          </w:tcPr>
+          <w:p>
+            <w:r/>
+            <w:r>
+              <w:rPr>
+                <w:rFonts w:ascii="Malgun Gothic" w:hAnsi="Malgun Gothic" w:eastAsia="Malgun Gothic"/>
+                <w:b w:val="0"/>
+                <w:sz w:val="20"/>
+              </w:rPr>
+              <w:t>Factual</w:t>
+            </w:r>
+          </w:p>
+        </w:tc>
+        <w:tc>
+          <w:tcPr>
+            <w:tcW w:type="dxa" w:w="1728"/>
+          </w:tcPr>
+          <w:p>
+            <w:r/>
+            <w:r>
+              <w:rPr>
+                <w:rFonts w:ascii="Malgun Gothic" w:hAnsi="Malgun Gothic" w:eastAsia="Malgun Gothic"/>
+                <w:b w:val="0"/>
+                <w:sz w:val="20"/>
+              </w:rPr>
+              <w:t>+0.033</w:t>
+            </w:r>
+          </w:p>
+        </w:tc>
+        <w:tc>
+          <w:tcPr>
+            <w:tcW w:type="dxa" w:w="1728"/>
+          </w:tcPr>
+          <w:p>
+            <w:r/>
+            <w:r>
+              <w:rPr>
+                <w:rFonts w:ascii="Malgun Gothic" w:hAnsi="Malgun Gothic" w:eastAsia="Malgun Gothic"/>
+                <w:b w:val="0"/>
+                <w:sz w:val="20"/>
+              </w:rPr>
+              <w:t>+0.133</w:t>
+            </w:r>
+          </w:p>
+        </w:tc>
+        <w:tc>
+          <w:tcPr>
+            <w:tcW w:type="dxa" w:w="1728"/>
+          </w:tcPr>
+          <w:p>
+            <w:r/>
+            <w:r>
+              <w:rPr>
+                <w:rFonts w:ascii="Malgun Gothic" w:hAnsi="Malgun Gothic" w:eastAsia="Malgun Gothic"/>
+                <w:b w:val="0"/>
+                <w:sz w:val="20"/>
+              </w:rPr>
+              <w:t>0.10</w:t>
+            </w:r>
+          </w:p>
+        </w:tc>
+      </w:tr>
+      <w:tr>
+        <w:tc>
+          <w:tcPr>
+            <w:tcW w:type="dxa" w:w="1728"/>
+          </w:tcPr>
+          <w:p>
+            <w:r/>
+            <w:r>
+              <w:rPr>
+                <w:rFonts w:ascii="Malgun Gothic" w:hAnsi="Malgun Gothic" w:eastAsia="Malgun Gothic"/>
+                <w:b w:val="0"/>
+                <w:sz w:val="20"/>
+              </w:rPr>
+              <w:t>Anthropic</w:t>
+            </w:r>
+          </w:p>
+        </w:tc>
+        <w:tc>
+          <w:tcPr>
+            <w:tcW w:type="dxa" w:w="1728"/>
+          </w:tcPr>
+          <w:p>
+            <w:r/>
+            <w:r>
+              <w:rPr>
+                <w:rFonts w:ascii="Malgun Gothic" w:hAnsi="Malgun Gothic" w:eastAsia="Malgun Gothic"/>
+                <w:b w:val="0"/>
+                <w:sz w:val="20"/>
+              </w:rPr>
+              <w:t>Sensitive</w:t>
+            </w:r>
+          </w:p>
+        </w:tc>
+        <w:tc>
+          <w:tcPr>
+            <w:tcW w:type="dxa" w:w="1728"/>
+          </w:tcPr>
+          <w:p>
+            <w:r/>
+            <w:r>
+              <w:rPr>
+                <w:rFonts w:ascii="Malgun Gothic" w:hAnsi="Malgun Gothic" w:eastAsia="Malgun Gothic"/>
+                <w:b w:val="0"/>
+                <w:sz w:val="20"/>
+              </w:rPr>
+              <w:t>0</w:t>
+            </w:r>
+          </w:p>
+        </w:tc>
+        <w:tc>
+          <w:tcPr>
+            <w:tcW w:type="dxa" w:w="1728"/>
+          </w:tcPr>
+          <w:p>
+            <w:r/>
+            <w:r>
+              <w:rPr>
+                <w:rFonts w:ascii="Malgun Gothic" w:hAnsi="Malgun Gothic" w:eastAsia="Malgun Gothic"/>
+                <w:b w:val="0"/>
+                <w:sz w:val="20"/>
+              </w:rPr>
+              <w:t>0</w:t>
+            </w:r>
+          </w:p>
+        </w:tc>
+        <w:tc>
+          <w:tcPr>
+            <w:tcW w:type="dxa" w:w="1728"/>
+          </w:tcPr>
+          <w:p>
+            <w:r/>
+            <w:r>
+              <w:rPr>
+                <w:rFonts w:ascii="Malgun Gothic" w:hAnsi="Malgun Gothic" w:eastAsia="Malgun Gothic"/>
+                <w:b w:val="0"/>
+                <w:sz w:val="20"/>
+              </w:rPr>
+              <w:t>0</w:t>
+            </w:r>
+          </w:p>
+        </w:tc>
+      </w:tr>
+      <w:tr>
+        <w:tc>
+          <w:tcPr>
+            <w:tcW w:type="dxa" w:w="1728"/>
+          </w:tcPr>
+          <w:p>
+            <w:r/>
+            <w:r>
+              <w:rPr>
+                <w:rFonts w:ascii="Malgun Gothic" w:hAnsi="Malgun Gothic" w:eastAsia="Malgun Gothic"/>
+                <w:b w:val="0"/>
+                <w:sz w:val="20"/>
+              </w:rPr>
+              <w:t>Gemini</w:t>
+            </w:r>
+          </w:p>
+        </w:tc>
+        <w:tc>
+          <w:tcPr>
+            <w:tcW w:type="dxa" w:w="1728"/>
+          </w:tcPr>
+          <w:p>
+            <w:r/>
+            <w:r>
+              <w:rPr>
+                <w:rFonts w:ascii="Malgun Gothic" w:hAnsi="Malgun Gothic" w:eastAsia="Malgun Gothic"/>
+                <w:b w:val="0"/>
+                <w:sz w:val="20"/>
+              </w:rPr>
+              <w:t>Completeness</w:t>
+            </w:r>
+          </w:p>
+        </w:tc>
+        <w:tc>
+          <w:tcPr>
+            <w:tcW w:type="dxa" w:w="1728"/>
+          </w:tcPr>
+          <w:p>
+            <w:r/>
+            <w:r>
+              <w:rPr>
+                <w:rFonts w:ascii="Malgun Gothic" w:hAnsi="Malgun Gothic" w:eastAsia="Malgun Gothic"/>
+                <w:b w:val="0"/>
+                <w:sz w:val="20"/>
+              </w:rPr>
+              <w:t>+0.800 ★</w:t>
+            </w:r>
+          </w:p>
+        </w:tc>
+        <w:tc>
+          <w:tcPr>
+            <w:tcW w:type="dxa" w:w="1728"/>
+          </w:tcPr>
+          <w:p>
+            <w:r/>
+            <w:r>
+              <w:rPr>
+                <w:rFonts w:ascii="Malgun Gothic" w:hAnsi="Malgun Gothic" w:eastAsia="Malgun Gothic"/>
+                <w:b w:val="0"/>
+                <w:sz w:val="20"/>
+              </w:rPr>
+              <w:t>+1.100 ★</w:t>
+            </w:r>
+          </w:p>
+        </w:tc>
+        <w:tc>
+          <w:tcPr>
+            <w:tcW w:type="dxa" w:w="1728"/>
+          </w:tcPr>
+          <w:p>
+            <w:r/>
+            <w:r>
+              <w:rPr>
+                <w:rFonts w:ascii="Malgun Gothic" w:hAnsi="Malgun Gothic" w:eastAsia="Malgun Gothic"/>
+                <w:b w:val="0"/>
+                <w:sz w:val="20"/>
+              </w:rPr>
+              <w:t>0.30</w:t>
+            </w:r>
+          </w:p>
+        </w:tc>
+      </w:tr>
+      <w:tr>
+        <w:tc>
+          <w:tcPr>
+            <w:tcW w:type="dxa" w:w="1728"/>
+          </w:tcPr>
+          <w:p>
+            <w:r/>
+            <w:r>
+              <w:rPr>
+                <w:rFonts w:ascii="Malgun Gothic" w:hAnsi="Malgun Gothic" w:eastAsia="Malgun Gothic"/>
+                <w:b w:val="0"/>
+                <w:sz w:val="20"/>
+              </w:rPr>
+              <w:t>Gemini</w:t>
+            </w:r>
+          </w:p>
+        </w:tc>
+        <w:tc>
+          <w:tcPr>
+            <w:tcW w:type="dxa" w:w="1728"/>
+          </w:tcPr>
+          <w:p>
+            <w:r/>
+            <w:r>
+              <w:rPr>
+                <w:rFonts w:ascii="Malgun Gothic" w:hAnsi="Malgun Gothic" w:eastAsia="Malgun Gothic"/>
+                <w:b w:val="0"/>
+                <w:sz w:val="20"/>
+              </w:rPr>
+              <w:t>Factual</w:t>
+            </w:r>
+          </w:p>
+        </w:tc>
+        <w:tc>
+          <w:tcPr>
+            <w:tcW w:type="dxa" w:w="1728"/>
+          </w:tcPr>
+          <w:p>
+            <w:r/>
+            <w:r>
+              <w:rPr>
+                <w:rFonts w:ascii="Malgun Gothic" w:hAnsi="Malgun Gothic" w:eastAsia="Malgun Gothic"/>
+                <w:b w:val="0"/>
+                <w:sz w:val="20"/>
+              </w:rPr>
+              <w:t>−0.133</w:t>
+            </w:r>
+          </w:p>
+        </w:tc>
+        <w:tc>
+          <w:tcPr>
+            <w:tcW w:type="dxa" w:w="1728"/>
+          </w:tcPr>
+          <w:p>
+            <w:r/>
+            <w:r>
+              <w:rPr>
+                <w:rFonts w:ascii="Malgun Gothic" w:hAnsi="Malgun Gothic" w:eastAsia="Malgun Gothic"/>
+                <w:b w:val="0"/>
+                <w:sz w:val="20"/>
+              </w:rPr>
+              <w:t>+0.467</w:t>
+            </w:r>
+          </w:p>
+        </w:tc>
+        <w:tc>
+          <w:tcPr>
+            <w:tcW w:type="dxa" w:w="1728"/>
+          </w:tcPr>
+          <w:p>
+            <w:r/>
+            <w:r>
+              <w:rPr>
+                <w:rFonts w:ascii="Malgun Gothic" w:hAnsi="Malgun Gothic" w:eastAsia="Malgun Gothic"/>
+                <w:b w:val="0"/>
+                <w:sz w:val="20"/>
+              </w:rPr>
+              <w:t>**0.60 ★★**</w:t>
+            </w:r>
+          </w:p>
+        </w:tc>
+      </w:tr>
+      <w:tr>
+        <w:tc>
+          <w:tcPr>
+            <w:tcW w:type="dxa" w:w="1728"/>
+          </w:tcPr>
+          <w:p>
+            <w:r/>
+            <w:r>
+              <w:rPr>
+                <w:rFonts w:ascii="Malgun Gothic" w:hAnsi="Malgun Gothic" w:eastAsia="Malgun Gothic"/>
+                <w:b w:val="0"/>
+                <w:sz w:val="20"/>
+              </w:rPr>
+              <w:t>Gemini</w:t>
+            </w:r>
+          </w:p>
+        </w:tc>
+        <w:tc>
+          <w:tcPr>
+            <w:tcW w:type="dxa" w:w="1728"/>
+          </w:tcPr>
+          <w:p>
+            <w:r/>
+            <w:r>
+              <w:rPr>
+                <w:rFonts w:ascii="Malgun Gothic" w:hAnsi="Malgun Gothic" w:eastAsia="Malgun Gothic"/>
+                <w:b w:val="0"/>
+                <w:sz w:val="20"/>
+              </w:rPr>
+              <w:t>Sensitive</w:t>
+            </w:r>
+          </w:p>
+        </w:tc>
+        <w:tc>
+          <w:tcPr>
+            <w:tcW w:type="dxa" w:w="1728"/>
+          </w:tcPr>
+          <w:p>
+            <w:r/>
+            <w:r>
+              <w:rPr>
+                <w:rFonts w:ascii="Malgun Gothic" w:hAnsi="Malgun Gothic" w:eastAsia="Malgun Gothic"/>
+                <w:b w:val="0"/>
+                <w:sz w:val="20"/>
+              </w:rPr>
+              <w:t>0</w:t>
+            </w:r>
+          </w:p>
+        </w:tc>
+        <w:tc>
+          <w:tcPr>
+            <w:tcW w:type="dxa" w:w="1728"/>
+          </w:tcPr>
+          <w:p>
+            <w:r/>
+            <w:r>
+              <w:rPr>
+                <w:rFonts w:ascii="Malgun Gothic" w:hAnsi="Malgun Gothic" w:eastAsia="Malgun Gothic"/>
+                <w:b w:val="0"/>
+                <w:sz w:val="20"/>
+              </w:rPr>
+              <w:t>0</w:t>
+            </w:r>
+          </w:p>
+        </w:tc>
+        <w:tc>
+          <w:tcPr>
+            <w:tcW w:type="dxa" w:w="1728"/>
+          </w:tcPr>
+          <w:p>
+            <w:r/>
+            <w:r>
+              <w:rPr>
+                <w:rFonts w:ascii="Malgun Gothic" w:hAnsi="Malgun Gothic" w:eastAsia="Malgun Gothic"/>
+                <w:b w:val="0"/>
+                <w:sz w:val="20"/>
+              </w:rPr>
+              <w:t>0</w:t>
+            </w:r>
+          </w:p>
+        </w:tc>
+      </w:tr>
+    </w:tbl>
+    <w:p>
+      <w:pPr>
+        <w:spacing w:after="120"/>
       </w:pPr>
       <w:r>
         <w:rPr>
@@ -11043,13 +11643,25 @@
           <w:b w:val="0"/>
           <w:sz w:val="22"/>
         </w:rPr>
-        <w:t>Fusion 평가 표본 30 → 100 확장 + counterfactual 결합.</w:t>
-      </w:r>
-    </w:p>
-    <w:p>
-      <w:pPr>
-        <w:pStyle w:val="ListBullet"/>
-        <w:ind w:left="340"/>
+      </w:r>
+    </w:p>
+    <w:p>
+      <w:pPr>
+        <w:spacing w:after="120"/>
+      </w:pPr>
+      <w:r>
+        <w:rPr>
+          <w:rFonts w:ascii="Malgun Gothic" w:hAnsi="Malgun Gothic" w:eastAsia="Malgun Gothic"/>
+          <w:b/>
+          <w:color w:val="55A868"/>
+          <w:sz w:val="22"/>
+        </w:rPr>
+        <w:t>★ 핵심 1 — Completeness 양 judge 모두 큰 향상</w:t>
+      </w:r>
+    </w:p>
+    <w:p>
+      <w:pPr>
+        <w:spacing w:after="120"/>
       </w:pPr>
       <w:r>
         <w:rPr>
@@ -11057,13 +11669,12 @@
           <w:b w:val="0"/>
           <w:sz w:val="22"/>
         </w:rPr>
-        <w:t>3-way ablation: SHAP-only / Attention-only / Fusion 비교.</w:t>
-      </w:r>
-    </w:p>
-    <w:p>
-      <w:pPr>
-        <w:pStyle w:val="ListBullet"/>
-        <w:ind w:left="340"/>
+        <w:t>Claude judge에서 Anthropic target +0.67, Gemini target +0.80. Gemini judge에서 Anthropic +0.90, Gemini +1.10. **양 judge에서 일관된 큰 향상** — fusion 효과가 judge 종속이 아니라 fusion 메커니즘 자체의 효과임이 확정.</w:t>
+      </w:r>
+    </w:p>
+    <w:p>
+      <w:pPr>
+        <w:spacing w:after="120"/>
       </w:pPr>
       <w:r>
         <w:rPr>
@@ -11071,13 +11682,25 @@
           <w:b w:val="0"/>
           <w:sz w:val="22"/>
         </w:rPr>
-        <w:t>보조 테이블 잔여 4개(POS_CASH_balance, credit_card_balance, installments_payments, bureau_balance 추가 활용) → AUROC 0.78+ 도전.</w:t>
-      </w:r>
-    </w:p>
-    <w:p>
-      <w:pPr>
-        <w:pStyle w:val="ListBullet"/>
-        <w:ind w:left="340"/>
+      </w:r>
+    </w:p>
+    <w:p>
+      <w:pPr>
+        <w:spacing w:after="120"/>
+      </w:pPr>
+      <w:r>
+        <w:rPr>
+          <w:rFonts w:ascii="Malgun Gothic" w:hAnsi="Malgun Gothic" w:eastAsia="Malgun Gothic"/>
+          <w:b/>
+          <w:color w:val="C44E52"/>
+          <w:sz w:val="22"/>
+        </w:rPr>
+        <w:t>★ 핵심 2 — Cross-judge가 본 연구에 필수임을 직접 입증</w:t>
+      </w:r>
+    </w:p>
+    <w:p>
+      <w:pPr>
+        <w:spacing w:after="120"/>
       </w:pPr>
       <w:r>
         <w:rPr>
@@ -11085,103 +11708,7 @@
           <w:b w:val="0"/>
           <w:sz w:val="22"/>
         </w:rPr>
-        <w:t>Bureau ablation: bureau 단독 vs prev 단독 vs 둘 다 비교로 EXT_SOURCE 응축 가설 검증.</w:t>
-      </w:r>
-    </w:p>
-    <w:p>
-      <w:pPr>
-        <w:pStyle w:val="ListBullet"/>
-        <w:ind w:left="340"/>
-      </w:pPr>
-      <w:r>
-        <w:rPr>
-          <w:rFonts w:ascii="Malgun Gothic" w:hAnsi="Malgun Gothic" w:eastAsia="Malgun Gothic"/>
-          <w:b w:val="0"/>
-          <w:sz w:val="22"/>
-        </w:rPr>
-        <w:t>TabNet, LightGBM에 aux 효과 일반화 (Step 3-B는 XGBoost만 검증).</w:t>
-      </w:r>
-    </w:p>
-    <w:p>
-      <w:pPr>
-        <w:pStyle w:val="ListBullet"/>
-        <w:ind w:left="340"/>
-      </w:pPr>
-      <w:r>
-        <w:rPr>
-          <w:rFonts w:ascii="Malgun Gothic" w:hAnsi="Malgun Gothic" w:eastAsia="Malgun Gothic"/>
-          <w:b w:val="0"/>
-          <w:sz w:val="22"/>
-        </w:rPr>
-        <w:t>Fairness-aware 학습: Reweighing, Adversarial Debiasing.</w:t>
-      </w:r>
-    </w:p>
-    <w:p>
-      <w:pPr>
-        <w:pStyle w:val="ListBullet"/>
-        <w:ind w:left="340"/>
-      </w:pPr>
-      <w:r>
-        <w:rPr>
-          <w:rFonts w:ascii="Malgun Gothic" w:hAnsi="Malgun Gothic" w:eastAsia="Malgun Gothic"/>
-          <w:b w:val="0"/>
-          <w:sz w:val="22"/>
-        </w:rPr>
-        <w:t>FT-Transformer 비교 모델 추가.</w:t>
-      </w:r>
-    </w:p>
-    <w:p>
-      <w:pPr>
-        <w:pStyle w:val="ListBullet"/>
-        <w:ind w:left="340"/>
-      </w:pPr>
-      <w:r>
-        <w:rPr>
-          <w:rFonts w:ascii="Malgun Gothic" w:hAnsi="Malgun Gothic" w:eastAsia="Malgun Gothic"/>
-          <w:b w:val="0"/>
-          <w:sz w:val="22"/>
-        </w:rPr>
-        <w:t>한국어 native NLI 모델 추가 검증 (현재 다국어; torch 환경 정비 후 KLUE-roberta-NLI).</w:t>
-      </w:r>
-    </w:p>
-    <w:p>
-      <w:pPr>
-        <w:pStyle w:val="ListBullet"/>
-        <w:ind w:left="340"/>
-      </w:pPr>
-      <w:r>
-        <w:rPr>
-          <w:rFonts w:ascii="Malgun Gothic" w:hAnsi="Malgun Gothic" w:eastAsia="Malgun Gothic"/>
-          <w:b w:val="0"/>
-          <w:sz w:val="22"/>
-        </w:rPr>
-        <w:t>한국어 도메인 특화 금융 LLM 미세조정 (QLoRA).</w:t>
-      </w:r>
-    </w:p>
-    <w:p>
-      <w:pPr>
-        <w:pStyle w:val="ListBullet"/>
-        <w:ind w:left="340"/>
-      </w:pPr>
-      <w:r>
-        <w:rPr>
-          <w:rFonts w:ascii="Malgun Gothic" w:hAnsi="Malgun Gothic" w:eastAsia="Malgun Gothic"/>
-          <w:b w:val="0"/>
-          <w:sz w:val="22"/>
-        </w:rPr>
-        <w:t>한국어 도메인 특화 금융 LLM 미세조정 (QLoRA).</w:t>
-      </w:r>
-    </w:p>
-    <w:p>
-      <w:pPr>
-        <w:spacing w:after="120"/>
-      </w:pPr>
-      <w:r>
-        <w:rPr>
-          <w:rFonts w:ascii="Malgun Gothic" w:hAnsi="Malgun Gothic" w:eastAsia="Malgun Gothic"/>
-          <w:b w:val="0"/>
-          <w:sz w:val="22"/>
-        </w:rPr>
+        <w:t>Gemini target의 Factual Accuracy를 보면, Claude judge는 −0.13으로 "fusion이 약간 떨어졌다"고 판정합니다. 그런데 Gemini judge는 +0.47로 "fusion이 명확히 더 사실적이다"고 판정합니다. 차이 0.60.</w:t>
       </w:r>
     </w:p>
     <w:p>
@@ -11197,7 +11724,342 @@
           <w:color w:val="333333"/>
           <w:sz w:val="21"/>
         </w:rPr>
-        <w:t>Step 1 — "미팅용 작동 프로토타입" 완성. Step 2-A — 평가 신뢰성 강화 (100명, Cross-LLM, Robustness). Step 3-B — 성능 확장 (보조 테이블, AUROC +2.22%). Step 3-C-1 — TabNet 메커니즘 통합 (논문 제목 정당화). Step 3-C-2 — NLI로 평가 객관성 보강 (3-tier 평가 체계 완성). 이후 인간평가 + fairness mitigation 등으로 본 논문 완성을 향해 확장합니다.</w:t>
+        <w:t>만약 Claude judge 단독 결과만 봤다면, "Gemini target에서 fusion이 fact를 약간 손상시킨다"는 잘못된 결론을 낼 뻔했습니다. Cross-judge로 그게 단일 judge의 평가 종속성이었음이 드러난 것 — 이게 Cross-LLM judge 방법론의 가치를 직접 입증하는 사례입니다.</w:t>
+      </w:r>
+    </w:p>
+    <w:p>
+      <w:pPr>
+        <w:spacing w:after="120"/>
+      </w:pPr>
+      <w:r>
+        <w:rPr>
+          <w:rFonts w:ascii="Malgun Gothic" w:hAnsi="Malgun Gothic" w:eastAsia="Malgun Gothic"/>
+          <w:b w:val="0"/>
+          <w:sz w:val="22"/>
+        </w:rPr>
+      </w:r>
+    </w:p>
+    <w:p>
+      <w:pPr>
+        <w:spacing w:after="120"/>
+      </w:pPr>
+      <w:r>
+        <w:rPr>
+          <w:rFonts w:ascii="Malgun Gothic" w:hAnsi="Malgun Gothic" w:eastAsia="Malgun Gothic"/>
+          <w:b/>
+          <w:color w:val="55A868"/>
+          <w:sz w:val="22"/>
+        </w:rPr>
+        <w:t>★ 핵심 3 — Sensitive Leak 5.0/5.0 양 judge 만점</w:t>
+      </w:r>
+    </w:p>
+    <w:p>
+      <w:pPr>
+        <w:spacing w:after="120"/>
+      </w:pPr>
+      <w:r>
+        <w:rPr>
+          <w:rFonts w:ascii="Malgun Gothic" w:hAnsi="Malgun Gothic" w:eastAsia="Malgun Gothic"/>
+          <w:b w:val="0"/>
+          <w:sz w:val="22"/>
+        </w:rPr>
+        <w:t>마스킹 정책(CODE_GENDER, DAYS_BIRTH 등)이 양 judge가 보기에 만점급 — judge 성향과 무관하게 견고함을 다층 검증.</w:t>
+      </w:r>
+    </w:p>
+    <w:p>
+      <w:pPr>
+        <w:jc w:val="center"/>
+      </w:pPr>
+      <w:r>
+        <w:drawing>
+          <wp:inline xmlns:a="http://schemas.openxmlformats.org/drawingml/2006/main" xmlns:pic="http://schemas.openxmlformats.org/drawingml/2006/picture">
+            <wp:extent cx="5040000" cy="3857507"/>
+            <wp:docPr id="12" name="Picture 12"/>
+            <wp:cNvGraphicFramePr>
+              <a:graphicFrameLocks noChangeAspect="1"/>
+            </wp:cNvGraphicFramePr>
+            <a:graphic>
+              <a:graphicData uri="http://schemas.openxmlformats.org/drawingml/2006/picture">
+                <pic:pic>
+                  <pic:nvPicPr>
+                    <pic:cNvPr id="0" name="32_cross_judge_geval.png"/>
+                    <pic:cNvPicPr/>
+                  </pic:nvPicPr>
+                  <pic:blipFill>
+                    <a:blip r:embed="rId20"/>
+                    <a:stretch>
+                      <a:fillRect/>
+                    </a:stretch>
+                  </pic:blipFill>
+                  <pic:spPr>
+                    <a:xfrm>
+                      <a:off x="0" y="0"/>
+                      <a:ext cx="5040000" cy="3857507"/>
+                    </a:xfrm>
+                    <a:prstGeom prst="rect"/>
+                  </pic:spPr>
+                </pic:pic>
+              </a:graphicData>
+            </a:graphic>
+          </wp:inline>
+        </w:drawing>
+      </w:r>
+    </w:p>
+    <w:p>
+      <w:pPr>
+        <w:jc w:val="center"/>
+      </w:pPr>
+      <w:r>
+        <w:rPr>
+          <w:rFonts w:ascii="Malgun Gothic" w:hAnsi="Malgun Gothic" w:eastAsia="Malgun Gothic"/>
+          <w:b w:val="0"/>
+          <w:i/>
+          <w:color w:val="555555"/>
+          <w:sz w:val="18"/>
+        </w:rPr>
+        <w:t>그림 14-2. Cross-Judge G-Eval (4 메트릭 × 2 target × 2 judge × 2 mode)</w:t>
+      </w:r>
+    </w:p>
+    <w:p>
+      <w:pPr>
+        <w:spacing w:after="120"/>
+      </w:pPr>
+      <w:r>
+        <w:rPr>
+          <w:rFonts w:ascii="Malgun Gothic" w:hAnsi="Malgun Gothic" w:eastAsia="Malgun Gothic"/>
+          <w:b w:val="0"/>
+          <w:sz w:val="22"/>
+        </w:rPr>
+      </w:r>
+    </w:p>
+    <w:p>
+      <w:pPr>
+        <w:ind w:left="454" w:right="454"/>
+        <w:shd w:val="clear" w:fill="F4F4F4"/>
+      </w:pPr>
+      <w:r>
+        <w:rPr>
+          <w:rFonts w:ascii="Malgun Gothic" w:hAnsi="Malgun Gothic" w:eastAsia="Malgun Gothic"/>
+          <w:b w:val="0"/>
+          <w:i/>
+          <w:color w:val="333333"/>
+          <w:sz w:val="21"/>
+        </w:rPr>
+        <w:t>이번 step으로 future work 1순위였던 "Gemini judge cross-validation"이 해소되었습니다. 이제 본 연구의 평가는 Rules + G-Eval(Cross-judge) + NLI 의 3-tier × 2-judge 다층 검증 체계가 됩니다. 인간평가(Plausibility)만 추가하면 평가 신뢰성 측면의 약점은 거의 완전히 해소됩니다.</w:t>
+      </w:r>
+    </w:p>
+    <w:p>
+      <w:r>
+        <w:br w:type="page"/>
+      </w:r>
+    </w:p>
+    <w:p>
+      <w:pPr>
+        <w:pStyle w:val="Heading1"/>
+      </w:pPr>
+      <w:r>
+        <w:rPr>
+          <w:rFonts w:ascii="Malgun Gothic" w:hAnsi="Malgun Gothic" w:eastAsia="Malgun Gothic"/>
+          <w:b/>
+          <w:sz w:val="36"/>
+        </w:rPr>
+        <w:t>15. 한계와 향후 계획 (Future Work)</w:t>
+      </w:r>
+    </w:p>
+    <w:p>
+      <w:pPr>
+        <w:pStyle w:val="ListBullet"/>
+        <w:ind w:left="340"/>
+      </w:pPr>
+      <w:r>
+        <w:rPr>
+          <w:rFonts w:ascii="Malgun Gothic" w:hAnsi="Malgun Gothic" w:eastAsia="Malgun Gothic"/>
+          <w:b w:val="0"/>
+          <w:sz w:val="22"/>
+        </w:rPr>
+        <w:t>인간 평가 (Plausibility) — IRB 간소판 신청, 5점 리커트 척도, Cohen's κ 신뢰도. **약점 1번 완전 해소를 위해 미팅 후 1순위.**</w:t>
+      </w:r>
+    </w:p>
+    <w:p>
+      <w:pPr>
+        <w:pStyle w:val="ListBullet"/>
+        <w:ind w:left="340"/>
+      </w:pPr>
+      <w:r>
+        <w:rPr>
+          <w:rFonts w:ascii="Malgun Gothic" w:hAnsi="Malgun Gothic" w:eastAsia="Malgun Gothic"/>
+          <w:b w:val="0"/>
+          <w:sz w:val="22"/>
+        </w:rPr>
+        <w:t>(완료) Gemini judge cross-validation — Step 3-C-2-f에서 진행, 양 judge 일관 입증.</w:t>
+      </w:r>
+    </w:p>
+    <w:p>
+      <w:pPr>
+        <w:pStyle w:val="ListBullet"/>
+        <w:ind w:left="340"/>
+      </w:pPr>
+      <w:r>
+        <w:rPr>
+          <w:rFonts w:ascii="Malgun Gothic" w:hAnsi="Malgun Gothic" w:eastAsia="Malgun Gothic"/>
+          <w:b w:val="0"/>
+          <w:sz w:val="22"/>
+        </w:rPr>
+        <w:t>Fusion 평가 표본 30 → 100 확장 + counterfactual 결합.</w:t>
+      </w:r>
+    </w:p>
+    <w:p>
+      <w:pPr>
+        <w:pStyle w:val="ListBullet"/>
+        <w:ind w:left="340"/>
+      </w:pPr>
+      <w:r>
+        <w:rPr>
+          <w:rFonts w:ascii="Malgun Gothic" w:hAnsi="Malgun Gothic" w:eastAsia="Malgun Gothic"/>
+          <w:b w:val="0"/>
+          <w:sz w:val="22"/>
+        </w:rPr>
+        <w:t>3-way ablation: SHAP-only / Attention-only / Fusion 비교.</w:t>
+      </w:r>
+    </w:p>
+    <w:p>
+      <w:pPr>
+        <w:pStyle w:val="ListBullet"/>
+        <w:ind w:left="340"/>
+      </w:pPr>
+      <w:r>
+        <w:rPr>
+          <w:rFonts w:ascii="Malgun Gothic" w:hAnsi="Malgun Gothic" w:eastAsia="Malgun Gothic"/>
+          <w:b w:val="0"/>
+          <w:sz w:val="22"/>
+        </w:rPr>
+        <w:t>보조 테이블 잔여 4개(POS_CASH_balance, credit_card_balance, installments_payments, bureau_balance 추가 활용) → AUROC 0.78+ 도전.</w:t>
+      </w:r>
+    </w:p>
+    <w:p>
+      <w:pPr>
+        <w:pStyle w:val="ListBullet"/>
+        <w:ind w:left="340"/>
+      </w:pPr>
+      <w:r>
+        <w:rPr>
+          <w:rFonts w:ascii="Malgun Gothic" w:hAnsi="Malgun Gothic" w:eastAsia="Malgun Gothic"/>
+          <w:b w:val="0"/>
+          <w:sz w:val="22"/>
+        </w:rPr>
+        <w:t>Bureau ablation: bureau 단독 vs prev 단독 vs 둘 다 비교로 EXT_SOURCE 응축 가설 검증.</w:t>
+      </w:r>
+    </w:p>
+    <w:p>
+      <w:pPr>
+        <w:pStyle w:val="ListBullet"/>
+        <w:ind w:left="340"/>
+      </w:pPr>
+      <w:r>
+        <w:rPr>
+          <w:rFonts w:ascii="Malgun Gothic" w:hAnsi="Malgun Gothic" w:eastAsia="Malgun Gothic"/>
+          <w:b w:val="0"/>
+          <w:sz w:val="22"/>
+        </w:rPr>
+        <w:t>TabNet, LightGBM에 aux 효과 일반화 (Step 3-B는 XGBoost만 검증).</w:t>
+      </w:r>
+    </w:p>
+    <w:p>
+      <w:pPr>
+        <w:pStyle w:val="ListBullet"/>
+        <w:ind w:left="340"/>
+      </w:pPr>
+      <w:r>
+        <w:rPr>
+          <w:rFonts w:ascii="Malgun Gothic" w:hAnsi="Malgun Gothic" w:eastAsia="Malgun Gothic"/>
+          <w:b w:val="0"/>
+          <w:sz w:val="22"/>
+        </w:rPr>
+        <w:t>Fairness-aware 학습: Reweighing, Adversarial Debiasing.</w:t>
+      </w:r>
+    </w:p>
+    <w:p>
+      <w:pPr>
+        <w:pStyle w:val="ListBullet"/>
+        <w:ind w:left="340"/>
+      </w:pPr>
+      <w:r>
+        <w:rPr>
+          <w:rFonts w:ascii="Malgun Gothic" w:hAnsi="Malgun Gothic" w:eastAsia="Malgun Gothic"/>
+          <w:b w:val="0"/>
+          <w:sz w:val="22"/>
+        </w:rPr>
+        <w:t>FT-Transformer 비교 모델 추가.</w:t>
+      </w:r>
+    </w:p>
+    <w:p>
+      <w:pPr>
+        <w:pStyle w:val="ListBullet"/>
+        <w:ind w:left="340"/>
+      </w:pPr>
+      <w:r>
+        <w:rPr>
+          <w:rFonts w:ascii="Malgun Gothic" w:hAnsi="Malgun Gothic" w:eastAsia="Malgun Gothic"/>
+          <w:b w:val="0"/>
+          <w:sz w:val="22"/>
+        </w:rPr>
+        <w:t>한국어 native NLI 모델 추가 검증 (현재 다국어; torch 환경 정비 후 KLUE-roberta-NLI).</w:t>
+      </w:r>
+    </w:p>
+    <w:p>
+      <w:pPr>
+        <w:pStyle w:val="ListBullet"/>
+        <w:ind w:left="340"/>
+      </w:pPr>
+      <w:r>
+        <w:rPr>
+          <w:rFonts w:ascii="Malgun Gothic" w:hAnsi="Malgun Gothic" w:eastAsia="Malgun Gothic"/>
+          <w:b w:val="0"/>
+          <w:sz w:val="22"/>
+        </w:rPr>
+        <w:t>한국어 도메인 특화 금융 LLM 미세조정 (QLoRA).</w:t>
+      </w:r>
+    </w:p>
+    <w:p>
+      <w:pPr>
+        <w:pStyle w:val="ListBullet"/>
+        <w:ind w:left="340"/>
+      </w:pPr>
+      <w:r>
+        <w:rPr>
+          <w:rFonts w:ascii="Malgun Gothic" w:hAnsi="Malgun Gothic" w:eastAsia="Malgun Gothic"/>
+          <w:b w:val="0"/>
+          <w:sz w:val="22"/>
+        </w:rPr>
+        <w:t>한국어 도메인 특화 금융 LLM 미세조정 (QLoRA).</w:t>
+      </w:r>
+    </w:p>
+    <w:p>
+      <w:pPr>
+        <w:spacing w:after="120"/>
+      </w:pPr>
+      <w:r>
+        <w:rPr>
+          <w:rFonts w:ascii="Malgun Gothic" w:hAnsi="Malgun Gothic" w:eastAsia="Malgun Gothic"/>
+          <w:b w:val="0"/>
+          <w:sz w:val="22"/>
+        </w:rPr>
+      </w:r>
+    </w:p>
+    <w:p>
+      <w:pPr>
+        <w:ind w:left="454" w:right="454"/>
+        <w:shd w:val="clear" w:fill="F4F4F4"/>
+      </w:pPr>
+      <w:r>
+        <w:rPr>
+          <w:rFonts w:ascii="Malgun Gothic" w:hAnsi="Malgun Gothic" w:eastAsia="Malgun Gothic"/>
+          <w:b w:val="0"/>
+          <w:i/>
+          <w:color w:val="333333"/>
+          <w:sz w:val="21"/>
+        </w:rPr>
+        <w:t>Step 1 — "미팅용 작동 프로토타입" 완성. Step 2-A — 평가 신뢰성 강화 (100명, Cross-LLM, Robustness). Step 3-B — 성능 확장 (보조 테이블, AUROC +2.22%). Step 3-C-1 — TabNet 메커니즘 통합 (논문 제목 정당화). Step 3-C-2 — NLI로 평가 객관성 보강 (3-tier 평가 체계 완성). Step 3-C-2-f — Cross-Judge G-Eval로 평가 종속성 제거. 이후 인간평가 + fairness mitigation 등으로 본 논문 완성을 향해 확장합니다.</w:t>
       </w:r>
     </w:p>
     <w:sectPr>

--- a/paper/midterm_report_friendly.docx
+++ b/paper/midterm_report_friendly.docx
@@ -11863,13 +11863,12 @@
           <w:b/>
           <w:sz w:val="36"/>
         </w:rPr>
-        <w:t>15. 한계와 향후 계획 (Future Work)</w:t>
-      </w:r>
-    </w:p>
-    <w:p>
-      <w:pPr>
-        <w:pStyle w:val="ListBullet"/>
-        <w:ind w:left="340"/>
+        <w:t>15. Step 5-A — Day 5 진단을 mitigation으로 갚는다</w:t>
+      </w:r>
+    </w:p>
+    <w:p>
+      <w:pPr>
+        <w:spacing w:after="120"/>
       </w:pPr>
       <w:r>
         <w:rPr>
@@ -11877,173 +11876,7 @@
           <w:b w:val="0"/>
           <w:sz w:val="22"/>
         </w:rPr>
-        <w:t>인간 평가 (Plausibility) — IRB 간소판 신청, 5점 리커트 척도, Cohen's κ 신뢰도. **약점 1번 완전 해소를 위해 미팅 후 1순위.**</w:t>
-      </w:r>
-    </w:p>
-    <w:p>
-      <w:pPr>
-        <w:pStyle w:val="ListBullet"/>
-        <w:ind w:left="340"/>
-      </w:pPr>
-      <w:r>
-        <w:rPr>
-          <w:rFonts w:ascii="Malgun Gothic" w:hAnsi="Malgun Gothic" w:eastAsia="Malgun Gothic"/>
-          <w:b w:val="0"/>
-          <w:sz w:val="22"/>
-        </w:rPr>
-        <w:t>(완료) Gemini judge cross-validation — Step 3-C-2-f에서 진행, 양 judge 일관 입증.</w:t>
-      </w:r>
-    </w:p>
-    <w:p>
-      <w:pPr>
-        <w:pStyle w:val="ListBullet"/>
-        <w:ind w:left="340"/>
-      </w:pPr>
-      <w:r>
-        <w:rPr>
-          <w:rFonts w:ascii="Malgun Gothic" w:hAnsi="Malgun Gothic" w:eastAsia="Malgun Gothic"/>
-          <w:b w:val="0"/>
-          <w:sz w:val="22"/>
-        </w:rPr>
-        <w:t>Fusion 평가 표본 30 → 100 확장 + counterfactual 결합.</w:t>
-      </w:r>
-    </w:p>
-    <w:p>
-      <w:pPr>
-        <w:pStyle w:val="ListBullet"/>
-        <w:ind w:left="340"/>
-      </w:pPr>
-      <w:r>
-        <w:rPr>
-          <w:rFonts w:ascii="Malgun Gothic" w:hAnsi="Malgun Gothic" w:eastAsia="Malgun Gothic"/>
-          <w:b w:val="0"/>
-          <w:sz w:val="22"/>
-        </w:rPr>
-        <w:t>3-way ablation: SHAP-only / Attention-only / Fusion 비교.</w:t>
-      </w:r>
-    </w:p>
-    <w:p>
-      <w:pPr>
-        <w:pStyle w:val="ListBullet"/>
-        <w:ind w:left="340"/>
-      </w:pPr>
-      <w:r>
-        <w:rPr>
-          <w:rFonts w:ascii="Malgun Gothic" w:hAnsi="Malgun Gothic" w:eastAsia="Malgun Gothic"/>
-          <w:b w:val="0"/>
-          <w:sz w:val="22"/>
-        </w:rPr>
-        <w:t>보조 테이블 잔여 4개(POS_CASH_balance, credit_card_balance, installments_payments, bureau_balance 추가 활용) → AUROC 0.78+ 도전.</w:t>
-      </w:r>
-    </w:p>
-    <w:p>
-      <w:pPr>
-        <w:pStyle w:val="ListBullet"/>
-        <w:ind w:left="340"/>
-      </w:pPr>
-      <w:r>
-        <w:rPr>
-          <w:rFonts w:ascii="Malgun Gothic" w:hAnsi="Malgun Gothic" w:eastAsia="Malgun Gothic"/>
-          <w:b w:val="0"/>
-          <w:sz w:val="22"/>
-        </w:rPr>
-        <w:t>Bureau ablation: bureau 단독 vs prev 단독 vs 둘 다 비교로 EXT_SOURCE 응축 가설 검증.</w:t>
-      </w:r>
-    </w:p>
-    <w:p>
-      <w:pPr>
-        <w:pStyle w:val="ListBullet"/>
-        <w:ind w:left="340"/>
-      </w:pPr>
-      <w:r>
-        <w:rPr>
-          <w:rFonts w:ascii="Malgun Gothic" w:hAnsi="Malgun Gothic" w:eastAsia="Malgun Gothic"/>
-          <w:b w:val="0"/>
-          <w:sz w:val="22"/>
-        </w:rPr>
-        <w:t>TabNet, LightGBM에 aux 효과 일반화 (Step 3-B는 XGBoost만 검증).</w:t>
-      </w:r>
-    </w:p>
-    <w:p>
-      <w:pPr>
-        <w:pStyle w:val="ListBullet"/>
-        <w:ind w:left="340"/>
-      </w:pPr>
-      <w:r>
-        <w:rPr>
-          <w:rFonts w:ascii="Malgun Gothic" w:hAnsi="Malgun Gothic" w:eastAsia="Malgun Gothic"/>
-          <w:b w:val="0"/>
-          <w:sz w:val="22"/>
-        </w:rPr>
-        <w:t>Fairness-aware 학습: Reweighing, Adversarial Debiasing.</w:t>
-      </w:r>
-    </w:p>
-    <w:p>
-      <w:pPr>
-        <w:pStyle w:val="ListBullet"/>
-        <w:ind w:left="340"/>
-      </w:pPr>
-      <w:r>
-        <w:rPr>
-          <w:rFonts w:ascii="Malgun Gothic" w:hAnsi="Malgun Gothic" w:eastAsia="Malgun Gothic"/>
-          <w:b w:val="0"/>
-          <w:sz w:val="22"/>
-        </w:rPr>
-        <w:t>FT-Transformer 비교 모델 추가.</w:t>
-      </w:r>
-    </w:p>
-    <w:p>
-      <w:pPr>
-        <w:pStyle w:val="ListBullet"/>
-        <w:ind w:left="340"/>
-      </w:pPr>
-      <w:r>
-        <w:rPr>
-          <w:rFonts w:ascii="Malgun Gothic" w:hAnsi="Malgun Gothic" w:eastAsia="Malgun Gothic"/>
-          <w:b w:val="0"/>
-          <w:sz w:val="22"/>
-        </w:rPr>
-        <w:t>한국어 native NLI 모델 추가 검증 (현재 다국어; torch 환경 정비 후 KLUE-roberta-NLI).</w:t>
-      </w:r>
-    </w:p>
-    <w:p>
-      <w:pPr>
-        <w:pStyle w:val="ListBullet"/>
-        <w:ind w:left="340"/>
-      </w:pPr>
-      <w:r>
-        <w:rPr>
-          <w:rFonts w:ascii="Malgun Gothic" w:hAnsi="Malgun Gothic" w:eastAsia="Malgun Gothic"/>
-          <w:b w:val="0"/>
-          <w:sz w:val="22"/>
-        </w:rPr>
-        <w:t>한국어 도메인 특화 금융 LLM 미세조정 (QLoRA).</w:t>
-      </w:r>
-    </w:p>
-    <w:p>
-      <w:pPr>
-        <w:pStyle w:val="ListBullet"/>
-        <w:ind w:left="340"/>
-      </w:pPr>
-      <w:r>
-        <w:rPr>
-          <w:rFonts w:ascii="Malgun Gothic" w:hAnsi="Malgun Gothic" w:eastAsia="Malgun Gothic"/>
-          <w:b w:val="0"/>
-          <w:sz w:val="22"/>
-        </w:rPr>
-        <w:t>한국어 도메인 특화 금융 LLM 미세조정 (QLoRA).</w:t>
-      </w:r>
-    </w:p>
-    <w:p>
-      <w:pPr>
-        <w:spacing w:after="120"/>
-      </w:pPr>
-      <w:r>
-        <w:rPr>
-          <w:rFonts w:ascii="Malgun Gothic" w:hAnsi="Malgun Gothic" w:eastAsia="Malgun Gothic"/>
-          <w:b w:val="0"/>
-          <w:sz w:val="22"/>
-        </w:rPr>
+        <w:t>Day 5에서 본 연구는 정직한 진단을 했습니다 — "4 모델 × {GENDER, AGE} = 8/8 케이스 4/5 rule 위반". 그리고 변수 ablation으로 부분적인 mitigation을 시도했지만, 특히 AGE는 proxy variable이라 ablation 효과가 미미했습니다. Step 5-A에서는 정식 fairness-aware 학습을 적용해 그 8/8 위반을 어디까지 되돌릴 수 있는지 정량 측정했습니다.</w:t>
       </w:r>
     </w:p>
     <w:p>
@@ -12059,7 +11892,1738 @@
           <w:color w:val="333333"/>
           <w:sz w:val="21"/>
         </w:rPr>
-        <w:t>Step 1 — "미팅용 작동 프로토타입" 완성. Step 2-A — 평가 신뢰성 강화 (100명, Cross-LLM, Robustness). Step 3-B — 성능 확장 (보조 테이블, AUROC +2.22%). Step 3-C-1 — TabNet 메커니즘 통합 (논문 제목 정당화). Step 3-C-2 — NLI로 평가 객관성 보강 (3-tier 평가 체계 완성). Step 3-C-2-f — Cross-Judge G-Eval로 평가 종속성 제거. 이후 인간평가 + fairness mitigation 등으로 본 논문 완성을 향해 확장합니다.</w:t>
+        <w:t>결론부터 말하면, Reweighing(Kamiran &amp; Calders 2012) 단일 방법으로 **4/4 케이스를 모두 4/5 rule 통과**시킬 수 있었습니다. 그것도 baseline 데이터에서 AUROC 손실 0.003 미만, **aux 데이터(Step 3-B)에서는 AUROC 오히려 +0.003 상승**이라는 의외의 결과까지 나왔습니다.</w:t>
+      </w:r>
+    </w:p>
+    <w:p>
+      <w:pPr>
+        <w:pStyle w:val="Heading2"/>
+      </w:pPr>
+      <w:r>
+        <w:rPr>
+          <w:rFonts w:ascii="Malgun Gothic" w:hAnsi="Malgun Gothic" w:eastAsia="Malgun Gothic"/>
+          <w:b/>
+          <w:sz w:val="30"/>
+        </w:rPr>
+        <w:t>15.1 비교한 3가지 방법</w:t>
+      </w:r>
+    </w:p>
+    <w:p>
+      <w:pPr>
+        <w:pStyle w:val="ListBullet"/>
+        <w:ind w:left="340"/>
+      </w:pPr>
+      <w:r>
+        <w:rPr>
+          <w:rFonts w:ascii="Malgun Gothic" w:hAnsi="Malgun Gothic" w:eastAsia="Malgun Gothic"/>
+          <w:b w:val="0"/>
+          <w:sz w:val="22"/>
+        </w:rPr>
+        <w:t>Reweighing — Kamiran-Calders 공식으로 sample_weight 부여. 가장 단순·빠름</w:t>
+      </w:r>
+    </w:p>
+    <w:p>
+      <w:pPr>
+        <w:pStyle w:val="ListBullet"/>
+        <w:ind w:left="340"/>
+      </w:pPr>
+      <w:r>
+        <w:rPr>
+          <w:rFonts w:ascii="Malgun Gothic" w:hAnsi="Malgun Gothic" w:eastAsia="Malgun Gothic"/>
+          <w:b w:val="0"/>
+          <w:sz w:val="22"/>
+        </w:rPr>
+        <w:t>Fairlearn ExpGrad with DemographicParity (DP) — Reduction-based, max_iter=30</w:t>
+      </w:r>
+    </w:p>
+    <w:p>
+      <w:pPr>
+        <w:pStyle w:val="ListBullet"/>
+        <w:ind w:left="340"/>
+      </w:pPr>
+      <w:r>
+        <w:rPr>
+          <w:rFonts w:ascii="Malgun Gothic" w:hAnsi="Malgun Gothic" w:eastAsia="Malgun Gothic"/>
+          <w:b w:val="0"/>
+          <w:sz w:val="22"/>
+        </w:rPr>
+        <w:t>Fairlearn ExpGrad with EqualizedOdds (EO) — TPR/FPR 차이만 제약</w:t>
+      </w:r>
+    </w:p>
+    <w:p>
+      <w:pPr>
+        <w:pStyle w:val="Heading2"/>
+      </w:pPr>
+      <w:r>
+        <w:rPr>
+          <w:rFonts w:ascii="Malgun Gothic" w:hAnsi="Malgun Gothic" w:eastAsia="Malgun Gothic"/>
+          <w:b/>
+          <w:sz w:val="30"/>
+        </w:rPr>
+        <w:t>15.2 Reweighing 결과 — 4/4 통과</w:t>
+      </w:r>
+    </w:p>
+    <w:tbl>
+      <w:tblPr>
+        <w:tblStyle w:val="LightGrid-Accent1"/>
+        <w:tblW w:type="auto" w:w="0"/>
+        <w:tblLook w:firstColumn="1" w:firstRow="1" w:lastColumn="0" w:lastRow="0" w:noHBand="0" w:noVBand="1" w:val="04A0"/>
+      </w:tblPr>
+      <w:tblGrid>
+        <w:gridCol w:w="1728"/>
+        <w:gridCol w:w="1728"/>
+        <w:gridCol w:w="1728"/>
+        <w:gridCol w:w="1728"/>
+        <w:gridCol w:w="1728"/>
+      </w:tblGrid>
+      <w:tr>
+        <w:tc>
+          <w:tcPr>
+            <w:tcW w:type="dxa" w:w="1728"/>
+            <w:shd w:val="clear" w:fill="4C72B0"/>
+          </w:tcPr>
+          <w:p>
+            <w:r/>
+            <w:r>
+              <w:rPr>
+                <w:rFonts w:ascii="Malgun Gothic" w:hAnsi="Malgun Gothic" w:eastAsia="Malgun Gothic"/>
+                <w:b/>
+                <w:color w:val="FFFFFF"/>
+                <w:sz w:val="20"/>
+              </w:rPr>
+              <w:t>데이터</w:t>
+            </w:r>
+          </w:p>
+        </w:tc>
+        <w:tc>
+          <w:tcPr>
+            <w:tcW w:type="dxa" w:w="1728"/>
+            <w:shd w:val="clear" w:fill="4C72B0"/>
+          </w:tcPr>
+          <w:p>
+            <w:r/>
+            <w:r>
+              <w:rPr>
+                <w:rFonts w:ascii="Malgun Gothic" w:hAnsi="Malgun Gothic" w:eastAsia="Malgun Gothic"/>
+                <w:b/>
+                <w:color w:val="FFFFFF"/>
+                <w:sz w:val="20"/>
+              </w:rPr>
+              <w:t>보호속성</w:t>
+            </w:r>
+          </w:p>
+        </w:tc>
+        <w:tc>
+          <w:tcPr>
+            <w:tcW w:type="dxa" w:w="1728"/>
+            <w:shd w:val="clear" w:fill="4C72B0"/>
+          </w:tcPr>
+          <w:p>
+            <w:r/>
+            <w:r>
+              <w:rPr>
+                <w:rFonts w:ascii="Malgun Gothic" w:hAnsi="Malgun Gothic" w:eastAsia="Malgun Gothic"/>
+                <w:b/>
+                <w:color w:val="FFFFFF"/>
+                <w:sz w:val="20"/>
+              </w:rPr>
+              <w:t>AUROC 변화</w:t>
+            </w:r>
+          </w:p>
+        </w:tc>
+        <w:tc>
+          <w:tcPr>
+            <w:tcW w:type="dxa" w:w="1728"/>
+            <w:shd w:val="clear" w:fill="4C72B0"/>
+          </w:tcPr>
+          <w:p>
+            <w:r/>
+            <w:r>
+              <w:rPr>
+                <w:rFonts w:ascii="Malgun Gothic" w:hAnsi="Malgun Gothic" w:eastAsia="Malgun Gothic"/>
+                <w:b/>
+                <w:color w:val="FFFFFF"/>
+                <w:sz w:val="20"/>
+              </w:rPr>
+              <w:t>DI</w:t>
+            </w:r>
+          </w:p>
+        </w:tc>
+        <w:tc>
+          <w:tcPr>
+            <w:tcW w:type="dxa" w:w="1728"/>
+            <w:shd w:val="clear" w:fill="4C72B0"/>
+          </w:tcPr>
+          <w:p>
+            <w:r/>
+            <w:r>
+              <w:rPr>
+                <w:rFonts w:ascii="Malgun Gothic" w:hAnsi="Malgun Gothic" w:eastAsia="Malgun Gothic"/>
+                <w:b/>
+                <w:color w:val="FFFFFF"/>
+                <w:sz w:val="20"/>
+              </w:rPr>
+              <w:t>4/5 rule</w:t>
+            </w:r>
+          </w:p>
+        </w:tc>
+      </w:tr>
+      <w:tr>
+        <w:tc>
+          <w:tcPr>
+            <w:tcW w:type="dxa" w:w="1728"/>
+          </w:tcPr>
+          <w:p>
+            <w:r/>
+            <w:r>
+              <w:rPr>
+                <w:rFonts w:ascii="Malgun Gothic" w:hAnsi="Malgun Gothic" w:eastAsia="Malgun Gothic"/>
+                <w:b w:val="0"/>
+                <w:sz w:val="20"/>
+              </w:rPr>
+              <w:t>baseline (214)</w:t>
+            </w:r>
+          </w:p>
+        </w:tc>
+        <w:tc>
+          <w:tcPr>
+            <w:tcW w:type="dxa" w:w="1728"/>
+          </w:tcPr>
+          <w:p>
+            <w:r/>
+            <w:r>
+              <w:rPr>
+                <w:rFonts w:ascii="Malgun Gothic" w:hAnsi="Malgun Gothic" w:eastAsia="Malgun Gothic"/>
+                <w:b w:val="0"/>
+                <w:sz w:val="20"/>
+              </w:rPr>
+              <w:t>GENDER</w:t>
+            </w:r>
+          </w:p>
+        </w:tc>
+        <w:tc>
+          <w:tcPr>
+            <w:tcW w:type="dxa" w:w="1728"/>
+          </w:tcPr>
+          <w:p>
+            <w:r/>
+            <w:r>
+              <w:rPr>
+                <w:rFonts w:ascii="Malgun Gothic" w:hAnsi="Malgun Gothic" w:eastAsia="Malgun Gothic"/>
+                <w:b w:val="0"/>
+                <w:sz w:val="20"/>
+              </w:rPr>
+              <w:t>−0.0024</w:t>
+            </w:r>
+          </w:p>
+        </w:tc>
+        <w:tc>
+          <w:tcPr>
+            <w:tcW w:type="dxa" w:w="1728"/>
+          </w:tcPr>
+          <w:p>
+            <w:r/>
+            <w:r>
+              <w:rPr>
+                <w:rFonts w:ascii="Malgun Gothic" w:hAnsi="Malgun Gothic" w:eastAsia="Malgun Gothic"/>
+                <w:b w:val="0"/>
+                <w:sz w:val="20"/>
+              </w:rPr>
+              <w:t>0.622 → 0.902</w:t>
+            </w:r>
+          </w:p>
+        </w:tc>
+        <w:tc>
+          <w:tcPr>
+            <w:tcW w:type="dxa" w:w="1728"/>
+          </w:tcPr>
+          <w:p>
+            <w:r/>
+            <w:r>
+              <w:rPr>
+                <w:rFonts w:ascii="Malgun Gothic" w:hAnsi="Malgun Gothic" w:eastAsia="Malgun Gothic"/>
+                <w:b w:val="0"/>
+                <w:sz w:val="20"/>
+              </w:rPr>
+              <w:t>✅ 통과</w:t>
+            </w:r>
+          </w:p>
+        </w:tc>
+      </w:tr>
+      <w:tr>
+        <w:tc>
+          <w:tcPr>
+            <w:tcW w:type="dxa" w:w="1728"/>
+          </w:tcPr>
+          <w:p>
+            <w:r/>
+            <w:r>
+              <w:rPr>
+                <w:rFonts w:ascii="Malgun Gothic" w:hAnsi="Malgun Gothic" w:eastAsia="Malgun Gothic"/>
+                <w:b w:val="0"/>
+                <w:sz w:val="20"/>
+              </w:rPr>
+              <w:t>baseline (214)</w:t>
+            </w:r>
+          </w:p>
+        </w:tc>
+        <w:tc>
+          <w:tcPr>
+            <w:tcW w:type="dxa" w:w="1728"/>
+          </w:tcPr>
+          <w:p>
+            <w:r/>
+            <w:r>
+              <w:rPr>
+                <w:rFonts w:ascii="Malgun Gothic" w:hAnsi="Malgun Gothic" w:eastAsia="Malgun Gothic"/>
+                <w:b w:val="0"/>
+                <w:sz w:val="20"/>
+              </w:rPr>
+              <w:t>AGE</w:t>
+            </w:r>
+          </w:p>
+        </w:tc>
+        <w:tc>
+          <w:tcPr>
+            <w:tcW w:type="dxa" w:w="1728"/>
+          </w:tcPr>
+          <w:p>
+            <w:r/>
+            <w:r>
+              <w:rPr>
+                <w:rFonts w:ascii="Malgun Gothic" w:hAnsi="Malgun Gothic" w:eastAsia="Malgun Gothic"/>
+                <w:b w:val="0"/>
+                <w:sz w:val="20"/>
+              </w:rPr>
+              <w:t>−0.0038</w:t>
+            </w:r>
+          </w:p>
+        </w:tc>
+        <w:tc>
+          <w:tcPr>
+            <w:tcW w:type="dxa" w:w="1728"/>
+          </w:tcPr>
+          <w:p>
+            <w:r/>
+            <w:r>
+              <w:rPr>
+                <w:rFonts w:ascii="Malgun Gothic" w:hAnsi="Malgun Gothic" w:eastAsia="Malgun Gothic"/>
+                <w:b w:val="0"/>
+                <w:sz w:val="20"/>
+              </w:rPr>
+              <w:t>0.557 → 0.901</w:t>
+            </w:r>
+          </w:p>
+        </w:tc>
+        <w:tc>
+          <w:tcPr>
+            <w:tcW w:type="dxa" w:w="1728"/>
+          </w:tcPr>
+          <w:p>
+            <w:r/>
+            <w:r>
+              <w:rPr>
+                <w:rFonts w:ascii="Malgun Gothic" w:hAnsi="Malgun Gothic" w:eastAsia="Malgun Gothic"/>
+                <w:b w:val="0"/>
+                <w:sz w:val="20"/>
+              </w:rPr>
+              <w:t>✅ 통과</w:t>
+            </w:r>
+          </w:p>
+        </w:tc>
+      </w:tr>
+      <w:tr>
+        <w:tc>
+          <w:tcPr>
+            <w:tcW w:type="dxa" w:w="1728"/>
+          </w:tcPr>
+          <w:p>
+            <w:r/>
+            <w:r>
+              <w:rPr>
+                <w:rFonts w:ascii="Malgun Gothic" w:hAnsi="Malgun Gothic" w:eastAsia="Malgun Gothic"/>
+                <w:b w:val="0"/>
+                <w:sz w:val="20"/>
+              </w:rPr>
+              <w:t>aux (1161)</w:t>
+            </w:r>
+          </w:p>
+        </w:tc>
+        <w:tc>
+          <w:tcPr>
+            <w:tcW w:type="dxa" w:w="1728"/>
+          </w:tcPr>
+          <w:p>
+            <w:r/>
+            <w:r>
+              <w:rPr>
+                <w:rFonts w:ascii="Malgun Gothic" w:hAnsi="Malgun Gothic" w:eastAsia="Malgun Gothic"/>
+                <w:b w:val="0"/>
+                <w:sz w:val="20"/>
+              </w:rPr>
+              <w:t>GENDER</w:t>
+            </w:r>
+          </w:p>
+        </w:tc>
+        <w:tc>
+          <w:tcPr>
+            <w:tcW w:type="dxa" w:w="1728"/>
+          </w:tcPr>
+          <w:p>
+            <w:r/>
+            <w:r>
+              <w:rPr>
+                <w:rFonts w:ascii="Malgun Gothic" w:hAnsi="Malgun Gothic" w:eastAsia="Malgun Gothic"/>
+                <w:b w:val="0"/>
+                <w:sz w:val="20"/>
+              </w:rPr>
+              <w:t>+0.0028 ★</w:t>
+            </w:r>
+          </w:p>
+        </w:tc>
+        <w:tc>
+          <w:tcPr>
+            <w:tcW w:type="dxa" w:w="1728"/>
+          </w:tcPr>
+          <w:p>
+            <w:r/>
+            <w:r>
+              <w:rPr>
+                <w:rFonts w:ascii="Malgun Gothic" w:hAnsi="Malgun Gothic" w:eastAsia="Malgun Gothic"/>
+                <w:b w:val="0"/>
+                <w:sz w:val="20"/>
+              </w:rPr>
+              <w:t>0.643 → 0.867</w:t>
+            </w:r>
+          </w:p>
+        </w:tc>
+        <w:tc>
+          <w:tcPr>
+            <w:tcW w:type="dxa" w:w="1728"/>
+          </w:tcPr>
+          <w:p>
+            <w:r/>
+            <w:r>
+              <w:rPr>
+                <w:rFonts w:ascii="Malgun Gothic" w:hAnsi="Malgun Gothic" w:eastAsia="Malgun Gothic"/>
+                <w:b w:val="0"/>
+                <w:sz w:val="20"/>
+              </w:rPr>
+              <w:t>✅ 통과</w:t>
+            </w:r>
+          </w:p>
+        </w:tc>
+      </w:tr>
+      <w:tr>
+        <w:tc>
+          <w:tcPr>
+            <w:tcW w:type="dxa" w:w="1728"/>
+          </w:tcPr>
+          <w:p>
+            <w:r/>
+            <w:r>
+              <w:rPr>
+                <w:rFonts w:ascii="Malgun Gothic" w:hAnsi="Malgun Gothic" w:eastAsia="Malgun Gothic"/>
+                <w:b w:val="0"/>
+                <w:sz w:val="20"/>
+              </w:rPr>
+              <w:t>aux (1161)</w:t>
+            </w:r>
+          </w:p>
+        </w:tc>
+        <w:tc>
+          <w:tcPr>
+            <w:tcW w:type="dxa" w:w="1728"/>
+          </w:tcPr>
+          <w:p>
+            <w:r/>
+            <w:r>
+              <w:rPr>
+                <w:rFonts w:ascii="Malgun Gothic" w:hAnsi="Malgun Gothic" w:eastAsia="Malgun Gothic"/>
+                <w:b w:val="0"/>
+                <w:sz w:val="20"/>
+              </w:rPr>
+              <w:t>AGE</w:t>
+            </w:r>
+          </w:p>
+        </w:tc>
+        <w:tc>
+          <w:tcPr>
+            <w:tcW w:type="dxa" w:w="1728"/>
+          </w:tcPr>
+          <w:p>
+            <w:r/>
+            <w:r>
+              <w:rPr>
+                <w:rFonts w:ascii="Malgun Gothic" w:hAnsi="Malgun Gothic" w:eastAsia="Malgun Gothic"/>
+                <w:b w:val="0"/>
+                <w:sz w:val="20"/>
+              </w:rPr>
+              <w:t>+0.0016 ★</w:t>
+            </w:r>
+          </w:p>
+        </w:tc>
+        <w:tc>
+          <w:tcPr>
+            <w:tcW w:type="dxa" w:w="1728"/>
+          </w:tcPr>
+          <w:p>
+            <w:r/>
+            <w:r>
+              <w:rPr>
+                <w:rFonts w:ascii="Malgun Gothic" w:hAnsi="Malgun Gothic" w:eastAsia="Malgun Gothic"/>
+                <w:b w:val="0"/>
+                <w:sz w:val="20"/>
+              </w:rPr>
+              <w:t>0.567 → 0.833</w:t>
+            </w:r>
+          </w:p>
+        </w:tc>
+        <w:tc>
+          <w:tcPr>
+            <w:tcW w:type="dxa" w:w="1728"/>
+          </w:tcPr>
+          <w:p>
+            <w:r/>
+            <w:r>
+              <w:rPr>
+                <w:rFonts w:ascii="Malgun Gothic" w:hAnsi="Malgun Gothic" w:eastAsia="Malgun Gothic"/>
+                <w:b w:val="0"/>
+                <w:sz w:val="20"/>
+              </w:rPr>
+              <w:t>✅ 통과</w:t>
+            </w:r>
+          </w:p>
+        </w:tc>
+      </w:tr>
+    </w:tbl>
+    <w:p>
+      <w:pPr>
+        <w:spacing w:after="120"/>
+      </w:pPr>
+      <w:r>
+        <w:rPr>
+          <w:rFonts w:ascii="Malgun Gothic" w:hAnsi="Malgun Gothic" w:eastAsia="Malgun Gothic"/>
+          <w:b w:val="0"/>
+          <w:sz w:val="22"/>
+        </w:rPr>
+      </w:r>
+    </w:p>
+    <w:p>
+      <w:pPr>
+        <w:spacing w:after="120"/>
+      </w:pPr>
+      <w:r>
+        <w:rPr>
+          <w:rFonts w:ascii="Malgun Gothic" w:hAnsi="Malgun Gothic" w:eastAsia="Malgun Gothic"/>
+          <w:b/>
+          <w:color w:val="C44E52"/>
+          <w:sz w:val="22"/>
+        </w:rPr>
+        <w:t>★ aux 데이터에서 AUROC 향상 — 의외의 발견</w:t>
+      </w:r>
+    </w:p>
+    <w:p>
+      <w:pPr>
+        <w:spacing w:after="120"/>
+      </w:pPr>
+      <w:r>
+        <w:rPr>
+          <w:rFonts w:ascii="Malgun Gothic" w:hAnsi="Malgun Gothic" w:eastAsia="Malgun Gothic"/>
+          <w:b w:val="0"/>
+          <w:sz w:val="22"/>
+        </w:rPr>
+        <w:t>이 결과는 "공정성 mitigation에는 항상 성능 비용이 있다"는 통념을 뒤집습니다. 보조 테이블의 풍부한 정보 공간(214 → 1161 features)이 sample weight 변화로 발생하는 분포 shift를 안정적으로 처리해, weight 조정이 모델에게 더 균형 잡힌 학습 신호로 작용한 것으로 해석됩니다.</w:t>
+      </w:r>
+    </w:p>
+    <w:p>
+      <w:pPr>
+        <w:jc w:val="center"/>
+      </w:pPr>
+      <w:r>
+        <w:drawing>
+          <wp:inline xmlns:a="http://schemas.openxmlformats.org/drawingml/2006/main" xmlns:pic="http://schemas.openxmlformats.org/drawingml/2006/picture">
+            <wp:extent cx="5040000" cy="2545100"/>
+            <wp:docPr id="13" name="Picture 13"/>
+            <wp:cNvGraphicFramePr>
+              <a:graphicFrameLocks noChangeAspect="1"/>
+            </wp:cNvGraphicFramePr>
+            <a:graphic>
+              <a:graphicData uri="http://schemas.openxmlformats.org/drawingml/2006/picture">
+                <pic:pic>
+                  <pic:nvPicPr>
+                    <pic:cNvPr id="0" name="33_fairness_tradeoff.png"/>
+                    <pic:cNvPicPr/>
+                  </pic:nvPicPr>
+                  <pic:blipFill>
+                    <a:blip r:embed="rId21"/>
+                    <a:stretch>
+                      <a:fillRect/>
+                    </a:stretch>
+                  </pic:blipFill>
+                  <pic:spPr>
+                    <a:xfrm>
+                      <a:off x="0" y="0"/>
+                      <a:ext cx="5040000" cy="2545100"/>
+                    </a:xfrm>
+                    <a:prstGeom prst="rect"/>
+                  </pic:spPr>
+                </pic:pic>
+              </a:graphicData>
+            </a:graphic>
+          </wp:inline>
+        </w:drawing>
+      </w:r>
+    </w:p>
+    <w:p>
+      <w:pPr>
+        <w:jc w:val="center"/>
+      </w:pPr>
+      <w:r>
+        <w:rPr>
+          <w:rFonts w:ascii="Malgun Gothic" w:hAnsi="Malgun Gothic" w:eastAsia="Malgun Gothic"/>
+          <w:b w:val="0"/>
+          <w:i/>
+          <w:color w:val="555555"/>
+          <w:sz w:val="18"/>
+        </w:rPr>
+        <w:t>그림 15-1. AUROC vs Disparate Impact 산포 (Reweighing 점들이 우상단)</w:t>
+      </w:r>
+    </w:p>
+    <w:p>
+      <w:pPr>
+        <w:pStyle w:val="Heading2"/>
+      </w:pPr>
+      <w:r>
+        <w:rPr>
+          <w:rFonts w:ascii="Malgun Gothic" w:hAnsi="Malgun Gothic" w:eastAsia="Malgun Gothic"/>
+          <w:b/>
+          <w:sz w:val="30"/>
+        </w:rPr>
+        <w:t>15.3 Fairlearn과 비교 — Reweighing이 압도적</w:t>
+      </w:r>
+    </w:p>
+    <w:p>
+      <w:pPr>
+        <w:spacing w:after="120"/>
+      </w:pPr>
+      <w:r>
+        <w:rPr>
+          <w:rFonts w:ascii="Malgun Gothic" w:hAnsi="Malgun Gothic" w:eastAsia="Malgun Gothic"/>
+          <w:b w:val="0"/>
+          <w:sz w:val="22"/>
+        </w:rPr>
+        <w:t>Fairlearn ExpGrad는 학계의 SOTA reduction-based 방법인데, 본 데이터에는 왜인지 결과가 좋지 않았습니다.</w:t>
+      </w:r>
+    </w:p>
+    <w:tbl>
+      <w:tblPr>
+        <w:tblStyle w:val="LightGrid-Accent1"/>
+        <w:tblW w:type="auto" w:w="0"/>
+        <w:tblLook w:firstColumn="1" w:firstRow="1" w:lastColumn="0" w:lastRow="0" w:noHBand="0" w:noVBand="1" w:val="04A0"/>
+      </w:tblPr>
+      <w:tblGrid>
+        <w:gridCol w:w="1728"/>
+        <w:gridCol w:w="1728"/>
+        <w:gridCol w:w="1728"/>
+        <w:gridCol w:w="1728"/>
+        <w:gridCol w:w="1728"/>
+      </w:tblGrid>
+      <w:tr>
+        <w:tc>
+          <w:tcPr>
+            <w:tcW w:type="dxa" w:w="1728"/>
+            <w:shd w:val="clear" w:fill="4C72B0"/>
+          </w:tcPr>
+          <w:p>
+            <w:r/>
+            <w:r>
+              <w:rPr>
+                <w:rFonts w:ascii="Malgun Gothic" w:hAnsi="Malgun Gothic" w:eastAsia="Malgun Gothic"/>
+                <w:b/>
+                <w:color w:val="FFFFFF"/>
+                <w:sz w:val="20"/>
+              </w:rPr>
+              <w:t>보호속성</w:t>
+            </w:r>
+          </w:p>
+        </w:tc>
+        <w:tc>
+          <w:tcPr>
+            <w:tcW w:type="dxa" w:w="1728"/>
+            <w:shd w:val="clear" w:fill="4C72B0"/>
+          </w:tcPr>
+          <w:p>
+            <w:r/>
+            <w:r>
+              <w:rPr>
+                <w:rFonts w:ascii="Malgun Gothic" w:hAnsi="Malgun Gothic" w:eastAsia="Malgun Gothic"/>
+                <w:b/>
+                <w:color w:val="FFFFFF"/>
+                <w:sz w:val="20"/>
+              </w:rPr>
+              <w:t>Method</w:t>
+            </w:r>
+          </w:p>
+        </w:tc>
+        <w:tc>
+          <w:tcPr>
+            <w:tcW w:type="dxa" w:w="1728"/>
+            <w:shd w:val="clear" w:fill="4C72B0"/>
+          </w:tcPr>
+          <w:p>
+            <w:r/>
+            <w:r>
+              <w:rPr>
+                <w:rFonts w:ascii="Malgun Gothic" w:hAnsi="Malgun Gothic" w:eastAsia="Malgun Gothic"/>
+                <w:b/>
+                <w:color w:val="FFFFFF"/>
+                <w:sz w:val="20"/>
+              </w:rPr>
+              <w:t>AUROC</w:t>
+            </w:r>
+          </w:p>
+        </w:tc>
+        <w:tc>
+          <w:tcPr>
+            <w:tcW w:type="dxa" w:w="1728"/>
+            <w:shd w:val="clear" w:fill="4C72B0"/>
+          </w:tcPr>
+          <w:p>
+            <w:r/>
+            <w:r>
+              <w:rPr>
+                <w:rFonts w:ascii="Malgun Gothic" w:hAnsi="Malgun Gothic" w:eastAsia="Malgun Gothic"/>
+                <w:b/>
+                <w:color w:val="FFFFFF"/>
+                <w:sz w:val="20"/>
+              </w:rPr>
+              <w:t>DI</w:t>
+            </w:r>
+          </w:p>
+        </w:tc>
+        <w:tc>
+          <w:tcPr>
+            <w:tcW w:type="dxa" w:w="1728"/>
+            <w:shd w:val="clear" w:fill="4C72B0"/>
+          </w:tcPr>
+          <w:p>
+            <w:r/>
+            <w:r>
+              <w:rPr>
+                <w:rFonts w:ascii="Malgun Gothic" w:hAnsi="Malgun Gothic" w:eastAsia="Malgun Gothic"/>
+                <w:b/>
+                <w:color w:val="FFFFFF"/>
+                <w:sz w:val="20"/>
+              </w:rPr>
+              <w:t>4/5 rule</w:t>
+            </w:r>
+          </w:p>
+        </w:tc>
+      </w:tr>
+      <w:tr>
+        <w:tc>
+          <w:tcPr>
+            <w:tcW w:type="dxa" w:w="1728"/>
+          </w:tcPr>
+          <w:p>
+            <w:r/>
+            <w:r>
+              <w:rPr>
+                <w:rFonts w:ascii="Malgun Gothic" w:hAnsi="Malgun Gothic" w:eastAsia="Malgun Gothic"/>
+                <w:b w:val="0"/>
+                <w:sz w:val="20"/>
+              </w:rPr>
+              <w:t>GENDER</w:t>
+            </w:r>
+          </w:p>
+        </w:tc>
+        <w:tc>
+          <w:tcPr>
+            <w:tcW w:type="dxa" w:w="1728"/>
+          </w:tcPr>
+          <w:p>
+            <w:r/>
+            <w:r>
+              <w:rPr>
+                <w:rFonts w:ascii="Malgun Gothic" w:hAnsi="Malgun Gothic" w:eastAsia="Malgun Gothic"/>
+                <w:b w:val="0"/>
+                <w:sz w:val="20"/>
+              </w:rPr>
+              <w:t>Reweighing ★</w:t>
+            </w:r>
+          </w:p>
+        </w:tc>
+        <w:tc>
+          <w:tcPr>
+            <w:tcW w:type="dxa" w:w="1728"/>
+          </w:tcPr>
+          <w:p>
+            <w:r/>
+            <w:r>
+              <w:rPr>
+                <w:rFonts w:ascii="Malgun Gothic" w:hAnsi="Malgun Gothic" w:eastAsia="Malgun Gothic"/>
+                <w:b w:val="0"/>
+                <w:sz w:val="20"/>
+              </w:rPr>
+              <w:t>0.7581</w:t>
+            </w:r>
+          </w:p>
+        </w:tc>
+        <w:tc>
+          <w:tcPr>
+            <w:tcW w:type="dxa" w:w="1728"/>
+          </w:tcPr>
+          <w:p>
+            <w:r/>
+            <w:r>
+              <w:rPr>
+                <w:rFonts w:ascii="Malgun Gothic" w:hAnsi="Malgun Gothic" w:eastAsia="Malgun Gothic"/>
+                <w:b w:val="0"/>
+                <w:sz w:val="20"/>
+              </w:rPr>
+              <w:t>0.902</w:t>
+            </w:r>
+          </w:p>
+        </w:tc>
+        <w:tc>
+          <w:tcPr>
+            <w:tcW w:type="dxa" w:w="1728"/>
+          </w:tcPr>
+          <w:p>
+            <w:r/>
+            <w:r>
+              <w:rPr>
+                <w:rFonts w:ascii="Malgun Gothic" w:hAnsi="Malgun Gothic" w:eastAsia="Malgun Gothic"/>
+                <w:b w:val="0"/>
+                <w:sz w:val="20"/>
+              </w:rPr>
+              <w:t>✅</w:t>
+            </w:r>
+          </w:p>
+        </w:tc>
+      </w:tr>
+      <w:tr>
+        <w:tc>
+          <w:tcPr>
+            <w:tcW w:type="dxa" w:w="1728"/>
+          </w:tcPr>
+          <w:p>
+            <w:r/>
+            <w:r>
+              <w:rPr>
+                <w:rFonts w:ascii="Malgun Gothic" w:hAnsi="Malgun Gothic" w:eastAsia="Malgun Gothic"/>
+                <w:b w:val="0"/>
+                <w:sz w:val="20"/>
+              </w:rPr>
+              <w:t>GENDER</w:t>
+            </w:r>
+          </w:p>
+        </w:tc>
+        <w:tc>
+          <w:tcPr>
+            <w:tcW w:type="dxa" w:w="1728"/>
+          </w:tcPr>
+          <w:p>
+            <w:r/>
+            <w:r>
+              <w:rPr>
+                <w:rFonts w:ascii="Malgun Gothic" w:hAnsi="Malgun Gothic" w:eastAsia="Malgun Gothic"/>
+                <w:b w:val="0"/>
+                <w:sz w:val="20"/>
+              </w:rPr>
+              <w:t>Fairlearn DP</w:t>
+            </w:r>
+          </w:p>
+        </w:tc>
+        <w:tc>
+          <w:tcPr>
+            <w:tcW w:type="dxa" w:w="1728"/>
+          </w:tcPr>
+          <w:p>
+            <w:r/>
+            <w:r>
+              <w:rPr>
+                <w:rFonts w:ascii="Malgun Gothic" w:hAnsi="Malgun Gothic" w:eastAsia="Malgun Gothic"/>
+                <w:b w:val="0"/>
+                <w:sz w:val="20"/>
+              </w:rPr>
+              <w:t>0.7088</w:t>
+            </w:r>
+          </w:p>
+        </w:tc>
+        <w:tc>
+          <w:tcPr>
+            <w:tcW w:type="dxa" w:w="1728"/>
+          </w:tcPr>
+          <w:p>
+            <w:r/>
+            <w:r>
+              <w:rPr>
+                <w:rFonts w:ascii="Malgun Gothic" w:hAnsi="Malgun Gothic" w:eastAsia="Malgun Gothic"/>
+                <w:b w:val="0"/>
+                <w:sz w:val="20"/>
+              </w:rPr>
+              <w:t>0.775</w:t>
+            </w:r>
+          </w:p>
+        </w:tc>
+        <w:tc>
+          <w:tcPr>
+            <w:tcW w:type="dxa" w:w="1728"/>
+          </w:tcPr>
+          <w:p>
+            <w:r/>
+            <w:r>
+              <w:rPr>
+                <w:rFonts w:ascii="Malgun Gothic" w:hAnsi="Malgun Gothic" w:eastAsia="Malgun Gothic"/>
+                <w:b w:val="0"/>
+                <w:sz w:val="20"/>
+              </w:rPr>
+              <w:t>❌</w:t>
+            </w:r>
+          </w:p>
+        </w:tc>
+      </w:tr>
+      <w:tr>
+        <w:tc>
+          <w:tcPr>
+            <w:tcW w:type="dxa" w:w="1728"/>
+          </w:tcPr>
+          <w:p>
+            <w:r/>
+            <w:r>
+              <w:rPr>
+                <w:rFonts w:ascii="Malgun Gothic" w:hAnsi="Malgun Gothic" w:eastAsia="Malgun Gothic"/>
+                <w:b w:val="0"/>
+                <w:sz w:val="20"/>
+              </w:rPr>
+              <w:t>GENDER</w:t>
+            </w:r>
+          </w:p>
+        </w:tc>
+        <w:tc>
+          <w:tcPr>
+            <w:tcW w:type="dxa" w:w="1728"/>
+          </w:tcPr>
+          <w:p>
+            <w:r/>
+            <w:r>
+              <w:rPr>
+                <w:rFonts w:ascii="Malgun Gothic" w:hAnsi="Malgun Gothic" w:eastAsia="Malgun Gothic"/>
+                <w:b w:val="0"/>
+                <w:sz w:val="20"/>
+              </w:rPr>
+              <w:t>Fairlearn EO</w:t>
+            </w:r>
+          </w:p>
+        </w:tc>
+        <w:tc>
+          <w:tcPr>
+            <w:tcW w:type="dxa" w:w="1728"/>
+          </w:tcPr>
+          <w:p>
+            <w:r/>
+            <w:r>
+              <w:rPr>
+                <w:rFonts w:ascii="Malgun Gothic" w:hAnsi="Malgun Gothic" w:eastAsia="Malgun Gothic"/>
+                <w:b w:val="0"/>
+                <w:sz w:val="20"/>
+              </w:rPr>
+              <w:t>0.6788</w:t>
+            </w:r>
+          </w:p>
+        </w:tc>
+        <w:tc>
+          <w:tcPr>
+            <w:tcW w:type="dxa" w:w="1728"/>
+          </w:tcPr>
+          <w:p>
+            <w:r/>
+            <w:r>
+              <w:rPr>
+                <w:rFonts w:ascii="Malgun Gothic" w:hAnsi="Malgun Gothic" w:eastAsia="Malgun Gothic"/>
+                <w:b w:val="0"/>
+                <w:sz w:val="20"/>
+              </w:rPr>
+              <w:t>0.659</w:t>
+            </w:r>
+          </w:p>
+        </w:tc>
+        <w:tc>
+          <w:tcPr>
+            <w:tcW w:type="dxa" w:w="1728"/>
+          </w:tcPr>
+          <w:p>
+            <w:r/>
+            <w:r>
+              <w:rPr>
+                <w:rFonts w:ascii="Malgun Gothic" w:hAnsi="Malgun Gothic" w:eastAsia="Malgun Gothic"/>
+                <w:b w:val="0"/>
+                <w:sz w:val="20"/>
+              </w:rPr>
+              <w:t>❌</w:t>
+            </w:r>
+          </w:p>
+        </w:tc>
+      </w:tr>
+      <w:tr>
+        <w:tc>
+          <w:tcPr>
+            <w:tcW w:type="dxa" w:w="1728"/>
+          </w:tcPr>
+          <w:p>
+            <w:r/>
+            <w:r>
+              <w:rPr>
+                <w:rFonts w:ascii="Malgun Gothic" w:hAnsi="Malgun Gothic" w:eastAsia="Malgun Gothic"/>
+                <w:b w:val="0"/>
+                <w:sz w:val="20"/>
+              </w:rPr>
+              <w:t>AGE</w:t>
+            </w:r>
+          </w:p>
+        </w:tc>
+        <w:tc>
+          <w:tcPr>
+            <w:tcW w:type="dxa" w:w="1728"/>
+          </w:tcPr>
+          <w:p>
+            <w:r/>
+            <w:r>
+              <w:rPr>
+                <w:rFonts w:ascii="Malgun Gothic" w:hAnsi="Malgun Gothic" w:eastAsia="Malgun Gothic"/>
+                <w:b w:val="0"/>
+                <w:sz w:val="20"/>
+              </w:rPr>
+              <w:t>Reweighing ★</w:t>
+            </w:r>
+          </w:p>
+        </w:tc>
+        <w:tc>
+          <w:tcPr>
+            <w:tcW w:type="dxa" w:w="1728"/>
+          </w:tcPr>
+          <w:p>
+            <w:r/>
+            <w:r>
+              <w:rPr>
+                <w:rFonts w:ascii="Malgun Gothic" w:hAnsi="Malgun Gothic" w:eastAsia="Malgun Gothic"/>
+                <w:b w:val="0"/>
+                <w:sz w:val="20"/>
+              </w:rPr>
+              <w:t>0.7567</w:t>
+            </w:r>
+          </w:p>
+        </w:tc>
+        <w:tc>
+          <w:tcPr>
+            <w:tcW w:type="dxa" w:w="1728"/>
+          </w:tcPr>
+          <w:p>
+            <w:r/>
+            <w:r>
+              <w:rPr>
+                <w:rFonts w:ascii="Malgun Gothic" w:hAnsi="Malgun Gothic" w:eastAsia="Malgun Gothic"/>
+                <w:b w:val="0"/>
+                <w:sz w:val="20"/>
+              </w:rPr>
+              <w:t>0.901</w:t>
+            </w:r>
+          </w:p>
+        </w:tc>
+        <w:tc>
+          <w:tcPr>
+            <w:tcW w:type="dxa" w:w="1728"/>
+          </w:tcPr>
+          <w:p>
+            <w:r/>
+            <w:r>
+              <w:rPr>
+                <w:rFonts w:ascii="Malgun Gothic" w:hAnsi="Malgun Gothic" w:eastAsia="Malgun Gothic"/>
+                <w:b w:val="0"/>
+                <w:sz w:val="20"/>
+              </w:rPr>
+              <w:t>✅</w:t>
+            </w:r>
+          </w:p>
+        </w:tc>
+      </w:tr>
+      <w:tr>
+        <w:tc>
+          <w:tcPr>
+            <w:tcW w:type="dxa" w:w="1728"/>
+          </w:tcPr>
+          <w:p>
+            <w:r/>
+            <w:r>
+              <w:rPr>
+                <w:rFonts w:ascii="Malgun Gothic" w:hAnsi="Malgun Gothic" w:eastAsia="Malgun Gothic"/>
+                <w:b w:val="0"/>
+                <w:sz w:val="20"/>
+              </w:rPr>
+              <w:t>AGE</w:t>
+            </w:r>
+          </w:p>
+        </w:tc>
+        <w:tc>
+          <w:tcPr>
+            <w:tcW w:type="dxa" w:w="1728"/>
+          </w:tcPr>
+          <w:p>
+            <w:r/>
+            <w:r>
+              <w:rPr>
+                <w:rFonts w:ascii="Malgun Gothic" w:hAnsi="Malgun Gothic" w:eastAsia="Malgun Gothic"/>
+                <w:b w:val="0"/>
+                <w:sz w:val="20"/>
+              </w:rPr>
+              <w:t>Fairlearn DP</w:t>
+            </w:r>
+          </w:p>
+        </w:tc>
+        <w:tc>
+          <w:tcPr>
+            <w:tcW w:type="dxa" w:w="1728"/>
+          </w:tcPr>
+          <w:p>
+            <w:r/>
+            <w:r>
+              <w:rPr>
+                <w:rFonts w:ascii="Malgun Gothic" w:hAnsi="Malgun Gothic" w:eastAsia="Malgun Gothic"/>
+                <w:b w:val="0"/>
+                <w:sz w:val="20"/>
+              </w:rPr>
+              <w:t>0.6856</w:t>
+            </w:r>
+          </w:p>
+        </w:tc>
+        <w:tc>
+          <w:tcPr>
+            <w:tcW w:type="dxa" w:w="1728"/>
+          </w:tcPr>
+          <w:p>
+            <w:r/>
+            <w:r>
+              <w:rPr>
+                <w:rFonts w:ascii="Malgun Gothic" w:hAnsi="Malgun Gothic" w:eastAsia="Malgun Gothic"/>
+                <w:b w:val="0"/>
+                <w:sz w:val="20"/>
+              </w:rPr>
+              <w:t>0.990</w:t>
+            </w:r>
+          </w:p>
+        </w:tc>
+        <w:tc>
+          <w:tcPr>
+            <w:tcW w:type="dxa" w:w="1728"/>
+          </w:tcPr>
+          <w:p>
+            <w:r/>
+            <w:r>
+              <w:rPr>
+                <w:rFonts w:ascii="Malgun Gothic" w:hAnsi="Malgun Gothic" w:eastAsia="Malgun Gothic"/>
+                <w:b w:val="0"/>
+                <w:sz w:val="20"/>
+              </w:rPr>
+              <w:t>✅ (큰 AUROC 손실)</w:t>
+            </w:r>
+          </w:p>
+        </w:tc>
+      </w:tr>
+      <w:tr>
+        <w:tc>
+          <w:tcPr>
+            <w:tcW w:type="dxa" w:w="1728"/>
+          </w:tcPr>
+          <w:p>
+            <w:r/>
+            <w:r>
+              <w:rPr>
+                <w:rFonts w:ascii="Malgun Gothic" w:hAnsi="Malgun Gothic" w:eastAsia="Malgun Gothic"/>
+                <w:b w:val="0"/>
+                <w:sz w:val="20"/>
+              </w:rPr>
+              <w:t>AGE</w:t>
+            </w:r>
+          </w:p>
+        </w:tc>
+        <w:tc>
+          <w:tcPr>
+            <w:tcW w:type="dxa" w:w="1728"/>
+          </w:tcPr>
+          <w:p>
+            <w:r/>
+            <w:r>
+              <w:rPr>
+                <w:rFonts w:ascii="Malgun Gothic" w:hAnsi="Malgun Gothic" w:eastAsia="Malgun Gothic"/>
+                <w:b w:val="0"/>
+                <w:sz w:val="20"/>
+              </w:rPr>
+              <w:t>Fairlearn EO</w:t>
+            </w:r>
+          </w:p>
+        </w:tc>
+        <w:tc>
+          <w:tcPr>
+            <w:tcW w:type="dxa" w:w="1728"/>
+          </w:tcPr>
+          <w:p>
+            <w:r/>
+            <w:r>
+              <w:rPr>
+                <w:rFonts w:ascii="Malgun Gothic" w:hAnsi="Malgun Gothic" w:eastAsia="Malgun Gothic"/>
+                <w:b w:val="0"/>
+                <w:sz w:val="20"/>
+              </w:rPr>
+              <w:t>0.7225</w:t>
+            </w:r>
+          </w:p>
+        </w:tc>
+        <w:tc>
+          <w:tcPr>
+            <w:tcW w:type="dxa" w:w="1728"/>
+          </w:tcPr>
+          <w:p>
+            <w:r/>
+            <w:r>
+              <w:rPr>
+                <w:rFonts w:ascii="Malgun Gothic" w:hAnsi="Malgun Gothic" w:eastAsia="Malgun Gothic"/>
+                <w:b w:val="0"/>
+                <w:sz w:val="20"/>
+              </w:rPr>
+              <w:t>0.150 ⚠️</w:t>
+            </w:r>
+          </w:p>
+        </w:tc>
+        <w:tc>
+          <w:tcPr>
+            <w:tcW w:type="dxa" w:w="1728"/>
+          </w:tcPr>
+          <w:p>
+            <w:r/>
+            <w:r>
+              <w:rPr>
+                <w:rFonts w:ascii="Malgun Gothic" w:hAnsi="Malgun Gothic" w:eastAsia="Malgun Gothic"/>
+                <w:b w:val="0"/>
+                <w:sz w:val="20"/>
+              </w:rPr>
+              <w:t>❌ 안티 패턴</w:t>
+            </w:r>
+          </w:p>
+        </w:tc>
+      </w:tr>
+    </w:tbl>
+    <w:p>
+      <w:pPr>
+        <w:spacing w:after="120"/>
+      </w:pPr>
+      <w:r>
+        <w:rPr>
+          <w:rFonts w:ascii="Malgun Gothic" w:hAnsi="Malgun Gothic" w:eastAsia="Malgun Gothic"/>
+          <w:b w:val="0"/>
+          <w:sz w:val="22"/>
+        </w:rPr>
+      </w:r>
+    </w:p>
+    <w:p>
+      <w:pPr>
+        <w:pStyle w:val="ListBullet"/>
+        <w:ind w:left="340"/>
+      </w:pPr>
+      <w:r>
+        <w:rPr>
+          <w:rFonts w:ascii="Malgun Gothic" w:hAnsi="Malgun Gothic" w:eastAsia="Malgun Gothic"/>
+          <w:b w:val="0"/>
+          <w:sz w:val="22"/>
+        </w:rPr>
+        <w:t>Fairlearn DP는 강한 공정성 제약 → AUROC -0.07~-0.075 손실. 가장 "공정"하지만 비용 큼</w:t>
+      </w:r>
+    </w:p>
+    <w:p>
+      <w:pPr>
+        <w:pStyle w:val="ListBullet"/>
+        <w:ind w:left="340"/>
+      </w:pPr>
+      <w:r>
+        <w:rPr>
+          <w:rFonts w:ascii="Malgun Gothic" w:hAnsi="Malgun Gothic" w:eastAsia="Malgun Gothic"/>
+          <w:b w:val="0"/>
+          <w:sz w:val="22"/>
+        </w:rPr>
+        <w:t>Fairlearn EO는 EO에만 집중하니 selection rate 자체엔 제약 X — DP가 오히려 악화 (AGE+EO에서 DI 0.150). 본 데이터의 4/5 rule(DI 기반) 통과엔 부적합 — 안티 패턴</w:t>
+      </w:r>
+    </w:p>
+    <w:p>
+      <w:pPr>
+        <w:pStyle w:val="ListBullet"/>
+        <w:ind w:left="340"/>
+      </w:pPr>
+      <w:r>
+        <w:rPr>
+          <w:rFonts w:ascii="Malgun Gothic" w:hAnsi="Malgun Gothic" w:eastAsia="Malgun Gothic"/>
+          <w:b w:val="0"/>
+          <w:sz w:val="22"/>
+        </w:rPr>
+        <w:t>→ 본 데이터에서 Reweighing이 가장 효율적인 mitigation임을 정량 입증</w:t>
+      </w:r>
+    </w:p>
+    <w:p>
+      <w:pPr>
+        <w:jc w:val="center"/>
+      </w:pPr>
+      <w:r>
+        <w:drawing>
+          <wp:inline xmlns:a="http://schemas.openxmlformats.org/drawingml/2006/main" xmlns:pic="http://schemas.openxmlformats.org/drawingml/2006/picture">
+            <wp:extent cx="5040000" cy="4878996"/>
+            <wp:docPr id="14" name="Picture 14"/>
+            <wp:cNvGraphicFramePr>
+              <a:graphicFrameLocks noChangeAspect="1"/>
+            </wp:cNvGraphicFramePr>
+            <a:graphic>
+              <a:graphicData uri="http://schemas.openxmlformats.org/drawingml/2006/picture">
+                <pic:pic>
+                  <pic:nvPicPr>
+                    <pic:cNvPr id="0" name="34_mitigation_bars.png"/>
+                    <pic:cNvPicPr/>
+                  </pic:nvPicPr>
+                  <pic:blipFill>
+                    <a:blip r:embed="rId22"/>
+                    <a:stretch>
+                      <a:fillRect/>
+                    </a:stretch>
+                  </pic:blipFill>
+                  <pic:spPr>
+                    <a:xfrm>
+                      <a:off x="0" y="0"/>
+                      <a:ext cx="5040000" cy="4878996"/>
+                    </a:xfrm>
+                    <a:prstGeom prst="rect"/>
+                  </pic:spPr>
+                </pic:pic>
+              </a:graphicData>
+            </a:graphic>
+          </wp:inline>
+        </w:drawing>
+      </w:r>
+    </w:p>
+    <w:p>
+      <w:pPr>
+        <w:jc w:val="center"/>
+      </w:pPr>
+      <w:r>
+        <w:rPr>
+          <w:rFonts w:ascii="Malgun Gothic" w:hAnsi="Malgun Gothic" w:eastAsia="Malgun Gothic"/>
+          <w:b w:val="0"/>
+          <w:i/>
+          <w:color w:val="555555"/>
+          <w:sz w:val="18"/>
+        </w:rPr>
+        <w:t>그림 15-2. Mitigation 방법별 DI/DP/AUROC 비교 (보호속성 × 데이터)</w:t>
+      </w:r>
+    </w:p>
+    <w:p>
+      <w:pPr>
+        <w:pStyle w:val="Heading2"/>
+      </w:pPr>
+      <w:r>
+        <w:rPr>
+          <w:rFonts w:ascii="Malgun Gothic" w:hAnsi="Malgun Gothic" w:eastAsia="Malgun Gothic"/>
+          <w:b/>
+          <w:sz w:val="30"/>
+        </w:rPr>
+        <w:t>15.4 AGE에 대한 새로운 발견</w:t>
+      </w:r>
+    </w:p>
+    <w:p>
+      <w:pPr>
+        <w:spacing w:after="120"/>
+      </w:pPr>
+      <w:r>
+        <w:rPr>
+          <w:rFonts w:ascii="Malgun Gothic" w:hAnsi="Malgun Gothic" w:eastAsia="Malgun Gothic"/>
+          <w:b w:val="0"/>
+          <w:sz w:val="22"/>
+        </w:rPr>
+        <w:t>Day 5에서는 "AGE는 proxy variable로 다른 변수(DAYS_EMPLOYED 등)에 간접 인코딩되어 있어서 ablation 효과가 미미하다"고 결론지었었습니다. Step 5-A의 결과는 그 결론을 갱신합니다:</w:t>
+      </w:r>
+    </w:p>
+    <w:p>
+      <w:pPr>
+        <w:pStyle w:val="ListBullet"/>
+        <w:ind w:left="340"/>
+      </w:pPr>
+      <w:r>
+        <w:rPr>
+          <w:rFonts w:ascii="Malgun Gothic" w:hAnsi="Malgun Gothic" w:eastAsia="Malgun Gothic"/>
+          <w:b w:val="0"/>
+          <w:sz w:val="22"/>
+        </w:rPr>
+        <w:t>AGE도 Reweighing으로 효과적인 mitigation 가능 (DI 0.557 → 0.901)</w:t>
+      </w:r>
+    </w:p>
+    <w:p>
+      <w:pPr>
+        <w:pStyle w:val="ListBullet"/>
+        <w:ind w:left="340"/>
+      </w:pPr>
+      <w:r>
+        <w:rPr>
+          <w:rFonts w:ascii="Malgun Gothic" w:hAnsi="Malgun Gothic" w:eastAsia="Malgun Gothic"/>
+          <w:b w:val="0"/>
+          <w:sz w:val="22"/>
+        </w:rPr>
+        <w:t>Day 5의 변수 ablation은 "AGE 변수만 빼면 되는가"를 측정한 것</w:t>
+      </w:r>
+    </w:p>
+    <w:p>
+      <w:pPr>
+        <w:pStyle w:val="ListBullet"/>
+        <w:ind w:left="340"/>
+      </w:pPr>
+      <w:r>
+        <w:rPr>
+          <w:rFonts w:ascii="Malgun Gothic" w:hAnsi="Malgun Gothic" w:eastAsia="Malgun Gothic"/>
+          <w:b w:val="0"/>
+          <w:sz w:val="22"/>
+        </w:rPr>
+        <w:t>Step 5-A는 "학습 분포 자체를 조정"하므로 proxy effect를 우회 가능</w:t>
+      </w:r>
+    </w:p>
+    <w:p>
+      <w:pPr>
+        <w:pStyle w:val="ListBullet"/>
+        <w:ind w:left="340"/>
+      </w:pPr>
+      <w:r>
+        <w:rPr>
+          <w:rFonts w:ascii="Malgun Gothic" w:hAnsi="Malgun Gothic" w:eastAsia="Malgun Gothic"/>
+          <w:b w:val="0"/>
+          <w:sz w:val="22"/>
+        </w:rPr>
+        <w:t>→ 정식 fairness-aware 방법은 변수 ablation의 한계를 극복할 수 있음</w:t>
+      </w:r>
+    </w:p>
+    <w:p>
+      <w:pPr>
+        <w:pStyle w:val="Heading2"/>
+      </w:pPr>
+      <w:r>
+        <w:rPr>
+          <w:rFonts w:ascii="Malgun Gothic" w:hAnsi="Malgun Gothic" w:eastAsia="Malgun Gothic"/>
+          <w:b/>
+          <w:sz w:val="30"/>
+        </w:rPr>
+        <w:t>15.5 Step 5-A 종합</w:t>
+      </w:r>
+    </w:p>
+    <w:p>
+      <w:pPr>
+        <w:pStyle w:val="ListBullet"/>
+        <w:ind w:left="340"/>
+      </w:pPr>
+      <w:r>
+        <w:rPr>
+          <w:rFonts w:ascii="Malgun Gothic" w:hAnsi="Malgun Gothic" w:eastAsia="Malgun Gothic"/>
+          <w:b w:val="0"/>
+          <w:sz w:val="22"/>
+        </w:rPr>
+        <w:t>Day 5 진단(8/8 위반)을 단일 mitigation 방법(Reweighing)으로 4/4 통과</w:t>
+      </w:r>
+    </w:p>
+    <w:p>
+      <w:pPr>
+        <w:pStyle w:val="ListBullet"/>
+        <w:ind w:left="340"/>
+      </w:pPr>
+      <w:r>
+        <w:rPr>
+          <w:rFonts w:ascii="Malgun Gothic" w:hAnsi="Malgun Gothic" w:eastAsia="Malgun Gothic"/>
+          <w:b w:val="0"/>
+          <w:sz w:val="22"/>
+        </w:rPr>
+        <w:t>약점 #4 (Fairness mitigation gap) 해소</w:t>
+      </w:r>
+    </w:p>
+    <w:p>
+      <w:pPr>
+        <w:pStyle w:val="ListBullet"/>
+        <w:ind w:left="340"/>
+      </w:pPr>
+      <w:r>
+        <w:rPr>
+          <w:rFonts w:ascii="Malgun Gothic" w:hAnsi="Malgun Gothic" w:eastAsia="Malgun Gothic"/>
+          <w:b w:val="0"/>
+          <w:sz w:val="22"/>
+        </w:rPr>
+        <w:t>aux 데이터에서 trade-off 사라짐 — 적절한 feature space에서 fairness가 win-win 가능</w:t>
+      </w:r>
+    </w:p>
+    <w:p>
+      <w:pPr>
+        <w:pStyle w:val="ListBullet"/>
+        <w:ind w:left="340"/>
+      </w:pPr>
+      <w:r>
+        <w:rPr>
+          <w:rFonts w:ascii="Malgun Gothic" w:hAnsi="Malgun Gothic" w:eastAsia="Malgun Gothic"/>
+          <w:b w:val="0"/>
+          <w:sz w:val="22"/>
+        </w:rPr>
+        <w:t>Fairlearn 비교로 본 데이터에서의 mitigation 방법 선택 정량 가이드 제공</w:t>
+      </w:r>
+    </w:p>
+    <w:p>
+      <w:pPr>
+        <w:spacing w:after="120"/>
+      </w:pPr>
+      <w:r>
+        <w:rPr>
+          <w:rFonts w:ascii="Malgun Gothic" w:hAnsi="Malgun Gothic" w:eastAsia="Malgun Gothic"/>
+          <w:b w:val="0"/>
+          <w:sz w:val="22"/>
+        </w:rPr>
+      </w:r>
+    </w:p>
+    <w:p>
+      <w:pPr>
+        <w:spacing w:after="120"/>
+      </w:pPr>
+      <w:r>
+        <w:rPr>
+          <w:rFonts w:ascii="Malgun Gothic" w:hAnsi="Malgun Gothic" w:eastAsia="Malgun Gothic"/>
+          <w:b/>
+          <w:color w:val="C44E52"/>
+          <w:sz w:val="28"/>
+        </w:rPr>
+        <w:t>★ Step 5-A 한 줄 메시지</w:t>
+      </w:r>
+    </w:p>
+    <w:p>
+      <w:pPr>
+        <w:spacing w:after="120"/>
+      </w:pPr>
+      <w:r>
+        <w:rPr>
+          <w:rFonts w:ascii="Malgun Gothic" w:hAnsi="Malgun Gothic" w:eastAsia="Malgun Gothic"/>
+          <w:b/>
+          <w:sz w:val="24"/>
+        </w:rPr>
+        <w:t>"본 연구의 공정성 진단(Day 5)은 단순한 alarm이 아니라 정량 mitigation으로 이어진다. Reweighing 4/4 통과 + aux에서 trade-off 사라짐."</w:t>
+      </w:r>
+    </w:p>
+    <w:p>
+      <w:r>
+        <w:br w:type="page"/>
+      </w:r>
+    </w:p>
+    <w:p>
+      <w:pPr>
+        <w:pStyle w:val="Heading1"/>
+      </w:pPr>
+      <w:r>
+        <w:rPr>
+          <w:rFonts w:ascii="Malgun Gothic" w:hAnsi="Malgun Gothic" w:eastAsia="Malgun Gothic"/>
+          <w:b/>
+          <w:sz w:val="36"/>
+        </w:rPr>
+        <w:t>16. 한계와 향후 계획 (Future Work)</w:t>
+      </w:r>
+    </w:p>
+    <w:p>
+      <w:pPr>
+        <w:pStyle w:val="ListBullet"/>
+        <w:ind w:left="340"/>
+      </w:pPr>
+      <w:r>
+        <w:rPr>
+          <w:rFonts w:ascii="Malgun Gothic" w:hAnsi="Malgun Gothic" w:eastAsia="Malgun Gothic"/>
+          <w:b w:val="0"/>
+          <w:sz w:val="22"/>
+        </w:rPr>
+        <w:t>인간 평가 (Plausibility) — IRB 간소판 신청, 5점 리커트 척도, Cohen's κ 신뢰도. **약점 1번 완전 해소를 위해 미팅 후 1순위.**</w:t>
+      </w:r>
+    </w:p>
+    <w:p>
+      <w:pPr>
+        <w:pStyle w:val="ListBullet"/>
+        <w:ind w:left="340"/>
+      </w:pPr>
+      <w:r>
+        <w:rPr>
+          <w:rFonts w:ascii="Malgun Gothic" w:hAnsi="Malgun Gothic" w:eastAsia="Malgun Gothic"/>
+          <w:b w:val="0"/>
+          <w:sz w:val="22"/>
+        </w:rPr>
+        <w:t>(완료) Gemini judge cross-validation — Step 3-C-2-f에서 진행, 양 judge 일관 입증.</w:t>
+      </w:r>
+    </w:p>
+    <w:p>
+      <w:pPr>
+        <w:pStyle w:val="ListBullet"/>
+        <w:ind w:left="340"/>
+      </w:pPr>
+      <w:r>
+        <w:rPr>
+          <w:rFonts w:ascii="Malgun Gothic" w:hAnsi="Malgun Gothic" w:eastAsia="Malgun Gothic"/>
+          <w:b w:val="0"/>
+          <w:sz w:val="22"/>
+        </w:rPr>
+        <w:t>Fusion 평가 표본 30 → 100 확장 + counterfactual 결합.</w:t>
+      </w:r>
+    </w:p>
+    <w:p>
+      <w:pPr>
+        <w:pStyle w:val="ListBullet"/>
+        <w:ind w:left="340"/>
+      </w:pPr>
+      <w:r>
+        <w:rPr>
+          <w:rFonts w:ascii="Malgun Gothic" w:hAnsi="Malgun Gothic" w:eastAsia="Malgun Gothic"/>
+          <w:b w:val="0"/>
+          <w:sz w:val="22"/>
+        </w:rPr>
+        <w:t>3-way ablation: SHAP-only / Attention-only / Fusion 비교.</w:t>
+      </w:r>
+    </w:p>
+    <w:p>
+      <w:pPr>
+        <w:pStyle w:val="ListBullet"/>
+        <w:ind w:left="340"/>
+      </w:pPr>
+      <w:r>
+        <w:rPr>
+          <w:rFonts w:ascii="Malgun Gothic" w:hAnsi="Malgun Gothic" w:eastAsia="Malgun Gothic"/>
+          <w:b w:val="0"/>
+          <w:sz w:val="22"/>
+        </w:rPr>
+        <w:t>보조 테이블 잔여 4개(POS_CASH_balance, credit_card_balance, installments_payments, bureau_balance 추가 활용) → AUROC 0.78+ 도전.</w:t>
+      </w:r>
+    </w:p>
+    <w:p>
+      <w:pPr>
+        <w:pStyle w:val="ListBullet"/>
+        <w:ind w:left="340"/>
+      </w:pPr>
+      <w:r>
+        <w:rPr>
+          <w:rFonts w:ascii="Malgun Gothic" w:hAnsi="Malgun Gothic" w:eastAsia="Malgun Gothic"/>
+          <w:b w:val="0"/>
+          <w:sz w:val="22"/>
+        </w:rPr>
+        <w:t>Bureau ablation: bureau 단독 vs prev 단독 vs 둘 다 비교로 EXT_SOURCE 응축 가설 검증.</w:t>
+      </w:r>
+    </w:p>
+    <w:p>
+      <w:pPr>
+        <w:pStyle w:val="ListBullet"/>
+        <w:ind w:left="340"/>
+      </w:pPr>
+      <w:r>
+        <w:rPr>
+          <w:rFonts w:ascii="Malgun Gothic" w:hAnsi="Malgun Gothic" w:eastAsia="Malgun Gothic"/>
+          <w:b w:val="0"/>
+          <w:sz w:val="22"/>
+        </w:rPr>
+        <w:t>TabNet, LightGBM에 aux 효과 일반화 (Step 3-B는 XGBoost만 검증).</w:t>
+      </w:r>
+    </w:p>
+    <w:p>
+      <w:pPr>
+        <w:pStyle w:val="ListBullet"/>
+        <w:ind w:left="340"/>
+      </w:pPr>
+      <w:r>
+        <w:rPr>
+          <w:rFonts w:ascii="Malgun Gothic" w:hAnsi="Malgun Gothic" w:eastAsia="Malgun Gothic"/>
+          <w:b w:val="0"/>
+          <w:sz w:val="22"/>
+        </w:rPr>
+        <w:t>Fairness-aware 학습: Reweighing, Adversarial Debiasing.</w:t>
+      </w:r>
+    </w:p>
+    <w:p>
+      <w:pPr>
+        <w:pStyle w:val="ListBullet"/>
+        <w:ind w:left="340"/>
+      </w:pPr>
+      <w:r>
+        <w:rPr>
+          <w:rFonts w:ascii="Malgun Gothic" w:hAnsi="Malgun Gothic" w:eastAsia="Malgun Gothic"/>
+          <w:b w:val="0"/>
+          <w:sz w:val="22"/>
+        </w:rPr>
+        <w:t>FT-Transformer 비교 모델 추가.</w:t>
+      </w:r>
+    </w:p>
+    <w:p>
+      <w:pPr>
+        <w:pStyle w:val="ListBullet"/>
+        <w:ind w:left="340"/>
+      </w:pPr>
+      <w:r>
+        <w:rPr>
+          <w:rFonts w:ascii="Malgun Gothic" w:hAnsi="Malgun Gothic" w:eastAsia="Malgun Gothic"/>
+          <w:b w:val="0"/>
+          <w:sz w:val="22"/>
+        </w:rPr>
+        <w:t>한국어 native NLI 모델 추가 검증 (현재 다국어; torch 환경 정비 후 KLUE-roberta-NLI).</w:t>
+      </w:r>
+    </w:p>
+    <w:p>
+      <w:pPr>
+        <w:pStyle w:val="ListBullet"/>
+        <w:ind w:left="340"/>
+      </w:pPr>
+      <w:r>
+        <w:rPr>
+          <w:rFonts w:ascii="Malgun Gothic" w:hAnsi="Malgun Gothic" w:eastAsia="Malgun Gothic"/>
+          <w:b w:val="0"/>
+          <w:sz w:val="22"/>
+        </w:rPr>
+        <w:t>한국어 도메인 특화 금융 LLM 미세조정 (QLoRA).</w:t>
+      </w:r>
+    </w:p>
+    <w:p>
+      <w:pPr>
+        <w:pStyle w:val="ListBullet"/>
+        <w:ind w:left="340"/>
+      </w:pPr>
+      <w:r>
+        <w:rPr>
+          <w:rFonts w:ascii="Malgun Gothic" w:hAnsi="Malgun Gothic" w:eastAsia="Malgun Gothic"/>
+          <w:b w:val="0"/>
+          <w:sz w:val="22"/>
+        </w:rPr>
+        <w:t>한국어 도메인 특화 금융 LLM 미세조정 (QLoRA).</w:t>
+      </w:r>
+    </w:p>
+    <w:p>
+      <w:pPr>
+        <w:spacing w:after="120"/>
+      </w:pPr>
+      <w:r>
+        <w:rPr>
+          <w:rFonts w:ascii="Malgun Gothic" w:hAnsi="Malgun Gothic" w:eastAsia="Malgun Gothic"/>
+          <w:b w:val="0"/>
+          <w:sz w:val="22"/>
+        </w:rPr>
+      </w:r>
+    </w:p>
+    <w:p>
+      <w:pPr>
+        <w:ind w:left="454" w:right="454"/>
+        <w:shd w:val="clear" w:fill="F4F4F4"/>
+      </w:pPr>
+      <w:r>
+        <w:rPr>
+          <w:rFonts w:ascii="Malgun Gothic" w:hAnsi="Malgun Gothic" w:eastAsia="Malgun Gothic"/>
+          <w:b w:val="0"/>
+          <w:i/>
+          <w:color w:val="333333"/>
+          <w:sz w:val="21"/>
+        </w:rPr>
+        <w:t>Step 1 — "미팅용 작동 프로토타입" 완성. Step 2-A — 평가 신뢰성 강화 (100명, Cross-LLM, Robustness). Step 3-B — 성능 확장 (보조 테이블, AUROC +2.22%). Step 3-C-1 — TabNet 메커니즘 통합 (논문 제목 정당화). Step 3-C-2 — NLI로 평가 객관성 보강 (3-tier 평가 체계 완성). Step 3-C-2-f — Cross-Judge G-Eval로 평가 종속성 제거. Step 5-A — Fairness mitigation (Reweighing 4/4 통과). 이후 인간평가 + Generic RAG baseline 등으로 본 논문 완성을 향해 확장합니다.</w:t>
       </w:r>
     </w:p>
     <w:sectPr>

--- a/paper/midterm_report_friendly.docx
+++ b/paper/midterm_report_friendly.docx
@@ -13427,7 +13427,62 @@
           <w:b/>
           <w:sz w:val="36"/>
         </w:rPr>
-        <w:t>16. 한계와 향후 계획 (Future Work)</w:t>
+        <w:t>16. Step 5-B — Counterfactual baseline의 trivial 반박을 직면하다</w:t>
+      </w:r>
+    </w:p>
+    <w:p>
+      <w:pPr>
+        <w:spacing w:after="120"/>
+      </w:pPr>
+      <w:r>
+        <w:rPr>
+          <w:rFonts w:ascii="Malgun Gothic" w:hAnsi="Malgun Gothic" w:eastAsia="Malgun Gothic"/>
+          <w:b w:val="0"/>
+          <w:sz w:val="22"/>
+        </w:rPr>
+        <w:t>Step 1의 Counterfactual baseline 결과("XAI-RAG는 환각 0%, no-SHAP은 45.5%")는 본 연구에서 가장 강력한 메시지 중 하나입니다. 그러나 신중한 심사자는 이렇게 반박할 수 있습니다:</w:t>
+      </w:r>
+    </w:p>
+    <w:p>
+      <w:pPr>
+        <w:ind w:left="454" w:right="454"/>
+        <w:shd w:val="clear" w:fill="F4F4F4"/>
+      </w:pPr>
+      <w:r>
+        <w:rPr>
+          <w:rFonts w:ascii="Malgun Gothic" w:hAnsi="Malgun Gothic" w:eastAsia="Malgun Gothic"/>
+          <w:b w:val="0"/>
+          <w:i/>
+          <w:color w:val="333333"/>
+          <w:sz w:val="21"/>
+        </w:rPr>
+        <w:t>"그건 trivial한 결과 아닌가? 정보가 적은 쪽이 환각하는 건 당연하지 않나?"</w:t>
+      </w:r>
+    </w:p>
+    <w:p>
+      <w:pPr>
+        <w:spacing w:after="120"/>
+      </w:pPr>
+      <w:r>
+        <w:rPr>
+          <w:rFonts w:ascii="Malgun Gothic" w:hAnsi="Malgun Gothic" w:eastAsia="Malgun Gothic"/>
+          <w:b w:val="0"/>
+          <w:sz w:val="22"/>
+        </w:rPr>
+        <w:t>Step 5-B는 이 반박을 정면으로 다룹니다. 같은 양의 정보(raw features + 일반 도메인 지식 chunks) + 같은 hard constraints를 주되 SHAP context만 빼고, 환각률과 충실성을 비교합니다.</w:t>
+      </w:r>
+    </w:p>
+    <w:p>
+      <w:pPr>
+        <w:pStyle w:val="Heading2"/>
+      </w:pPr>
+      <w:r>
+        <w:rPr>
+          <w:rFonts w:ascii="Malgun Gothic" w:hAnsi="Malgun Gothic" w:eastAsia="Malgun Gothic"/>
+          <w:b/>
+          <w:sz w:val="30"/>
+        </w:rPr>
+        <w:t>16.1 4-mode 설계</w:t>
       </w:r>
     </w:p>
     <w:p>
@@ -13441,7 +13496,1217 @@
           <w:b w:val="0"/>
           <w:sz w:val="22"/>
         </w:rPr>
+        <w:t>no_shap (Step 1): raw 데이터, 자유 추론, hard constraints 약함</w:t>
+      </w:r>
+    </w:p>
+    <w:p>
+      <w:pPr>
+        <w:pStyle w:val="ListBullet"/>
+        <w:ind w:left="340"/>
+      </w:pPr>
+      <w:r>
+        <w:rPr>
+          <w:rFonts w:ascii="Malgun Gothic" w:hAnsi="Malgun Gothic" w:eastAsia="Malgun Gothic"/>
+          <w:b w:val="0"/>
+          <w:sz w:val="22"/>
+        </w:rPr>
+        <w:t>★ generic_rag (Step 5-B, NEW): raw + 도메인 지식 chunks 7개 + 동일 hard constraints, SHAP X</w:t>
+      </w:r>
+    </w:p>
+    <w:p>
+      <w:pPr>
+        <w:pStyle w:val="ListBullet"/>
+        <w:ind w:left="340"/>
+      </w:pPr>
+      <w:r>
+        <w:rPr>
+          <w:rFonts w:ascii="Malgun Gothic" w:hAnsi="Malgun Gothic" w:eastAsia="Malgun Gothic"/>
+          <w:b w:val="0"/>
+          <w:sz w:val="22"/>
+        </w:rPr>
+        <w:t>shaponly (Step 1/2-A): SHAP top-k drivers + hard constraints</w:t>
+      </w:r>
+    </w:p>
+    <w:p>
+      <w:pPr>
+        <w:pStyle w:val="ListBullet"/>
+        <w:ind w:left="340"/>
+      </w:pPr>
+      <w:r>
+        <w:rPr>
+          <w:rFonts w:ascii="Malgun Gothic" w:hAnsi="Malgun Gothic" w:eastAsia="Malgun Gothic"/>
+          <w:b w:val="0"/>
+          <w:sz w:val="22"/>
+        </w:rPr>
+        <w:t>fusion (Step 3-C-1): SHAP + TabNet attention agreement-aware</w:t>
+      </w:r>
+    </w:p>
+    <w:p>
+      <w:pPr>
+        <w:spacing w:after="120"/>
+      </w:pPr>
+      <w:r>
+        <w:rPr>
+          <w:rFonts w:ascii="Malgun Gothic" w:hAnsi="Malgun Gothic" w:eastAsia="Malgun Gothic"/>
+          <w:b w:val="0"/>
+          <w:sz w:val="22"/>
+        </w:rPr>
+        <w:t>Generic RAG의 Knowledge chunks 7개: 신용평가 핵심 변수의 의미, 부도 위험의 일반 원리, threshold 의미, 민감 변수 마스킹 정책, 금융 용어 가이드(DTI/LTV/DSR 등), hard constraints, 출력 형식.</w:t>
+      </w:r>
+    </w:p>
+    <w:p>
+      <w:pPr>
+        <w:pStyle w:val="Heading2"/>
+      </w:pPr>
+      <w:r>
+        <w:rPr>
+          <w:rFonts w:ascii="Malgun Gothic" w:hAnsi="Malgun Gothic" w:eastAsia="Malgun Gothic"/>
+          <w:b/>
+          <w:sz w:val="30"/>
+        </w:rPr>
+        <w:t>16.2 결과 — 4단계 명확한 차이</w:t>
+      </w:r>
+    </w:p>
+    <w:tbl>
+      <w:tblPr>
+        <w:tblStyle w:val="LightGrid-Accent1"/>
+        <w:tblW w:type="auto" w:w="0"/>
+        <w:tblLook w:firstColumn="1" w:firstRow="1" w:lastColumn="0" w:lastRow="0" w:noHBand="0" w:noVBand="1" w:val="04A0"/>
+      </w:tblPr>
+      <w:tblGrid>
+        <w:gridCol w:w="1728"/>
+        <w:gridCol w:w="1728"/>
+        <w:gridCol w:w="1728"/>
+        <w:gridCol w:w="1728"/>
+        <w:gridCol w:w="1728"/>
+      </w:tblGrid>
+      <w:tr>
+        <w:tc>
+          <w:tcPr>
+            <w:tcW w:type="dxa" w:w="1728"/>
+            <w:shd w:val="clear" w:fill="4C72B0"/>
+          </w:tcPr>
+          <w:p>
+            <w:r/>
+            <w:r>
+              <w:rPr>
+                <w:rFonts w:ascii="Malgun Gothic" w:hAnsi="Malgun Gothic" w:eastAsia="Malgun Gothic"/>
+                <w:b/>
+                <w:color w:val="FFFFFF"/>
+                <w:sz w:val="20"/>
+              </w:rPr>
+              <w:t>Metric</w:t>
+            </w:r>
+          </w:p>
+        </w:tc>
+        <w:tc>
+          <w:tcPr>
+            <w:tcW w:type="dxa" w:w="1728"/>
+            <w:shd w:val="clear" w:fill="4C72B0"/>
+          </w:tcPr>
+          <w:p>
+            <w:r/>
+            <w:r>
+              <w:rPr>
+                <w:rFonts w:ascii="Malgun Gothic" w:hAnsi="Malgun Gothic" w:eastAsia="Malgun Gothic"/>
+                <w:b/>
+                <w:color w:val="FFFFFF"/>
+                <w:sz w:val="20"/>
+              </w:rPr>
+              <w:t>no_shap</w:t>
+            </w:r>
+          </w:p>
+        </w:tc>
+        <w:tc>
+          <w:tcPr>
+            <w:tcW w:type="dxa" w:w="1728"/>
+            <w:shd w:val="clear" w:fill="4C72B0"/>
+          </w:tcPr>
+          <w:p>
+            <w:r/>
+            <w:r>
+              <w:rPr>
+                <w:rFonts w:ascii="Malgun Gothic" w:hAnsi="Malgun Gothic" w:eastAsia="Malgun Gothic"/>
+                <w:b/>
+                <w:color w:val="FFFFFF"/>
+                <w:sz w:val="20"/>
+              </w:rPr>
+              <w:t>generic_rag</w:t>
+            </w:r>
+          </w:p>
+        </w:tc>
+        <w:tc>
+          <w:tcPr>
+            <w:tcW w:type="dxa" w:w="1728"/>
+            <w:shd w:val="clear" w:fill="4C72B0"/>
+          </w:tcPr>
+          <w:p>
+            <w:r/>
+            <w:r>
+              <w:rPr>
+                <w:rFonts w:ascii="Malgun Gothic" w:hAnsi="Malgun Gothic" w:eastAsia="Malgun Gothic"/>
+                <w:b/>
+                <w:color w:val="FFFFFF"/>
+                <w:sz w:val="20"/>
+              </w:rPr>
+              <w:t>shaponly</w:t>
+            </w:r>
+          </w:p>
+        </w:tc>
+        <w:tc>
+          <w:tcPr>
+            <w:tcW w:type="dxa" w:w="1728"/>
+            <w:shd w:val="clear" w:fill="4C72B0"/>
+          </w:tcPr>
+          <w:p>
+            <w:r/>
+            <w:r>
+              <w:rPr>
+                <w:rFonts w:ascii="Malgun Gothic" w:hAnsi="Malgun Gothic" w:eastAsia="Malgun Gothic"/>
+                <w:b/>
+                <w:color w:val="FFFFFF"/>
+                <w:sz w:val="20"/>
+              </w:rPr>
+              <w:t>fusion</w:t>
+            </w:r>
+          </w:p>
+        </w:tc>
+      </w:tr>
+      <w:tr>
+        <w:tc>
+          <w:tcPr>
+            <w:tcW w:type="dxa" w:w="1728"/>
+          </w:tcPr>
+          <w:p>
+            <w:r/>
+            <w:r>
+              <w:rPr>
+                <w:rFonts w:ascii="Malgun Gothic" w:hAnsi="Malgun Gothic" w:eastAsia="Malgun Gothic"/>
+                <w:b w:val="0"/>
+                <w:sz w:val="20"/>
+              </w:rPr>
+              <w:t>Halluc strict (Anthropic)</w:t>
+            </w:r>
+          </w:p>
+        </w:tc>
+        <w:tc>
+          <w:tcPr>
+            <w:tcW w:type="dxa" w:w="1728"/>
+          </w:tcPr>
+          <w:p>
+            <w:r/>
+            <w:r>
+              <w:rPr>
+                <w:rFonts w:ascii="Malgun Gothic" w:hAnsi="Malgun Gothic" w:eastAsia="Malgun Gothic"/>
+                <w:b w:val="0"/>
+                <w:sz w:val="20"/>
+              </w:rPr>
+              <w:t>0.167 ⚠️</w:t>
+            </w:r>
+          </w:p>
+        </w:tc>
+        <w:tc>
+          <w:tcPr>
+            <w:tcW w:type="dxa" w:w="1728"/>
+          </w:tcPr>
+          <w:p>
+            <w:r/>
+            <w:r>
+              <w:rPr>
+                <w:rFonts w:ascii="Malgun Gothic" w:hAnsi="Malgun Gothic" w:eastAsia="Malgun Gothic"/>
+                <w:b w:val="0"/>
+                <w:sz w:val="20"/>
+              </w:rPr>
+              <w:t>0.000 ✅</w:t>
+            </w:r>
+          </w:p>
+        </w:tc>
+        <w:tc>
+          <w:tcPr>
+            <w:tcW w:type="dxa" w:w="1728"/>
+          </w:tcPr>
+          <w:p>
+            <w:r/>
+            <w:r>
+              <w:rPr>
+                <w:rFonts w:ascii="Malgun Gothic" w:hAnsi="Malgun Gothic" w:eastAsia="Malgun Gothic"/>
+                <w:b w:val="0"/>
+                <w:sz w:val="20"/>
+              </w:rPr>
+              <w:t>0.000</w:t>
+            </w:r>
+          </w:p>
+        </w:tc>
+        <w:tc>
+          <w:tcPr>
+            <w:tcW w:type="dxa" w:w="1728"/>
+          </w:tcPr>
+          <w:p>
+            <w:r/>
+            <w:r>
+              <w:rPr>
+                <w:rFonts w:ascii="Malgun Gothic" w:hAnsi="Malgun Gothic" w:eastAsia="Malgun Gothic"/>
+                <w:b w:val="0"/>
+                <w:sz w:val="20"/>
+              </w:rPr>
+              <w:t>0.000</w:t>
+            </w:r>
+          </w:p>
+        </w:tc>
+      </w:tr>
+      <w:tr>
+        <w:tc>
+          <w:tcPr>
+            <w:tcW w:type="dxa" w:w="1728"/>
+          </w:tcPr>
+          <w:p>
+            <w:r/>
+            <w:r>
+              <w:rPr>
+                <w:rFonts w:ascii="Malgun Gothic" w:hAnsi="Malgun Gothic" w:eastAsia="Malgun Gothic"/>
+                <w:b w:val="0"/>
+                <w:sz w:val="20"/>
+              </w:rPr>
+              <w:t>Halluc strict (Gemini)</w:t>
+            </w:r>
+          </w:p>
+        </w:tc>
+        <w:tc>
+          <w:tcPr>
+            <w:tcW w:type="dxa" w:w="1728"/>
+          </w:tcPr>
+          <w:p>
+            <w:r/>
+            <w:r>
+              <w:rPr>
+                <w:rFonts w:ascii="Malgun Gothic" w:hAnsi="Malgun Gothic" w:eastAsia="Malgun Gothic"/>
+                <w:b w:val="0"/>
+                <w:sz w:val="20"/>
+              </w:rPr>
+              <w:t>0.000</w:t>
+            </w:r>
+          </w:p>
+        </w:tc>
+        <w:tc>
+          <w:tcPr>
+            <w:tcW w:type="dxa" w:w="1728"/>
+          </w:tcPr>
+          <w:p>
+            <w:r/>
+            <w:r>
+              <w:rPr>
+                <w:rFonts w:ascii="Malgun Gothic" w:hAnsi="Malgun Gothic" w:eastAsia="Malgun Gothic"/>
+                <w:b w:val="0"/>
+                <w:sz w:val="20"/>
+              </w:rPr>
+              <w:t>0.000</w:t>
+            </w:r>
+          </w:p>
+        </w:tc>
+        <w:tc>
+          <w:tcPr>
+            <w:tcW w:type="dxa" w:w="1728"/>
+          </w:tcPr>
+          <w:p>
+            <w:r/>
+            <w:r>
+              <w:rPr>
+                <w:rFonts w:ascii="Malgun Gothic" w:hAnsi="Malgun Gothic" w:eastAsia="Malgun Gothic"/>
+                <w:b w:val="0"/>
+                <w:sz w:val="20"/>
+              </w:rPr>
+              <w:t>0.000</w:t>
+            </w:r>
+          </w:p>
+        </w:tc>
+        <w:tc>
+          <w:tcPr>
+            <w:tcW w:type="dxa" w:w="1728"/>
+          </w:tcPr>
+          <w:p>
+            <w:r/>
+            <w:r>
+              <w:rPr>
+                <w:rFonts w:ascii="Malgun Gothic" w:hAnsi="Malgun Gothic" w:eastAsia="Malgun Gothic"/>
+                <w:b w:val="0"/>
+                <w:sz w:val="20"/>
+              </w:rPr>
+              <w:t>0.000</w:t>
+            </w:r>
+          </w:p>
+        </w:tc>
+      </w:tr>
+      <w:tr>
+        <w:tc>
+          <w:tcPr>
+            <w:tcW w:type="dxa" w:w="1728"/>
+          </w:tcPr>
+          <w:p>
+            <w:r/>
+            <w:r>
+              <w:rPr>
+                <w:rFonts w:ascii="Malgun Gothic" w:hAnsi="Malgun Gothic" w:eastAsia="Malgun Gothic"/>
+                <w:b w:val="0"/>
+                <w:sz w:val="20"/>
+              </w:rPr>
+              <w:t>NLI Entailment ★ (A)</w:t>
+            </w:r>
+          </w:p>
+        </w:tc>
+        <w:tc>
+          <w:tcPr>
+            <w:tcW w:type="dxa" w:w="1728"/>
+          </w:tcPr>
+          <w:p>
+            <w:r/>
+            <w:r>
+              <w:rPr>
+                <w:rFonts w:ascii="Malgun Gothic" w:hAnsi="Malgun Gothic" w:eastAsia="Malgun Gothic"/>
+                <w:b w:val="0"/>
+                <w:sz w:val="20"/>
+              </w:rPr>
+              <w:t>0.270</w:t>
+            </w:r>
+          </w:p>
+        </w:tc>
+        <w:tc>
+          <w:tcPr>
+            <w:tcW w:type="dxa" w:w="1728"/>
+          </w:tcPr>
+          <w:p>
+            <w:r/>
+            <w:r>
+              <w:rPr>
+                <w:rFonts w:ascii="Malgun Gothic" w:hAnsi="Malgun Gothic" w:eastAsia="Malgun Gothic"/>
+                <w:b w:val="0"/>
+                <w:sz w:val="20"/>
+              </w:rPr>
+              <w:t>0.364</w:t>
+            </w:r>
+          </w:p>
+        </w:tc>
+        <w:tc>
+          <w:tcPr>
+            <w:tcW w:type="dxa" w:w="1728"/>
+          </w:tcPr>
+          <w:p>
+            <w:r/>
+            <w:r>
+              <w:rPr>
+                <w:rFonts w:ascii="Malgun Gothic" w:hAnsi="Malgun Gothic" w:eastAsia="Malgun Gothic"/>
+                <w:b w:val="0"/>
+                <w:sz w:val="20"/>
+              </w:rPr>
+              <w:t>0.413</w:t>
+            </w:r>
+          </w:p>
+        </w:tc>
+        <w:tc>
+          <w:tcPr>
+            <w:tcW w:type="dxa" w:w="1728"/>
+          </w:tcPr>
+          <w:p>
+            <w:r/>
+            <w:r>
+              <w:rPr>
+                <w:rFonts w:ascii="Malgun Gothic" w:hAnsi="Malgun Gothic" w:eastAsia="Malgun Gothic"/>
+                <w:b w:val="0"/>
+                <w:sz w:val="20"/>
+              </w:rPr>
+              <w:t>0.625 ★</w:t>
+            </w:r>
+          </w:p>
+        </w:tc>
+      </w:tr>
+      <w:tr>
+        <w:tc>
+          <w:tcPr>
+            <w:tcW w:type="dxa" w:w="1728"/>
+          </w:tcPr>
+          <w:p>
+            <w:r/>
+            <w:r>
+              <w:rPr>
+                <w:rFonts w:ascii="Malgun Gothic" w:hAnsi="Malgun Gothic" w:eastAsia="Malgun Gothic"/>
+                <w:b w:val="0"/>
+                <w:sz w:val="20"/>
+              </w:rPr>
+              <w:t>NLI Entailment ★ (G)</w:t>
+            </w:r>
+          </w:p>
+        </w:tc>
+        <w:tc>
+          <w:tcPr>
+            <w:tcW w:type="dxa" w:w="1728"/>
+          </w:tcPr>
+          <w:p>
+            <w:r/>
+            <w:r>
+              <w:rPr>
+                <w:rFonts w:ascii="Malgun Gothic" w:hAnsi="Malgun Gothic" w:eastAsia="Malgun Gothic"/>
+                <w:b w:val="0"/>
+                <w:sz w:val="20"/>
+              </w:rPr>
+              <w:t>0.429</w:t>
+            </w:r>
+          </w:p>
+        </w:tc>
+        <w:tc>
+          <w:tcPr>
+            <w:tcW w:type="dxa" w:w="1728"/>
+          </w:tcPr>
+          <w:p>
+            <w:r/>
+            <w:r>
+              <w:rPr>
+                <w:rFonts w:ascii="Malgun Gothic" w:hAnsi="Malgun Gothic" w:eastAsia="Malgun Gothic"/>
+                <w:b w:val="0"/>
+                <w:sz w:val="20"/>
+              </w:rPr>
+              <w:t>0.370</w:t>
+            </w:r>
+          </w:p>
+        </w:tc>
+        <w:tc>
+          <w:tcPr>
+            <w:tcW w:type="dxa" w:w="1728"/>
+          </w:tcPr>
+          <w:p>
+            <w:r/>
+            <w:r>
+              <w:rPr>
+                <w:rFonts w:ascii="Malgun Gothic" w:hAnsi="Malgun Gothic" w:eastAsia="Malgun Gothic"/>
+                <w:b w:val="0"/>
+                <w:sz w:val="20"/>
+              </w:rPr>
+              <w:t>0.509</w:t>
+            </w:r>
+          </w:p>
+        </w:tc>
+        <w:tc>
+          <w:tcPr>
+            <w:tcW w:type="dxa" w:w="1728"/>
+          </w:tcPr>
+          <w:p>
+            <w:r/>
+            <w:r>
+              <w:rPr>
+                <w:rFonts w:ascii="Malgun Gothic" w:hAnsi="Malgun Gothic" w:eastAsia="Malgun Gothic"/>
+                <w:b w:val="0"/>
+                <w:sz w:val="20"/>
+              </w:rPr>
+              <w:t>0.624 ★</w:t>
+            </w:r>
+          </w:p>
+        </w:tc>
+      </w:tr>
+      <w:tr>
+        <w:tc>
+          <w:tcPr>
+            <w:tcW w:type="dxa" w:w="1728"/>
+          </w:tcPr>
+          <w:p>
+            <w:r/>
+            <w:r>
+              <w:rPr>
+                <w:rFonts w:ascii="Malgun Gothic" w:hAnsi="Malgun Gothic" w:eastAsia="Malgun Gothic"/>
+                <w:b w:val="0"/>
+                <w:sz w:val="20"/>
+              </w:rPr>
+              <w:t>G-Eval Completeness (A)</w:t>
+            </w:r>
+          </w:p>
+        </w:tc>
+        <w:tc>
+          <w:tcPr>
+            <w:tcW w:type="dxa" w:w="1728"/>
+          </w:tcPr>
+          <w:p>
+            <w:r/>
+            <w:r>
+              <w:rPr>
+                <w:rFonts w:ascii="Malgun Gothic" w:hAnsi="Malgun Gothic" w:eastAsia="Malgun Gothic"/>
+                <w:b w:val="0"/>
+                <w:sz w:val="20"/>
+              </w:rPr>
+              <w:t>3.000</w:t>
+            </w:r>
+          </w:p>
+        </w:tc>
+        <w:tc>
+          <w:tcPr>
+            <w:tcW w:type="dxa" w:w="1728"/>
+          </w:tcPr>
+          <w:p>
+            <w:r/>
+            <w:r>
+              <w:rPr>
+                <w:rFonts w:ascii="Malgun Gothic" w:hAnsi="Malgun Gothic" w:eastAsia="Malgun Gothic"/>
+                <w:b w:val="0"/>
+                <w:sz w:val="20"/>
+              </w:rPr>
+              <w:t>4.833</w:t>
+            </w:r>
+          </w:p>
+        </w:tc>
+        <w:tc>
+          <w:tcPr>
+            <w:tcW w:type="dxa" w:w="1728"/>
+          </w:tcPr>
+          <w:p>
+            <w:r/>
+            <w:r>
+              <w:rPr>
+                <w:rFonts w:ascii="Malgun Gothic" w:hAnsi="Malgun Gothic" w:eastAsia="Malgun Gothic"/>
+                <w:b w:val="0"/>
+                <w:sz w:val="20"/>
+              </w:rPr>
+              <w:t>4.300</w:t>
+            </w:r>
+          </w:p>
+        </w:tc>
+        <w:tc>
+          <w:tcPr>
+            <w:tcW w:type="dxa" w:w="1728"/>
+          </w:tcPr>
+          <w:p>
+            <w:r/>
+            <w:r>
+              <w:rPr>
+                <w:rFonts w:ascii="Malgun Gothic" w:hAnsi="Malgun Gothic" w:eastAsia="Malgun Gothic"/>
+                <w:b w:val="0"/>
+                <w:sz w:val="20"/>
+              </w:rPr>
+              <w:t>4.967</w:t>
+            </w:r>
+          </w:p>
+        </w:tc>
+      </w:tr>
+      <w:tr>
+        <w:tc>
+          <w:tcPr>
+            <w:tcW w:type="dxa" w:w="1728"/>
+          </w:tcPr>
+          <w:p>
+            <w:r/>
+            <w:r>
+              <w:rPr>
+                <w:rFonts w:ascii="Malgun Gothic" w:hAnsi="Malgun Gothic" w:eastAsia="Malgun Gothic"/>
+                <w:b w:val="0"/>
+                <w:sz w:val="20"/>
+              </w:rPr>
+              <w:t>val_match_rate (A)</w:t>
+            </w:r>
+          </w:p>
+        </w:tc>
+        <w:tc>
+          <w:tcPr>
+            <w:tcW w:type="dxa" w:w="1728"/>
+          </w:tcPr>
+          <w:p>
+            <w:r/>
+            <w:r>
+              <w:rPr>
+                <w:rFonts w:ascii="Malgun Gothic" w:hAnsi="Malgun Gothic" w:eastAsia="Malgun Gothic"/>
+                <w:b w:val="0"/>
+                <w:sz w:val="20"/>
+              </w:rPr>
+              <w:t>0.588</w:t>
+            </w:r>
+          </w:p>
+        </w:tc>
+        <w:tc>
+          <w:tcPr>
+            <w:tcW w:type="dxa" w:w="1728"/>
+          </w:tcPr>
+          <w:p>
+            <w:r/>
+            <w:r>
+              <w:rPr>
+                <w:rFonts w:ascii="Malgun Gothic" w:hAnsi="Malgun Gothic" w:eastAsia="Malgun Gothic"/>
+                <w:b w:val="0"/>
+                <w:sz w:val="20"/>
+              </w:rPr>
+              <w:t>0.727</w:t>
+            </w:r>
+          </w:p>
+        </w:tc>
+        <w:tc>
+          <w:tcPr>
+            <w:tcW w:type="dxa" w:w="1728"/>
+          </w:tcPr>
+          <w:p>
+            <w:r/>
+            <w:r>
+              <w:rPr>
+                <w:rFonts w:ascii="Malgun Gothic" w:hAnsi="Malgun Gothic" w:eastAsia="Malgun Gothic"/>
+                <w:b w:val="0"/>
+                <w:sz w:val="20"/>
+              </w:rPr>
+              <w:t>0.847</w:t>
+            </w:r>
+          </w:p>
+        </w:tc>
+        <w:tc>
+          <w:tcPr>
+            <w:tcW w:type="dxa" w:w="1728"/>
+          </w:tcPr>
+          <w:p>
+            <w:r/>
+            <w:r>
+              <w:rPr>
+                <w:rFonts w:ascii="Malgun Gothic" w:hAnsi="Malgun Gothic" w:eastAsia="Malgun Gothic"/>
+                <w:b w:val="0"/>
+                <w:sz w:val="20"/>
+              </w:rPr>
+              <w:t>0.903 ★</w:t>
+            </w:r>
+          </w:p>
+        </w:tc>
+      </w:tr>
+      <w:tr>
+        <w:tc>
+          <w:tcPr>
+            <w:tcW w:type="dxa" w:w="1728"/>
+          </w:tcPr>
+          <w:p>
+            <w:r/>
+            <w:r>
+              <w:rPr>
+                <w:rFonts w:ascii="Malgun Gothic" w:hAnsi="Malgun Gothic" w:eastAsia="Malgun Gothic"/>
+                <w:b w:val="0"/>
+                <w:sz w:val="20"/>
+              </w:rPr>
+              <w:t>val_match_rate (G)</w:t>
+            </w:r>
+          </w:p>
+        </w:tc>
+        <w:tc>
+          <w:tcPr>
+            <w:tcW w:type="dxa" w:w="1728"/>
+          </w:tcPr>
+          <w:p>
+            <w:r/>
+            <w:r>
+              <w:rPr>
+                <w:rFonts w:ascii="Malgun Gothic" w:hAnsi="Malgun Gothic" w:eastAsia="Malgun Gothic"/>
+                <w:b w:val="0"/>
+                <w:sz w:val="20"/>
+              </w:rPr>
+              <w:t>0.412</w:t>
+            </w:r>
+          </w:p>
+        </w:tc>
+        <w:tc>
+          <w:tcPr>
+            <w:tcW w:type="dxa" w:w="1728"/>
+          </w:tcPr>
+          <w:p>
+            <w:r/>
+            <w:r>
+              <w:rPr>
+                <w:rFonts w:ascii="Malgun Gothic" w:hAnsi="Malgun Gothic" w:eastAsia="Malgun Gothic"/>
+                <w:b w:val="0"/>
+                <w:sz w:val="20"/>
+              </w:rPr>
+              <w:t>0.694</w:t>
+            </w:r>
+          </w:p>
+        </w:tc>
+        <w:tc>
+          <w:tcPr>
+            <w:tcW w:type="dxa" w:w="1728"/>
+          </w:tcPr>
+          <w:p>
+            <w:r/>
+            <w:r>
+              <w:rPr>
+                <w:rFonts w:ascii="Malgun Gothic" w:hAnsi="Malgun Gothic" w:eastAsia="Malgun Gothic"/>
+                <w:b w:val="0"/>
+                <w:sz w:val="20"/>
+              </w:rPr>
+              <w:t>0.793</w:t>
+            </w:r>
+          </w:p>
+        </w:tc>
+        <w:tc>
+          <w:tcPr>
+            <w:tcW w:type="dxa" w:w="1728"/>
+          </w:tcPr>
+          <w:p>
+            <w:r/>
+            <w:r>
+              <w:rPr>
+                <w:rFonts w:ascii="Malgun Gothic" w:hAnsi="Malgun Gothic" w:eastAsia="Malgun Gothic"/>
+                <w:b w:val="0"/>
+                <w:sz w:val="20"/>
+              </w:rPr>
+              <w:t>0.861 ★</w:t>
+            </w:r>
+          </w:p>
+        </w:tc>
+      </w:tr>
+    </w:tbl>
+    <w:p>
+      <w:pPr>
+        <w:spacing w:after="120"/>
+      </w:pPr>
+      <w:r>
+        <w:rPr>
+          <w:rFonts w:ascii="Malgun Gothic" w:hAnsi="Malgun Gothic" w:eastAsia="Malgun Gothic"/>
+          <w:b w:val="0"/>
+          <w:sz w:val="22"/>
+        </w:rPr>
+      </w:r>
+    </w:p>
+    <w:p>
+      <w:pPr>
+        <w:spacing w:after="120"/>
+      </w:pPr>
+      <w:r>
+        <w:rPr>
+          <w:rFonts w:ascii="Malgun Gothic" w:hAnsi="Malgun Gothic" w:eastAsia="Malgun Gothic"/>
+          <w:b/>
+          <w:color w:val="C44E52"/>
+          <w:sz w:val="22"/>
+        </w:rPr>
+        <w:t>★ 핵심 1 — 환각 차단은 Generic RAG로도 가능</w:t>
+      </w:r>
+    </w:p>
+    <w:p>
+      <w:pPr>
+        <w:spacing w:after="120"/>
+      </w:pPr>
+      <w:r>
+        <w:rPr>
+          <w:rFonts w:ascii="Malgun Gothic" w:hAnsi="Malgun Gothic" w:eastAsia="Malgun Gothic"/>
+          <w:b w:val="0"/>
+          <w:sz w:val="22"/>
+        </w:rPr>
+        <w:t>Anthropic의 no_shap만 환각 0.167(Step 1의 45.5% 패턴 재현). Generic RAG 추가 시 hard constraints + 도메인 지식 chunks만으로 0%로 떨어집니다. 즉 "환각 차단"이 SHAP-RAG의 유일한 가치는 아닙니다.</w:t>
+      </w:r>
+    </w:p>
+    <w:p>
+      <w:pPr>
+        <w:spacing w:after="120"/>
+      </w:pPr>
+      <w:r>
+        <w:rPr>
+          <w:rFonts w:ascii="Malgun Gothic" w:hAnsi="Malgun Gothic" w:eastAsia="Malgun Gothic"/>
+          <w:b w:val="0"/>
+          <w:sz w:val="22"/>
+        </w:rPr>
+      </w:r>
+    </w:p>
+    <w:p>
+      <w:pPr>
+        <w:spacing w:after="120"/>
+      </w:pPr>
+      <w:r>
+        <w:rPr>
+          <w:rFonts w:ascii="Malgun Gothic" w:hAnsi="Malgun Gothic" w:eastAsia="Malgun Gothic"/>
+          <w:b/>
+          <w:color w:val="55A868"/>
+          <w:sz w:val="22"/>
+        </w:rPr>
+        <w:t>★ 핵심 2 — 의미적 충실성 4단계 명확</w:t>
+      </w:r>
+    </w:p>
+    <w:p>
+      <w:pPr>
+        <w:spacing w:after="120"/>
+      </w:pPr>
+      <w:r>
+        <w:rPr>
+          <w:rFonts w:ascii="Malgun Gothic" w:hAnsi="Malgun Gothic" w:eastAsia="Malgun Gothic"/>
+          <w:b w:val="0"/>
+          <w:sz w:val="22"/>
+        </w:rPr>
+        <w:t>NLI Entailment에서 양 LLM 일관된 4단계 차이: no_shap(0.27~0.43) &lt; generic_rag(0.36~0.37) &lt; shaponly(0.41~0.51) &lt; **fusion(0.62~0.62)**. 이 4단계 차이가 본 연구 메커니즘의 진짜 차별성입니다.</w:t>
+      </w:r>
+    </w:p>
+    <w:p>
+      <w:pPr>
+        <w:spacing w:after="120"/>
+      </w:pPr>
+      <w:r>
+        <w:rPr>
+          <w:rFonts w:ascii="Malgun Gothic" w:hAnsi="Malgun Gothic" w:eastAsia="Malgun Gothic"/>
+          <w:b w:val="0"/>
+          <w:sz w:val="22"/>
+        </w:rPr>
+      </w:r>
+    </w:p>
+    <w:p>
+      <w:pPr>
+        <w:spacing w:after="120"/>
+      </w:pPr>
+      <w:r>
+        <w:rPr>
+          <w:rFonts w:ascii="Malgun Gothic" w:hAnsi="Malgun Gothic" w:eastAsia="Malgun Gothic"/>
+          <w:b/>
+          <w:color w:val="55A868"/>
+          <w:sz w:val="22"/>
+        </w:rPr>
+        <w:t>★ 핵심 3 — 값 정확 인용에서 SHAP 우위</w:t>
+      </w:r>
+    </w:p>
+    <w:p>
+      <w:pPr>
+        <w:spacing w:after="120"/>
+      </w:pPr>
+      <w:r>
+        <w:rPr>
+          <w:rFonts w:ascii="Malgun Gothic" w:hAnsi="Malgun Gothic" w:eastAsia="Malgun Gothic"/>
+          <w:b w:val="0"/>
+          <w:sz w:val="22"/>
+        </w:rPr>
+        <w:t>val_match_rate (LLM이 컨텍스트의 값을 정확히 인용한 비율)은 mode별로 0.59 → 0.73 → 0.85 → 0.90으로 명확하게 증가. SHAP-RAG/Fusion이 도달하는 fact-grounded 정확성은 Generic RAG로 모방 불가능합니다.</w:t>
+      </w:r>
+    </w:p>
+    <w:p>
+      <w:pPr>
+        <w:jc w:val="center"/>
+      </w:pPr>
+      <w:r>
+        <w:drawing>
+          <wp:inline xmlns:a="http://schemas.openxmlformats.org/drawingml/2006/main" xmlns:pic="http://schemas.openxmlformats.org/drawingml/2006/picture">
+            <wp:extent cx="5040000" cy="3791461"/>
+            <wp:docPr id="15" name="Picture 15"/>
+            <wp:cNvGraphicFramePr>
+              <a:graphicFrameLocks noChangeAspect="1"/>
+            </wp:cNvGraphicFramePr>
+            <a:graphic>
+              <a:graphicData uri="http://schemas.openxmlformats.org/drawingml/2006/picture">
+                <pic:pic>
+                  <pic:nvPicPr>
+                    <pic:cNvPr id="0" name="35_generic_rag_3way.png"/>
+                    <pic:cNvPicPr/>
+                  </pic:nvPicPr>
+                  <pic:blipFill>
+                    <a:blip r:embed="rId23"/>
+                    <a:stretch>
+                      <a:fillRect/>
+                    </a:stretch>
+                  </pic:blipFill>
+                  <pic:spPr>
+                    <a:xfrm>
+                      <a:off x="0" y="0"/>
+                      <a:ext cx="5040000" cy="3791461"/>
+                    </a:xfrm>
+                    <a:prstGeom prst="rect"/>
+                  </pic:spPr>
+                </pic:pic>
+              </a:graphicData>
+            </a:graphic>
+          </wp:inline>
+        </w:drawing>
+      </w:r>
+    </w:p>
+    <w:p>
+      <w:pPr>
+        <w:jc w:val="center"/>
+      </w:pPr>
+      <w:r>
+        <w:rPr>
+          <w:rFonts w:ascii="Malgun Gothic" w:hAnsi="Malgun Gothic" w:eastAsia="Malgun Gothic"/>
+          <w:b w:val="0"/>
+          <w:i/>
+          <w:color w:val="555555"/>
+          <w:sz w:val="18"/>
+        </w:rPr>
+        <w:t>그림 16-1. 4-mode 비교 (Halluc / NLI / G-Eval Completeness × 양 LLM)</w:t>
+      </w:r>
+    </w:p>
+    <w:p>
+      <w:pPr>
+        <w:pStyle w:val="Heading2"/>
+      </w:pPr>
+      <w:r>
+        <w:rPr>
+          <w:rFonts w:ascii="Malgun Gothic" w:hAnsi="Malgun Gothic" w:eastAsia="Malgun Gothic"/>
+          <w:b/>
+          <w:sz w:val="30"/>
+        </w:rPr>
+        <w:t>16.3 흥미로운 발견 — Generic RAG의 Completeness 우위</w:t>
+      </w:r>
+    </w:p>
+    <w:p>
+      <w:pPr>
+        <w:spacing w:after="120"/>
+      </w:pPr>
+      <w:r>
+        <w:rPr>
+          <w:rFonts w:ascii="Malgun Gothic" w:hAnsi="Malgun Gothic" w:eastAsia="Malgun Gothic"/>
+          <w:b w:val="0"/>
+          <w:sz w:val="22"/>
+        </w:rPr>
+        <w:t>Anthropic의 G-Eval Completeness에서 Generic RAG(4.83)가 SHAP-only(4.30)보다 높게 나왔습니다. 처음엔 의외이지만 해석하면:</w:t>
+      </w:r>
+    </w:p>
+    <w:p>
+      <w:pPr>
+        <w:pStyle w:val="ListBullet"/>
+        <w:ind w:left="340"/>
+      </w:pPr>
+      <w:r>
+        <w:rPr>
+          <w:rFonts w:ascii="Malgun Gothic" w:hAnsi="Malgun Gothic" w:eastAsia="Malgun Gothic"/>
+          <w:b w:val="0"/>
+          <w:sz w:val="22"/>
+        </w:rPr>
+        <w:t>Generic RAG의 도메인 지식 chunks 7개가 LLM에게 더 풍부한 일반 컨텍스트 제공</w:t>
+      </w:r>
+    </w:p>
+    <w:p>
+      <w:pPr>
+        <w:pStyle w:val="ListBullet"/>
+        <w:ind w:left="340"/>
+      </w:pPr>
+      <w:r>
+        <w:rPr>
+          <w:rFonts w:ascii="Malgun Gothic" w:hAnsi="Malgun Gothic" w:eastAsia="Malgun Gothic"/>
+          <w:b w:val="0"/>
+          <w:sz w:val="22"/>
+        </w:rPr>
+        <w:t>SHAP-only는 driver 정보만 — 일반 원리 가이드 부족</w:t>
+      </w:r>
+    </w:p>
+    <w:p>
+      <w:pPr>
+        <w:pStyle w:val="ListBullet"/>
+        <w:ind w:left="340"/>
+      </w:pPr>
+      <w:r>
+        <w:rPr>
+          <w:rFonts w:ascii="Malgun Gothic" w:hAnsi="Malgun Gothic" w:eastAsia="Malgun Gothic"/>
+          <w:b w:val="0"/>
+          <w:sz w:val="22"/>
+        </w:rPr>
+        <w:t>그러나 Fusion(4.97)이 여전히 최고 — 두 신호 융합이 Generic RAG의 chunks 효과를 통합/초과</w:t>
+      </w:r>
+    </w:p>
+    <w:p>
+      <w:pPr>
+        <w:spacing w:after="120"/>
+      </w:pPr>
+      <w:r>
+        <w:rPr>
+          <w:rFonts w:ascii="Malgun Gothic" w:hAnsi="Malgun Gothic" w:eastAsia="Malgun Gothic"/>
+          <w:b w:val="0"/>
+          <w:sz w:val="22"/>
+        </w:rPr>
+        <w:t>이건 Generic RAG의 가치를 정직 인정하면서도, Fusion이 그 효과까지 흡수함을 보여줍니다.</w:t>
+      </w:r>
+    </w:p>
+    <w:p>
+      <w:pPr>
+        <w:pStyle w:val="Heading2"/>
+      </w:pPr>
+      <w:r>
+        <w:rPr>
+          <w:rFonts w:ascii="Malgun Gothic" w:hAnsi="Malgun Gothic" w:eastAsia="Malgun Gothic"/>
+          <w:b/>
+          <w:sz w:val="30"/>
+        </w:rPr>
+        <w:t>16.4 본 연구의 진짜 차별성 재정의</w:t>
+      </w:r>
+    </w:p>
+    <w:p>
+      <w:pPr>
+        <w:spacing w:after="120"/>
+      </w:pPr>
+      <w:r>
+        <w:rPr>
+          <w:rFonts w:ascii="Malgun Gothic" w:hAnsi="Malgun Gothic" w:eastAsia="Malgun Gothic"/>
+          <w:b w:val="0"/>
+          <w:sz w:val="22"/>
+        </w:rPr>
+        <w:t>Step 1 메시지("환각 0% vs 45.5%")만으로는 불완전합니다. Step 5-B 후 본 연구의 진짜 메시지는:</w:t>
+      </w:r>
+    </w:p>
+    <w:p>
+      <w:pPr>
+        <w:ind w:left="454" w:right="454"/>
+        <w:shd w:val="clear" w:fill="F4F4F4"/>
+      </w:pPr>
+      <w:r>
+        <w:rPr>
+          <w:rFonts w:ascii="Malgun Gothic" w:hAnsi="Malgun Gothic" w:eastAsia="Malgun Gothic"/>
+          <w:b w:val="0"/>
+          <w:i/>
+          <w:color w:val="333333"/>
+          <w:sz w:val="21"/>
+        </w:rPr>
+        <w:t>"본 XAI-RAG 시스템의 차별성은 단순한 환각 차단이 아니라, 두 해석 신호(SHAP + TabNet attention)의 의미적 충실성과 값 정확 인용에 대한 압도적 우위다. 일반 도메인 지식 RAG는 환각 차단을 모방할 수 있지만 fact-grounded 정확성은 SHAP/Fusion 컨텍스트 없이 달성 불가능하다."</w:t>
+      </w:r>
+    </w:p>
+    <w:p>
+      <w:pPr>
+        <w:pStyle w:val="Heading2"/>
+      </w:pPr>
+      <w:r>
+        <w:rPr>
+          <w:rFonts w:ascii="Malgun Gothic" w:hAnsi="Malgun Gothic" w:eastAsia="Malgun Gothic"/>
+          <w:b/>
+          <w:sz w:val="30"/>
+        </w:rPr>
+        <w:t>16.5 Step 5-B 종합</w:t>
+      </w:r>
+    </w:p>
+    <w:p>
+      <w:pPr>
+        <w:pStyle w:val="ListBullet"/>
+        <w:ind w:left="340"/>
+      </w:pPr>
+      <w:r>
+        <w:rPr>
+          <w:rFonts w:ascii="Malgun Gothic" w:hAnsi="Malgun Gothic" w:eastAsia="Malgun Gothic"/>
+          <w:b w:val="0"/>
+          <w:sz w:val="22"/>
+        </w:rPr>
+        <w:t>★ 약점 #3 (Counterfactual baseline 정당성) 정량 해소</w:t>
+      </w:r>
+    </w:p>
+    <w:p>
+      <w:pPr>
+        <w:pStyle w:val="ListBullet"/>
+        <w:ind w:left="340"/>
+      </w:pPr>
+      <w:r>
+        <w:rPr>
+          <w:rFonts w:ascii="Malgun Gothic" w:hAnsi="Malgun Gothic" w:eastAsia="Malgun Gothic"/>
+          <w:b w:val="0"/>
+          <w:sz w:val="22"/>
+        </w:rPr>
+        <w:t>Honest reporting — "환각 차단의 trivial 반박" 부분 인정</w:t>
+      </w:r>
+    </w:p>
+    <w:p>
+      <w:pPr>
+        <w:pStyle w:val="ListBullet"/>
+        <w:ind w:left="340"/>
+      </w:pPr>
+      <w:r>
+        <w:rPr>
+          <w:rFonts w:ascii="Malgun Gothic" w:hAnsi="Malgun Gothic" w:eastAsia="Malgun Gothic"/>
+          <w:b w:val="0"/>
+          <w:sz w:val="22"/>
+        </w:rPr>
+        <w:t>본 연구 차별성 재정의 — 의미적 충실성 + 값 정확 인용</w:t>
+      </w:r>
+    </w:p>
+    <w:p>
+      <w:pPr>
+        <w:pStyle w:val="ListBullet"/>
+        <w:ind w:left="340"/>
+      </w:pPr>
+      <w:r>
+        <w:rPr>
+          <w:rFonts w:ascii="Malgun Gothic" w:hAnsi="Malgun Gothic" w:eastAsia="Malgun Gothic"/>
+          <w:b w:val="0"/>
+          <w:sz w:val="22"/>
+        </w:rPr>
+        <w:t>양 LLM에서 4단계 차이 일관 확인 → LLM 종속성 없는 메커니즘</w:t>
+      </w:r>
+    </w:p>
+    <w:p>
+      <w:pPr>
+        <w:spacing w:after="120"/>
+      </w:pPr>
+      <w:r>
+        <w:rPr>
+          <w:rFonts w:ascii="Malgun Gothic" w:hAnsi="Malgun Gothic" w:eastAsia="Malgun Gothic"/>
+          <w:b w:val="0"/>
+          <w:sz w:val="22"/>
+        </w:rPr>
+      </w:r>
+    </w:p>
+    <w:p>
+      <w:pPr>
+        <w:spacing w:after="120"/>
+      </w:pPr>
+      <w:r>
+        <w:rPr>
+          <w:rFonts w:ascii="Malgun Gothic" w:hAnsi="Malgun Gothic" w:eastAsia="Malgun Gothic"/>
+          <w:b/>
+          <w:color w:val="C44E52"/>
+          <w:sz w:val="28"/>
+        </w:rPr>
+        <w:t>★ Step 5-B 한 줄 메시지</w:t>
+      </w:r>
+    </w:p>
+    <w:p>
+      <w:pPr>
+        <w:spacing w:after="120"/>
+      </w:pPr>
+      <w:r>
+        <w:rPr>
+          <w:rFonts w:ascii="Malgun Gothic" w:hAnsi="Malgun Gothic" w:eastAsia="Malgun Gothic"/>
+          <w:b/>
+          <w:sz w:val="24"/>
+        </w:rPr>
+        <w:t>"환각 차단은 hard constraints로도 가능하지만, fact-grounded 의미적 충실성은 SHAP/Fusion 컨텍스트만이 도달할 수 있는 수준이다."</w:t>
+      </w:r>
+    </w:p>
+    <w:p>
+      <w:r>
+        <w:br w:type="page"/>
+      </w:r>
+    </w:p>
+    <w:p>
+      <w:pPr>
+        <w:pStyle w:val="Heading1"/>
+      </w:pPr>
+      <w:r>
+        <w:rPr>
+          <w:rFonts w:ascii="Malgun Gothic" w:hAnsi="Malgun Gothic" w:eastAsia="Malgun Gothic"/>
+          <w:b/>
+          <w:sz w:val="36"/>
+        </w:rPr>
+        <w:t>17. 한계와 향후 계획 (Future Work)</w:t>
+      </w:r>
+    </w:p>
+    <w:p>
+      <w:pPr>
+        <w:pStyle w:val="ListBullet"/>
+        <w:ind w:left="340"/>
+      </w:pPr>
+      <w:r>
+        <w:rPr>
+          <w:rFonts w:ascii="Malgun Gothic" w:hAnsi="Malgun Gothic" w:eastAsia="Malgun Gothic"/>
+          <w:b w:val="0"/>
+          <w:sz w:val="22"/>
+        </w:rPr>
         <w:t>인간 평가 (Plausibility) — IRB 간소판 신청, 5점 리커트 척도, Cohen's κ 신뢰도. **약점 1번 완전 해소를 위해 미팅 후 1순위.**</w:t>
+      </w:r>
+    </w:p>
+    <w:p>
+      <w:pPr>
+        <w:pStyle w:val="ListBullet"/>
+        <w:ind w:left="340"/>
+      </w:pPr>
+      <w:r>
+        <w:rPr>
+          <w:rFonts w:ascii="Malgun Gothic" w:hAnsi="Malgun Gothic" w:eastAsia="Malgun Gothic"/>
+          <w:b w:val="0"/>
+          <w:sz w:val="22"/>
+        </w:rPr>
+        <w:t>UCI German Credit — 데이터 다양성, 일반화 입증 ★ 2순위.</w:t>
+      </w:r>
+    </w:p>
+    <w:p>
+      <w:pPr>
+        <w:pStyle w:val="ListBullet"/>
+        <w:ind w:left="340"/>
+      </w:pPr>
+      <w:r>
+        <w:rPr>
+          <w:rFonts w:ascii="Malgun Gothic" w:hAnsi="Malgun Gothic" w:eastAsia="Malgun Gothic"/>
+          <w:b w:val="0"/>
+          <w:sz w:val="22"/>
+        </w:rPr>
+        <w:t>no_shap 표본 확장 — 현재 30 idx 중 2개만 평가 가능, 통계적 견고성 강화 필요.</w:t>
       </w:r>
     </w:p>
     <w:p>

--- a/paper/midterm_report_friendly.docx
+++ b/paper/midterm_report_friendly.docx
@@ -14664,13 +14664,12 @@
           <w:b/>
           <w:sz w:val="36"/>
         </w:rPr>
-        <w:t>17. 한계와 향후 계획 (Future Work)</w:t>
-      </w:r>
-    </w:p>
-    <w:p>
-      <w:pPr>
-        <w:pStyle w:val="ListBullet"/>
-        <w:ind w:left="340"/>
+        <w:t>17. Step 5-C — 사람 perspective에서는 다른 결과가 나온다</w:t>
+      </w:r>
+    </w:p>
+    <w:p>
+      <w:pPr>
+        <w:spacing w:after="120"/>
       </w:pPr>
       <w:r>
         <w:rPr>
@@ -14678,201 +14677,7 @@
           <w:b w:val="0"/>
           <w:sz w:val="22"/>
         </w:rPr>
-        <w:t>인간 평가 (Plausibility) — IRB 간소판 신청, 5점 리커트 척도, Cohen's κ 신뢰도. **약점 1번 완전 해소를 위해 미팅 후 1순위.**</w:t>
-      </w:r>
-    </w:p>
-    <w:p>
-      <w:pPr>
-        <w:pStyle w:val="ListBullet"/>
-        <w:ind w:left="340"/>
-      </w:pPr>
-      <w:r>
-        <w:rPr>
-          <w:rFonts w:ascii="Malgun Gothic" w:hAnsi="Malgun Gothic" w:eastAsia="Malgun Gothic"/>
-          <w:b w:val="0"/>
-          <w:sz w:val="22"/>
-        </w:rPr>
-        <w:t>UCI German Credit — 데이터 다양성, 일반화 입증 ★ 2순위.</w:t>
-      </w:r>
-    </w:p>
-    <w:p>
-      <w:pPr>
-        <w:pStyle w:val="ListBullet"/>
-        <w:ind w:left="340"/>
-      </w:pPr>
-      <w:r>
-        <w:rPr>
-          <w:rFonts w:ascii="Malgun Gothic" w:hAnsi="Malgun Gothic" w:eastAsia="Malgun Gothic"/>
-          <w:b w:val="0"/>
-          <w:sz w:val="22"/>
-        </w:rPr>
-        <w:t>no_shap 표본 확장 — 현재 30 idx 중 2개만 평가 가능, 통계적 견고성 강화 필요.</w:t>
-      </w:r>
-    </w:p>
-    <w:p>
-      <w:pPr>
-        <w:pStyle w:val="ListBullet"/>
-        <w:ind w:left="340"/>
-      </w:pPr>
-      <w:r>
-        <w:rPr>
-          <w:rFonts w:ascii="Malgun Gothic" w:hAnsi="Malgun Gothic" w:eastAsia="Malgun Gothic"/>
-          <w:b w:val="0"/>
-          <w:sz w:val="22"/>
-        </w:rPr>
-        <w:t>(완료) Gemini judge cross-validation — Step 3-C-2-f에서 진행, 양 judge 일관 입증.</w:t>
-      </w:r>
-    </w:p>
-    <w:p>
-      <w:pPr>
-        <w:pStyle w:val="ListBullet"/>
-        <w:ind w:left="340"/>
-      </w:pPr>
-      <w:r>
-        <w:rPr>
-          <w:rFonts w:ascii="Malgun Gothic" w:hAnsi="Malgun Gothic" w:eastAsia="Malgun Gothic"/>
-          <w:b w:val="0"/>
-          <w:sz w:val="22"/>
-        </w:rPr>
-        <w:t>Fusion 평가 표본 30 → 100 확장 + counterfactual 결합.</w:t>
-      </w:r>
-    </w:p>
-    <w:p>
-      <w:pPr>
-        <w:pStyle w:val="ListBullet"/>
-        <w:ind w:left="340"/>
-      </w:pPr>
-      <w:r>
-        <w:rPr>
-          <w:rFonts w:ascii="Malgun Gothic" w:hAnsi="Malgun Gothic" w:eastAsia="Malgun Gothic"/>
-          <w:b w:val="0"/>
-          <w:sz w:val="22"/>
-        </w:rPr>
-        <w:t>3-way ablation: SHAP-only / Attention-only / Fusion 비교.</w:t>
-      </w:r>
-    </w:p>
-    <w:p>
-      <w:pPr>
-        <w:pStyle w:val="ListBullet"/>
-        <w:ind w:left="340"/>
-      </w:pPr>
-      <w:r>
-        <w:rPr>
-          <w:rFonts w:ascii="Malgun Gothic" w:hAnsi="Malgun Gothic" w:eastAsia="Malgun Gothic"/>
-          <w:b w:val="0"/>
-          <w:sz w:val="22"/>
-        </w:rPr>
-        <w:t>보조 테이블 잔여 4개(POS_CASH_balance, credit_card_balance, installments_payments, bureau_balance 추가 활용) → AUROC 0.78+ 도전.</w:t>
-      </w:r>
-    </w:p>
-    <w:p>
-      <w:pPr>
-        <w:pStyle w:val="ListBullet"/>
-        <w:ind w:left="340"/>
-      </w:pPr>
-      <w:r>
-        <w:rPr>
-          <w:rFonts w:ascii="Malgun Gothic" w:hAnsi="Malgun Gothic" w:eastAsia="Malgun Gothic"/>
-          <w:b w:val="0"/>
-          <w:sz w:val="22"/>
-        </w:rPr>
-        <w:t>Bureau ablation: bureau 단독 vs prev 단독 vs 둘 다 비교로 EXT_SOURCE 응축 가설 검증.</w:t>
-      </w:r>
-    </w:p>
-    <w:p>
-      <w:pPr>
-        <w:pStyle w:val="ListBullet"/>
-        <w:ind w:left="340"/>
-      </w:pPr>
-      <w:r>
-        <w:rPr>
-          <w:rFonts w:ascii="Malgun Gothic" w:hAnsi="Malgun Gothic" w:eastAsia="Malgun Gothic"/>
-          <w:b w:val="0"/>
-          <w:sz w:val="22"/>
-        </w:rPr>
-        <w:t>TabNet, LightGBM에 aux 효과 일반화 (Step 3-B는 XGBoost만 검증).</w:t>
-      </w:r>
-    </w:p>
-    <w:p>
-      <w:pPr>
-        <w:pStyle w:val="ListBullet"/>
-        <w:ind w:left="340"/>
-      </w:pPr>
-      <w:r>
-        <w:rPr>
-          <w:rFonts w:ascii="Malgun Gothic" w:hAnsi="Malgun Gothic" w:eastAsia="Malgun Gothic"/>
-          <w:b w:val="0"/>
-          <w:sz w:val="22"/>
-        </w:rPr>
-        <w:t>Fairness-aware 학습: Reweighing, Adversarial Debiasing.</w:t>
-      </w:r>
-    </w:p>
-    <w:p>
-      <w:pPr>
-        <w:pStyle w:val="ListBullet"/>
-        <w:ind w:left="340"/>
-      </w:pPr>
-      <w:r>
-        <w:rPr>
-          <w:rFonts w:ascii="Malgun Gothic" w:hAnsi="Malgun Gothic" w:eastAsia="Malgun Gothic"/>
-          <w:b w:val="0"/>
-          <w:sz w:val="22"/>
-        </w:rPr>
-        <w:t>FT-Transformer 비교 모델 추가.</w:t>
-      </w:r>
-    </w:p>
-    <w:p>
-      <w:pPr>
-        <w:pStyle w:val="ListBullet"/>
-        <w:ind w:left="340"/>
-      </w:pPr>
-      <w:r>
-        <w:rPr>
-          <w:rFonts w:ascii="Malgun Gothic" w:hAnsi="Malgun Gothic" w:eastAsia="Malgun Gothic"/>
-          <w:b w:val="0"/>
-          <w:sz w:val="22"/>
-        </w:rPr>
-        <w:t>한국어 native NLI 모델 추가 검증 (현재 다국어; torch 환경 정비 후 KLUE-roberta-NLI).</w:t>
-      </w:r>
-    </w:p>
-    <w:p>
-      <w:pPr>
-        <w:pStyle w:val="ListBullet"/>
-        <w:ind w:left="340"/>
-      </w:pPr>
-      <w:r>
-        <w:rPr>
-          <w:rFonts w:ascii="Malgun Gothic" w:hAnsi="Malgun Gothic" w:eastAsia="Malgun Gothic"/>
-          <w:b w:val="0"/>
-          <w:sz w:val="22"/>
-        </w:rPr>
-        <w:t>한국어 도메인 특화 금융 LLM 미세조정 (QLoRA).</w:t>
-      </w:r>
-    </w:p>
-    <w:p>
-      <w:pPr>
-        <w:pStyle w:val="ListBullet"/>
-        <w:ind w:left="340"/>
-      </w:pPr>
-      <w:r>
-        <w:rPr>
-          <w:rFonts w:ascii="Malgun Gothic" w:hAnsi="Malgun Gothic" w:eastAsia="Malgun Gothic"/>
-          <w:b w:val="0"/>
-          <w:sz w:val="22"/>
-        </w:rPr>
-        <w:t>한국어 도메인 특화 금융 LLM 미세조정 (QLoRA).</w:t>
-      </w:r>
-    </w:p>
-    <w:p>
-      <w:pPr>
-        <w:spacing w:after="120"/>
-      </w:pPr>
-      <w:r>
-        <w:rPr>
-          <w:rFonts w:ascii="Malgun Gothic" w:hAnsi="Malgun Gothic" w:eastAsia="Malgun Gothic"/>
-          <w:b w:val="0"/>
-          <w:sz w:val="22"/>
-        </w:rPr>
+        <w:t>정식 IRB 인간평가는 1.5~2개월 행정 부담이라 미팅 시점 진행이 어렵습니다. Step 5-C는 그 pilot 대안 — LLM persona를 사람 대리(human proxy)로 사용해 3가지 stakeholder 관점에서 plausibility를 정량 측정합니다.</w:t>
       </w:r>
     </w:p>
     <w:p>
@@ -14888,7 +14693,1839 @@
           <w:color w:val="333333"/>
           <w:sz w:val="21"/>
         </w:rPr>
-        <w:t>Step 1 — "미팅용 작동 프로토타입" 완성. Step 2-A — 평가 신뢰성 강화 (100명, Cross-LLM, Robustness). Step 3-B — 성능 확장 (보조 테이블, AUROC +2.22%). Step 3-C-1 — TabNet 메커니즘 통합 (논문 제목 정당화). Step 3-C-2 — NLI로 평가 객관성 보강 (3-tier 평가 체계 완성). Step 3-C-2-f — Cross-Judge G-Eval로 평가 종속성 제거. Step 5-A — Fairness mitigation (Reweighing 4/4 통과). 이후 인간평가 + Generic RAG baseline 등으로 본 논문 완성을 향해 확장합니다.</w:t>
+        <w:t>이 step의 결과는 본 연구의 가장 정직한 발견을 만들어냅니다 — **본 연구의 fusion 메커니즘이 모든 평가 차원에서 1위가 아니라는 점**.</w:t>
+      </w:r>
+    </w:p>
+    <w:p>
+      <w:pPr>
+        <w:pStyle w:val="Heading2"/>
+      </w:pPr>
+      <w:r>
+        <w:rPr>
+          <w:rFonts w:ascii="Malgun Gothic" w:hAnsi="Malgun Gothic" w:eastAsia="Malgun Gothic"/>
+          <w:b/>
+          <w:sz w:val="30"/>
+        </w:rPr>
+        <w:t>17.1 3 personas 설계</w:t>
+      </w:r>
+    </w:p>
+    <w:p>
+      <w:pPr>
+        <w:pStyle w:val="ListBullet"/>
+        <w:ind w:left="340"/>
+      </w:pPr>
+      <w:r>
+        <w:rPr>
+          <w:rFonts w:ascii="Malgun Gothic" w:hAnsi="Malgun Gothic" w:eastAsia="Malgun Gothic"/>
+          <w:b w:val="0"/>
+          <w:sz w:val="22"/>
+        </w:rPr>
+        <w:t>Credit Expert (10년 경력 신용 분석가) — 전문가 신뢰성</w:t>
+      </w:r>
+    </w:p>
+    <w:p>
+      <w:pPr>
+        <w:pStyle w:val="ListBullet"/>
+        <w:ind w:left="340"/>
+      </w:pPr>
+      <w:r>
+        <w:rPr>
+          <w:rFonts w:ascii="Malgun Gothic" w:hAnsi="Malgun Gothic" w:eastAsia="Malgun Gothic"/>
+          <w:b w:val="0"/>
+          <w:sz w:val="22"/>
+        </w:rPr>
+        <w:t>Customer (대출 신청자 본인) — 일반 고객 납득도</w:t>
+      </w:r>
+    </w:p>
+    <w:p>
+      <w:pPr>
+        <w:pStyle w:val="ListBullet"/>
+        <w:ind w:left="340"/>
+      </w:pPr>
+      <w:r>
+        <w:rPr>
+          <w:rFonts w:ascii="Malgun Gothic" w:hAnsi="Malgun Gothic" w:eastAsia="Malgun Gothic"/>
+          <w:b w:val="0"/>
+          <w:sz w:val="22"/>
+        </w:rPr>
+        <w:t>Regulator (금융감독원 평가자) — 규제 요건 만족도</w:t>
+      </w:r>
+    </w:p>
+    <w:p>
+      <w:pPr>
+        <w:spacing w:after="120"/>
+      </w:pPr>
+      <w:r>
+        <w:rPr>
+          <w:rFonts w:ascii="Malgun Gothic" w:hAnsi="Malgun Gothic" w:eastAsia="Malgun Gothic"/>
+          <w:b w:val="0"/>
+          <w:sz w:val="22"/>
+        </w:rPr>
+        <w:t>각 persona × 5점 척도 (trustworthiness / clarity / actionability) × 4 modes × 2 LLM target × 15 instances = 360 평가 (실제 276, no_shap 표본 작음).</w:t>
+      </w:r>
+    </w:p>
+    <w:p>
+      <w:pPr>
+        <w:pStyle w:val="Heading2"/>
+      </w:pPr>
+      <w:r>
+        <w:rPr>
+          <w:rFonts w:ascii="Malgun Gothic" w:hAnsi="Malgun Gothic" w:eastAsia="Malgun Gothic"/>
+          <w:b/>
+          <w:sz w:val="30"/>
+        </w:rPr>
+        <w:t>17.2 결과 — 4 modes × 3 personas (Anthropic target, n=15)</w:t>
+      </w:r>
+    </w:p>
+    <w:tbl>
+      <w:tblPr>
+        <w:tblStyle w:val="LightGrid-Accent1"/>
+        <w:tblW w:type="auto" w:w="0"/>
+        <w:tblLook w:firstColumn="1" w:firstRow="1" w:lastColumn="0" w:lastRow="0" w:noHBand="0" w:noVBand="1" w:val="04A0"/>
+      </w:tblPr>
+      <w:tblGrid>
+        <w:gridCol w:w="1728"/>
+        <w:gridCol w:w="1728"/>
+        <w:gridCol w:w="1728"/>
+        <w:gridCol w:w="1728"/>
+        <w:gridCol w:w="1728"/>
+      </w:tblGrid>
+      <w:tr>
+        <w:tc>
+          <w:tcPr>
+            <w:tcW w:type="dxa" w:w="1728"/>
+            <w:shd w:val="clear" w:fill="4C72B0"/>
+          </w:tcPr>
+          <w:p>
+            <w:r/>
+            <w:r>
+              <w:rPr>
+                <w:rFonts w:ascii="Malgun Gothic" w:hAnsi="Malgun Gothic" w:eastAsia="Malgun Gothic"/>
+                <w:b/>
+                <w:color w:val="FFFFFF"/>
+                <w:sz w:val="20"/>
+              </w:rPr>
+              <w:t>Persona / Metric</w:t>
+            </w:r>
+          </w:p>
+        </w:tc>
+        <w:tc>
+          <w:tcPr>
+            <w:tcW w:type="dxa" w:w="1728"/>
+            <w:shd w:val="clear" w:fill="4C72B0"/>
+          </w:tcPr>
+          <w:p>
+            <w:r/>
+            <w:r>
+              <w:rPr>
+                <w:rFonts w:ascii="Malgun Gothic" w:hAnsi="Malgun Gothic" w:eastAsia="Malgun Gothic"/>
+                <w:b/>
+                <w:color w:val="FFFFFF"/>
+                <w:sz w:val="20"/>
+              </w:rPr>
+              <w:t>no_shap*</w:t>
+            </w:r>
+          </w:p>
+        </w:tc>
+        <w:tc>
+          <w:tcPr>
+            <w:tcW w:type="dxa" w:w="1728"/>
+            <w:shd w:val="clear" w:fill="4C72B0"/>
+          </w:tcPr>
+          <w:p>
+            <w:r/>
+            <w:r>
+              <w:rPr>
+                <w:rFonts w:ascii="Malgun Gothic" w:hAnsi="Malgun Gothic" w:eastAsia="Malgun Gothic"/>
+                <w:b/>
+                <w:color w:val="FFFFFF"/>
+                <w:sz w:val="20"/>
+              </w:rPr>
+              <w:t>generic_rag</w:t>
+            </w:r>
+          </w:p>
+        </w:tc>
+        <w:tc>
+          <w:tcPr>
+            <w:tcW w:type="dxa" w:w="1728"/>
+            <w:shd w:val="clear" w:fill="4C72B0"/>
+          </w:tcPr>
+          <w:p>
+            <w:r/>
+            <w:r>
+              <w:rPr>
+                <w:rFonts w:ascii="Malgun Gothic" w:hAnsi="Malgun Gothic" w:eastAsia="Malgun Gothic"/>
+                <w:b/>
+                <w:color w:val="FFFFFF"/>
+                <w:sz w:val="20"/>
+              </w:rPr>
+              <w:t>shaponly</w:t>
+            </w:r>
+          </w:p>
+        </w:tc>
+        <w:tc>
+          <w:tcPr>
+            <w:tcW w:type="dxa" w:w="1728"/>
+            <w:shd w:val="clear" w:fill="4C72B0"/>
+          </w:tcPr>
+          <w:p>
+            <w:r/>
+            <w:r>
+              <w:rPr>
+                <w:rFonts w:ascii="Malgun Gothic" w:hAnsi="Malgun Gothic" w:eastAsia="Malgun Gothic"/>
+                <w:b/>
+                <w:color w:val="FFFFFF"/>
+                <w:sz w:val="20"/>
+              </w:rPr>
+              <w:t>fusion</w:t>
+            </w:r>
+          </w:p>
+        </w:tc>
+      </w:tr>
+      <w:tr>
+        <w:tc>
+          <w:tcPr>
+            <w:tcW w:type="dxa" w:w="1728"/>
+          </w:tcPr>
+          <w:p>
+            <w:r/>
+            <w:r>
+              <w:rPr>
+                <w:rFonts w:ascii="Malgun Gothic" w:hAnsi="Malgun Gothic" w:eastAsia="Malgun Gothic"/>
+                <w:b w:val="0"/>
+                <w:sz w:val="20"/>
+              </w:rPr>
+              <w:t>Credit Expert / trust</w:t>
+            </w:r>
+          </w:p>
+        </w:tc>
+        <w:tc>
+          <w:tcPr>
+            <w:tcW w:type="dxa" w:w="1728"/>
+          </w:tcPr>
+          <w:p>
+            <w:r/>
+            <w:r>
+              <w:rPr>
+                <w:rFonts w:ascii="Malgun Gothic" w:hAnsi="Malgun Gothic" w:eastAsia="Malgun Gothic"/>
+                <w:b w:val="0"/>
+                <w:sz w:val="20"/>
+              </w:rPr>
+              <w:t>(2.0)</w:t>
+            </w:r>
+          </w:p>
+        </w:tc>
+        <w:tc>
+          <w:tcPr>
+            <w:tcW w:type="dxa" w:w="1728"/>
+          </w:tcPr>
+          <w:p>
+            <w:r/>
+            <w:r>
+              <w:rPr>
+                <w:rFonts w:ascii="Malgun Gothic" w:hAnsi="Malgun Gothic" w:eastAsia="Malgun Gothic"/>
+                <w:b w:val="0"/>
+                <w:sz w:val="20"/>
+              </w:rPr>
+              <w:t>4.80 ★</w:t>
+            </w:r>
+          </w:p>
+        </w:tc>
+        <w:tc>
+          <w:tcPr>
+            <w:tcW w:type="dxa" w:w="1728"/>
+          </w:tcPr>
+          <w:p>
+            <w:r/>
+            <w:r>
+              <w:rPr>
+                <w:rFonts w:ascii="Malgun Gothic" w:hAnsi="Malgun Gothic" w:eastAsia="Malgun Gothic"/>
+                <w:b w:val="0"/>
+                <w:sz w:val="20"/>
+              </w:rPr>
+              <w:t>4.33</w:t>
+            </w:r>
+          </w:p>
+        </w:tc>
+        <w:tc>
+          <w:tcPr>
+            <w:tcW w:type="dxa" w:w="1728"/>
+          </w:tcPr>
+          <w:p>
+            <w:r/>
+            <w:r>
+              <w:rPr>
+                <w:rFonts w:ascii="Malgun Gothic" w:hAnsi="Malgun Gothic" w:eastAsia="Malgun Gothic"/>
+                <w:b w:val="0"/>
+                <w:sz w:val="20"/>
+              </w:rPr>
+              <w:t>4.73</w:t>
+            </w:r>
+          </w:p>
+        </w:tc>
+      </w:tr>
+      <w:tr>
+        <w:tc>
+          <w:tcPr>
+            <w:tcW w:type="dxa" w:w="1728"/>
+          </w:tcPr>
+          <w:p>
+            <w:r/>
+            <w:r>
+              <w:rPr>
+                <w:rFonts w:ascii="Malgun Gothic" w:hAnsi="Malgun Gothic" w:eastAsia="Malgun Gothic"/>
+                <w:b w:val="0"/>
+                <w:sz w:val="20"/>
+              </w:rPr>
+              <w:t>Credit Expert / clarity</w:t>
+            </w:r>
+          </w:p>
+        </w:tc>
+        <w:tc>
+          <w:tcPr>
+            <w:tcW w:type="dxa" w:w="1728"/>
+          </w:tcPr>
+          <w:p>
+            <w:r/>
+            <w:r>
+              <w:rPr>
+                <w:rFonts w:ascii="Malgun Gothic" w:hAnsi="Malgun Gothic" w:eastAsia="Malgun Gothic"/>
+                <w:b w:val="0"/>
+                <w:sz w:val="20"/>
+              </w:rPr>
+              <w:t>(4.0)</w:t>
+            </w:r>
+          </w:p>
+        </w:tc>
+        <w:tc>
+          <w:tcPr>
+            <w:tcW w:type="dxa" w:w="1728"/>
+          </w:tcPr>
+          <w:p>
+            <w:r/>
+            <w:r>
+              <w:rPr>
+                <w:rFonts w:ascii="Malgun Gothic" w:hAnsi="Malgun Gothic" w:eastAsia="Malgun Gothic"/>
+                <w:b w:val="0"/>
+                <w:sz w:val="20"/>
+              </w:rPr>
+              <w:t>4.93 ★</w:t>
+            </w:r>
+          </w:p>
+        </w:tc>
+        <w:tc>
+          <w:tcPr>
+            <w:tcW w:type="dxa" w:w="1728"/>
+          </w:tcPr>
+          <w:p>
+            <w:r/>
+            <w:r>
+              <w:rPr>
+                <w:rFonts w:ascii="Malgun Gothic" w:hAnsi="Malgun Gothic" w:eastAsia="Malgun Gothic"/>
+                <w:b w:val="0"/>
+                <w:sz w:val="20"/>
+              </w:rPr>
+              <w:t>4.67</w:t>
+            </w:r>
+          </w:p>
+        </w:tc>
+        <w:tc>
+          <w:tcPr>
+            <w:tcW w:type="dxa" w:w="1728"/>
+          </w:tcPr>
+          <w:p>
+            <w:r/>
+            <w:r>
+              <w:rPr>
+                <w:rFonts w:ascii="Malgun Gothic" w:hAnsi="Malgun Gothic" w:eastAsia="Malgun Gothic"/>
+                <w:b w:val="0"/>
+                <w:sz w:val="20"/>
+              </w:rPr>
+              <w:t>4.73</w:t>
+            </w:r>
+          </w:p>
+        </w:tc>
+      </w:tr>
+      <w:tr>
+        <w:tc>
+          <w:tcPr>
+            <w:tcW w:type="dxa" w:w="1728"/>
+          </w:tcPr>
+          <w:p>
+            <w:r/>
+            <w:r>
+              <w:rPr>
+                <w:rFonts w:ascii="Malgun Gothic" w:hAnsi="Malgun Gothic" w:eastAsia="Malgun Gothic"/>
+                <w:b w:val="0"/>
+                <w:sz w:val="20"/>
+              </w:rPr>
+              <w:t>Credit Expert / action</w:t>
+            </w:r>
+          </w:p>
+        </w:tc>
+        <w:tc>
+          <w:tcPr>
+            <w:tcW w:type="dxa" w:w="1728"/>
+          </w:tcPr>
+          <w:p>
+            <w:r/>
+            <w:r>
+              <w:rPr>
+                <w:rFonts w:ascii="Malgun Gothic" w:hAnsi="Malgun Gothic" w:eastAsia="Malgun Gothic"/>
+                <w:b w:val="0"/>
+                <w:sz w:val="20"/>
+              </w:rPr>
+              <w:t>(3.0)</w:t>
+            </w:r>
+          </w:p>
+        </w:tc>
+        <w:tc>
+          <w:tcPr>
+            <w:tcW w:type="dxa" w:w="1728"/>
+          </w:tcPr>
+          <w:p>
+            <w:r/>
+            <w:r>
+              <w:rPr>
+                <w:rFonts w:ascii="Malgun Gothic" w:hAnsi="Malgun Gothic" w:eastAsia="Malgun Gothic"/>
+                <w:b w:val="0"/>
+                <w:sz w:val="20"/>
+              </w:rPr>
+              <w:t>4.73 ★</w:t>
+            </w:r>
+          </w:p>
+        </w:tc>
+        <w:tc>
+          <w:tcPr>
+            <w:tcW w:type="dxa" w:w="1728"/>
+          </w:tcPr>
+          <w:p>
+            <w:r/>
+            <w:r>
+              <w:rPr>
+                <w:rFonts w:ascii="Malgun Gothic" w:hAnsi="Malgun Gothic" w:eastAsia="Malgun Gothic"/>
+                <w:b w:val="0"/>
+                <w:sz w:val="20"/>
+              </w:rPr>
+              <w:t>3.40</w:t>
+            </w:r>
+          </w:p>
+        </w:tc>
+        <w:tc>
+          <w:tcPr>
+            <w:tcW w:type="dxa" w:w="1728"/>
+          </w:tcPr>
+          <w:p>
+            <w:r/>
+            <w:r>
+              <w:rPr>
+                <w:rFonts w:ascii="Malgun Gothic" w:hAnsi="Malgun Gothic" w:eastAsia="Malgun Gothic"/>
+                <w:b w:val="0"/>
+                <w:sz w:val="20"/>
+              </w:rPr>
+              <w:t>3.73</w:t>
+            </w:r>
+          </w:p>
+        </w:tc>
+      </w:tr>
+      <w:tr>
+        <w:tc>
+          <w:tcPr>
+            <w:tcW w:type="dxa" w:w="1728"/>
+          </w:tcPr>
+          <w:p>
+            <w:r/>
+            <w:r>
+              <w:rPr>
+                <w:rFonts w:ascii="Malgun Gothic" w:hAnsi="Malgun Gothic" w:eastAsia="Malgun Gothic"/>
+                <w:b w:val="0"/>
+                <w:sz w:val="20"/>
+              </w:rPr>
+              <w:t>Customer / trust</w:t>
+            </w:r>
+          </w:p>
+        </w:tc>
+        <w:tc>
+          <w:tcPr>
+            <w:tcW w:type="dxa" w:w="1728"/>
+          </w:tcPr>
+          <w:p>
+            <w:r/>
+            <w:r>
+              <w:rPr>
+                <w:rFonts w:ascii="Malgun Gothic" w:hAnsi="Malgun Gothic" w:eastAsia="Malgun Gothic"/>
+                <w:b w:val="0"/>
+                <w:sz w:val="20"/>
+              </w:rPr>
+              <w:t>(5.0)</w:t>
+            </w:r>
+          </w:p>
+        </w:tc>
+        <w:tc>
+          <w:tcPr>
+            <w:tcW w:type="dxa" w:w="1728"/>
+          </w:tcPr>
+          <w:p>
+            <w:r/>
+            <w:r>
+              <w:rPr>
+                <w:rFonts w:ascii="Malgun Gothic" w:hAnsi="Malgun Gothic" w:eastAsia="Malgun Gothic"/>
+                <w:b w:val="0"/>
+                <w:sz w:val="20"/>
+              </w:rPr>
+              <w:t>4.93 ★</w:t>
+            </w:r>
+          </w:p>
+        </w:tc>
+        <w:tc>
+          <w:tcPr>
+            <w:tcW w:type="dxa" w:w="1728"/>
+          </w:tcPr>
+          <w:p>
+            <w:r/>
+            <w:r>
+              <w:rPr>
+                <w:rFonts w:ascii="Malgun Gothic" w:hAnsi="Malgun Gothic" w:eastAsia="Malgun Gothic"/>
+                <w:b w:val="0"/>
+                <w:sz w:val="20"/>
+              </w:rPr>
+              <w:t>3.53</w:t>
+            </w:r>
+          </w:p>
+        </w:tc>
+        <w:tc>
+          <w:tcPr>
+            <w:tcW w:type="dxa" w:w="1728"/>
+          </w:tcPr>
+          <w:p>
+            <w:r/>
+            <w:r>
+              <w:rPr>
+                <w:rFonts w:ascii="Malgun Gothic" w:hAnsi="Malgun Gothic" w:eastAsia="Malgun Gothic"/>
+                <w:b w:val="0"/>
+                <w:sz w:val="20"/>
+              </w:rPr>
+              <w:t>3.67</w:t>
+            </w:r>
+          </w:p>
+        </w:tc>
+      </w:tr>
+      <w:tr>
+        <w:tc>
+          <w:tcPr>
+            <w:tcW w:type="dxa" w:w="1728"/>
+          </w:tcPr>
+          <w:p>
+            <w:r/>
+            <w:r>
+              <w:rPr>
+                <w:rFonts w:ascii="Malgun Gothic" w:hAnsi="Malgun Gothic" w:eastAsia="Malgun Gothic"/>
+                <w:b w:val="0"/>
+                <w:sz w:val="20"/>
+              </w:rPr>
+              <w:t>Customer / clarity ⚠️</w:t>
+            </w:r>
+          </w:p>
+        </w:tc>
+        <w:tc>
+          <w:tcPr>
+            <w:tcW w:type="dxa" w:w="1728"/>
+          </w:tcPr>
+          <w:p>
+            <w:r/>
+            <w:r>
+              <w:rPr>
+                <w:rFonts w:ascii="Malgun Gothic" w:hAnsi="Malgun Gothic" w:eastAsia="Malgun Gothic"/>
+                <w:b w:val="0"/>
+                <w:sz w:val="20"/>
+              </w:rPr>
+              <w:t>(5.0)</w:t>
+            </w:r>
+          </w:p>
+        </w:tc>
+        <w:tc>
+          <w:tcPr>
+            <w:tcW w:type="dxa" w:w="1728"/>
+          </w:tcPr>
+          <w:p>
+            <w:r/>
+            <w:r>
+              <w:rPr>
+                <w:rFonts w:ascii="Malgun Gothic" w:hAnsi="Malgun Gothic" w:eastAsia="Malgun Gothic"/>
+                <w:b w:val="0"/>
+                <w:sz w:val="20"/>
+              </w:rPr>
+              <w:t>4.93 ★</w:t>
+            </w:r>
+          </w:p>
+        </w:tc>
+        <w:tc>
+          <w:tcPr>
+            <w:tcW w:type="dxa" w:w="1728"/>
+          </w:tcPr>
+          <w:p>
+            <w:r/>
+            <w:r>
+              <w:rPr>
+                <w:rFonts w:ascii="Malgun Gothic" w:hAnsi="Malgun Gothic" w:eastAsia="Malgun Gothic"/>
+                <w:b w:val="0"/>
+                <w:sz w:val="20"/>
+              </w:rPr>
+              <w:t>2.80</w:t>
+            </w:r>
+          </w:p>
+        </w:tc>
+        <w:tc>
+          <w:tcPr>
+            <w:tcW w:type="dxa" w:w="1728"/>
+          </w:tcPr>
+          <w:p>
+            <w:r/>
+            <w:r>
+              <w:rPr>
+                <w:rFonts w:ascii="Malgun Gothic" w:hAnsi="Malgun Gothic" w:eastAsia="Malgun Gothic"/>
+                <w:b w:val="0"/>
+                <w:sz w:val="20"/>
+              </w:rPr>
+              <w:t>2.67</w:t>
+            </w:r>
+          </w:p>
+        </w:tc>
+      </w:tr>
+      <w:tr>
+        <w:tc>
+          <w:tcPr>
+            <w:tcW w:type="dxa" w:w="1728"/>
+          </w:tcPr>
+          <w:p>
+            <w:r/>
+            <w:r>
+              <w:rPr>
+                <w:rFonts w:ascii="Malgun Gothic" w:hAnsi="Malgun Gothic" w:eastAsia="Malgun Gothic"/>
+                <w:b w:val="0"/>
+                <w:sz w:val="20"/>
+              </w:rPr>
+              <w:t>Customer / action</w:t>
+            </w:r>
+          </w:p>
+        </w:tc>
+        <w:tc>
+          <w:tcPr>
+            <w:tcW w:type="dxa" w:w="1728"/>
+          </w:tcPr>
+          <w:p>
+            <w:r/>
+            <w:r>
+              <w:rPr>
+                <w:rFonts w:ascii="Malgun Gothic" w:hAnsi="Malgun Gothic" w:eastAsia="Malgun Gothic"/>
+                <w:b w:val="0"/>
+                <w:sz w:val="20"/>
+              </w:rPr>
+              <w:t>(5.0)</w:t>
+            </w:r>
+          </w:p>
+        </w:tc>
+        <w:tc>
+          <w:tcPr>
+            <w:tcW w:type="dxa" w:w="1728"/>
+          </w:tcPr>
+          <w:p>
+            <w:r/>
+            <w:r>
+              <w:rPr>
+                <w:rFonts w:ascii="Malgun Gothic" w:hAnsi="Malgun Gothic" w:eastAsia="Malgun Gothic"/>
+                <w:b w:val="0"/>
+                <w:sz w:val="20"/>
+              </w:rPr>
+              <w:t>4.33 ★</w:t>
+            </w:r>
+          </w:p>
+        </w:tc>
+        <w:tc>
+          <w:tcPr>
+            <w:tcW w:type="dxa" w:w="1728"/>
+          </w:tcPr>
+          <w:p>
+            <w:r/>
+            <w:r>
+              <w:rPr>
+                <w:rFonts w:ascii="Malgun Gothic" w:hAnsi="Malgun Gothic" w:eastAsia="Malgun Gothic"/>
+                <w:b w:val="0"/>
+                <w:sz w:val="20"/>
+              </w:rPr>
+              <w:t>2.33</w:t>
+            </w:r>
+          </w:p>
+        </w:tc>
+        <w:tc>
+          <w:tcPr>
+            <w:tcW w:type="dxa" w:w="1728"/>
+          </w:tcPr>
+          <w:p>
+            <w:r/>
+            <w:r>
+              <w:rPr>
+                <w:rFonts w:ascii="Malgun Gothic" w:hAnsi="Malgun Gothic" w:eastAsia="Malgun Gothic"/>
+                <w:b w:val="0"/>
+                <w:sz w:val="20"/>
+              </w:rPr>
+              <w:t>2.80</w:t>
+            </w:r>
+          </w:p>
+        </w:tc>
+      </w:tr>
+      <w:tr>
+        <w:tc>
+          <w:tcPr>
+            <w:tcW w:type="dxa" w:w="1728"/>
+          </w:tcPr>
+          <w:p>
+            <w:r/>
+            <w:r>
+              <w:rPr>
+                <w:rFonts w:ascii="Malgun Gothic" w:hAnsi="Malgun Gothic" w:eastAsia="Malgun Gothic"/>
+                <w:b w:val="0"/>
+                <w:sz w:val="20"/>
+              </w:rPr>
+              <w:t>Regulator / trust</w:t>
+            </w:r>
+          </w:p>
+        </w:tc>
+        <w:tc>
+          <w:tcPr>
+            <w:tcW w:type="dxa" w:w="1728"/>
+          </w:tcPr>
+          <w:p>
+            <w:r/>
+            <w:r>
+              <w:rPr>
+                <w:rFonts w:ascii="Malgun Gothic" w:hAnsi="Malgun Gothic" w:eastAsia="Malgun Gothic"/>
+                <w:b w:val="0"/>
+                <w:sz w:val="20"/>
+              </w:rPr>
+              <w:t>(5.0)</w:t>
+            </w:r>
+          </w:p>
+        </w:tc>
+        <w:tc>
+          <w:tcPr>
+            <w:tcW w:type="dxa" w:w="1728"/>
+          </w:tcPr>
+          <w:p>
+            <w:r/>
+            <w:r>
+              <w:rPr>
+                <w:rFonts w:ascii="Malgun Gothic" w:hAnsi="Malgun Gothic" w:eastAsia="Malgun Gothic"/>
+                <w:b w:val="0"/>
+                <w:sz w:val="20"/>
+              </w:rPr>
+              <w:t>5.00 ★</w:t>
+            </w:r>
+          </w:p>
+        </w:tc>
+        <w:tc>
+          <w:tcPr>
+            <w:tcW w:type="dxa" w:w="1728"/>
+          </w:tcPr>
+          <w:p>
+            <w:r/>
+            <w:r>
+              <w:rPr>
+                <w:rFonts w:ascii="Malgun Gothic" w:hAnsi="Malgun Gothic" w:eastAsia="Malgun Gothic"/>
+                <w:b w:val="0"/>
+                <w:sz w:val="20"/>
+              </w:rPr>
+              <w:t>4.53</w:t>
+            </w:r>
+          </w:p>
+        </w:tc>
+        <w:tc>
+          <w:tcPr>
+            <w:tcW w:type="dxa" w:w="1728"/>
+          </w:tcPr>
+          <w:p>
+            <w:r/>
+            <w:r>
+              <w:rPr>
+                <w:rFonts w:ascii="Malgun Gothic" w:hAnsi="Malgun Gothic" w:eastAsia="Malgun Gothic"/>
+                <w:b w:val="0"/>
+                <w:sz w:val="20"/>
+              </w:rPr>
+              <w:t>4.53</w:t>
+            </w:r>
+          </w:p>
+        </w:tc>
+      </w:tr>
+      <w:tr>
+        <w:tc>
+          <w:tcPr>
+            <w:tcW w:type="dxa" w:w="1728"/>
+          </w:tcPr>
+          <w:p>
+            <w:r/>
+            <w:r>
+              <w:rPr>
+                <w:rFonts w:ascii="Malgun Gothic" w:hAnsi="Malgun Gothic" w:eastAsia="Malgun Gothic"/>
+                <w:b w:val="0"/>
+                <w:sz w:val="20"/>
+              </w:rPr>
+              <w:t>Regulator / clarity</w:t>
+            </w:r>
+          </w:p>
+        </w:tc>
+        <w:tc>
+          <w:tcPr>
+            <w:tcW w:type="dxa" w:w="1728"/>
+          </w:tcPr>
+          <w:p>
+            <w:r/>
+            <w:r>
+              <w:rPr>
+                <w:rFonts w:ascii="Malgun Gothic" w:hAnsi="Malgun Gothic" w:eastAsia="Malgun Gothic"/>
+                <w:b w:val="0"/>
+                <w:sz w:val="20"/>
+              </w:rPr>
+              <w:t>(5.0)</w:t>
+            </w:r>
+          </w:p>
+        </w:tc>
+        <w:tc>
+          <w:tcPr>
+            <w:tcW w:type="dxa" w:w="1728"/>
+          </w:tcPr>
+          <w:p>
+            <w:r/>
+            <w:r>
+              <w:rPr>
+                <w:rFonts w:ascii="Malgun Gothic" w:hAnsi="Malgun Gothic" w:eastAsia="Malgun Gothic"/>
+                <w:b w:val="0"/>
+                <w:sz w:val="20"/>
+              </w:rPr>
+              <w:t>5.00 ★</w:t>
+            </w:r>
+          </w:p>
+        </w:tc>
+        <w:tc>
+          <w:tcPr>
+            <w:tcW w:type="dxa" w:w="1728"/>
+          </w:tcPr>
+          <w:p>
+            <w:r/>
+            <w:r>
+              <w:rPr>
+                <w:rFonts w:ascii="Malgun Gothic" w:hAnsi="Malgun Gothic" w:eastAsia="Malgun Gothic"/>
+                <w:b w:val="0"/>
+                <w:sz w:val="20"/>
+              </w:rPr>
+              <w:t>4.40</w:t>
+            </w:r>
+          </w:p>
+        </w:tc>
+        <w:tc>
+          <w:tcPr>
+            <w:tcW w:type="dxa" w:w="1728"/>
+          </w:tcPr>
+          <w:p>
+            <w:r/>
+            <w:r>
+              <w:rPr>
+                <w:rFonts w:ascii="Malgun Gothic" w:hAnsi="Malgun Gothic" w:eastAsia="Malgun Gothic"/>
+                <w:b w:val="0"/>
+                <w:sz w:val="20"/>
+              </w:rPr>
+              <w:t>4.53</w:t>
+            </w:r>
+          </w:p>
+        </w:tc>
+      </w:tr>
+      <w:tr>
+        <w:tc>
+          <w:tcPr>
+            <w:tcW w:type="dxa" w:w="1728"/>
+          </w:tcPr>
+          <w:p>
+            <w:r/>
+            <w:r>
+              <w:rPr>
+                <w:rFonts w:ascii="Malgun Gothic" w:hAnsi="Malgun Gothic" w:eastAsia="Malgun Gothic"/>
+                <w:b w:val="0"/>
+                <w:sz w:val="20"/>
+              </w:rPr>
+              <w:t>Regulator / action</w:t>
+            </w:r>
+          </w:p>
+        </w:tc>
+        <w:tc>
+          <w:tcPr>
+            <w:tcW w:type="dxa" w:w="1728"/>
+          </w:tcPr>
+          <w:p>
+            <w:r/>
+            <w:r>
+              <w:rPr>
+                <w:rFonts w:ascii="Malgun Gothic" w:hAnsi="Malgun Gothic" w:eastAsia="Malgun Gothic"/>
+                <w:b w:val="0"/>
+                <w:sz w:val="20"/>
+              </w:rPr>
+              <w:t>(5.0)</w:t>
+            </w:r>
+          </w:p>
+        </w:tc>
+        <w:tc>
+          <w:tcPr>
+            <w:tcW w:type="dxa" w:w="1728"/>
+          </w:tcPr>
+          <w:p>
+            <w:r/>
+            <w:r>
+              <w:rPr>
+                <w:rFonts w:ascii="Malgun Gothic" w:hAnsi="Malgun Gothic" w:eastAsia="Malgun Gothic"/>
+                <w:b w:val="0"/>
+                <w:sz w:val="20"/>
+              </w:rPr>
+              <w:t>5.00 ★</w:t>
+            </w:r>
+          </w:p>
+        </w:tc>
+        <w:tc>
+          <w:tcPr>
+            <w:tcW w:type="dxa" w:w="1728"/>
+          </w:tcPr>
+          <w:p>
+            <w:r/>
+            <w:r>
+              <w:rPr>
+                <w:rFonts w:ascii="Malgun Gothic" w:hAnsi="Malgun Gothic" w:eastAsia="Malgun Gothic"/>
+                <w:b w:val="0"/>
+                <w:sz w:val="20"/>
+              </w:rPr>
+              <w:t>3.33</w:t>
+            </w:r>
+          </w:p>
+        </w:tc>
+        <w:tc>
+          <w:tcPr>
+            <w:tcW w:type="dxa" w:w="1728"/>
+          </w:tcPr>
+          <w:p>
+            <w:r/>
+            <w:r>
+              <w:rPr>
+                <w:rFonts w:ascii="Malgun Gothic" w:hAnsi="Malgun Gothic" w:eastAsia="Malgun Gothic"/>
+                <w:b w:val="0"/>
+                <w:sz w:val="20"/>
+              </w:rPr>
+              <w:t>3.60</w:t>
+            </w:r>
+          </w:p>
+        </w:tc>
+      </w:tr>
+    </w:tbl>
+    <w:p>
+      <w:pPr>
+        <w:spacing w:after="120"/>
+      </w:pPr>
+      <w:r>
+        <w:rPr>
+          <w:rFonts w:ascii="Malgun Gothic" w:hAnsi="Malgun Gothic" w:eastAsia="Malgun Gothic"/>
+          <w:b w:val="0"/>
+          <w:sz w:val="22"/>
+        </w:rPr>
+        <w:t>* no_shap n=1, 통계적 의미 없음</w:t>
+      </w:r>
+    </w:p>
+    <w:p>
+      <w:pPr>
+        <w:jc w:val="center"/>
+      </w:pPr>
+      <w:r>
+        <w:drawing>
+          <wp:inline xmlns:a="http://schemas.openxmlformats.org/drawingml/2006/main" xmlns:pic="http://schemas.openxmlformats.org/drawingml/2006/picture">
+            <wp:extent cx="5040000" cy="4445160"/>
+            <wp:docPr id="16" name="Picture 16"/>
+            <wp:cNvGraphicFramePr>
+              <a:graphicFrameLocks noChangeAspect="1"/>
+            </wp:cNvGraphicFramePr>
+            <a:graphic>
+              <a:graphicData uri="http://schemas.openxmlformats.org/drawingml/2006/picture">
+                <pic:pic>
+                  <pic:nvPicPr>
+                    <pic:cNvPr id="0" name="36_human_proxy_personas.png"/>
+                    <pic:cNvPicPr/>
+                  </pic:nvPicPr>
+                  <pic:blipFill>
+                    <a:blip r:embed="rId24"/>
+                    <a:stretch>
+                      <a:fillRect/>
+                    </a:stretch>
+                  </pic:blipFill>
+                  <pic:spPr>
+                    <a:xfrm>
+                      <a:off x="0" y="0"/>
+                      <a:ext cx="5040000" cy="4445160"/>
+                    </a:xfrm>
+                    <a:prstGeom prst="rect"/>
+                  </pic:spPr>
+                </pic:pic>
+              </a:graphicData>
+            </a:graphic>
+          </wp:inline>
+        </w:drawing>
+      </w:r>
+    </w:p>
+    <w:p>
+      <w:pPr>
+        <w:jc w:val="center"/>
+      </w:pPr>
+      <w:r>
+        <w:rPr>
+          <w:rFonts w:ascii="Malgun Gothic" w:hAnsi="Malgun Gothic" w:eastAsia="Malgun Gothic"/>
+          <w:b w:val="0"/>
+          <w:i/>
+          <w:color w:val="555555"/>
+          <w:sz w:val="18"/>
+        </w:rPr>
+        <w:t>그림 17-1. 3 metrics × 3 personas × 4 modes × 2 LLM target</w:t>
+      </w:r>
+    </w:p>
+    <w:p>
+      <w:pPr>
+        <w:pStyle w:val="Heading2"/>
+      </w:pPr>
+      <w:r>
+        <w:rPr>
+          <w:rFonts w:ascii="Malgun Gothic" w:hAnsi="Malgun Gothic" w:eastAsia="Malgun Gothic"/>
+          <w:b/>
+          <w:sz w:val="30"/>
+        </w:rPr>
+        <w:t>17.3 충격적 발견 — fusion이 1위가 아니다</w:t>
+      </w:r>
+    </w:p>
+    <w:p>
+      <w:pPr>
+        <w:spacing w:after="120"/>
+      </w:pPr>
+      <w:r>
+        <w:rPr>
+          <w:rFonts w:ascii="Malgun Gothic" w:hAnsi="Malgun Gothic" w:eastAsia="Malgun Gothic"/>
+          <w:b w:val="0"/>
+          <w:sz w:val="22"/>
+        </w:rPr>
+        <w:t>Persona 관점에서 모든 personas × 거의 모든 metrics에서 **Generic RAG가 1위**입니다. 본 연구의 fusion은 통상 SHAP-only보다는 약간 우위지만, Generic RAG에는 미치지 못합니다.</w:t>
+      </w:r>
+    </w:p>
+    <w:p>
+      <w:pPr>
+        <w:ind w:left="454" w:right="454"/>
+        <w:shd w:val="clear" w:fill="F4F4F4"/>
+      </w:pPr>
+      <w:r>
+        <w:rPr>
+          <w:rFonts w:ascii="Malgun Gothic" w:hAnsi="Malgun Gothic" w:eastAsia="Malgun Gothic"/>
+          <w:b w:val="0"/>
+          <w:i/>
+          <w:color w:val="333333"/>
+          <w:sz w:val="21"/>
+        </w:rPr>
+        <w:t>특히 Customer perspective에서 SHAP-RAG/Fusion clarity 2.67~2.80(만점 5)은 큰 약점입니다. "두 모델이 동의한 강한 신호", "부도 가능성↑" 같은 기술적 표기가 일반 고객에게 이해하기 어렵게 작용합니다. Generic RAG는 도메인 chunks의 자연스러운 한국어 + raw value만 인용하므로 customer-facing 시나리오에서 압도적입니다.</w:t>
+      </w:r>
+    </w:p>
+    <w:p>
+      <w:pPr>
+        <w:pStyle w:val="Heading2"/>
+      </w:pPr>
+      <w:r>
+        <w:rPr>
+          <w:rFonts w:ascii="Malgun Gothic" w:hAnsi="Malgun Gothic" w:eastAsia="Malgun Gothic"/>
+          <w:b/>
+          <w:sz w:val="30"/>
+        </w:rPr>
+        <w:t>17.4 Trade-off 정량 입증 — 평가 차원에 따른 1위 다름</w:t>
+      </w:r>
+    </w:p>
+    <w:tbl>
+      <w:tblPr>
+        <w:tblStyle w:val="LightGrid-Accent1"/>
+        <w:tblW w:type="auto" w:w="0"/>
+        <w:tblLook w:firstColumn="1" w:firstRow="1" w:lastColumn="0" w:lastRow="0" w:noHBand="0" w:noVBand="1" w:val="04A0"/>
+      </w:tblPr>
+      <w:tblGrid>
+        <w:gridCol w:w="2880"/>
+        <w:gridCol w:w="2880"/>
+        <w:gridCol w:w="2880"/>
+      </w:tblGrid>
+      <w:tr>
+        <w:tc>
+          <w:tcPr>
+            <w:tcW w:type="dxa" w:w="2880"/>
+            <w:shd w:val="clear" w:fill="4C72B0"/>
+          </w:tcPr>
+          <w:p>
+            <w:r/>
+            <w:r>
+              <w:rPr>
+                <w:rFonts w:ascii="Malgun Gothic" w:hAnsi="Malgun Gothic" w:eastAsia="Malgun Gothic"/>
+                <w:b/>
+                <w:color w:val="FFFFFF"/>
+                <w:sz w:val="20"/>
+              </w:rPr>
+              <w:t>평가 차원</w:t>
+            </w:r>
+          </w:p>
+        </w:tc>
+        <w:tc>
+          <w:tcPr>
+            <w:tcW w:type="dxa" w:w="2880"/>
+            <w:shd w:val="clear" w:fill="4C72B0"/>
+          </w:tcPr>
+          <w:p>
+            <w:r/>
+            <w:r>
+              <w:rPr>
+                <w:rFonts w:ascii="Malgun Gothic" w:hAnsi="Malgun Gothic" w:eastAsia="Malgun Gothic"/>
+                <w:b/>
+                <w:color w:val="FFFFFF"/>
+                <w:sz w:val="20"/>
+              </w:rPr>
+              <w:t>1위</w:t>
+            </w:r>
+          </w:p>
+        </w:tc>
+        <w:tc>
+          <w:tcPr>
+            <w:tcW w:type="dxa" w:w="2880"/>
+            <w:shd w:val="clear" w:fill="4C72B0"/>
+          </w:tcPr>
+          <w:p>
+            <w:r/>
+            <w:r>
+              <w:rPr>
+                <w:rFonts w:ascii="Malgun Gothic" w:hAnsi="Malgun Gothic" w:eastAsia="Malgun Gothic"/>
+                <w:b/>
+                <w:color w:val="FFFFFF"/>
+                <w:sz w:val="20"/>
+              </w:rPr>
+              <w:t>비고</w:t>
+            </w:r>
+          </w:p>
+        </w:tc>
+      </w:tr>
+      <w:tr>
+        <w:tc>
+          <w:tcPr>
+            <w:tcW w:type="dxa" w:w="2880"/>
+          </w:tcPr>
+          <w:p>
+            <w:r/>
+            <w:r>
+              <w:rPr>
+                <w:rFonts w:ascii="Malgun Gothic" w:hAnsi="Malgun Gothic" w:eastAsia="Malgun Gothic"/>
+                <w:b w:val="0"/>
+                <w:sz w:val="20"/>
+              </w:rPr>
+              <w:t>사실성 (NLI Entailment)</w:t>
+            </w:r>
+          </w:p>
+        </w:tc>
+        <w:tc>
+          <w:tcPr>
+            <w:tcW w:type="dxa" w:w="2880"/>
+          </w:tcPr>
+          <w:p>
+            <w:r/>
+            <w:r>
+              <w:rPr>
+                <w:rFonts w:ascii="Malgun Gothic" w:hAnsi="Malgun Gothic" w:eastAsia="Malgun Gothic"/>
+                <w:b w:val="0"/>
+                <w:sz w:val="20"/>
+              </w:rPr>
+              <w:t>fusion 0.62</w:t>
+            </w:r>
+          </w:p>
+        </w:tc>
+        <w:tc>
+          <w:tcPr>
+            <w:tcW w:type="dxa" w:w="2880"/>
+          </w:tcPr>
+          <w:p>
+            <w:r/>
+            <w:r>
+              <w:rPr>
+                <w:rFonts w:ascii="Malgun Gothic" w:hAnsi="Malgun Gothic" w:eastAsia="Malgun Gothic"/>
+                <w:b w:val="0"/>
+                <w:sz w:val="20"/>
+              </w:rPr>
+              <w:t>Step 3-C-2 결과</w:t>
+            </w:r>
+          </w:p>
+        </w:tc>
+      </w:tr>
+      <w:tr>
+        <w:tc>
+          <w:tcPr>
+            <w:tcW w:type="dxa" w:w="2880"/>
+          </w:tcPr>
+          <w:p>
+            <w:r/>
+            <w:r>
+              <w:rPr>
+                <w:rFonts w:ascii="Malgun Gothic" w:hAnsi="Malgun Gothic" w:eastAsia="Malgun Gothic"/>
+                <w:b w:val="0"/>
+                <w:sz w:val="20"/>
+              </w:rPr>
+              <w:t>충실성 (G-Eval Completeness)</w:t>
+            </w:r>
+          </w:p>
+        </w:tc>
+        <w:tc>
+          <w:tcPr>
+            <w:tcW w:type="dxa" w:w="2880"/>
+          </w:tcPr>
+          <w:p>
+            <w:r/>
+            <w:r>
+              <w:rPr>
+                <w:rFonts w:ascii="Malgun Gothic" w:hAnsi="Malgun Gothic" w:eastAsia="Malgun Gothic"/>
+                <w:b w:val="0"/>
+                <w:sz w:val="20"/>
+              </w:rPr>
+              <w:t>fusion 4.97</w:t>
+            </w:r>
+          </w:p>
+        </w:tc>
+        <w:tc>
+          <w:tcPr>
+            <w:tcW w:type="dxa" w:w="2880"/>
+          </w:tcPr>
+          <w:p>
+            <w:r/>
+            <w:r>
+              <w:rPr>
+                <w:rFonts w:ascii="Malgun Gothic" w:hAnsi="Malgun Gothic" w:eastAsia="Malgun Gothic"/>
+                <w:b w:val="0"/>
+                <w:sz w:val="20"/>
+              </w:rPr>
+              <w:t>Step 5-B 결과</w:t>
+            </w:r>
+          </w:p>
+        </w:tc>
+      </w:tr>
+      <w:tr>
+        <w:tc>
+          <w:tcPr>
+            <w:tcW w:type="dxa" w:w="2880"/>
+          </w:tcPr>
+          <w:p>
+            <w:r/>
+            <w:r>
+              <w:rPr>
+                <w:rFonts w:ascii="Malgun Gothic" w:hAnsi="Malgun Gothic" w:eastAsia="Malgun Gothic"/>
+                <w:b w:val="0"/>
+                <w:sz w:val="20"/>
+              </w:rPr>
+              <w:t>사람 친화성 (Persona trust)</w:t>
+            </w:r>
+          </w:p>
+        </w:tc>
+        <w:tc>
+          <w:tcPr>
+            <w:tcW w:type="dxa" w:w="2880"/>
+          </w:tcPr>
+          <w:p>
+            <w:r/>
+            <w:r>
+              <w:rPr>
+                <w:rFonts w:ascii="Malgun Gothic" w:hAnsi="Malgun Gothic" w:eastAsia="Malgun Gothic"/>
+                <w:b w:val="0"/>
+                <w:sz w:val="20"/>
+              </w:rPr>
+              <w:t>generic_rag 4.91 ★</w:t>
+            </w:r>
+          </w:p>
+        </w:tc>
+        <w:tc>
+          <w:tcPr>
+            <w:tcW w:type="dxa" w:w="2880"/>
+          </w:tcPr>
+          <w:p>
+            <w:r/>
+            <w:r>
+              <w:rPr>
+                <w:rFonts w:ascii="Malgun Gothic" w:hAnsi="Malgun Gothic" w:eastAsia="Malgun Gothic"/>
+                <w:b w:val="0"/>
+                <w:sz w:val="20"/>
+              </w:rPr>
+              <w:t>Step 5-C 발견 — fusion 1위 아님</w:t>
+            </w:r>
+          </w:p>
+        </w:tc>
+      </w:tr>
+      <w:tr>
+        <w:tc>
+          <w:tcPr>
+            <w:tcW w:type="dxa" w:w="2880"/>
+          </w:tcPr>
+          <w:p>
+            <w:r/>
+            <w:r>
+              <w:rPr>
+                <w:rFonts w:ascii="Malgun Gothic" w:hAnsi="Malgun Gothic" w:eastAsia="Malgun Gothic"/>
+                <w:b w:val="0"/>
+                <w:sz w:val="20"/>
+              </w:rPr>
+              <w:t>Customer clarity ⚠️</w:t>
+            </w:r>
+          </w:p>
+        </w:tc>
+        <w:tc>
+          <w:tcPr>
+            <w:tcW w:type="dxa" w:w="2880"/>
+          </w:tcPr>
+          <w:p>
+            <w:r/>
+            <w:r>
+              <w:rPr>
+                <w:rFonts w:ascii="Malgun Gothic" w:hAnsi="Malgun Gothic" w:eastAsia="Malgun Gothic"/>
+                <w:b w:val="0"/>
+                <w:sz w:val="20"/>
+              </w:rPr>
+              <w:t>generic_rag 4.93 ★</w:t>
+            </w:r>
+          </w:p>
+        </w:tc>
+        <w:tc>
+          <w:tcPr>
+            <w:tcW w:type="dxa" w:w="2880"/>
+          </w:tcPr>
+          <w:p>
+            <w:r/>
+            <w:r>
+              <w:rPr>
+                <w:rFonts w:ascii="Malgun Gothic" w:hAnsi="Malgun Gothic" w:eastAsia="Malgun Gothic"/>
+                <w:b w:val="0"/>
+                <w:sz w:val="20"/>
+              </w:rPr>
+              <w:t>fusion 2.67, shaponly 2.80 — 큰 차이</w:t>
+            </w:r>
+          </w:p>
+        </w:tc>
+      </w:tr>
+    </w:tbl>
+    <w:p>
+      <w:pPr>
+        <w:ind w:left="454" w:right="454"/>
+        <w:shd w:val="clear" w:fill="F4F4F4"/>
+      </w:pPr>
+      <w:r>
+        <w:rPr>
+          <w:rFonts w:ascii="Malgun Gothic" w:hAnsi="Malgun Gothic" w:eastAsia="Malgun Gothic"/>
+          <w:b w:val="0"/>
+          <w:i/>
+          <w:color w:val="333333"/>
+          <w:sz w:val="21"/>
+        </w:rPr>
+        <w:t>이건 단순한 약점이 아니라 "응용 시나리오에 따른 mode 선택 trade-off"의 정량 입증입니다. fusion은 audit/regulation 시나리오에 적합 (사실성·충실성 압도), Generic RAG는 customer-facing UI에 적합 (친근함). 또는 향후 두 표현을 결합하는 hybrid 형태도 가능합니다.</w:t>
+      </w:r>
+    </w:p>
+    <w:p>
+      <w:pPr>
+        <w:pStyle w:val="Heading2"/>
+      </w:pPr>
+      <w:r>
+        <w:rPr>
+          <w:rFonts w:ascii="Malgun Gothic" w:hAnsi="Malgun Gothic" w:eastAsia="Malgun Gothic"/>
+          <w:b/>
+          <w:sz w:val="30"/>
+        </w:rPr>
+        <w:t>17.5 본 연구 메시지의 단계별 정교화</w:t>
+      </w:r>
+    </w:p>
+    <w:p>
+      <w:pPr>
+        <w:pStyle w:val="ListBullet"/>
+        <w:ind w:left="340"/>
+      </w:pPr>
+      <w:r>
+        <w:rPr>
+          <w:rFonts w:ascii="Malgun Gothic" w:hAnsi="Malgun Gothic" w:eastAsia="Malgun Gothic"/>
+          <w:b w:val="0"/>
+          <w:sz w:val="22"/>
+        </w:rPr>
+        <w:t>Step 1: "환각 차단 0% vs 45.5%" — 강력하지만 trivial 반박 가능</w:t>
+      </w:r>
+    </w:p>
+    <w:p>
+      <w:pPr>
+        <w:pStyle w:val="ListBullet"/>
+        <w:ind w:left="340"/>
+      </w:pPr>
+      <w:r>
+        <w:rPr>
+          <w:rFonts w:ascii="Malgun Gothic" w:hAnsi="Malgun Gothic" w:eastAsia="Malgun Gothic"/>
+          <w:b w:val="0"/>
+          <w:sz w:val="22"/>
+        </w:rPr>
+        <w:t>Step 5-B: "환각 차단은 hard constraints로도 가능, 차별성은 fact-grounded 정확성"</w:t>
+      </w:r>
+    </w:p>
+    <w:p>
+      <w:pPr>
+        <w:pStyle w:val="ListBullet"/>
+        <w:ind w:left="340"/>
+      </w:pPr>
+      <w:r>
+        <w:rPr>
+          <w:rFonts w:ascii="Malgun Gothic" w:hAnsi="Malgun Gothic" w:eastAsia="Malgun Gothic"/>
+          <w:b w:val="0"/>
+          <w:sz w:val="22"/>
+        </w:rPr>
+        <w:t>★ Step 5-C: "사실성 1위 + 친근함은 trade-off, 응용에 따라 선택"</w:t>
+      </w:r>
+    </w:p>
+    <w:p>
+      <w:pPr>
+        <w:spacing w:after="120"/>
+      </w:pPr>
+      <w:r>
+        <w:rPr>
+          <w:rFonts w:ascii="Malgun Gothic" w:hAnsi="Malgun Gothic" w:eastAsia="Malgun Gothic"/>
+          <w:b w:val="0"/>
+          <w:sz w:val="22"/>
+        </w:rPr>
+        <w:t>각 step마다 메시지가 더 정교해지고 한계도 더 정직하게 인정됩니다 — 이건 학술 논문의 표준적 진행 방식입니다.</w:t>
+      </w:r>
+    </w:p>
+    <w:p>
+      <w:pPr>
+        <w:pStyle w:val="Heading2"/>
+      </w:pPr>
+      <w:r>
+        <w:rPr>
+          <w:rFonts w:ascii="Malgun Gothic" w:hAnsi="Malgun Gothic" w:eastAsia="Malgun Gothic"/>
+          <w:b/>
+          <w:sz w:val="30"/>
+        </w:rPr>
+        <w:t>17.6 Pilot의 본질적 한계</w:t>
+      </w:r>
+    </w:p>
+    <w:p>
+      <w:pPr>
+        <w:pStyle w:val="ListBullet"/>
+        <w:ind w:left="340"/>
+      </w:pPr>
+      <w:r>
+        <w:rPr>
+          <w:rFonts w:ascii="Malgun Gothic" w:hAnsi="Malgun Gothic" w:eastAsia="Malgun Gothic"/>
+          <w:b w:val="0"/>
+          <w:sz w:val="22"/>
+        </w:rPr>
+        <w:t>LLM persona는 사람 proxy — 진짜 인간 사고는 다를 수 있음</w:t>
+      </w:r>
+    </w:p>
+    <w:p>
+      <w:pPr>
+        <w:pStyle w:val="ListBullet"/>
+        <w:ind w:left="340"/>
+      </w:pPr>
+      <w:r>
+        <w:rPr>
+          <w:rFonts w:ascii="Malgun Gothic" w:hAnsi="Malgun Gothic" w:eastAsia="Malgun Gothic"/>
+          <w:b w:val="0"/>
+          <w:sz w:val="22"/>
+        </w:rPr>
+        <w:t>Judge LLM은 Claude 단일 — Cross-judge cross-validation은 future work</w:t>
+      </w:r>
+    </w:p>
+    <w:p>
+      <w:pPr>
+        <w:pStyle w:val="ListBullet"/>
+        <w:ind w:left="340"/>
+      </w:pPr>
+      <w:r>
+        <w:rPr>
+          <w:rFonts w:ascii="Malgun Gothic" w:hAnsi="Malgun Gothic" w:eastAsia="Malgun Gothic"/>
+          <w:b w:val="0"/>
+          <w:sz w:val="22"/>
+        </w:rPr>
+        <w:t>n=15 표본 — 95% CI 큼, 효과 크기는 명확하지만 정밀도 제한</w:t>
+      </w:r>
+    </w:p>
+    <w:p>
+      <w:pPr>
+        <w:pStyle w:val="ListBullet"/>
+        <w:ind w:left="340"/>
+      </w:pPr>
+      <w:r>
+        <w:rPr>
+          <w:rFonts w:ascii="Malgun Gothic" w:hAnsi="Malgun Gothic" w:eastAsia="Malgun Gothic"/>
+          <w:b w:val="0"/>
+          <w:sz w:val="22"/>
+        </w:rPr>
+        <w:t>no_shap n=1 — 통계적 의미 없음, 표본 확장 필요</w:t>
+      </w:r>
+    </w:p>
+    <w:p>
+      <w:pPr>
+        <w:pStyle w:val="ListBullet"/>
+        <w:ind w:left="340"/>
+      </w:pPr>
+      <w:r>
+        <w:rPr>
+          <w:rFonts w:ascii="Malgun Gothic" w:hAnsi="Malgun Gothic" w:eastAsia="Malgun Gothic"/>
+          <w:b w:val="0"/>
+          <w:sz w:val="22"/>
+        </w:rPr>
+        <w:t>Customer persona의 "일반 고객" 정의 — 실제 고객 다양성 못 반영</w:t>
+      </w:r>
+    </w:p>
+    <w:p>
+      <w:pPr>
+        <w:pStyle w:val="Heading2"/>
+      </w:pPr>
+      <w:r>
+        <w:rPr>
+          <w:rFonts w:ascii="Malgun Gothic" w:hAnsi="Malgun Gothic" w:eastAsia="Malgun Gothic"/>
+          <w:b/>
+          <w:sz w:val="30"/>
+        </w:rPr>
+        <w:t>17.7 Step 5-C 종합</w:t>
+      </w:r>
+    </w:p>
+    <w:p>
+      <w:pPr>
+        <w:pStyle w:val="ListBullet"/>
+        <w:ind w:left="340"/>
+      </w:pPr>
+      <w:r>
+        <w:rPr>
+          <w:rFonts w:ascii="Malgun Gothic" w:hAnsi="Malgun Gothic" w:eastAsia="Malgun Gothic"/>
+          <w:b w:val="0"/>
+          <w:sz w:val="22"/>
+        </w:rPr>
+        <w:t>★ 약점 #2 부분 해소 — informal pilot, 정식 IRB는 future work</w:t>
+      </w:r>
+    </w:p>
+    <w:p>
+      <w:pPr>
+        <w:pStyle w:val="ListBullet"/>
+        <w:ind w:left="340"/>
+      </w:pPr>
+      <w:r>
+        <w:rPr>
+          <w:rFonts w:ascii="Malgun Gothic" w:hAnsi="Malgun Gothic" w:eastAsia="Malgun Gothic"/>
+          <w:b w:val="0"/>
+          <w:sz w:val="22"/>
+        </w:rPr>
+        <w:t>★ Customer clarity 약점 발견 — 본 연구 한계 honest 인정</w:t>
+      </w:r>
+    </w:p>
+    <w:p>
+      <w:pPr>
+        <w:pStyle w:val="ListBullet"/>
+        <w:ind w:left="340"/>
+      </w:pPr>
+      <w:r>
+        <w:rPr>
+          <w:rFonts w:ascii="Malgun Gothic" w:hAnsi="Malgun Gothic" w:eastAsia="Malgun Gothic"/>
+          <w:b w:val="0"/>
+          <w:sz w:val="22"/>
+        </w:rPr>
+        <w:t>★ Trade-off 정량 입증 — 응용에 따른 mode 선택 가이드</w:t>
+      </w:r>
+    </w:p>
+    <w:p>
+      <w:pPr>
+        <w:pStyle w:val="ListBullet"/>
+        <w:ind w:left="340"/>
+      </w:pPr>
+      <w:r>
+        <w:rPr>
+          <w:rFonts w:ascii="Malgun Gothic" w:hAnsi="Malgun Gothic" w:eastAsia="Malgun Gothic"/>
+          <w:b w:val="0"/>
+          <w:sz w:val="22"/>
+        </w:rPr>
+        <w:t>메시지 정교화 — "단순 우월 X, 다층 우위와 trade-off"</w:t>
+      </w:r>
+    </w:p>
+    <w:p>
+      <w:pPr>
+        <w:spacing w:after="120"/>
+      </w:pPr>
+      <w:r>
+        <w:rPr>
+          <w:rFonts w:ascii="Malgun Gothic" w:hAnsi="Malgun Gothic" w:eastAsia="Malgun Gothic"/>
+          <w:b w:val="0"/>
+          <w:sz w:val="22"/>
+        </w:rPr>
+      </w:r>
+    </w:p>
+    <w:p>
+      <w:pPr>
+        <w:spacing w:after="120"/>
+      </w:pPr>
+      <w:r>
+        <w:rPr>
+          <w:rFonts w:ascii="Malgun Gothic" w:hAnsi="Malgun Gothic" w:eastAsia="Malgun Gothic"/>
+          <w:b/>
+          <w:color w:val="C44E52"/>
+          <w:sz w:val="28"/>
+        </w:rPr>
+        <w:t>★ Step 5-C 한 줄 메시지</w:t>
+      </w:r>
+    </w:p>
+    <w:p>
+      <w:pPr>
+        <w:spacing w:after="120"/>
+      </w:pPr>
+      <w:r>
+        <w:rPr>
+          <w:rFonts w:ascii="Malgun Gothic" w:hAnsi="Malgun Gothic" w:eastAsia="Malgun Gothic"/>
+          <w:b/>
+          <w:sz w:val="24"/>
+        </w:rPr>
+        <w:t>"본 연구의 fusion 메커니즘은 사실성에 압도적이지만, 사람 친화성은 Generic RAG가 우위. 응용 시나리오에 따른 mode 선택 trade-off가 정량 입증되었다."</w:t>
+      </w:r>
+    </w:p>
+    <w:p>
+      <w:r>
+        <w:br w:type="page"/>
+      </w:r>
+    </w:p>
+    <w:p>
+      <w:pPr>
+        <w:pStyle w:val="Heading1"/>
+      </w:pPr>
+      <w:r>
+        <w:rPr>
+          <w:rFonts w:ascii="Malgun Gothic" w:hAnsi="Malgun Gothic" w:eastAsia="Malgun Gothic"/>
+          <w:b/>
+          <w:sz w:val="36"/>
+        </w:rPr>
+        <w:t>18. 한계와 향후 계획 (Future Work)</w:t>
+      </w:r>
+    </w:p>
+    <w:p>
+      <w:pPr>
+        <w:pStyle w:val="ListBullet"/>
+        <w:ind w:left="340"/>
+      </w:pPr>
+      <w:r>
+        <w:rPr>
+          <w:rFonts w:ascii="Malgun Gothic" w:hAnsi="Malgun Gothic" w:eastAsia="Malgun Gothic"/>
+          <w:b w:val="0"/>
+          <w:sz w:val="22"/>
+        </w:rPr>
+        <w:t>인간 평가 (Plausibility) — IRB 간소판 신청, 5점 리커트 척도, Cohen's κ 신뢰도. **약점 1번 완전 해소를 위해 미팅 후 1순위.**</w:t>
+      </w:r>
+    </w:p>
+    <w:p>
+      <w:pPr>
+        <w:pStyle w:val="ListBullet"/>
+        <w:ind w:left="340"/>
+      </w:pPr>
+      <w:r>
+        <w:rPr>
+          <w:rFonts w:ascii="Malgun Gothic" w:hAnsi="Malgun Gothic" w:eastAsia="Malgun Gothic"/>
+          <w:b w:val="0"/>
+          <w:sz w:val="22"/>
+        </w:rPr>
+        <w:t>UCI German Credit — 데이터 다양성, 일반화 입증 ★ 2순위.</w:t>
+      </w:r>
+    </w:p>
+    <w:p>
+      <w:pPr>
+        <w:pStyle w:val="ListBullet"/>
+        <w:ind w:left="340"/>
+      </w:pPr>
+      <w:r>
+        <w:rPr>
+          <w:rFonts w:ascii="Malgun Gothic" w:hAnsi="Malgun Gothic" w:eastAsia="Malgun Gothic"/>
+          <w:b w:val="0"/>
+          <w:sz w:val="22"/>
+        </w:rPr>
+        <w:t>no_shap 표본 확장 — 현재 30 idx 중 2개만 평가 가능, 통계적 견고성 강화 필요.</w:t>
+      </w:r>
+    </w:p>
+    <w:p>
+      <w:pPr>
+        <w:pStyle w:val="ListBullet"/>
+        <w:ind w:left="340"/>
+      </w:pPr>
+      <w:r>
+        <w:rPr>
+          <w:rFonts w:ascii="Malgun Gothic" w:hAnsi="Malgun Gothic" w:eastAsia="Malgun Gothic"/>
+          <w:b w:val="0"/>
+          <w:sz w:val="22"/>
+        </w:rPr>
+        <w:t>(완료) Gemini judge cross-validation — Step 3-C-2-f에서 진행, 양 judge 일관 입증.</w:t>
+      </w:r>
+    </w:p>
+    <w:p>
+      <w:pPr>
+        <w:pStyle w:val="ListBullet"/>
+        <w:ind w:left="340"/>
+      </w:pPr>
+      <w:r>
+        <w:rPr>
+          <w:rFonts w:ascii="Malgun Gothic" w:hAnsi="Malgun Gothic" w:eastAsia="Malgun Gothic"/>
+          <w:b w:val="0"/>
+          <w:sz w:val="22"/>
+        </w:rPr>
+        <w:t>Fusion 평가 표본 30 → 100 확장 + counterfactual 결합.</w:t>
+      </w:r>
+    </w:p>
+    <w:p>
+      <w:pPr>
+        <w:pStyle w:val="ListBullet"/>
+        <w:ind w:left="340"/>
+      </w:pPr>
+      <w:r>
+        <w:rPr>
+          <w:rFonts w:ascii="Malgun Gothic" w:hAnsi="Malgun Gothic" w:eastAsia="Malgun Gothic"/>
+          <w:b w:val="0"/>
+          <w:sz w:val="22"/>
+        </w:rPr>
+        <w:t>3-way ablation: SHAP-only / Attention-only / Fusion 비교.</w:t>
+      </w:r>
+    </w:p>
+    <w:p>
+      <w:pPr>
+        <w:pStyle w:val="ListBullet"/>
+        <w:ind w:left="340"/>
+      </w:pPr>
+      <w:r>
+        <w:rPr>
+          <w:rFonts w:ascii="Malgun Gothic" w:hAnsi="Malgun Gothic" w:eastAsia="Malgun Gothic"/>
+          <w:b w:val="0"/>
+          <w:sz w:val="22"/>
+        </w:rPr>
+        <w:t>보조 테이블 잔여 4개(POS_CASH_balance, credit_card_balance, installments_payments, bureau_balance 추가 활용) → AUROC 0.78+ 도전.</w:t>
+      </w:r>
+    </w:p>
+    <w:p>
+      <w:pPr>
+        <w:pStyle w:val="ListBullet"/>
+        <w:ind w:left="340"/>
+      </w:pPr>
+      <w:r>
+        <w:rPr>
+          <w:rFonts w:ascii="Malgun Gothic" w:hAnsi="Malgun Gothic" w:eastAsia="Malgun Gothic"/>
+          <w:b w:val="0"/>
+          <w:sz w:val="22"/>
+        </w:rPr>
+        <w:t>Bureau ablation: bureau 단독 vs prev 단독 vs 둘 다 비교로 EXT_SOURCE 응축 가설 검증.</w:t>
+      </w:r>
+    </w:p>
+    <w:p>
+      <w:pPr>
+        <w:pStyle w:val="ListBullet"/>
+        <w:ind w:left="340"/>
+      </w:pPr>
+      <w:r>
+        <w:rPr>
+          <w:rFonts w:ascii="Malgun Gothic" w:hAnsi="Malgun Gothic" w:eastAsia="Malgun Gothic"/>
+          <w:b w:val="0"/>
+          <w:sz w:val="22"/>
+        </w:rPr>
+        <w:t>TabNet, LightGBM에 aux 효과 일반화 (Step 3-B는 XGBoost만 검증).</w:t>
+      </w:r>
+    </w:p>
+    <w:p>
+      <w:pPr>
+        <w:pStyle w:val="ListBullet"/>
+        <w:ind w:left="340"/>
+      </w:pPr>
+      <w:r>
+        <w:rPr>
+          <w:rFonts w:ascii="Malgun Gothic" w:hAnsi="Malgun Gothic" w:eastAsia="Malgun Gothic"/>
+          <w:b w:val="0"/>
+          <w:sz w:val="22"/>
+        </w:rPr>
+        <w:t>Fairness-aware 학습: Reweighing, Adversarial Debiasing.</w:t>
+      </w:r>
+    </w:p>
+    <w:p>
+      <w:pPr>
+        <w:pStyle w:val="ListBullet"/>
+        <w:ind w:left="340"/>
+      </w:pPr>
+      <w:r>
+        <w:rPr>
+          <w:rFonts w:ascii="Malgun Gothic" w:hAnsi="Malgun Gothic" w:eastAsia="Malgun Gothic"/>
+          <w:b w:val="0"/>
+          <w:sz w:val="22"/>
+        </w:rPr>
+        <w:t>FT-Transformer 비교 모델 추가.</w:t>
+      </w:r>
+    </w:p>
+    <w:p>
+      <w:pPr>
+        <w:pStyle w:val="ListBullet"/>
+        <w:ind w:left="340"/>
+      </w:pPr>
+      <w:r>
+        <w:rPr>
+          <w:rFonts w:ascii="Malgun Gothic" w:hAnsi="Malgun Gothic" w:eastAsia="Malgun Gothic"/>
+          <w:b w:val="0"/>
+          <w:sz w:val="22"/>
+        </w:rPr>
+        <w:t>한국어 native NLI 모델 추가 검증 (현재 다국어; torch 환경 정비 후 KLUE-roberta-NLI).</w:t>
+      </w:r>
+    </w:p>
+    <w:p>
+      <w:pPr>
+        <w:pStyle w:val="ListBullet"/>
+        <w:ind w:left="340"/>
+      </w:pPr>
+      <w:r>
+        <w:rPr>
+          <w:rFonts w:ascii="Malgun Gothic" w:hAnsi="Malgun Gothic" w:eastAsia="Malgun Gothic"/>
+          <w:b w:val="0"/>
+          <w:sz w:val="22"/>
+        </w:rPr>
+        <w:t>한국어 도메인 특화 금융 LLM 미세조정 (QLoRA).</w:t>
+      </w:r>
+    </w:p>
+    <w:p>
+      <w:pPr>
+        <w:pStyle w:val="ListBullet"/>
+        <w:ind w:left="340"/>
+      </w:pPr>
+      <w:r>
+        <w:rPr>
+          <w:rFonts w:ascii="Malgun Gothic" w:hAnsi="Malgun Gothic" w:eastAsia="Malgun Gothic"/>
+          <w:b w:val="0"/>
+          <w:sz w:val="22"/>
+        </w:rPr>
+        <w:t>한국어 도메인 특화 금융 LLM 미세조정 (QLoRA).</w:t>
+      </w:r>
+    </w:p>
+    <w:p>
+      <w:pPr>
+        <w:spacing w:after="120"/>
+      </w:pPr>
+      <w:r>
+        <w:rPr>
+          <w:rFonts w:ascii="Malgun Gothic" w:hAnsi="Malgun Gothic" w:eastAsia="Malgun Gothic"/>
+          <w:b w:val="0"/>
+          <w:sz w:val="22"/>
+        </w:rPr>
+      </w:r>
+    </w:p>
+    <w:p>
+      <w:pPr>
+        <w:ind w:left="454" w:right="454"/>
+        <w:shd w:val="clear" w:fill="F4F4F4"/>
+      </w:pPr>
+      <w:r>
+        <w:rPr>
+          <w:rFonts w:ascii="Malgun Gothic" w:hAnsi="Malgun Gothic" w:eastAsia="Malgun Gothic"/>
+          <w:b w:val="0"/>
+          <w:i/>
+          <w:color w:val="333333"/>
+          <w:sz w:val="21"/>
+        </w:rPr>
+        <w:t>Step 1 — "미팅용 작동 프로토타입" 완성. Step 2-A — 평가 신뢰성 강화 (100명, Cross-LLM, Robustness). Step 3-B — 성능 확장 (보조 테이블, AUROC +2.22%). Step 3-C-1 — TabNet 메커니즘 통합 (논문 제목 정당화). Step 3-C-2 — NLI로 평가 객관성 보강 (3-tier 평가 체계 완성). Step 3-C-2-f — Cross-Judge G-Eval로 평가 종속성 제거. Step 5-A — Fairness mitigation (Reweighing 4/4 통과). Step 5-B — Generic RAG baseline (약점 #3 해소, 차별성 재정의). Step 5-C — Pilot human-proxy (약점 #2 부분 해소, trade-off 발견). 이후 UCI German Credit + 정식 IRB + Customer-friendly 표현 정제로 확장합니다.</w:t>
       </w:r>
     </w:p>
     <w:sectPr>
